--- a/agreements/3. Room TA_NOAC.docx
+++ b/agreements/3. Room TA_NOAC.docx
@@ -6038,6 +6038,7 @@
                 <w:sz w:val="20"/>
                 <w:szCs w:val="20"/>
               </w:rPr>
+              <w:keepNext/>
             </w:pPr>
             <w:r>
               <w:rPr>
@@ -6068,6 +6069,7 @@
                 <w:sz w:val="20"/>
                 <w:szCs w:val="20"/>
               </w:rPr>
+              <w:keepNext/>
             </w:pPr>
             <w:r>
               <w:rPr>
@@ -6100,6 +6102,7 @@
                 <w:sz w:val="20"/>
                 <w:szCs w:val="20"/>
               </w:rPr>
+              <w:keepNext/>
             </w:pPr>
             <w:r>
               <w:rPr>
@@ -6130,6 +6133,7 @@
                 <w:sz w:val="20"/>
                 <w:szCs w:val="20"/>
               </w:rPr>
+              <w:keepNext/>
             </w:pPr>
             <w:r>
               <w:rPr>
@@ -7081,6 +7085,8 @@
           <w:sz w:val="20"/>
           <w:szCs w:val="20"/>
         </w:rPr>
+        <w:keepNext/>
+        <w:keepLines/>
       </w:pPr>
       <w:r>
         <w:rPr>
@@ -7439,6 +7445,7 @@
                 <w:sz w:val="20"/>
                 <w:szCs w:val="20"/>
               </w:rPr>
+              <w:keepNext/>
             </w:pPr>
           </w:p>
           <w:p>
@@ -7455,6 +7462,7 @@
                 <w:sz w:val="20"/>
                 <w:szCs w:val="20"/>
               </w:rPr>
+              <w:keepNext/>
             </w:pPr>
           </w:p>
           <w:p>
@@ -7471,6 +7479,7 @@
                 <w:sz w:val="20"/>
                 <w:szCs w:val="20"/>
               </w:rPr>
+              <w:keepNext/>
             </w:pPr>
           </w:p>
           <w:p>
@@ -7487,6 +7496,7 @@
                 <w:sz w:val="20"/>
                 <w:szCs w:val="20"/>
               </w:rPr>
+              <w:keepNext/>
             </w:pPr>
           </w:p>
           <w:p>
@@ -7503,6 +7513,7 @@
                 <w:sz w:val="20"/>
                 <w:szCs w:val="20"/>
               </w:rPr>
+              <w:keepNext/>
             </w:pPr>
           </w:p>
           <w:p>
@@ -7519,6 +7530,7 @@
                 <w:sz w:val="20"/>
                 <w:szCs w:val="20"/>
               </w:rPr>
+              <w:keepNext/>
             </w:pPr>
           </w:p>
         </w:tc>
@@ -7540,6 +7552,7 @@
                 <w:sz w:val="20"/>
                 <w:szCs w:val="20"/>
               </w:rPr>
+              <w:keepNext/>
             </w:pPr>
           </w:p>
         </w:tc>
@@ -7564,6 +7577,7 @@
                 <w:sz w:val="20"/>
                 <w:szCs w:val="20"/>
               </w:rPr>
+              <w:keepNext/>
             </w:pPr>
             <w:r>
               <w:rPr>
@@ -7655,6 +7669,7 @@
                 <w:sz w:val="20"/>
                 <w:szCs w:val="20"/>
               </w:rPr>
+              <w:keepNext/>
             </w:pPr>
             <w:r>
               <w:rPr>
@@ -7725,6 +7740,7 @@
                 <w:sz w:val="20"/>
                 <w:szCs w:val="20"/>
               </w:rPr>
+              <w:keepNext/>
             </w:pPr>
             <w:r>
               <w:rPr>
@@ -7765,6 +7781,7 @@
                 <w:sz w:val="20"/>
                 <w:szCs w:val="20"/>
               </w:rPr>
+              <w:keepNext/>
             </w:pPr>
             <w:r>
               <w:rPr>
@@ -7807,6 +7824,7 @@
                 <w:sz w:val="20"/>
                 <w:szCs w:val="20"/>
               </w:rPr>
+              <w:keepNext/>
             </w:pPr>
             <w:r>
               <w:rPr>
@@ -7848,6 +7866,7 @@
                 <w:sz w:val="20"/>
                 <w:szCs w:val="20"/>
               </w:rPr>
+              <w:keepNext/>
             </w:pPr>
             <w:r>
               <w:rPr>
@@ -7880,6 +7899,7 @@
                 <w:sz w:val="20"/>
                 <w:szCs w:val="20"/>
               </w:rPr>
+              <w:keepNext/>
             </w:pPr>
             <w:r>
               <w:rPr>
@@ -7921,6 +7941,7 @@
                 <w:sz w:val="20"/>
                 <w:szCs w:val="20"/>
               </w:rPr>
+              <w:keepNext/>
             </w:pPr>
             <w:r>
               <w:rPr>
@@ -7967,6 +7988,7 @@
           <w:sz w:val="20"/>
           <w:szCs w:val="20"/>
         </w:rPr>
+        <w:keepLines/>
       </w:pPr>
       <w:r>
         <w:rPr>
@@ -8048,13 +8070,139 @@
       </w:r>
     </w:p>
     <w:sectPr>
+      <w:headerReference w:type="first" r:id="rIdNestHeader"/>
       <w:pgSz w:w="11906" w:h="16838" w:code="9"/>
-      <w:pgMar w:top="1152" w:right="1080" w:bottom="1440" w:left="1080" w:header="720" w:footer="720" w:gutter="0"/>
+      <w:pgMar w:top="1152" w:right="1080" w:bottom="1440" w:left="1080" w:header="1300" w:footer="720" w:gutter="0"/>
       <w:cols w:space="720"/>
       <w:docGrid w:linePitch="360"/>
+      <w:titlePg/>
     </w:sectPr>
   </w:body>
 </w:document>
+</file>
+
+<file path=word/nest-header.xml><?xml version="1.0" encoding="utf-8"?>
+<w:hdr xmlns:m="http://schemas.openxmlformats.org/officeDocument/2006/math" xmlns:mc="http://schemas.openxmlformats.org/markup-compatibility/2006" xmlns:mo="http://schemas.microsoft.com/office/mac/office/2008/main" xmlns:mv="urn:schemas-microsoft-com:mac:vml" xmlns:o="urn:schemas-microsoft-com:office:office" xmlns:r="http://schemas.openxmlformats.org/officeDocument/2006/relationships" xmlns:v="urn:schemas-microsoft-com:vml" xmlns:w10="urn:schemas-microsoft-com:office:word" xmlns:w14="http://schemas.microsoft.com/office/word/2010/wordml" xmlns:w="http://schemas.openxmlformats.org/wordprocessingml/2006/main" xmlns:wne="http://schemas.microsoft.com/office/word/2006/wordml" xmlns:wp14="http://schemas.microsoft.com/office/word/2010/wordprocessingDrawing" xmlns:wp="http://schemas.openxmlformats.org/drawingml/2006/wordprocessingDrawing" xmlns:wpc="http://schemas.microsoft.com/office/word/2010/wordprocessingCanvas" xmlns:wpg="http://schemas.microsoft.com/office/word/2010/wordprocessingGroup" xmlns:wpi="http://schemas.microsoft.com/office/word/2010/wordprocessingInk" xmlns:wps="http://schemas.microsoft.com/office/word/2010/wordprocessingShape" mc:Ignorable="w14 wp14">
+  <w:p>
+    <w:pPr>
+      <w:pStyle w:val="Header"/>
+      <w:spacing w:after="200"/>
+      <w:jc w:val="center"/>
+    </w:pPr>
+    <w:r>
+      <w:drawing>
+        <wp:inline xmlns:a="http://schemas.openxmlformats.org/drawingml/2006/main" xmlns:pic="http://schemas.openxmlformats.org/drawingml/2006/picture">
+          <wp:extent cx="889000" cy="762000"/>
+          <wp:docPr id="1" name="Picture 1"/>
+          <wp:cNvGraphicFramePr>
+            <a:graphicFrameLocks noChangeAspect="1"/>
+          </wp:cNvGraphicFramePr>
+          <a:graphic>
+            <a:graphicData uri="http://schemas.openxmlformats.org/drawingml/2006/picture">
+              <pic:pic>
+                <pic:nvPicPr>
+                  <pic:cNvPr id="0" name="business_card.jpg"/>
+                  <pic:cNvPicPr/>
+                </pic:nvPicPr>
+                <pic:blipFill>
+                  <a:blip r:embed="rId1"/>
+                  <a:srcRect l="67619" t="16667" r="6190" b="44167"/>
+                  <a:stretch>
+                    <a:fillRect/>
+                  </a:stretch>
+                </pic:blipFill>
+                <pic:spPr>
+                  <a:xfrm>
+                    <a:off x="0" y="0"/>
+                    <a:ext cx="889000" cy="762000"/>
+                  </a:xfrm>
+                  <a:prstGeom prst="rect"/>
+                </pic:spPr>
+              </pic:pic>
+            </a:graphicData>
+          </a:graphic>
+        </wp:inline>
+      </w:drawing>
+    </w:r>
+  </w:p>
+  <w:p>
+    <w:pPr>
+      <w:spacing w:after="40" w:line="240" w:lineRule="auto"/>
+      <w:jc w:val="center"/>
+    </w:pPr>
+    <w:bookmarkStart w:id="2" w:name="NestHeader_name"/>
+    <w:r>
+      <w:rPr>
+        <w:rFonts w:ascii="Arial" w:hAnsi="Arial"/>
+        <w:b/>
+        <w:sz w:val="22"/>
+      </w:rPr>
+      <w:t>NEST &amp; NOOK PROPERTY CARE</w:t>
+    </w:r>
+    <w:bookmarkEnd w:id="2"/>
+  </w:p>
+  <w:p>
+    <w:pPr>
+      <w:spacing w:after="40" w:line="240" w:lineRule="auto"/>
+      <w:jc w:val="center"/>
+    </w:pPr>
+    <w:bookmarkStart w:id="3" w:name="NestHeader_registration"/>
+    <w:r>
+      <w:rPr>
+        <w:rFonts w:ascii="Arial" w:hAnsi="Arial"/>
+        <w:b/>
+        <w:sz w:val="24"/>
+      </w:rPr>
+      <w:t>202603156166 (KT0615852-M)</w:t>
+    </w:r>
+    <w:bookmarkEnd w:id="3"/>
+  </w:p>
+  <w:p>
+    <w:pPr>
+      <w:spacing w:after="40" w:line="240" w:lineRule="auto"/>
+      <w:jc w:val="center"/>
+    </w:pPr>
+    <w:bookmarkStart w:id="4" w:name="NestHeader_address"/>
+    <w:r>
+      <w:rPr>
+        <w:rFonts w:ascii="Times New Roman" w:hAnsi="Times New Roman"/>
+        <w:b/>
+        <w:sz w:val="21"/>
+      </w:rPr>
+      <w:t>#16-03, Trellis Residences, 80100, J.B, Johor.</w:t>
+    </w:r>
+    <w:bookmarkEnd w:id="4"/>
+  </w:p>
+  <w:p>
+    <w:pPr>
+      <w:spacing w:after="40" w:line="240" w:lineRule="auto"/>
+      <w:jc w:val="center"/>
+    </w:pPr>
+    <w:bookmarkStart w:id="5" w:name="NestHeader_phone"/>
+    <w:r>
+      <w:rPr>
+        <w:rFonts w:ascii="Times New Roman" w:hAnsi="Times New Roman"/>
+        <w:b/>
+        <w:sz w:val="23"/>
+      </w:rPr>
+      <w:t>TEL NO.: +60111-3380335</w:t>
+    </w:r>
+    <w:bookmarkEnd w:id="5"/>
+  </w:p>
+  <w:p>
+    <w:pPr>
+      <w:spacing w:after="240" w:line="20" w:lineRule="exact"/>
+      <w:pBdr>
+        <w:bottom w:val="single" w:sz="4" w:space="1" w:color="000000"/>
+      </w:pBdr>
+    </w:pPr>
+    <w:r>
+      <w:rPr>
+        <w:sz w:val="2"/>
+      </w:rPr>
+    </w:r>
+  </w:p>
+</w:hdr>
 </file>
 
 <file path=word/numbering.xml><?xml version="1.0" encoding="utf-8"?>

--- a/agreements/3. Room TA_NOAC.docx
+++ b/agreements/3. Room TA_NOAC.docx
@@ -1095,7 +1095,7 @@
               <w:spacing w:line="360" w:lineRule="auto"/>
               <w:ind w:right="311"/>
               <w:rPr>
-                <w:rFonts w:ascii="Cambria" w:eastAsia="DengXian" w:hAnsi="Cambria" w:cs="Cambria" w:hint="eastAsia"/>
+                <w:rFonts w:ascii="Cambria" w:eastAsia="DengXian" w:hAnsi="Cambria" w:cs="Cambria"/>
                 <w:bCs/>
                 <w:spacing w:val="-2"/>
                 <w:sz w:val="20"/>
@@ -2938,6 +2938,7 @@
           <w:sz w:val="20"/>
           <w:szCs w:val="20"/>
         </w:rPr>
+        <w:lastRenderedPageBreak/>
         <w:t>In case of transfer of room, admin and contract charges of RM150 will be charged to the Tenant. the Landlord</w:t>
       </w:r>
       <w:r>
@@ -3093,7 +3094,6 @@
           <w:sz w:val="20"/>
           <w:szCs w:val="20"/>
         </w:rPr>
-        <w:lastRenderedPageBreak/>
         <w:t xml:space="preserve">The Landlord agrees to provide a </w:t>
       </w:r>
       <w:r>
@@ -5217,7 +5217,6 @@
         </w:rPr>
         <w:t xml:space="preserve">unpleasant </w:t>
       </w:r>
-      <w:proofErr w:type="spellStart"/>
       <w:r>
         <w:rPr>
           <w:rFonts w:ascii="Cambria" w:eastAsia="Cambria" w:hAnsi="Cambria" w:cs="Cambria"/>
@@ -5226,7 +5225,6 @@
         </w:rPr>
         <w:t>odour</w:t>
       </w:r>
-      <w:proofErr w:type="spellEnd"/>
       <w:r>
         <w:rPr>
           <w:rFonts w:ascii="Cambria" w:eastAsia="Cambria" w:hAnsi="Cambria" w:cs="Cambria"/>
@@ -5920,47 +5918,7 @@
           <w:sz w:val="20"/>
           <w:szCs w:val="20"/>
         </w:rPr>
-        <w:t xml:space="preserve"> working days after the handover of house and room keys and the Landlord reserves the absolute right to make such deductions for (</w:t>
-      </w:r>
-      <w:proofErr w:type="spellStart"/>
-      <w:r>
-        <w:rPr>
-          <w:rFonts w:ascii="Cambria" w:eastAsia="Cambria" w:hAnsi="Cambria" w:cs="Cambria"/>
-          <w:spacing w:val="-5"/>
-          <w:sz w:val="20"/>
-          <w:szCs w:val="20"/>
-        </w:rPr>
-        <w:t>i</w:t>
-      </w:r>
-      <w:proofErr w:type="spellEnd"/>
-      <w:r>
-        <w:rPr>
-          <w:rFonts w:ascii="Cambria" w:eastAsia="Cambria" w:hAnsi="Cambria" w:cs="Cambria"/>
-          <w:spacing w:val="-5"/>
-          <w:sz w:val="20"/>
-          <w:szCs w:val="20"/>
-        </w:rPr>
-        <w:t>) such amount due and owing to the Landlord and any applicable third party(</w:t>
-      </w:r>
-      <w:proofErr w:type="spellStart"/>
-      <w:r>
-        <w:rPr>
-          <w:rFonts w:ascii="Cambria" w:eastAsia="Cambria" w:hAnsi="Cambria" w:cs="Cambria"/>
-          <w:spacing w:val="-5"/>
-          <w:sz w:val="20"/>
-          <w:szCs w:val="20"/>
-        </w:rPr>
-        <w:t>ies</w:t>
-      </w:r>
-      <w:proofErr w:type="spellEnd"/>
-      <w:r>
-        <w:rPr>
-          <w:rFonts w:ascii="Cambria" w:eastAsia="Cambria" w:hAnsi="Cambria" w:cs="Cambria"/>
-          <w:spacing w:val="-5"/>
-          <w:sz w:val="20"/>
-          <w:szCs w:val="20"/>
-        </w:rPr>
-        <w:t>) including utilities bodies; and (ii)any damages caused by the Tenant to the premise, the room and the fixtures, fittings and furniture therein.</w:t>
+        <w:t xml:space="preserve"> working days after the handover of house and room keys and the Landlord reserves the absolute right to make such deductions for (i) such amount due and owing to the Landlord and any applicable third party(ies) including utilities bodies; and (ii)any damages caused by the Tenant to the premise, the room and the fixtures, fittings and furniture therein.</w:t>
       </w:r>
     </w:p>
     <w:p>
@@ -6026,6 +5984,7 @@
           </w:tcPr>
           <w:p>
             <w:pPr>
+              <w:keepNext/>
               <w:tabs>
                 <w:tab w:val="left" w:pos="651"/>
               </w:tabs>
@@ -6038,7 +5997,6 @@
                 <w:sz w:val="20"/>
                 <w:szCs w:val="20"/>
               </w:rPr>
-              <w:keepNext/>
             </w:pPr>
             <w:r>
               <w:rPr>
@@ -6047,6 +6005,7 @@
                 <w:sz w:val="20"/>
                 <w:szCs w:val="20"/>
               </w:rPr>
+              <w:lastRenderedPageBreak/>
               <w:t>Beneficiary Name:</w:t>
             </w:r>
           </w:p>
@@ -6057,6 +6016,7 @@
           </w:tcPr>
           <w:p>
             <w:pPr>
+              <w:keepNext/>
               <w:tabs>
                 <w:tab w:val="left" w:pos="651"/>
               </w:tabs>
@@ -6069,7 +6029,39 @@
                 <w:sz w:val="20"/>
                 <w:szCs w:val="20"/>
               </w:rPr>
+            </w:pPr>
+            <w:r>
+              <w:rPr>
+                <w:rFonts w:ascii="Cambria" w:eastAsia="Cambria" w:hAnsi="Cambria" w:cs="Cambria"/>
+                <w:spacing w:val="-5"/>
+                <w:sz w:val="20"/>
+                <w:szCs w:val="20"/>
+              </w:rPr>
+              <w:t>PUA ZHEN YING</w:t>
+            </w:r>
+          </w:p>
+        </w:tc>
+      </w:tr>
+      <w:tr>
+        <w:tc>
+          <w:tcPr>
+            <w:tcW w:w="4981" w:type="dxa"/>
+          </w:tcPr>
+          <w:p>
+            <w:pPr>
               <w:keepNext/>
+              <w:tabs>
+                <w:tab w:val="left" w:pos="651"/>
+              </w:tabs>
+              <w:spacing w:after="120"/>
+              <w:ind w:right="275"/>
+              <w:jc w:val="both"/>
+              <w:rPr>
+                <w:rFonts w:ascii="Cambria" w:eastAsia="Cambria" w:hAnsi="Cambria" w:cs="Cambria"/>
+                <w:spacing w:val="-5"/>
+                <w:sz w:val="20"/>
+                <w:szCs w:val="20"/>
+              </w:rPr>
             </w:pPr>
             <w:r>
               <w:rPr>
@@ -6078,7 +6070,38 @@
                 <w:sz w:val="20"/>
                 <w:szCs w:val="20"/>
               </w:rPr>
-              <w:t>PUA ZHEN YING</w:t>
+              <w:t>Bank Name:</w:t>
+            </w:r>
+          </w:p>
+        </w:tc>
+        <w:tc>
+          <w:tcPr>
+            <w:tcW w:w="4981" w:type="dxa"/>
+          </w:tcPr>
+          <w:p>
+            <w:pPr>
+              <w:keepNext/>
+              <w:tabs>
+                <w:tab w:val="left" w:pos="651"/>
+              </w:tabs>
+              <w:spacing w:after="120"/>
+              <w:ind w:right="275"/>
+              <w:jc w:val="both"/>
+              <w:rPr>
+                <w:rFonts w:ascii="Cambria" w:eastAsia="Cambria" w:hAnsi="Cambria" w:cs="Cambria"/>
+                <w:spacing w:val="-5"/>
+                <w:sz w:val="20"/>
+                <w:szCs w:val="20"/>
+              </w:rPr>
+            </w:pPr>
+            <w:r>
+              <w:rPr>
+                <w:rFonts w:ascii="Cambria" w:eastAsia="Cambria" w:hAnsi="Cambria" w:cs="Cambria"/>
+                <w:spacing w:val="-5"/>
+                <w:sz w:val="20"/>
+                <w:szCs w:val="20"/>
+              </w:rPr>
+              <w:t>OCBC BANK</w:t>
             </w:r>
           </w:p>
         </w:tc>
@@ -6102,7 +6125,6 @@
                 <w:sz w:val="20"/>
                 <w:szCs w:val="20"/>
               </w:rPr>
-              <w:keepNext/>
             </w:pPr>
             <w:r>
               <w:rPr>
@@ -6111,7 +6133,7 @@
                 <w:sz w:val="20"/>
                 <w:szCs w:val="20"/>
               </w:rPr>
-              <w:t>Bank Name:</w:t>
+              <w:t>Account Number:</w:t>
             </w:r>
           </w:p>
         </w:tc>
@@ -6133,69 +6155,6 @@
                 <w:sz w:val="20"/>
                 <w:szCs w:val="20"/>
               </w:rPr>
-              <w:keepNext/>
-            </w:pPr>
-            <w:r>
-              <w:rPr>
-                <w:rFonts w:ascii="Cambria" w:eastAsia="Cambria" w:hAnsi="Cambria" w:cs="Cambria"/>
-                <w:spacing w:val="-5"/>
-                <w:sz w:val="20"/>
-                <w:szCs w:val="20"/>
-              </w:rPr>
-              <w:t>OCBC BANK</w:t>
-            </w:r>
-          </w:p>
-        </w:tc>
-      </w:tr>
-      <w:tr>
-        <w:tc>
-          <w:tcPr>
-            <w:tcW w:w="4981" w:type="dxa"/>
-          </w:tcPr>
-          <w:p>
-            <w:pPr>
-              <w:tabs>
-                <w:tab w:val="left" w:pos="651"/>
-              </w:tabs>
-              <w:spacing w:after="120"/>
-              <w:ind w:right="275"/>
-              <w:jc w:val="both"/>
-              <w:rPr>
-                <w:rFonts w:ascii="Cambria" w:eastAsia="Cambria" w:hAnsi="Cambria" w:cs="Cambria"/>
-                <w:spacing w:val="-5"/>
-                <w:sz w:val="20"/>
-                <w:szCs w:val="20"/>
-              </w:rPr>
-            </w:pPr>
-            <w:r>
-              <w:rPr>
-                <w:rFonts w:ascii="Cambria" w:eastAsia="Cambria" w:hAnsi="Cambria" w:cs="Cambria"/>
-                <w:spacing w:val="-5"/>
-                <w:sz w:val="20"/>
-                <w:szCs w:val="20"/>
-              </w:rPr>
-              <w:t>Account Number:</w:t>
-            </w:r>
-          </w:p>
-        </w:tc>
-        <w:tc>
-          <w:tcPr>
-            <w:tcW w:w="4981" w:type="dxa"/>
-          </w:tcPr>
-          <w:p>
-            <w:pPr>
-              <w:tabs>
-                <w:tab w:val="left" w:pos="651"/>
-              </w:tabs>
-              <w:spacing w:after="120"/>
-              <w:ind w:right="275"/>
-              <w:jc w:val="both"/>
-              <w:rPr>
-                <w:rFonts w:ascii="Cambria" w:eastAsia="Cambria" w:hAnsi="Cambria" w:cs="Cambria"/>
-                <w:spacing w:val="-5"/>
-                <w:sz w:val="20"/>
-                <w:szCs w:val="20"/>
-              </w:rPr>
             </w:pPr>
             <w:r>
               <w:rPr>
@@ -6319,6 +6278,1215 @@
           <w:b/>
           <w:sz w:val="22"/>
           <w:szCs w:val="22"/>
+        </w:rPr>
+      </w:pPr>
+    </w:p>
+    <w:tbl>
+      <w:tblPr>
+        <w:tblStyle w:val="TableGrid"/>
+        <w:tblW w:w="0" w:type="auto"/>
+        <w:tblInd w:w="290" w:type="dxa"/>
+        <w:tblLook w:val="04A0" w:firstRow="1" w:lastRow="0" w:firstColumn="1" w:lastColumn="0" w:noHBand="0" w:noVBand="1"/>
+      </w:tblPr>
+      <w:tblGrid>
+        <w:gridCol w:w="4798"/>
+        <w:gridCol w:w="4874"/>
+      </w:tblGrid>
+      <w:tr>
+        <w:tc>
+          <w:tcPr>
+            <w:tcW w:w="4981" w:type="dxa"/>
+          </w:tcPr>
+          <w:p>
+            <w:pPr>
+              <w:tabs>
+                <w:tab w:val="left" w:pos="1010"/>
+                <w:tab w:val="left" w:pos="5330"/>
+                <w:tab w:val="left" w:pos="6050"/>
+              </w:tabs>
+              <w:spacing w:before="1"/>
+              <w:rPr>
+                <w:rFonts w:ascii="Cambria" w:eastAsia="Cambria" w:hAnsi="Cambria" w:cs="Cambria"/>
+                <w:b/>
+                <w:sz w:val="20"/>
+                <w:szCs w:val="20"/>
+              </w:rPr>
+            </w:pPr>
+          </w:p>
+          <w:p>
+            <w:pPr>
+              <w:tabs>
+                <w:tab w:val="left" w:pos="1010"/>
+                <w:tab w:val="left" w:pos="5330"/>
+                <w:tab w:val="left" w:pos="6050"/>
+              </w:tabs>
+              <w:spacing w:before="1"/>
+              <w:rPr>
+                <w:rFonts w:ascii="Cambria" w:eastAsia="Cambria" w:hAnsi="Cambria" w:cs="Cambria"/>
+                <w:b/>
+                <w:sz w:val="20"/>
+                <w:szCs w:val="20"/>
+              </w:rPr>
+            </w:pPr>
+          </w:p>
+          <w:p>
+            <w:pPr>
+              <w:tabs>
+                <w:tab w:val="left" w:pos="1010"/>
+                <w:tab w:val="left" w:pos="5330"/>
+                <w:tab w:val="left" w:pos="6050"/>
+              </w:tabs>
+              <w:spacing w:before="1"/>
+              <w:rPr>
+                <w:rFonts w:ascii="Cambria" w:eastAsia="Cambria" w:hAnsi="Cambria" w:cs="Cambria"/>
+                <w:b/>
+                <w:sz w:val="20"/>
+                <w:szCs w:val="20"/>
+              </w:rPr>
+            </w:pPr>
+          </w:p>
+          <w:p>
+            <w:pPr>
+              <w:tabs>
+                <w:tab w:val="left" w:pos="1010"/>
+                <w:tab w:val="left" w:pos="5330"/>
+                <w:tab w:val="left" w:pos="6050"/>
+              </w:tabs>
+              <w:spacing w:before="1"/>
+              <w:rPr>
+                <w:rFonts w:ascii="Cambria" w:eastAsia="Cambria" w:hAnsi="Cambria" w:cs="Cambria"/>
+                <w:b/>
+                <w:sz w:val="20"/>
+                <w:szCs w:val="20"/>
+              </w:rPr>
+            </w:pPr>
+          </w:p>
+          <w:p>
+            <w:pPr>
+              <w:tabs>
+                <w:tab w:val="left" w:pos="1010"/>
+                <w:tab w:val="left" w:pos="5330"/>
+                <w:tab w:val="left" w:pos="6050"/>
+              </w:tabs>
+              <w:spacing w:before="1"/>
+              <w:rPr>
+                <w:rFonts w:ascii="Cambria" w:eastAsia="Cambria" w:hAnsi="Cambria" w:cs="Cambria"/>
+                <w:b/>
+                <w:sz w:val="20"/>
+                <w:szCs w:val="20"/>
+              </w:rPr>
+            </w:pPr>
+          </w:p>
+          <w:p>
+            <w:pPr>
+              <w:tabs>
+                <w:tab w:val="left" w:pos="1010"/>
+                <w:tab w:val="left" w:pos="5330"/>
+                <w:tab w:val="left" w:pos="6050"/>
+              </w:tabs>
+              <w:spacing w:before="1"/>
+              <w:rPr>
+                <w:rFonts w:ascii="Cambria" w:eastAsia="Cambria" w:hAnsi="Cambria" w:cs="Cambria"/>
+                <w:b/>
+                <w:sz w:val="20"/>
+                <w:szCs w:val="20"/>
+              </w:rPr>
+            </w:pPr>
+          </w:p>
+        </w:tc>
+        <w:tc>
+          <w:tcPr>
+            <w:tcW w:w="4981" w:type="dxa"/>
+          </w:tcPr>
+          <w:p>
+            <w:pPr>
+              <w:tabs>
+                <w:tab w:val="left" w:pos="1010"/>
+                <w:tab w:val="left" w:pos="5330"/>
+                <w:tab w:val="left" w:pos="6050"/>
+              </w:tabs>
+              <w:spacing w:before="1"/>
+              <w:rPr>
+                <w:rFonts w:ascii="Cambria" w:eastAsia="Cambria" w:hAnsi="Cambria" w:cs="Cambria"/>
+                <w:b/>
+                <w:sz w:val="20"/>
+                <w:szCs w:val="20"/>
+              </w:rPr>
+            </w:pPr>
+            <w:r>
+              <w:rPr>
+                <w:rFonts w:ascii="Cambria" w:eastAsia="Cambria" w:hAnsi="Cambria" w:cs="Cambria" w:hint="eastAsia"/>
+                <w:b/>
+                <w:noProof/>
+                <w:spacing w:val="-2"/>
+                <w:sz w:val="32"/>
+                <w:szCs w:val="40"/>
+              </w:rPr>
+              <w:drawing>
+                <wp:inline distT="0" distB="0" distL="0" distR="0" wp14:anchorId="5B6BE467" wp14:editId="6226CBFF">
+                  <wp:extent cx="1612222" cy="903215"/>
+                  <wp:effectExtent l="0" t="0" r="0" b="0"/>
+                  <wp:docPr id="2099270004" name="Picture 2"/>
+                  <wp:cNvGraphicFramePr>
+                    <a:graphicFrameLocks xmlns:a="http://schemas.openxmlformats.org/drawingml/2006/main" noChangeAspect="1"/>
+                  </wp:cNvGraphicFramePr>
+                  <a:graphic xmlns:a="http://schemas.openxmlformats.org/drawingml/2006/main">
+                    <a:graphicData uri="http://schemas.openxmlformats.org/drawingml/2006/picture">
+                      <pic:pic xmlns:pic="http://schemas.openxmlformats.org/drawingml/2006/picture">
+                        <pic:nvPicPr>
+                          <pic:cNvPr id="0" name="Picture 2"/>
+                          <pic:cNvPicPr>
+                            <a:picLocks noChangeAspect="1" noChangeArrowheads="1"/>
+                          </pic:cNvPicPr>
+                        </pic:nvPicPr>
+                        <pic:blipFill>
+                          <a:blip r:embed="rId7" cstate="print">
+                            <a:extLst>
+                              <a:ext uri="{28A0092B-C50C-407E-A947-70E740481C1C}">
+                                <a14:useLocalDpi xmlns:a14="http://schemas.microsoft.com/office/drawing/2010/main" val="0"/>
+                              </a:ext>
+                            </a:extLst>
+                          </a:blip>
+                          <a:srcRect/>
+                          <a:stretch>
+                            <a:fillRect/>
+                          </a:stretch>
+                        </pic:blipFill>
+                        <pic:spPr bwMode="auto">
+                          <a:xfrm>
+                            <a:off x="0" y="0"/>
+                            <a:ext cx="1625342" cy="910565"/>
+                          </a:xfrm>
+                          <a:prstGeom prst="rect">
+                            <a:avLst/>
+                          </a:prstGeom>
+                          <a:noFill/>
+                          <a:ln>
+                            <a:noFill/>
+                          </a:ln>
+                        </pic:spPr>
+                      </pic:pic>
+                    </a:graphicData>
+                  </a:graphic>
+                </wp:inline>
+              </w:drawing>
+            </w:r>
+            <w:r>
+              <w:rPr>
+                <w:rFonts w:ascii="Cambria" w:eastAsia="Cambria" w:hAnsi="Cambria" w:cs="Cambria" w:hint="eastAsia"/>
+                <w:b/>
+                <w:noProof/>
+                <w:spacing w:val="-2"/>
+                <w:sz w:val="32"/>
+                <w:szCs w:val="40"/>
+              </w:rPr>
+              <w:drawing>
+                <wp:inline distT="0" distB="0" distL="0" distR="0" wp14:anchorId="3E9E60FD" wp14:editId="3D0ACB52">
+                  <wp:extent cx="947057" cy="962036"/>
+                  <wp:effectExtent l="0" t="0" r="0" b="0"/>
+                  <wp:docPr id="141149926" name="Picture 1"/>
+                  <wp:cNvGraphicFramePr>
+                    <a:graphicFrameLocks xmlns:a="http://schemas.openxmlformats.org/drawingml/2006/main" noChangeAspect="1"/>
+                  </wp:cNvGraphicFramePr>
+                  <a:graphic xmlns:a="http://schemas.openxmlformats.org/drawingml/2006/main">
+                    <a:graphicData uri="http://schemas.openxmlformats.org/drawingml/2006/picture">
+                      <pic:pic xmlns:pic="http://schemas.openxmlformats.org/drawingml/2006/picture">
+                        <pic:nvPicPr>
+                          <pic:cNvPr id="0" name="Picture 1"/>
+                          <pic:cNvPicPr>
+                            <a:picLocks noChangeAspect="1" noChangeArrowheads="1"/>
+                          </pic:cNvPicPr>
+                        </pic:nvPicPr>
+                        <pic:blipFill>
+                          <a:blip r:embed="rId8" cstate="print">
+                            <a:extLst>
+                              <a:ext uri="{28A0092B-C50C-407E-A947-70E740481C1C}">
+                                <a14:useLocalDpi xmlns:a14="http://schemas.microsoft.com/office/drawing/2010/main" val="0"/>
+                              </a:ext>
+                            </a:extLst>
+                          </a:blip>
+                          <a:srcRect/>
+                          <a:stretch>
+                            <a:fillRect/>
+                          </a:stretch>
+                        </pic:blipFill>
+                        <pic:spPr bwMode="auto">
+                          <a:xfrm>
+                            <a:off x="0" y="0"/>
+                            <a:ext cx="955105" cy="970212"/>
+                          </a:xfrm>
+                          <a:prstGeom prst="rect">
+                            <a:avLst/>
+                          </a:prstGeom>
+                          <a:noFill/>
+                          <a:ln>
+                            <a:noFill/>
+                          </a:ln>
+                        </pic:spPr>
+                      </pic:pic>
+                    </a:graphicData>
+                  </a:graphic>
+                </wp:inline>
+              </w:drawing>
+            </w:r>
+          </w:p>
+        </w:tc>
+      </w:tr>
+      <w:tr>
+        <w:tc>
+          <w:tcPr>
+            <w:tcW w:w="4981" w:type="dxa"/>
+          </w:tcPr>
+          <w:p>
+            <w:pPr>
+              <w:tabs>
+                <w:tab w:val="left" w:pos="1010"/>
+                <w:tab w:val="left" w:pos="5330"/>
+                <w:tab w:val="left" w:pos="6050"/>
+              </w:tabs>
+              <w:spacing w:before="1"/>
+              <w:jc w:val="center"/>
+              <w:rPr>
+                <w:rFonts w:ascii="Cambria" w:eastAsia="Cambria" w:hAnsi="Cambria" w:cs="Cambria"/>
+                <w:b/>
+                <w:sz w:val="20"/>
+                <w:szCs w:val="20"/>
+              </w:rPr>
+            </w:pPr>
+            <w:r>
+              <w:rPr>
+                <w:rFonts w:ascii="Cambria" w:eastAsia="Cambria" w:hAnsi="Cambria" w:cs="Cambria"/>
+                <w:b/>
+                <w:sz w:val="20"/>
+                <w:szCs w:val="20"/>
+              </w:rPr>
+              <w:t>(Signature</w:t>
+            </w:r>
+            <w:r>
+              <w:rPr>
+                <w:rFonts w:ascii="Cambria" w:eastAsia="Cambria" w:hAnsi="Cambria" w:cs="Cambria"/>
+                <w:b/>
+                <w:spacing w:val="-7"/>
+                <w:sz w:val="20"/>
+                <w:szCs w:val="20"/>
+              </w:rPr>
+              <w:t xml:space="preserve"> </w:t>
+            </w:r>
+            <w:r>
+              <w:rPr>
+                <w:rFonts w:ascii="Cambria" w:eastAsia="Cambria" w:hAnsi="Cambria" w:cs="Cambria"/>
+                <w:b/>
+                <w:sz w:val="20"/>
+                <w:szCs w:val="20"/>
+              </w:rPr>
+              <w:t>by</w:t>
+            </w:r>
+            <w:r>
+              <w:rPr>
+                <w:rFonts w:ascii="Cambria" w:eastAsia="Cambria" w:hAnsi="Cambria" w:cs="Cambria"/>
+                <w:b/>
+                <w:spacing w:val="-6"/>
+                <w:sz w:val="20"/>
+                <w:szCs w:val="20"/>
+              </w:rPr>
+              <w:t xml:space="preserve"> </w:t>
+            </w:r>
+            <w:r>
+              <w:rPr>
+                <w:rFonts w:ascii="Cambria" w:eastAsia="Cambria" w:hAnsi="Cambria" w:cs="Cambria"/>
+                <w:b/>
+                <w:sz w:val="20"/>
+                <w:szCs w:val="20"/>
+              </w:rPr>
+              <w:t>the</w:t>
+            </w:r>
+            <w:r>
+              <w:rPr>
+                <w:rFonts w:ascii="Cambria" w:eastAsia="Cambria" w:hAnsi="Cambria" w:cs="Cambria"/>
+                <w:b/>
+                <w:spacing w:val="-5"/>
+                <w:sz w:val="20"/>
+                <w:szCs w:val="20"/>
+              </w:rPr>
+              <w:t xml:space="preserve"> </w:t>
+            </w:r>
+            <w:r>
+              <w:rPr>
+                <w:rFonts w:ascii="Cambria" w:eastAsia="Cambria" w:hAnsi="Cambria" w:cs="Cambria"/>
+                <w:b/>
+                <w:spacing w:val="-2"/>
+                <w:sz w:val="20"/>
+                <w:szCs w:val="20"/>
+              </w:rPr>
+              <w:t>Tenant)</w:t>
+            </w:r>
+          </w:p>
+        </w:tc>
+        <w:tc>
+          <w:tcPr>
+            <w:tcW w:w="4981" w:type="dxa"/>
+          </w:tcPr>
+          <w:p>
+            <w:pPr>
+              <w:tabs>
+                <w:tab w:val="left" w:pos="1010"/>
+                <w:tab w:val="left" w:pos="5330"/>
+                <w:tab w:val="left" w:pos="6050"/>
+              </w:tabs>
+              <w:spacing w:before="1"/>
+              <w:jc w:val="center"/>
+              <w:rPr>
+                <w:rFonts w:ascii="Cambria" w:eastAsia="Cambria" w:hAnsi="Cambria" w:cs="Cambria"/>
+                <w:b/>
+                <w:sz w:val="20"/>
+                <w:szCs w:val="20"/>
+              </w:rPr>
+            </w:pPr>
+            <w:r>
+              <w:rPr>
+                <w:rFonts w:ascii="Cambria" w:eastAsia="Cambria" w:hAnsi="Cambria" w:cs="Cambria"/>
+                <w:b/>
+                <w:sz w:val="20"/>
+                <w:szCs w:val="20"/>
+              </w:rPr>
+              <w:t>(Signature</w:t>
+            </w:r>
+            <w:r>
+              <w:rPr>
+                <w:rFonts w:ascii="Cambria" w:eastAsia="Cambria" w:hAnsi="Cambria" w:cs="Cambria"/>
+                <w:b/>
+                <w:spacing w:val="-8"/>
+                <w:sz w:val="20"/>
+                <w:szCs w:val="20"/>
+              </w:rPr>
+              <w:t xml:space="preserve"> </w:t>
+            </w:r>
+            <w:r>
+              <w:rPr>
+                <w:rFonts w:ascii="Cambria" w:eastAsia="Cambria" w:hAnsi="Cambria" w:cs="Cambria"/>
+                <w:b/>
+                <w:sz w:val="20"/>
+                <w:szCs w:val="20"/>
+              </w:rPr>
+              <w:t>by</w:t>
+            </w:r>
+            <w:r>
+              <w:rPr>
+                <w:rFonts w:ascii="Cambria" w:eastAsia="Cambria" w:hAnsi="Cambria" w:cs="Cambria"/>
+                <w:b/>
+                <w:spacing w:val="-6"/>
+                <w:sz w:val="20"/>
+                <w:szCs w:val="20"/>
+              </w:rPr>
+              <w:t xml:space="preserve"> </w:t>
+            </w:r>
+            <w:r>
+              <w:rPr>
+                <w:rFonts w:ascii="Cambria" w:eastAsia="Cambria" w:hAnsi="Cambria" w:cs="Cambria"/>
+                <w:b/>
+                <w:sz w:val="20"/>
+                <w:szCs w:val="20"/>
+              </w:rPr>
+              <w:t>of the Landlord)</w:t>
+            </w:r>
+          </w:p>
+        </w:tc>
+      </w:tr>
+      <w:tr>
+        <w:tc>
+          <w:tcPr>
+            <w:tcW w:w="4981" w:type="dxa"/>
+          </w:tcPr>
+          <w:p>
+            <w:pPr>
+              <w:tabs>
+                <w:tab w:val="left" w:pos="1010"/>
+                <w:tab w:val="left" w:pos="5330"/>
+                <w:tab w:val="left" w:pos="6050"/>
+              </w:tabs>
+              <w:spacing w:before="1"/>
+              <w:rPr>
+                <w:rFonts w:ascii="Cambria" w:eastAsia="DengXian" w:hAnsi="Cambria" w:cs="Cambria"/>
+                <w:b/>
+                <w:sz w:val="20"/>
+                <w:szCs w:val="20"/>
+                <w:lang w:eastAsia="zh-CN"/>
+              </w:rPr>
+            </w:pPr>
+            <w:r>
+              <w:rPr>
+                <w:rFonts w:ascii="Cambria" w:eastAsia="Cambria" w:hAnsi="Cambria" w:cs="Cambria"/>
+                <w:b/>
+                <w:sz w:val="20"/>
+                <w:szCs w:val="20"/>
+              </w:rPr>
+              <w:t>Name</w:t>
+            </w:r>
+            <w:r>
+              <w:rPr>
+                <w:rFonts w:ascii="Cambria" w:eastAsia="Cambria" w:hAnsi="Cambria" w:cs="Cambria"/>
+                <w:b/>
+                <w:spacing w:val="-10"/>
+                <w:sz w:val="20"/>
+                <w:szCs w:val="20"/>
+              </w:rPr>
+              <w:t>:</w:t>
+            </w:r>
+            <w:r>
+              <w:rPr>
+                <w:rFonts w:ascii="Cambria" w:eastAsia="Cambria" w:hAnsi="Cambria" w:cs="Cambria"/>
+                <w:b/>
+                <w:spacing w:val="-10"/>
+                <w:sz w:val="20"/>
+                <w:szCs w:val="20"/>
+              </w:rPr>
+              <w:t xml:space="preserve"> </w:t>
+            </w:r>
+            <w:r>
+              <w:rPr>
+                <w:rFonts w:ascii="Cambria" w:eastAsia="Cambria" w:hAnsi="Cambria" w:cs="Cambria"/>
+                <w:b/>
+                <w:spacing w:val="-10"/>
+                <w:sz w:val="20"/>
+                <w:szCs w:val="20"/>
+              </w:rPr>
+              <w:t>H</w:t>
+            </w:r>
+            <w:r>
+              <w:rPr>
+                <w:rFonts w:ascii="Cambria" w:eastAsia="DengXian" w:hAnsi="Cambria" w:cs="Cambria" w:hint="eastAsia"/>
+                <w:b/>
+                <w:spacing w:val="-10"/>
+                <w:sz w:val="20"/>
+                <w:szCs w:val="20"/>
+                <w:lang w:eastAsia="zh-CN"/>
+              </w:rPr>
+              <w:t>II</w:t>
+            </w:r>
+            <w:r>
+              <w:rPr>
+                <w:rFonts w:ascii="Cambria" w:eastAsia="Cambria" w:hAnsi="Cambria" w:cs="Cambria"/>
+                <w:b/>
+                <w:spacing w:val="-10"/>
+                <w:sz w:val="20"/>
+                <w:szCs w:val="20"/>
+              </w:rPr>
+              <w:t xml:space="preserve"> H</w:t>
+            </w:r>
+            <w:r>
+              <w:rPr>
+                <w:rFonts w:ascii="Cambria" w:eastAsia="DengXian" w:hAnsi="Cambria" w:cs="Cambria" w:hint="eastAsia"/>
+                <w:b/>
+                <w:spacing w:val="-10"/>
+                <w:sz w:val="20"/>
+                <w:szCs w:val="20"/>
+                <w:lang w:eastAsia="zh-CN"/>
+              </w:rPr>
+              <w:t>UI</w:t>
+            </w:r>
+            <w:r>
+              <w:rPr>
+                <w:rFonts w:ascii="Cambria" w:eastAsia="Cambria" w:hAnsi="Cambria" w:cs="Cambria"/>
+                <w:b/>
+                <w:spacing w:val="-10"/>
+                <w:sz w:val="20"/>
+                <w:szCs w:val="20"/>
+              </w:rPr>
+              <w:t xml:space="preserve"> C</w:t>
+            </w:r>
+            <w:r>
+              <w:rPr>
+                <w:rFonts w:ascii="Cambria" w:eastAsia="DengXian" w:hAnsi="Cambria" w:cs="Cambria" w:hint="eastAsia"/>
+                <w:b/>
+                <w:spacing w:val="-10"/>
+                <w:sz w:val="20"/>
+                <w:szCs w:val="20"/>
+                <w:lang w:eastAsia="zh-CN"/>
+              </w:rPr>
+              <w:t>HIN</w:t>
+            </w:r>
+          </w:p>
+        </w:tc>
+        <w:tc>
+          <w:tcPr>
+            <w:tcW w:w="4981" w:type="dxa"/>
+          </w:tcPr>
+          <w:p>
+            <w:pPr>
+              <w:tabs>
+                <w:tab w:val="left" w:pos="1010"/>
+                <w:tab w:val="left" w:pos="5330"/>
+                <w:tab w:val="left" w:pos="6050"/>
+              </w:tabs>
+              <w:spacing w:before="1"/>
+              <w:rPr>
+                <w:rFonts w:ascii="Cambria" w:eastAsia="Cambria" w:hAnsi="Cambria" w:cs="Cambria"/>
+                <w:b/>
+                <w:sz w:val="20"/>
+                <w:szCs w:val="20"/>
+              </w:rPr>
+            </w:pPr>
+            <w:r>
+              <w:rPr>
+                <w:rFonts w:ascii="Cambria" w:eastAsia="Cambria" w:hAnsi="Cambria" w:cs="Cambria"/>
+                <w:b/>
+                <w:sz w:val="20"/>
+                <w:szCs w:val="20"/>
+              </w:rPr>
+              <w:t>Name</w:t>
+            </w:r>
+            <w:r>
+              <w:rPr>
+                <w:rFonts w:ascii="Cambria" w:eastAsia="Cambria" w:hAnsi="Cambria" w:cs="Cambria"/>
+                <w:b/>
+                <w:spacing w:val="-10"/>
+                <w:sz w:val="20"/>
+                <w:szCs w:val="20"/>
+              </w:rPr>
+              <w:t>:</w:t>
+            </w:r>
+            <w:r>
+              <w:rPr>
+                <w:rFonts w:ascii="Cambria" w:eastAsia="Cambria" w:hAnsi="Cambria" w:cs="Cambria"/>
+                <w:b/>
+                <w:spacing w:val="-10"/>
+                <w:sz w:val="20"/>
+                <w:szCs w:val="20"/>
+              </w:rPr>
+              <w:t xml:space="preserve"> </w:t>
+            </w:r>
+            <w:r>
+              <w:rPr>
+                <w:rFonts w:ascii="Cambria" w:eastAsia="Cambria" w:hAnsi="Cambria" w:cs="Cambria"/>
+                <w:b/>
+                <w:spacing w:val="-10"/>
+                <w:sz w:val="20"/>
+                <w:szCs w:val="20"/>
+              </w:rPr>
+              <w:t>PUA ZHEN YING</w:t>
+            </w:r>
+          </w:p>
+        </w:tc>
+      </w:tr>
+      <w:tr>
+        <w:tc>
+          <w:tcPr>
+            <w:tcW w:w="4981" w:type="dxa"/>
+          </w:tcPr>
+          <w:p>
+            <w:pPr>
+              <w:tabs>
+                <w:tab w:val="left" w:pos="1010"/>
+                <w:tab w:val="left" w:pos="5330"/>
+                <w:tab w:val="left" w:pos="6050"/>
+              </w:tabs>
+              <w:spacing w:before="1"/>
+              <w:rPr>
+                <w:rFonts w:ascii="Cambria" w:eastAsia="DengXian" w:hAnsi="Cambria" w:cs="Cambria"/>
+                <w:b/>
+                <w:sz w:val="20"/>
+                <w:szCs w:val="20"/>
+                <w:lang w:eastAsia="zh-CN"/>
+              </w:rPr>
+            </w:pPr>
+            <w:r>
+              <w:rPr>
+                <w:rFonts w:ascii="Cambria" w:eastAsia="Cambria" w:hAnsi="Cambria" w:cs="Cambria"/>
+                <w:b/>
+                <w:spacing w:val="-10"/>
+                <w:sz w:val="20"/>
+                <w:szCs w:val="20"/>
+              </w:rPr>
+              <w:t>Passport No.</w:t>
+            </w:r>
+            <w:r>
+              <w:rPr>
+                <w:rFonts w:ascii="Cambria" w:eastAsia="Cambria" w:hAnsi="Cambria" w:cs="Cambria"/>
+                <w:b/>
+                <w:spacing w:val="-10"/>
+                <w:sz w:val="20"/>
+                <w:szCs w:val="20"/>
+              </w:rPr>
+              <w:t>:</w:t>
+            </w:r>
+            <w:r>
+              <w:rPr>
+                <w:rFonts w:ascii="Cambria" w:eastAsia="Cambria" w:hAnsi="Cambria" w:cs="Cambria"/>
+                <w:b/>
+                <w:spacing w:val="-10"/>
+                <w:sz w:val="20"/>
+                <w:szCs w:val="20"/>
+              </w:rPr>
+              <w:t xml:space="preserve"> </w:t>
+            </w:r>
+            <w:r>
+              <w:rPr>
+                <w:rFonts w:ascii="Cambria" w:eastAsia="Cambria" w:hAnsi="Cambria" w:cs="Cambria"/>
+                <w:b/>
+                <w:spacing w:val="-10"/>
+                <w:sz w:val="20"/>
+                <w:szCs w:val="20"/>
+              </w:rPr>
+              <w:t>021120-13-0372</w:t>
+            </w:r>
+          </w:p>
+        </w:tc>
+        <w:tc>
+          <w:tcPr>
+            <w:tcW w:w="4981" w:type="dxa"/>
+          </w:tcPr>
+          <w:p>
+            <w:pPr>
+              <w:tabs>
+                <w:tab w:val="left" w:pos="1010"/>
+                <w:tab w:val="left" w:pos="5330"/>
+                <w:tab w:val="left" w:pos="6050"/>
+              </w:tabs>
+              <w:spacing w:before="1"/>
+              <w:rPr>
+                <w:rFonts w:ascii="Cambria" w:eastAsia="Cambria" w:hAnsi="Cambria" w:cs="Cambria"/>
+                <w:b/>
+                <w:sz w:val="20"/>
+                <w:szCs w:val="20"/>
+              </w:rPr>
+            </w:pPr>
+            <w:r>
+              <w:rPr>
+                <w:rFonts w:ascii="Cambria" w:eastAsia="Cambria" w:hAnsi="Cambria" w:cs="Cambria"/>
+                <w:b/>
+                <w:sz w:val="20"/>
+                <w:szCs w:val="20"/>
+              </w:rPr>
+              <w:t>IC:</w:t>
+            </w:r>
+            <w:r>
+              <w:rPr>
+                <w:rFonts w:ascii="Cambria" w:eastAsia="Cambria" w:hAnsi="Cambria" w:cs="Cambria"/>
+                <w:b/>
+                <w:sz w:val="20"/>
+                <w:szCs w:val="20"/>
+              </w:rPr>
+              <w:t xml:space="preserve"> 931205-06-5090</w:t>
+            </w:r>
+          </w:p>
+        </w:tc>
+      </w:tr>
+      <w:tr>
+        <w:tc>
+          <w:tcPr>
+            <w:tcW w:w="4981" w:type="dxa"/>
+          </w:tcPr>
+          <w:p>
+            <w:pPr>
+              <w:tabs>
+                <w:tab w:val="left" w:pos="1010"/>
+                <w:tab w:val="left" w:pos="5330"/>
+                <w:tab w:val="left" w:pos="6050"/>
+              </w:tabs>
+              <w:spacing w:before="1"/>
+              <w:rPr>
+                <w:rFonts w:ascii="Cambria" w:eastAsia="Cambria" w:hAnsi="Cambria" w:cs="Cambria"/>
+                <w:b/>
+                <w:sz w:val="20"/>
+                <w:szCs w:val="20"/>
+              </w:rPr>
+            </w:pPr>
+            <w:r>
+              <w:rPr>
+                <w:rFonts w:ascii="Cambria" w:eastAsia="Cambria" w:hAnsi="Cambria" w:cs="Cambria"/>
+                <w:b/>
+                <w:spacing w:val="-4"/>
+                <w:sz w:val="20"/>
+                <w:szCs w:val="20"/>
+              </w:rPr>
+              <w:t>Date</w:t>
+            </w:r>
+            <w:r>
+              <w:rPr>
+                <w:rFonts w:ascii="Cambria" w:eastAsia="Cambria" w:hAnsi="Cambria" w:cs="Cambria"/>
+                <w:b/>
+                <w:spacing w:val="-10"/>
+                <w:sz w:val="20"/>
+                <w:szCs w:val="20"/>
+              </w:rPr>
+              <w:t xml:space="preserve">: </w:t>
+            </w:r>
+            <w:r>
+              <w:rPr>
+                <w:rFonts w:ascii="Cambria" w:eastAsia="Cambria" w:hAnsi="Cambria" w:cs="Cambria"/>
+                <w:b/>
+                <w:spacing w:val="-10"/>
+                <w:sz w:val="20"/>
+                <w:szCs w:val="20"/>
+              </w:rPr>
+              <w:t>13</w:t>
+            </w:r>
+            <w:r>
+              <w:rPr>
+                <w:rFonts w:ascii="Cambria" w:eastAsia="Cambria" w:hAnsi="Cambria" w:cs="Cambria"/>
+                <w:b/>
+                <w:spacing w:val="-10"/>
+                <w:sz w:val="20"/>
+                <w:szCs w:val="20"/>
+              </w:rPr>
+              <w:t xml:space="preserve"> </w:t>
+            </w:r>
+            <w:r>
+              <w:rPr>
+                <w:rFonts w:ascii="Cambria" w:hAnsi="Cambria" w:cs="Cambria"/>
+                <w:b/>
+                <w:spacing w:val="-10"/>
+                <w:sz w:val="20"/>
+                <w:szCs w:val="20"/>
+              </w:rPr>
+              <w:t>April</w:t>
+            </w:r>
+            <w:r>
+              <w:rPr>
+                <w:rFonts w:ascii="Cambria" w:eastAsia="Cambria" w:hAnsi="Cambria" w:cs="Cambria"/>
+                <w:b/>
+                <w:spacing w:val="-10"/>
+                <w:sz w:val="20"/>
+                <w:szCs w:val="20"/>
+              </w:rPr>
+              <w:t xml:space="preserve"> 2026</w:t>
+            </w:r>
+          </w:p>
+        </w:tc>
+        <w:tc>
+          <w:tcPr>
+            <w:tcW w:w="4981" w:type="dxa"/>
+          </w:tcPr>
+          <w:p>
+            <w:pPr>
+              <w:tabs>
+                <w:tab w:val="left" w:pos="1010"/>
+                <w:tab w:val="left" w:pos="5330"/>
+                <w:tab w:val="left" w:pos="6050"/>
+              </w:tabs>
+              <w:spacing w:before="1"/>
+              <w:rPr>
+                <w:rFonts w:ascii="Cambria" w:eastAsia="Cambria" w:hAnsi="Cambria" w:cs="Cambria"/>
+                <w:b/>
+                <w:sz w:val="20"/>
+                <w:szCs w:val="20"/>
+              </w:rPr>
+            </w:pPr>
+            <w:r>
+              <w:rPr>
+                <w:rFonts w:ascii="Cambria" w:eastAsia="Cambria" w:hAnsi="Cambria" w:cs="Cambria"/>
+                <w:b/>
+                <w:spacing w:val="-4"/>
+                <w:sz w:val="20"/>
+                <w:szCs w:val="20"/>
+              </w:rPr>
+              <w:t>Date</w:t>
+            </w:r>
+            <w:r>
+              <w:rPr>
+                <w:rFonts w:ascii="Cambria" w:eastAsia="Cambria" w:hAnsi="Cambria" w:cs="Cambria"/>
+                <w:b/>
+                <w:spacing w:val="-10"/>
+                <w:sz w:val="20"/>
+                <w:szCs w:val="20"/>
+              </w:rPr>
+              <w:t xml:space="preserve">: </w:t>
+            </w:r>
+            <w:r>
+              <w:rPr>
+                <w:rFonts w:ascii="Cambria" w:eastAsia="Cambria" w:hAnsi="Cambria" w:cs="Cambria"/>
+                <w:b/>
+                <w:spacing w:val="-10"/>
+                <w:sz w:val="20"/>
+                <w:szCs w:val="20"/>
+              </w:rPr>
+              <w:t xml:space="preserve">13 </w:t>
+            </w:r>
+            <w:r>
+              <w:rPr>
+                <w:rFonts w:ascii="Cambria" w:hAnsi="Cambria" w:cs="Cambria"/>
+                <w:b/>
+                <w:spacing w:val="-10"/>
+                <w:sz w:val="20"/>
+                <w:szCs w:val="20"/>
+              </w:rPr>
+              <w:t>April</w:t>
+            </w:r>
+            <w:r>
+              <w:rPr>
+                <w:rFonts w:ascii="Cambria" w:eastAsia="Cambria" w:hAnsi="Cambria" w:cs="Cambria"/>
+                <w:b/>
+                <w:spacing w:val="-10"/>
+                <w:sz w:val="20"/>
+                <w:szCs w:val="20"/>
+              </w:rPr>
+              <w:t xml:space="preserve"> </w:t>
+            </w:r>
+            <w:r>
+              <w:rPr>
+                <w:rFonts w:ascii="Cambria" w:eastAsia="Cambria" w:hAnsi="Cambria" w:cs="Cambria"/>
+                <w:b/>
+                <w:spacing w:val="-10"/>
+                <w:sz w:val="20"/>
+                <w:szCs w:val="20"/>
+              </w:rPr>
+              <w:t>2026</w:t>
+            </w:r>
+          </w:p>
+        </w:tc>
+      </w:tr>
+    </w:tbl>
+    <w:p>
+      <w:pPr>
+        <w:spacing w:after="0" w:line="240" w:lineRule="auto"/>
+        <w:ind w:right="282"/>
+        <w:jc w:val="both"/>
+        <w:rPr>
+          <w:rFonts w:ascii="Cambria" w:eastAsia="Cambria" w:hAnsi="Cambria" w:cs="Cambria"/>
+          <w:b/>
+          <w:sz w:val="20"/>
+          <w:szCs w:val="20"/>
+        </w:rPr>
+      </w:pPr>
+    </w:p>
+    <w:p>
+      <w:pPr>
+        <w:keepNext/>
+        <w:keepLines/>
+        <w:spacing w:after="0" w:line="240" w:lineRule="auto"/>
+        <w:ind w:left="290" w:right="282"/>
+        <w:jc w:val="both"/>
+        <w:rPr>
+          <w:rFonts w:ascii="Cambria" w:eastAsia="Cambria" w:hAnsi="Cambria" w:cs="Cambria"/>
+          <w:b/>
+          <w:sz w:val="20"/>
+          <w:szCs w:val="20"/>
+        </w:rPr>
+      </w:pPr>
+      <w:r>
+        <w:rPr>
+          <w:rFonts w:ascii="Cambria" w:eastAsia="Cambria" w:hAnsi="Cambria" w:cs="Cambria"/>
+          <w:b/>
+          <w:sz w:val="20"/>
+          <w:szCs w:val="20"/>
+        </w:rPr>
+        <w:t>In the event that the Tenant is less than 18 years old, the Tenant’s guardian shall execute this Agreement and Tenant’s guardian agrees to procure the compliance by the Tenant of all the terms failing</w:t>
+      </w:r>
+      <w:r>
+        <w:rPr>
+          <w:rFonts w:ascii="Cambria" w:eastAsia="Cambria" w:hAnsi="Cambria" w:cs="Cambria"/>
+          <w:b/>
+          <w:spacing w:val="-7"/>
+          <w:sz w:val="20"/>
+          <w:szCs w:val="20"/>
+        </w:rPr>
+        <w:t xml:space="preserve"> </w:t>
+      </w:r>
+      <w:r>
+        <w:rPr>
+          <w:rFonts w:ascii="Cambria" w:eastAsia="Cambria" w:hAnsi="Cambria" w:cs="Cambria"/>
+          <w:b/>
+          <w:sz w:val="20"/>
+          <w:szCs w:val="20"/>
+        </w:rPr>
+        <w:t>which</w:t>
+      </w:r>
+      <w:r>
+        <w:rPr>
+          <w:rFonts w:ascii="Cambria" w:eastAsia="Cambria" w:hAnsi="Cambria" w:cs="Cambria"/>
+          <w:b/>
+          <w:spacing w:val="-7"/>
+          <w:sz w:val="20"/>
+          <w:szCs w:val="20"/>
+        </w:rPr>
+        <w:t xml:space="preserve"> </w:t>
+      </w:r>
+      <w:r>
+        <w:rPr>
+          <w:rFonts w:ascii="Cambria" w:eastAsia="Cambria" w:hAnsi="Cambria" w:cs="Cambria"/>
+          <w:b/>
+          <w:sz w:val="20"/>
+          <w:szCs w:val="20"/>
+        </w:rPr>
+        <w:t>the</w:t>
+      </w:r>
+      <w:r>
+        <w:rPr>
+          <w:rFonts w:ascii="Cambria" w:eastAsia="Cambria" w:hAnsi="Cambria" w:cs="Cambria"/>
+          <w:b/>
+          <w:spacing w:val="-7"/>
+          <w:sz w:val="20"/>
+          <w:szCs w:val="20"/>
+        </w:rPr>
+        <w:t xml:space="preserve"> </w:t>
+      </w:r>
+      <w:r>
+        <w:rPr>
+          <w:rFonts w:ascii="Cambria" w:eastAsia="Cambria" w:hAnsi="Cambria" w:cs="Cambria"/>
+          <w:b/>
+          <w:sz w:val="20"/>
+          <w:szCs w:val="20"/>
+        </w:rPr>
+        <w:t>Tenant’s</w:t>
+      </w:r>
+      <w:r>
+        <w:rPr>
+          <w:rFonts w:ascii="Cambria" w:eastAsia="Cambria" w:hAnsi="Cambria" w:cs="Cambria"/>
+          <w:b/>
+          <w:spacing w:val="-6"/>
+          <w:sz w:val="20"/>
+          <w:szCs w:val="20"/>
+        </w:rPr>
+        <w:t xml:space="preserve"> </w:t>
+      </w:r>
+      <w:r>
+        <w:rPr>
+          <w:rFonts w:ascii="Cambria" w:eastAsia="Cambria" w:hAnsi="Cambria" w:cs="Cambria"/>
+          <w:b/>
+          <w:sz w:val="20"/>
+          <w:szCs w:val="20"/>
+        </w:rPr>
+        <w:t>guardian</w:t>
+      </w:r>
+      <w:r>
+        <w:rPr>
+          <w:rFonts w:ascii="Cambria" w:eastAsia="Cambria" w:hAnsi="Cambria" w:cs="Cambria"/>
+          <w:b/>
+          <w:spacing w:val="-7"/>
+          <w:sz w:val="20"/>
+          <w:szCs w:val="20"/>
+        </w:rPr>
+        <w:t xml:space="preserve"> </w:t>
+      </w:r>
+      <w:r>
+        <w:rPr>
+          <w:rFonts w:ascii="Cambria" w:eastAsia="Cambria" w:hAnsi="Cambria" w:cs="Cambria"/>
+          <w:b/>
+          <w:sz w:val="20"/>
+          <w:szCs w:val="20"/>
+        </w:rPr>
+        <w:t>shall</w:t>
+      </w:r>
+      <w:r>
+        <w:rPr>
+          <w:rFonts w:ascii="Cambria" w:eastAsia="Cambria" w:hAnsi="Cambria" w:cs="Cambria"/>
+          <w:b/>
+          <w:spacing w:val="-6"/>
+          <w:sz w:val="20"/>
+          <w:szCs w:val="20"/>
+        </w:rPr>
+        <w:t xml:space="preserve"> </w:t>
+      </w:r>
+      <w:r>
+        <w:rPr>
+          <w:rFonts w:ascii="Cambria" w:eastAsia="Cambria" w:hAnsi="Cambria" w:cs="Cambria"/>
+          <w:b/>
+          <w:sz w:val="20"/>
+          <w:szCs w:val="20"/>
+        </w:rPr>
+        <w:t>be</w:t>
+      </w:r>
+      <w:r>
+        <w:rPr>
+          <w:rFonts w:ascii="Cambria" w:eastAsia="Cambria" w:hAnsi="Cambria" w:cs="Cambria"/>
+          <w:b/>
+          <w:spacing w:val="-7"/>
+          <w:sz w:val="20"/>
+          <w:szCs w:val="20"/>
+        </w:rPr>
+        <w:t xml:space="preserve"> </w:t>
+      </w:r>
+      <w:r>
+        <w:rPr>
+          <w:rFonts w:ascii="Cambria" w:eastAsia="Cambria" w:hAnsi="Cambria" w:cs="Cambria"/>
+          <w:b/>
+          <w:sz w:val="20"/>
+          <w:szCs w:val="20"/>
+        </w:rPr>
+        <w:t>personally</w:t>
+      </w:r>
+      <w:r>
+        <w:rPr>
+          <w:rFonts w:ascii="Cambria" w:eastAsia="Cambria" w:hAnsi="Cambria" w:cs="Cambria"/>
+          <w:b/>
+          <w:spacing w:val="-7"/>
+          <w:sz w:val="20"/>
+          <w:szCs w:val="20"/>
+        </w:rPr>
+        <w:t xml:space="preserve"> </w:t>
+      </w:r>
+      <w:r>
+        <w:rPr>
+          <w:rFonts w:ascii="Cambria" w:eastAsia="Cambria" w:hAnsi="Cambria" w:cs="Cambria"/>
+          <w:b/>
+          <w:sz w:val="20"/>
+          <w:szCs w:val="20"/>
+        </w:rPr>
+        <w:t>liable</w:t>
+      </w:r>
+      <w:r>
+        <w:rPr>
+          <w:rFonts w:ascii="Cambria" w:eastAsia="Cambria" w:hAnsi="Cambria" w:cs="Cambria"/>
+          <w:b/>
+          <w:spacing w:val="-7"/>
+          <w:sz w:val="20"/>
+          <w:szCs w:val="20"/>
+        </w:rPr>
+        <w:t xml:space="preserve"> </w:t>
+      </w:r>
+      <w:r>
+        <w:rPr>
+          <w:rFonts w:ascii="Cambria" w:eastAsia="Cambria" w:hAnsi="Cambria" w:cs="Cambria"/>
+          <w:b/>
+          <w:sz w:val="20"/>
+          <w:szCs w:val="20"/>
+        </w:rPr>
+        <w:t>for</w:t>
+      </w:r>
+      <w:r>
+        <w:rPr>
+          <w:rFonts w:ascii="Cambria" w:eastAsia="Cambria" w:hAnsi="Cambria" w:cs="Cambria"/>
+          <w:b/>
+          <w:spacing w:val="-6"/>
+          <w:sz w:val="20"/>
+          <w:szCs w:val="20"/>
+        </w:rPr>
+        <w:t xml:space="preserve"> </w:t>
+      </w:r>
+      <w:r>
+        <w:rPr>
+          <w:rFonts w:ascii="Cambria" w:eastAsia="Cambria" w:hAnsi="Cambria" w:cs="Cambria"/>
+          <w:b/>
+          <w:sz w:val="20"/>
+          <w:szCs w:val="20"/>
+        </w:rPr>
+        <w:t>all</w:t>
+      </w:r>
+      <w:r>
+        <w:rPr>
+          <w:rFonts w:ascii="Cambria" w:eastAsia="Cambria" w:hAnsi="Cambria" w:cs="Cambria"/>
+          <w:b/>
+          <w:spacing w:val="-6"/>
+          <w:sz w:val="20"/>
+          <w:szCs w:val="20"/>
+        </w:rPr>
+        <w:t xml:space="preserve"> </w:t>
+      </w:r>
+      <w:r>
+        <w:rPr>
+          <w:rFonts w:ascii="Cambria" w:eastAsia="Cambria" w:hAnsi="Cambria" w:cs="Cambria"/>
+          <w:b/>
+          <w:sz w:val="20"/>
+          <w:szCs w:val="20"/>
+        </w:rPr>
+        <w:t>the</w:t>
+      </w:r>
+      <w:r>
+        <w:rPr>
+          <w:rFonts w:ascii="Cambria" w:eastAsia="Cambria" w:hAnsi="Cambria" w:cs="Cambria"/>
+          <w:b/>
+          <w:spacing w:val="-7"/>
+          <w:sz w:val="20"/>
+          <w:szCs w:val="20"/>
+        </w:rPr>
+        <w:t xml:space="preserve"> </w:t>
+      </w:r>
+      <w:r>
+        <w:rPr>
+          <w:rFonts w:ascii="Cambria" w:eastAsia="Cambria" w:hAnsi="Cambria" w:cs="Cambria"/>
+          <w:b/>
+          <w:sz w:val="20"/>
+          <w:szCs w:val="20"/>
+        </w:rPr>
+        <w:t>breach(es)</w:t>
+      </w:r>
+      <w:r>
+        <w:rPr>
+          <w:rFonts w:ascii="Cambria" w:eastAsia="Cambria" w:hAnsi="Cambria" w:cs="Cambria"/>
+          <w:b/>
+          <w:spacing w:val="-7"/>
+          <w:sz w:val="20"/>
+          <w:szCs w:val="20"/>
+        </w:rPr>
+        <w:t xml:space="preserve"> </w:t>
+      </w:r>
+      <w:r>
+        <w:rPr>
+          <w:rFonts w:ascii="Cambria" w:eastAsia="Cambria" w:hAnsi="Cambria" w:cs="Cambria"/>
+          <w:b/>
+          <w:sz w:val="20"/>
+          <w:szCs w:val="20"/>
+        </w:rPr>
+        <w:t>of</w:t>
+      </w:r>
+      <w:r>
+        <w:rPr>
+          <w:rFonts w:ascii="Cambria" w:eastAsia="Cambria" w:hAnsi="Cambria" w:cs="Cambria"/>
+          <w:b/>
+          <w:spacing w:val="-6"/>
+          <w:sz w:val="20"/>
+          <w:szCs w:val="20"/>
+        </w:rPr>
+        <w:t xml:space="preserve"> </w:t>
+      </w:r>
+      <w:r>
+        <w:rPr>
+          <w:rFonts w:ascii="Cambria" w:eastAsia="Cambria" w:hAnsi="Cambria" w:cs="Cambria"/>
+          <w:b/>
+          <w:sz w:val="20"/>
+          <w:szCs w:val="20"/>
+        </w:rPr>
+        <w:t>the</w:t>
+      </w:r>
+      <w:r>
+        <w:rPr>
+          <w:rFonts w:ascii="Cambria" w:eastAsia="Cambria" w:hAnsi="Cambria" w:cs="Cambria"/>
+          <w:b/>
+          <w:spacing w:val="-7"/>
+          <w:sz w:val="20"/>
+          <w:szCs w:val="20"/>
+        </w:rPr>
+        <w:t xml:space="preserve"> </w:t>
+      </w:r>
+      <w:r>
+        <w:rPr>
+          <w:rFonts w:ascii="Cambria" w:eastAsia="Cambria" w:hAnsi="Cambria" w:cs="Cambria"/>
+          <w:b/>
+          <w:sz w:val="20"/>
+          <w:szCs w:val="20"/>
+        </w:rPr>
+        <w:t>Tenant</w:t>
+      </w:r>
+      <w:r>
+        <w:rPr>
+          <w:rFonts w:ascii="Cambria" w:eastAsia="Cambria" w:hAnsi="Cambria" w:cs="Cambria"/>
+          <w:b/>
+          <w:spacing w:val="-6"/>
+          <w:sz w:val="20"/>
+          <w:szCs w:val="20"/>
+        </w:rPr>
+        <w:t xml:space="preserve"> </w:t>
+      </w:r>
+      <w:r>
+        <w:rPr>
+          <w:rFonts w:ascii="Cambria" w:eastAsia="Cambria" w:hAnsi="Cambria" w:cs="Cambria"/>
+          <w:b/>
+          <w:sz w:val="20"/>
+          <w:szCs w:val="20"/>
+        </w:rPr>
+        <w:t>and the terms and conditions stated herein shall equally apply to the Tenant’s guardian.</w:t>
+      </w:r>
+    </w:p>
+    <w:p>
+      <w:pPr>
+        <w:spacing w:after="0" w:line="240" w:lineRule="auto"/>
+        <w:ind w:left="290" w:right="282"/>
+        <w:jc w:val="both"/>
+        <w:rPr>
+          <w:rFonts w:ascii="Cambria" w:eastAsia="Cambria" w:hAnsi="Cambria" w:cs="Cambria"/>
+          <w:b/>
+          <w:sz w:val="20"/>
+          <w:szCs w:val="20"/>
         </w:rPr>
       </w:pPr>
     </w:p>
@@ -6340,6 +7508,7 @@
           </w:tcPr>
           <w:p>
             <w:pPr>
+              <w:keepNext/>
               <w:tabs>
                 <w:tab w:val="left" w:pos="1010"/>
                 <w:tab w:val="left" w:pos="5330"/>
@@ -6356,6 +7525,7 @@
           </w:p>
           <w:p>
             <w:pPr>
+              <w:keepNext/>
               <w:tabs>
                 <w:tab w:val="left" w:pos="1010"/>
                 <w:tab w:val="left" w:pos="5330"/>
@@ -6372,6 +7542,7 @@
           </w:p>
           <w:p>
             <w:pPr>
+              <w:keepNext/>
               <w:tabs>
                 <w:tab w:val="left" w:pos="1010"/>
                 <w:tab w:val="left" w:pos="5330"/>
@@ -6388,6 +7559,7 @@
           </w:p>
           <w:p>
             <w:pPr>
+              <w:keepNext/>
               <w:tabs>
                 <w:tab w:val="left" w:pos="1010"/>
                 <w:tab w:val="left" w:pos="5330"/>
@@ -6404,6 +7576,7 @@
           </w:p>
           <w:p>
             <w:pPr>
+              <w:keepNext/>
               <w:tabs>
                 <w:tab w:val="left" w:pos="1010"/>
                 <w:tab w:val="left" w:pos="5330"/>
@@ -6420,6 +7593,7 @@
           </w:p>
           <w:p>
             <w:pPr>
+              <w:keepNext/>
               <w:tabs>
                 <w:tab w:val="left" w:pos="1010"/>
                 <w:tab w:val="left" w:pos="5330"/>
@@ -6441,6 +7615,7 @@
           </w:tcPr>
           <w:p>
             <w:pPr>
+              <w:keepNext/>
               <w:tabs>
                 <w:tab w:val="left" w:pos="1010"/>
                 <w:tab w:val="left" w:pos="5330"/>
@@ -6464,6 +7639,7 @@
           </w:tcPr>
           <w:p>
             <w:pPr>
+              <w:keepNext/>
               <w:tabs>
                 <w:tab w:val="left" w:pos="1010"/>
                 <w:tab w:val="left" w:pos="5330"/>
@@ -6535,6 +7711,7 @@
               </w:rPr>
               <w:t xml:space="preserve"> </w:t>
             </w:r>
+            <w:proofErr w:type="gramStart"/>
             <w:r>
               <w:rPr>
                 <w:rFonts w:ascii="Cambria" w:eastAsia="Cambria" w:hAnsi="Cambria" w:cs="Cambria"/>
@@ -6543,8 +7720,9 @@
                 <w:sz w:val="20"/>
                 <w:szCs w:val="20"/>
               </w:rPr>
-              <w:t>Tenant)</w:t>
-            </w:r>
+              <w:t>Tenant’s )</w:t>
+            </w:r>
+            <w:proofErr w:type="gramEnd"/>
           </w:p>
         </w:tc>
         <w:tc>
@@ -6553,6 +7731,7 @@
           </w:tcPr>
           <w:p>
             <w:pPr>
+              <w:keepNext/>
               <w:tabs>
                 <w:tab w:val="left" w:pos="1010"/>
                 <w:tab w:val="left" w:pos="5330"/>
@@ -6624,6 +7803,7 @@
           </w:tcPr>
           <w:p>
             <w:pPr>
+              <w:keepNext/>
               <w:tabs>
                 <w:tab w:val="left" w:pos="1010"/>
                 <w:tab w:val="left" w:pos="5330"/>
@@ -6631,11 +7811,10 @@
               </w:tabs>
               <w:spacing w:before="1"/>
               <w:rPr>
-                <w:rFonts w:ascii="Cambria" w:eastAsia="DengXian" w:hAnsi="Cambria" w:cs="Cambria" w:hint="eastAsia"/>
-                <w:b/>
-                <w:sz w:val="20"/>
-                <w:szCs w:val="20"/>
-                <w:lang w:eastAsia="zh-CN"/>
+                <w:rFonts w:ascii="Cambria" w:eastAsia="Cambria" w:hAnsi="Cambria" w:cs="Cambria"/>
+                <w:b/>
+                <w:sz w:val="20"/>
+                <w:szCs w:val="20"/>
               </w:rPr>
             </w:pPr>
             <w:r>
@@ -6656,79 +7835,6 @@
                 <w:szCs w:val="20"/>
               </w:rPr>
               <w:t>:</w:t>
-            </w:r>
-            <w:r>
-              <w:rPr>
-                <w:rFonts w:ascii="Cambria" w:eastAsia="Cambria" w:hAnsi="Cambria" w:cs="Cambria"/>
-                <w:b/>
-                <w:spacing w:val="-10"/>
-                <w:sz w:val="20"/>
-                <w:szCs w:val="20"/>
-              </w:rPr>
-              <w:t xml:space="preserve"> </w:t>
-            </w:r>
-            <w:r>
-              <w:rPr>
-                <w:rFonts w:ascii="Cambria" w:eastAsia="Cambria" w:hAnsi="Cambria" w:cs="Cambria"/>
-                <w:b/>
-                <w:spacing w:val="-10"/>
-                <w:sz w:val="20"/>
-                <w:szCs w:val="20"/>
-              </w:rPr>
-              <w:t>H</w:t>
-            </w:r>
-            <w:r>
-              <w:rPr>
-                <w:rFonts w:ascii="Cambria" w:eastAsia="DengXian" w:hAnsi="Cambria" w:cs="Cambria" w:hint="eastAsia"/>
-                <w:b/>
-                <w:spacing w:val="-10"/>
-                <w:sz w:val="20"/>
-                <w:szCs w:val="20"/>
-                <w:lang w:eastAsia="zh-CN"/>
-              </w:rPr>
-              <w:t>II</w:t>
-            </w:r>
-            <w:r>
-              <w:rPr>
-                <w:rFonts w:ascii="Cambria" w:eastAsia="Cambria" w:hAnsi="Cambria" w:cs="Cambria"/>
-                <w:b/>
-                <w:spacing w:val="-10"/>
-                <w:sz w:val="20"/>
-                <w:szCs w:val="20"/>
-              </w:rPr>
-              <w:t xml:space="preserve"> H</w:t>
-            </w:r>
-            <w:r>
-              <w:rPr>
-                <w:rFonts w:ascii="Cambria" w:eastAsia="DengXian" w:hAnsi="Cambria" w:cs="Cambria" w:hint="eastAsia"/>
-                <w:b/>
-                <w:spacing w:val="-10"/>
-                <w:sz w:val="20"/>
-                <w:szCs w:val="20"/>
-                <w:lang w:eastAsia="zh-CN"/>
-              </w:rPr>
-              <w:t>UI</w:t>
-            </w:r>
-            <w:r>
-              <w:rPr>
-                <w:rFonts w:ascii="Cambria" w:eastAsia="Cambria" w:hAnsi="Cambria" w:cs="Cambria"/>
-                <w:b/>
-                <w:spacing w:val="-10"/>
-                <w:sz w:val="20"/>
-                <w:szCs w:val="20"/>
-              </w:rPr>
-              <w:t xml:space="preserve"> C</w:t>
-            </w:r>
-            <w:r>
-              <w:rPr>
-                <w:rFonts w:ascii="Cambria" w:eastAsia="DengXian" w:hAnsi="Cambria" w:cs="Cambria" w:hint="eastAsia"/>
-                <w:b/>
-                <w:spacing w:val="-10"/>
-                <w:sz w:val="20"/>
-                <w:szCs w:val="20"/>
-                <w:lang w:eastAsia="zh-CN"/>
-              </w:rPr>
-              <w:t>HIN</w:t>
             </w:r>
           </w:p>
         </w:tc>
@@ -6738,6 +7844,7 @@
           </w:tcPr>
           <w:p>
             <w:pPr>
+              <w:keepNext/>
               <w:tabs>
                 <w:tab w:val="left" w:pos="1010"/>
                 <w:tab w:val="left" w:pos="5330"/>
@@ -6769,26 +7876,6 @@
                 <w:szCs w:val="20"/>
               </w:rPr>
               <w:t>:</w:t>
-            </w:r>
-            <w:r>
-              <w:rPr>
-                <w:rFonts w:ascii="Cambria" w:eastAsia="Cambria" w:hAnsi="Cambria" w:cs="Cambria"/>
-                <w:b/>
-                <w:spacing w:val="-10"/>
-                <w:sz w:val="20"/>
-                <w:szCs w:val="20"/>
-              </w:rPr>
-              <w:t xml:space="preserve"> </w:t>
-            </w:r>
-            <w:r>
-              <w:rPr>
-                <w:rFonts w:ascii="Cambria" w:eastAsia="Cambria" w:hAnsi="Cambria" w:cs="Cambria"/>
-                <w:b/>
-                <w:spacing w:val="-10"/>
-                <w:sz w:val="20"/>
-                <w:szCs w:val="20"/>
-              </w:rPr>
-              <w:t>PUA ZHEN YING</w:t>
             </w:r>
           </w:p>
         </w:tc>
@@ -6800,6 +7887,7 @@
           </w:tcPr>
           <w:p>
             <w:pPr>
+              <w:keepNext/>
               <w:tabs>
                 <w:tab w:val="left" w:pos="1010"/>
                 <w:tab w:val="left" w:pos="5330"/>
@@ -6807,52 +7895,31 @@
               </w:tabs>
               <w:spacing w:before="1"/>
               <w:rPr>
-                <w:rFonts w:ascii="Cambria" w:eastAsia="DengXian" w:hAnsi="Cambria" w:cs="Cambria" w:hint="eastAsia"/>
-                <w:b/>
-                <w:sz w:val="20"/>
-                <w:szCs w:val="20"/>
-                <w:lang w:eastAsia="zh-CN"/>
+                <w:rFonts w:ascii="Cambria" w:eastAsia="Cambria" w:hAnsi="Cambria" w:cs="Cambria"/>
+                <w:b/>
+                <w:sz w:val="20"/>
+                <w:szCs w:val="20"/>
               </w:rPr>
             </w:pPr>
             <w:r>
               <w:rPr>
                 <w:rFonts w:ascii="Cambria" w:eastAsia="Cambria" w:hAnsi="Cambria" w:cs="Cambria"/>
                 <w:b/>
+                <w:spacing w:val="-5"/>
+                <w:sz w:val="20"/>
+                <w:szCs w:val="20"/>
+              </w:rPr>
+              <w:t>IC</w:t>
+            </w:r>
+            <w:r>
+              <w:rPr>
+                <w:rFonts w:ascii="Cambria" w:eastAsia="Cambria" w:hAnsi="Cambria" w:cs="Cambria"/>
+                <w:b/>
                 <w:spacing w:val="-10"/>
                 <w:sz w:val="20"/>
                 <w:szCs w:val="20"/>
               </w:rPr>
-              <w:t>Passport No.</w:t>
-            </w:r>
-            <w:r>
-              <w:rPr>
-                <w:rFonts w:ascii="Cambria" w:eastAsia="Cambria" w:hAnsi="Cambria" w:cs="Cambria"/>
-                <w:b/>
-                <w:spacing w:val="-10"/>
-                <w:sz w:val="20"/>
-                <w:szCs w:val="20"/>
-              </w:rPr>
               <w:t>:</w:t>
-            </w:r>
-            <w:r>
-              <w:rPr>
-                <w:rFonts w:ascii="Cambria" w:eastAsia="Cambria" w:hAnsi="Cambria" w:cs="Cambria"/>
-                <w:b/>
-                <w:spacing w:val="-10"/>
-                <w:sz w:val="20"/>
-                <w:szCs w:val="20"/>
-              </w:rPr>
-              <w:t xml:space="preserve"> </w:t>
-            </w:r>
-            <w:r>
-              <w:rPr>
-                <w:rFonts w:ascii="Cambria" w:eastAsia="Cambria" w:hAnsi="Cambria" w:cs="Cambria"/>
-                <w:b/>
-                <w:spacing w:val="-10"/>
-                <w:sz w:val="20"/>
-                <w:szCs w:val="20"/>
-              </w:rPr>
-              <w:t>021120-13-0372</w:t>
             </w:r>
           </w:p>
         </w:tc>
@@ -6862,6 +7929,7 @@
           </w:tcPr>
           <w:p>
             <w:pPr>
+              <w:keepNext/>
               <w:tabs>
                 <w:tab w:val="left" w:pos="1010"/>
                 <w:tab w:val="left" w:pos="5330"/>
@@ -6883,15 +7951,6 @@
                 <w:szCs w:val="20"/>
               </w:rPr>
               <w:t>IC:</w:t>
-            </w:r>
-            <w:r>
-              <w:rPr>
-                <w:rFonts w:ascii="Cambria" w:eastAsia="Cambria" w:hAnsi="Cambria" w:cs="Cambria"/>
-                <w:b/>
-                <w:sz w:val="20"/>
-                <w:szCs w:val="20"/>
-              </w:rPr>
-              <w:t xml:space="preserve"> 931205-06-5090</w:t>
             </w:r>
           </w:p>
         </w:tc>
@@ -6903,6 +7962,7 @@
           </w:tcPr>
           <w:p>
             <w:pPr>
+              <w:keepNext/>
               <w:tabs>
                 <w:tab w:val="left" w:pos="1010"/>
                 <w:tab w:val="left" w:pos="5330"/>
@@ -6935,46 +7995,6 @@
                 <w:szCs w:val="20"/>
               </w:rPr>
               <w:t xml:space="preserve">: </w:t>
-            </w:r>
-            <w:r>
-              <w:rPr>
-                <w:rFonts w:ascii="Cambria" w:eastAsia="Cambria" w:hAnsi="Cambria" w:cs="Cambria"/>
-                <w:b/>
-                <w:spacing w:val="-10"/>
-                <w:sz w:val="20"/>
-                <w:szCs w:val="20"/>
-              </w:rPr>
-              <w:t>13</w:t>
-            </w:r>
-            <w:r>
-              <w:rPr>
-                <w:rFonts w:ascii="Cambria" w:eastAsia="Cambria" w:hAnsi="Cambria" w:cs="Cambria"/>
-                <w:b/>
-                <w:spacing w:val="-10"/>
-                <w:sz w:val="20"/>
-                <w:szCs w:val="20"/>
-              </w:rPr>
-              <w:t xml:space="preserve"> </w:t>
-            </w:r>
-            <w:r>
-              <w:rPr>
-                <w:rFonts w:ascii="Cambria" w:hAnsi="Cambria" w:cs="Cambria"/>
-                <w:b/>
-                <w:spacing w:val="-10"/>
-                <w:sz w:val="20"/>
-                <w:szCs w:val="20"/>
-              </w:rPr>
-              <w:t>April</w:t>
-            </w:r>
-            <w:r>
-              <w:rPr>
-                <w:rFonts w:ascii="Cambria" w:eastAsia="Cambria" w:hAnsi="Cambria" w:cs="Cambria"/>
-                <w:b/>
-                <w:spacing w:val="-10"/>
-                <w:sz w:val="20"/>
-                <w:szCs w:val="20"/>
-              </w:rPr>
-              <w:t xml:space="preserve"> 2026</w:t>
             </w:r>
           </w:p>
         </w:tc>
@@ -6984,6 +8004,7 @@
           </w:tcPr>
           <w:p>
             <w:pPr>
+              <w:keepNext/>
               <w:tabs>
                 <w:tab w:val="left" w:pos="1010"/>
                 <w:tab w:val="left" w:pos="5330"/>
@@ -6996,952 +8017,6 @@
                 <w:sz w:val="20"/>
                 <w:szCs w:val="20"/>
               </w:rPr>
-            </w:pPr>
-            <w:r>
-              <w:rPr>
-                <w:rFonts w:ascii="Cambria" w:eastAsia="Cambria" w:hAnsi="Cambria" w:cs="Cambria"/>
-                <w:b/>
-                <w:spacing w:val="-4"/>
-                <w:sz w:val="20"/>
-                <w:szCs w:val="20"/>
-              </w:rPr>
-              <w:t>Date</w:t>
-            </w:r>
-            <w:r>
-              <w:rPr>
-                <w:rFonts w:ascii="Cambria" w:eastAsia="Cambria" w:hAnsi="Cambria" w:cs="Cambria"/>
-                <w:b/>
-                <w:spacing w:val="-10"/>
-                <w:sz w:val="20"/>
-                <w:szCs w:val="20"/>
-              </w:rPr>
-              <w:t xml:space="preserve">: </w:t>
-            </w:r>
-            <w:r>
-              <w:rPr>
-                <w:rFonts w:ascii="Cambria" w:eastAsia="Cambria" w:hAnsi="Cambria" w:cs="Cambria"/>
-                <w:b/>
-                <w:spacing w:val="-10"/>
-                <w:sz w:val="20"/>
-                <w:szCs w:val="20"/>
-              </w:rPr>
-              <w:t xml:space="preserve">13 </w:t>
-            </w:r>
-            <w:r>
-              <w:rPr>
-                <w:rFonts w:ascii="Cambria" w:hAnsi="Cambria" w:cs="Cambria"/>
-                <w:b/>
-                <w:spacing w:val="-10"/>
-                <w:sz w:val="20"/>
-                <w:szCs w:val="20"/>
-              </w:rPr>
-              <w:t>April</w:t>
-            </w:r>
-            <w:r>
-              <w:rPr>
-                <w:rFonts w:ascii="Cambria" w:eastAsia="Cambria" w:hAnsi="Cambria" w:cs="Cambria"/>
-                <w:b/>
-                <w:spacing w:val="-10"/>
-                <w:sz w:val="20"/>
-                <w:szCs w:val="20"/>
-              </w:rPr>
-              <w:t xml:space="preserve"> </w:t>
-            </w:r>
-            <w:r>
-              <w:rPr>
-                <w:rFonts w:ascii="Cambria" w:eastAsia="Cambria" w:hAnsi="Cambria" w:cs="Cambria"/>
-                <w:b/>
-                <w:spacing w:val="-10"/>
-                <w:sz w:val="20"/>
-                <w:szCs w:val="20"/>
-              </w:rPr>
-              <w:t>2026</w:t>
-            </w:r>
-          </w:p>
-        </w:tc>
-      </w:tr>
-    </w:tbl>
-    <w:p>
-      <w:pPr>
-        <w:spacing w:after="0" w:line="240" w:lineRule="auto"/>
-        <w:ind w:right="282"/>
-        <w:jc w:val="both"/>
-        <w:rPr>
-          <w:rFonts w:ascii="Cambria" w:eastAsia="Cambria" w:hAnsi="Cambria" w:cs="Cambria"/>
-          <w:b/>
-          <w:sz w:val="20"/>
-          <w:szCs w:val="20"/>
-        </w:rPr>
-      </w:pPr>
-    </w:p>
-    <w:p>
-      <w:pPr>
-        <w:spacing w:after="0" w:line="240" w:lineRule="auto"/>
-        <w:ind w:left="290" w:right="282"/>
-        <w:jc w:val="both"/>
-        <w:rPr>
-          <w:rFonts w:ascii="Cambria" w:eastAsia="Cambria" w:hAnsi="Cambria" w:cs="Cambria"/>
-          <w:b/>
-          <w:sz w:val="20"/>
-          <w:szCs w:val="20"/>
-        </w:rPr>
-        <w:keepNext/>
-        <w:keepLines/>
-      </w:pPr>
-      <w:r>
-        <w:rPr>
-          <w:rFonts w:ascii="Cambria" w:eastAsia="Cambria" w:hAnsi="Cambria" w:cs="Cambria"/>
-          <w:b/>
-          <w:sz w:val="20"/>
-          <w:szCs w:val="20"/>
-        </w:rPr>
-        <w:t>In the event that the Tenant is less than 18 years old, the Tenant’s guardian shall execute this Agreement and Tenant’s guardian agrees to procure the compliance by the Tenant of all the terms failing</w:t>
-      </w:r>
-      <w:r>
-        <w:rPr>
-          <w:rFonts w:ascii="Cambria" w:eastAsia="Cambria" w:hAnsi="Cambria" w:cs="Cambria"/>
-          <w:b/>
-          <w:spacing w:val="-7"/>
-          <w:sz w:val="20"/>
-          <w:szCs w:val="20"/>
-        </w:rPr>
-        <w:t xml:space="preserve"> </w:t>
-      </w:r>
-      <w:r>
-        <w:rPr>
-          <w:rFonts w:ascii="Cambria" w:eastAsia="Cambria" w:hAnsi="Cambria" w:cs="Cambria"/>
-          <w:b/>
-          <w:sz w:val="20"/>
-          <w:szCs w:val="20"/>
-        </w:rPr>
-        <w:t>which</w:t>
-      </w:r>
-      <w:r>
-        <w:rPr>
-          <w:rFonts w:ascii="Cambria" w:eastAsia="Cambria" w:hAnsi="Cambria" w:cs="Cambria"/>
-          <w:b/>
-          <w:spacing w:val="-7"/>
-          <w:sz w:val="20"/>
-          <w:szCs w:val="20"/>
-        </w:rPr>
-        <w:t xml:space="preserve"> </w:t>
-      </w:r>
-      <w:r>
-        <w:rPr>
-          <w:rFonts w:ascii="Cambria" w:eastAsia="Cambria" w:hAnsi="Cambria" w:cs="Cambria"/>
-          <w:b/>
-          <w:sz w:val="20"/>
-          <w:szCs w:val="20"/>
-        </w:rPr>
-        <w:t>the</w:t>
-      </w:r>
-      <w:r>
-        <w:rPr>
-          <w:rFonts w:ascii="Cambria" w:eastAsia="Cambria" w:hAnsi="Cambria" w:cs="Cambria"/>
-          <w:b/>
-          <w:spacing w:val="-7"/>
-          <w:sz w:val="20"/>
-          <w:szCs w:val="20"/>
-        </w:rPr>
-        <w:t xml:space="preserve"> </w:t>
-      </w:r>
-      <w:r>
-        <w:rPr>
-          <w:rFonts w:ascii="Cambria" w:eastAsia="Cambria" w:hAnsi="Cambria" w:cs="Cambria"/>
-          <w:b/>
-          <w:sz w:val="20"/>
-          <w:szCs w:val="20"/>
-        </w:rPr>
-        <w:t>Tenant’s</w:t>
-      </w:r>
-      <w:r>
-        <w:rPr>
-          <w:rFonts w:ascii="Cambria" w:eastAsia="Cambria" w:hAnsi="Cambria" w:cs="Cambria"/>
-          <w:b/>
-          <w:spacing w:val="-6"/>
-          <w:sz w:val="20"/>
-          <w:szCs w:val="20"/>
-        </w:rPr>
-        <w:t xml:space="preserve"> </w:t>
-      </w:r>
-      <w:r>
-        <w:rPr>
-          <w:rFonts w:ascii="Cambria" w:eastAsia="Cambria" w:hAnsi="Cambria" w:cs="Cambria"/>
-          <w:b/>
-          <w:sz w:val="20"/>
-          <w:szCs w:val="20"/>
-        </w:rPr>
-        <w:t>guardian</w:t>
-      </w:r>
-      <w:r>
-        <w:rPr>
-          <w:rFonts w:ascii="Cambria" w:eastAsia="Cambria" w:hAnsi="Cambria" w:cs="Cambria"/>
-          <w:b/>
-          <w:spacing w:val="-7"/>
-          <w:sz w:val="20"/>
-          <w:szCs w:val="20"/>
-        </w:rPr>
-        <w:t xml:space="preserve"> </w:t>
-      </w:r>
-      <w:r>
-        <w:rPr>
-          <w:rFonts w:ascii="Cambria" w:eastAsia="Cambria" w:hAnsi="Cambria" w:cs="Cambria"/>
-          <w:b/>
-          <w:sz w:val="20"/>
-          <w:szCs w:val="20"/>
-        </w:rPr>
-        <w:t>shall</w:t>
-      </w:r>
-      <w:r>
-        <w:rPr>
-          <w:rFonts w:ascii="Cambria" w:eastAsia="Cambria" w:hAnsi="Cambria" w:cs="Cambria"/>
-          <w:b/>
-          <w:spacing w:val="-6"/>
-          <w:sz w:val="20"/>
-          <w:szCs w:val="20"/>
-        </w:rPr>
-        <w:t xml:space="preserve"> </w:t>
-      </w:r>
-      <w:r>
-        <w:rPr>
-          <w:rFonts w:ascii="Cambria" w:eastAsia="Cambria" w:hAnsi="Cambria" w:cs="Cambria"/>
-          <w:b/>
-          <w:sz w:val="20"/>
-          <w:szCs w:val="20"/>
-        </w:rPr>
-        <w:t>be</w:t>
-      </w:r>
-      <w:r>
-        <w:rPr>
-          <w:rFonts w:ascii="Cambria" w:eastAsia="Cambria" w:hAnsi="Cambria" w:cs="Cambria"/>
-          <w:b/>
-          <w:spacing w:val="-7"/>
-          <w:sz w:val="20"/>
-          <w:szCs w:val="20"/>
-        </w:rPr>
-        <w:t xml:space="preserve"> </w:t>
-      </w:r>
-      <w:r>
-        <w:rPr>
-          <w:rFonts w:ascii="Cambria" w:eastAsia="Cambria" w:hAnsi="Cambria" w:cs="Cambria"/>
-          <w:b/>
-          <w:sz w:val="20"/>
-          <w:szCs w:val="20"/>
-        </w:rPr>
-        <w:t>personally</w:t>
-      </w:r>
-      <w:r>
-        <w:rPr>
-          <w:rFonts w:ascii="Cambria" w:eastAsia="Cambria" w:hAnsi="Cambria" w:cs="Cambria"/>
-          <w:b/>
-          <w:spacing w:val="-7"/>
-          <w:sz w:val="20"/>
-          <w:szCs w:val="20"/>
-        </w:rPr>
-        <w:t xml:space="preserve"> </w:t>
-      </w:r>
-      <w:r>
-        <w:rPr>
-          <w:rFonts w:ascii="Cambria" w:eastAsia="Cambria" w:hAnsi="Cambria" w:cs="Cambria"/>
-          <w:b/>
-          <w:sz w:val="20"/>
-          <w:szCs w:val="20"/>
-        </w:rPr>
-        <w:t>liable</w:t>
-      </w:r>
-      <w:r>
-        <w:rPr>
-          <w:rFonts w:ascii="Cambria" w:eastAsia="Cambria" w:hAnsi="Cambria" w:cs="Cambria"/>
-          <w:b/>
-          <w:spacing w:val="-7"/>
-          <w:sz w:val="20"/>
-          <w:szCs w:val="20"/>
-        </w:rPr>
-        <w:t xml:space="preserve"> </w:t>
-      </w:r>
-      <w:r>
-        <w:rPr>
-          <w:rFonts w:ascii="Cambria" w:eastAsia="Cambria" w:hAnsi="Cambria" w:cs="Cambria"/>
-          <w:b/>
-          <w:sz w:val="20"/>
-          <w:szCs w:val="20"/>
-        </w:rPr>
-        <w:t>for</w:t>
-      </w:r>
-      <w:r>
-        <w:rPr>
-          <w:rFonts w:ascii="Cambria" w:eastAsia="Cambria" w:hAnsi="Cambria" w:cs="Cambria"/>
-          <w:b/>
-          <w:spacing w:val="-6"/>
-          <w:sz w:val="20"/>
-          <w:szCs w:val="20"/>
-        </w:rPr>
-        <w:t xml:space="preserve"> </w:t>
-      </w:r>
-      <w:r>
-        <w:rPr>
-          <w:rFonts w:ascii="Cambria" w:eastAsia="Cambria" w:hAnsi="Cambria" w:cs="Cambria"/>
-          <w:b/>
-          <w:sz w:val="20"/>
-          <w:szCs w:val="20"/>
-        </w:rPr>
-        <w:t>all</w:t>
-      </w:r>
-      <w:r>
-        <w:rPr>
-          <w:rFonts w:ascii="Cambria" w:eastAsia="Cambria" w:hAnsi="Cambria" w:cs="Cambria"/>
-          <w:b/>
-          <w:spacing w:val="-6"/>
-          <w:sz w:val="20"/>
-          <w:szCs w:val="20"/>
-        </w:rPr>
-        <w:t xml:space="preserve"> </w:t>
-      </w:r>
-      <w:r>
-        <w:rPr>
-          <w:rFonts w:ascii="Cambria" w:eastAsia="Cambria" w:hAnsi="Cambria" w:cs="Cambria"/>
-          <w:b/>
-          <w:sz w:val="20"/>
-          <w:szCs w:val="20"/>
-        </w:rPr>
-        <w:t>the</w:t>
-      </w:r>
-      <w:r>
-        <w:rPr>
-          <w:rFonts w:ascii="Cambria" w:eastAsia="Cambria" w:hAnsi="Cambria" w:cs="Cambria"/>
-          <w:b/>
-          <w:spacing w:val="-7"/>
-          <w:sz w:val="20"/>
-          <w:szCs w:val="20"/>
-        </w:rPr>
-        <w:t xml:space="preserve"> </w:t>
-      </w:r>
-      <w:r>
-        <w:rPr>
-          <w:rFonts w:ascii="Cambria" w:eastAsia="Cambria" w:hAnsi="Cambria" w:cs="Cambria"/>
-          <w:b/>
-          <w:sz w:val="20"/>
-          <w:szCs w:val="20"/>
-        </w:rPr>
-        <w:t>breach(es)</w:t>
-      </w:r>
-      <w:r>
-        <w:rPr>
-          <w:rFonts w:ascii="Cambria" w:eastAsia="Cambria" w:hAnsi="Cambria" w:cs="Cambria"/>
-          <w:b/>
-          <w:spacing w:val="-7"/>
-          <w:sz w:val="20"/>
-          <w:szCs w:val="20"/>
-        </w:rPr>
-        <w:t xml:space="preserve"> </w:t>
-      </w:r>
-      <w:r>
-        <w:rPr>
-          <w:rFonts w:ascii="Cambria" w:eastAsia="Cambria" w:hAnsi="Cambria" w:cs="Cambria"/>
-          <w:b/>
-          <w:sz w:val="20"/>
-          <w:szCs w:val="20"/>
-        </w:rPr>
-        <w:t>of</w:t>
-      </w:r>
-      <w:r>
-        <w:rPr>
-          <w:rFonts w:ascii="Cambria" w:eastAsia="Cambria" w:hAnsi="Cambria" w:cs="Cambria"/>
-          <w:b/>
-          <w:spacing w:val="-6"/>
-          <w:sz w:val="20"/>
-          <w:szCs w:val="20"/>
-        </w:rPr>
-        <w:t xml:space="preserve"> </w:t>
-      </w:r>
-      <w:r>
-        <w:rPr>
-          <w:rFonts w:ascii="Cambria" w:eastAsia="Cambria" w:hAnsi="Cambria" w:cs="Cambria"/>
-          <w:b/>
-          <w:sz w:val="20"/>
-          <w:szCs w:val="20"/>
-        </w:rPr>
-        <w:t>the</w:t>
-      </w:r>
-      <w:r>
-        <w:rPr>
-          <w:rFonts w:ascii="Cambria" w:eastAsia="Cambria" w:hAnsi="Cambria" w:cs="Cambria"/>
-          <w:b/>
-          <w:spacing w:val="-7"/>
-          <w:sz w:val="20"/>
-          <w:szCs w:val="20"/>
-        </w:rPr>
-        <w:t xml:space="preserve"> </w:t>
-      </w:r>
-      <w:r>
-        <w:rPr>
-          <w:rFonts w:ascii="Cambria" w:eastAsia="Cambria" w:hAnsi="Cambria" w:cs="Cambria"/>
-          <w:b/>
-          <w:sz w:val="20"/>
-          <w:szCs w:val="20"/>
-        </w:rPr>
-        <w:t>Tenant</w:t>
-      </w:r>
-      <w:r>
-        <w:rPr>
-          <w:rFonts w:ascii="Cambria" w:eastAsia="Cambria" w:hAnsi="Cambria" w:cs="Cambria"/>
-          <w:b/>
-          <w:spacing w:val="-6"/>
-          <w:sz w:val="20"/>
-          <w:szCs w:val="20"/>
-        </w:rPr>
-        <w:t xml:space="preserve"> </w:t>
-      </w:r>
-      <w:r>
-        <w:rPr>
-          <w:rFonts w:ascii="Cambria" w:eastAsia="Cambria" w:hAnsi="Cambria" w:cs="Cambria"/>
-          <w:b/>
-          <w:sz w:val="20"/>
-          <w:szCs w:val="20"/>
-        </w:rPr>
-        <w:t>and the terms and conditions stated herein shall equally apply to the Tenant’s guardian.</w:t>
-      </w:r>
-    </w:p>
-    <w:p>
-      <w:pPr>
-        <w:spacing w:after="0" w:line="240" w:lineRule="auto"/>
-        <w:ind w:left="290" w:right="282"/>
-        <w:jc w:val="both"/>
-        <w:rPr>
-          <w:rFonts w:ascii="Cambria" w:eastAsia="Cambria" w:hAnsi="Cambria" w:cs="Cambria"/>
-          <w:b/>
-          <w:sz w:val="20"/>
-          <w:szCs w:val="20"/>
-        </w:rPr>
-      </w:pPr>
-    </w:p>
-    <w:tbl>
-      <w:tblPr>
-        <w:tblStyle w:val="TableGrid"/>
-        <w:tblW w:w="0" w:type="auto"/>
-        <w:tblInd w:w="290" w:type="dxa"/>
-        <w:tblLook w:val="04A0" w:firstRow="1" w:lastRow="0" w:firstColumn="1" w:lastColumn="0" w:noHBand="0" w:noVBand="1"/>
-      </w:tblPr>
-      <w:tblGrid>
-        <w:gridCol w:w="4836"/>
-        <w:gridCol w:w="4836"/>
-      </w:tblGrid>
-      <w:tr>
-        <w:tc>
-          <w:tcPr>
-            <w:tcW w:w="4981" w:type="dxa"/>
-          </w:tcPr>
-          <w:p>
-            <w:pPr>
-              <w:tabs>
-                <w:tab w:val="left" w:pos="1010"/>
-                <w:tab w:val="left" w:pos="5330"/>
-                <w:tab w:val="left" w:pos="6050"/>
-              </w:tabs>
-              <w:spacing w:before="1"/>
-              <w:rPr>
-                <w:rFonts w:ascii="Cambria" w:eastAsia="Cambria" w:hAnsi="Cambria" w:cs="Cambria"/>
-                <w:b/>
-                <w:sz w:val="20"/>
-                <w:szCs w:val="20"/>
-              </w:rPr>
-              <w:keepNext/>
-            </w:pPr>
-          </w:p>
-          <w:p>
-            <w:pPr>
-              <w:tabs>
-                <w:tab w:val="left" w:pos="1010"/>
-                <w:tab w:val="left" w:pos="5330"/>
-                <w:tab w:val="left" w:pos="6050"/>
-              </w:tabs>
-              <w:spacing w:before="1"/>
-              <w:rPr>
-                <w:rFonts w:ascii="Cambria" w:eastAsia="Cambria" w:hAnsi="Cambria" w:cs="Cambria"/>
-                <w:b/>
-                <w:sz w:val="20"/>
-                <w:szCs w:val="20"/>
-              </w:rPr>
-              <w:keepNext/>
-            </w:pPr>
-          </w:p>
-          <w:p>
-            <w:pPr>
-              <w:tabs>
-                <w:tab w:val="left" w:pos="1010"/>
-                <w:tab w:val="left" w:pos="5330"/>
-                <w:tab w:val="left" w:pos="6050"/>
-              </w:tabs>
-              <w:spacing w:before="1"/>
-              <w:rPr>
-                <w:rFonts w:ascii="Cambria" w:eastAsia="Cambria" w:hAnsi="Cambria" w:cs="Cambria"/>
-                <w:b/>
-                <w:sz w:val="20"/>
-                <w:szCs w:val="20"/>
-              </w:rPr>
-              <w:keepNext/>
-            </w:pPr>
-          </w:p>
-          <w:p>
-            <w:pPr>
-              <w:tabs>
-                <w:tab w:val="left" w:pos="1010"/>
-                <w:tab w:val="left" w:pos="5330"/>
-                <w:tab w:val="left" w:pos="6050"/>
-              </w:tabs>
-              <w:spacing w:before="1"/>
-              <w:rPr>
-                <w:rFonts w:ascii="Cambria" w:eastAsia="Cambria" w:hAnsi="Cambria" w:cs="Cambria"/>
-                <w:b/>
-                <w:sz w:val="20"/>
-                <w:szCs w:val="20"/>
-              </w:rPr>
-              <w:keepNext/>
-            </w:pPr>
-          </w:p>
-          <w:p>
-            <w:pPr>
-              <w:tabs>
-                <w:tab w:val="left" w:pos="1010"/>
-                <w:tab w:val="left" w:pos="5330"/>
-                <w:tab w:val="left" w:pos="6050"/>
-              </w:tabs>
-              <w:spacing w:before="1"/>
-              <w:rPr>
-                <w:rFonts w:ascii="Cambria" w:eastAsia="Cambria" w:hAnsi="Cambria" w:cs="Cambria"/>
-                <w:b/>
-                <w:sz w:val="20"/>
-                <w:szCs w:val="20"/>
-              </w:rPr>
-              <w:keepNext/>
-            </w:pPr>
-          </w:p>
-          <w:p>
-            <w:pPr>
-              <w:tabs>
-                <w:tab w:val="left" w:pos="1010"/>
-                <w:tab w:val="left" w:pos="5330"/>
-                <w:tab w:val="left" w:pos="6050"/>
-              </w:tabs>
-              <w:spacing w:before="1"/>
-              <w:rPr>
-                <w:rFonts w:ascii="Cambria" w:eastAsia="Cambria" w:hAnsi="Cambria" w:cs="Cambria"/>
-                <w:b/>
-                <w:sz w:val="20"/>
-                <w:szCs w:val="20"/>
-              </w:rPr>
-              <w:keepNext/>
-            </w:pPr>
-          </w:p>
-        </w:tc>
-        <w:tc>
-          <w:tcPr>
-            <w:tcW w:w="4981" w:type="dxa"/>
-          </w:tcPr>
-          <w:p>
-            <w:pPr>
-              <w:tabs>
-                <w:tab w:val="left" w:pos="1010"/>
-                <w:tab w:val="left" w:pos="5330"/>
-                <w:tab w:val="left" w:pos="6050"/>
-              </w:tabs>
-              <w:spacing w:before="1"/>
-              <w:rPr>
-                <w:rFonts w:ascii="Cambria" w:eastAsia="Cambria" w:hAnsi="Cambria" w:cs="Cambria"/>
-                <w:b/>
-                <w:sz w:val="20"/>
-                <w:szCs w:val="20"/>
-              </w:rPr>
-              <w:keepNext/>
-            </w:pPr>
-          </w:p>
-        </w:tc>
-      </w:tr>
-      <w:tr>
-        <w:tc>
-          <w:tcPr>
-            <w:tcW w:w="4981" w:type="dxa"/>
-          </w:tcPr>
-          <w:p>
-            <w:pPr>
-              <w:tabs>
-                <w:tab w:val="left" w:pos="1010"/>
-                <w:tab w:val="left" w:pos="5330"/>
-                <w:tab w:val="left" w:pos="6050"/>
-              </w:tabs>
-              <w:spacing w:before="1"/>
-              <w:jc w:val="center"/>
-              <w:rPr>
-                <w:rFonts w:ascii="Cambria" w:eastAsia="Cambria" w:hAnsi="Cambria" w:cs="Cambria"/>
-                <w:b/>
-                <w:sz w:val="20"/>
-                <w:szCs w:val="20"/>
-              </w:rPr>
-              <w:keepNext/>
-            </w:pPr>
-            <w:r>
-              <w:rPr>
-                <w:rFonts w:ascii="Cambria" w:eastAsia="Cambria" w:hAnsi="Cambria" w:cs="Cambria"/>
-                <w:b/>
-                <w:sz w:val="20"/>
-                <w:szCs w:val="20"/>
-              </w:rPr>
-              <w:t>(Signature</w:t>
-            </w:r>
-            <w:r>
-              <w:rPr>
-                <w:rFonts w:ascii="Cambria" w:eastAsia="Cambria" w:hAnsi="Cambria" w:cs="Cambria"/>
-                <w:b/>
-                <w:spacing w:val="-7"/>
-                <w:sz w:val="20"/>
-                <w:szCs w:val="20"/>
-              </w:rPr>
-              <w:t xml:space="preserve"> </w:t>
-            </w:r>
-            <w:r>
-              <w:rPr>
-                <w:rFonts w:ascii="Cambria" w:eastAsia="Cambria" w:hAnsi="Cambria" w:cs="Cambria"/>
-                <w:b/>
-                <w:sz w:val="20"/>
-                <w:szCs w:val="20"/>
-              </w:rPr>
-              <w:t>by</w:t>
-            </w:r>
-            <w:r>
-              <w:rPr>
-                <w:rFonts w:ascii="Cambria" w:eastAsia="Cambria" w:hAnsi="Cambria" w:cs="Cambria"/>
-                <w:b/>
-                <w:spacing w:val="-6"/>
-                <w:sz w:val="20"/>
-                <w:szCs w:val="20"/>
-              </w:rPr>
-              <w:t xml:space="preserve"> </w:t>
-            </w:r>
-            <w:r>
-              <w:rPr>
-                <w:rFonts w:ascii="Cambria" w:eastAsia="Cambria" w:hAnsi="Cambria" w:cs="Cambria"/>
-                <w:b/>
-                <w:sz w:val="20"/>
-                <w:szCs w:val="20"/>
-              </w:rPr>
-              <w:t>the</w:t>
-            </w:r>
-            <w:r>
-              <w:rPr>
-                <w:rFonts w:ascii="Cambria" w:eastAsia="Cambria" w:hAnsi="Cambria" w:cs="Cambria"/>
-                <w:b/>
-                <w:spacing w:val="-5"/>
-                <w:sz w:val="20"/>
-                <w:szCs w:val="20"/>
-              </w:rPr>
-              <w:t xml:space="preserve"> </w:t>
-            </w:r>
-            <w:proofErr w:type="gramStart"/>
-            <w:r>
-              <w:rPr>
-                <w:rFonts w:ascii="Cambria" w:eastAsia="Cambria" w:hAnsi="Cambria" w:cs="Cambria"/>
-                <w:b/>
-                <w:spacing w:val="-2"/>
-                <w:sz w:val="20"/>
-                <w:szCs w:val="20"/>
-              </w:rPr>
-              <w:t>Tenant’s )</w:t>
-            </w:r>
-            <w:proofErr w:type="gramEnd"/>
-          </w:p>
-        </w:tc>
-        <w:tc>
-          <w:tcPr>
-            <w:tcW w:w="4981" w:type="dxa"/>
-          </w:tcPr>
-          <w:p>
-            <w:pPr>
-              <w:tabs>
-                <w:tab w:val="left" w:pos="1010"/>
-                <w:tab w:val="left" w:pos="5330"/>
-                <w:tab w:val="left" w:pos="6050"/>
-              </w:tabs>
-              <w:spacing w:before="1"/>
-              <w:jc w:val="center"/>
-              <w:rPr>
-                <w:rFonts w:ascii="Cambria" w:eastAsia="Cambria" w:hAnsi="Cambria" w:cs="Cambria"/>
-                <w:b/>
-                <w:sz w:val="20"/>
-                <w:szCs w:val="20"/>
-              </w:rPr>
-              <w:keepNext/>
-            </w:pPr>
-            <w:r>
-              <w:rPr>
-                <w:rFonts w:ascii="Cambria" w:eastAsia="Cambria" w:hAnsi="Cambria" w:cs="Cambria"/>
-                <w:b/>
-                <w:sz w:val="20"/>
-                <w:szCs w:val="20"/>
-              </w:rPr>
-              <w:t>(Signature</w:t>
-            </w:r>
-            <w:r>
-              <w:rPr>
-                <w:rFonts w:ascii="Cambria" w:eastAsia="Cambria" w:hAnsi="Cambria" w:cs="Cambria"/>
-                <w:b/>
-                <w:spacing w:val="-8"/>
-                <w:sz w:val="20"/>
-                <w:szCs w:val="20"/>
-              </w:rPr>
-              <w:t xml:space="preserve"> </w:t>
-            </w:r>
-            <w:r>
-              <w:rPr>
-                <w:rFonts w:ascii="Cambria" w:eastAsia="Cambria" w:hAnsi="Cambria" w:cs="Cambria"/>
-                <w:b/>
-                <w:sz w:val="20"/>
-                <w:szCs w:val="20"/>
-              </w:rPr>
-              <w:t>by</w:t>
-            </w:r>
-            <w:r>
-              <w:rPr>
-                <w:rFonts w:ascii="Cambria" w:eastAsia="Cambria" w:hAnsi="Cambria" w:cs="Cambria"/>
-                <w:b/>
-                <w:spacing w:val="-6"/>
-                <w:sz w:val="20"/>
-                <w:szCs w:val="20"/>
-              </w:rPr>
-              <w:t xml:space="preserve"> </w:t>
-            </w:r>
-            <w:r>
-              <w:rPr>
-                <w:rFonts w:ascii="Cambria" w:eastAsia="Cambria" w:hAnsi="Cambria" w:cs="Cambria"/>
-                <w:b/>
-                <w:sz w:val="20"/>
-                <w:szCs w:val="20"/>
-              </w:rPr>
-              <w:t>of the Landlord)</w:t>
-            </w:r>
-          </w:p>
-        </w:tc>
-      </w:tr>
-      <w:tr>
-        <w:tc>
-          <w:tcPr>
-            <w:tcW w:w="4981" w:type="dxa"/>
-          </w:tcPr>
-          <w:p>
-            <w:pPr>
-              <w:tabs>
-                <w:tab w:val="left" w:pos="1010"/>
-                <w:tab w:val="left" w:pos="5330"/>
-                <w:tab w:val="left" w:pos="6050"/>
-              </w:tabs>
-              <w:spacing w:before="1"/>
-              <w:rPr>
-                <w:rFonts w:ascii="Cambria" w:eastAsia="Cambria" w:hAnsi="Cambria" w:cs="Cambria"/>
-                <w:b/>
-                <w:sz w:val="20"/>
-                <w:szCs w:val="20"/>
-              </w:rPr>
-              <w:keepNext/>
-            </w:pPr>
-            <w:r>
-              <w:rPr>
-                <w:rFonts w:ascii="Cambria" w:eastAsia="Cambria" w:hAnsi="Cambria" w:cs="Cambria"/>
-                <w:b/>
-                <w:sz w:val="20"/>
-                <w:szCs w:val="20"/>
-              </w:rPr>
-              <w:t>Name</w:t>
-            </w:r>
-            <w:r>
-              <w:rPr>
-                <w:rFonts w:ascii="Cambria" w:eastAsia="Cambria" w:hAnsi="Cambria" w:cs="Cambria"/>
-                <w:b/>
-                <w:spacing w:val="-10"/>
-                <w:sz w:val="20"/>
-                <w:szCs w:val="20"/>
-              </w:rPr>
-              <w:t>:</w:t>
-            </w:r>
-          </w:p>
-        </w:tc>
-        <w:tc>
-          <w:tcPr>
-            <w:tcW w:w="4981" w:type="dxa"/>
-          </w:tcPr>
-          <w:p>
-            <w:pPr>
-              <w:tabs>
-                <w:tab w:val="left" w:pos="1010"/>
-                <w:tab w:val="left" w:pos="5330"/>
-                <w:tab w:val="left" w:pos="6050"/>
-              </w:tabs>
-              <w:spacing w:before="1"/>
-              <w:rPr>
-                <w:rFonts w:ascii="Cambria" w:eastAsia="Cambria" w:hAnsi="Cambria" w:cs="Cambria"/>
-                <w:b/>
-                <w:sz w:val="20"/>
-                <w:szCs w:val="20"/>
-              </w:rPr>
-              <w:keepNext/>
-            </w:pPr>
-            <w:r>
-              <w:rPr>
-                <w:rFonts w:ascii="Cambria" w:eastAsia="Cambria" w:hAnsi="Cambria" w:cs="Cambria"/>
-                <w:b/>
-                <w:sz w:val="20"/>
-                <w:szCs w:val="20"/>
-              </w:rPr>
-              <w:t>Name</w:t>
-            </w:r>
-            <w:r>
-              <w:rPr>
-                <w:rFonts w:ascii="Cambria" w:eastAsia="Cambria" w:hAnsi="Cambria" w:cs="Cambria"/>
-                <w:b/>
-                <w:spacing w:val="-10"/>
-                <w:sz w:val="20"/>
-                <w:szCs w:val="20"/>
-              </w:rPr>
-              <w:t>:</w:t>
-            </w:r>
-          </w:p>
-        </w:tc>
-      </w:tr>
-      <w:tr>
-        <w:tc>
-          <w:tcPr>
-            <w:tcW w:w="4981" w:type="dxa"/>
-          </w:tcPr>
-          <w:p>
-            <w:pPr>
-              <w:tabs>
-                <w:tab w:val="left" w:pos="1010"/>
-                <w:tab w:val="left" w:pos="5330"/>
-                <w:tab w:val="left" w:pos="6050"/>
-              </w:tabs>
-              <w:spacing w:before="1"/>
-              <w:rPr>
-                <w:rFonts w:ascii="Cambria" w:eastAsia="Cambria" w:hAnsi="Cambria" w:cs="Cambria"/>
-                <w:b/>
-                <w:sz w:val="20"/>
-                <w:szCs w:val="20"/>
-              </w:rPr>
-              <w:keepNext/>
-            </w:pPr>
-            <w:r>
-              <w:rPr>
-                <w:rFonts w:ascii="Cambria" w:eastAsia="Cambria" w:hAnsi="Cambria" w:cs="Cambria"/>
-                <w:b/>
-                <w:spacing w:val="-5"/>
-                <w:sz w:val="20"/>
-                <w:szCs w:val="20"/>
-              </w:rPr>
-              <w:t>IC</w:t>
-            </w:r>
-            <w:r>
-              <w:rPr>
-                <w:rFonts w:ascii="Cambria" w:eastAsia="Cambria" w:hAnsi="Cambria" w:cs="Cambria"/>
-                <w:b/>
-                <w:spacing w:val="-10"/>
-                <w:sz w:val="20"/>
-                <w:szCs w:val="20"/>
-              </w:rPr>
-              <w:t>:</w:t>
-            </w:r>
-          </w:p>
-        </w:tc>
-        <w:tc>
-          <w:tcPr>
-            <w:tcW w:w="4981" w:type="dxa"/>
-          </w:tcPr>
-          <w:p>
-            <w:pPr>
-              <w:tabs>
-                <w:tab w:val="left" w:pos="1010"/>
-                <w:tab w:val="left" w:pos="5330"/>
-                <w:tab w:val="left" w:pos="6050"/>
-              </w:tabs>
-              <w:spacing w:before="1"/>
-              <w:rPr>
-                <w:rFonts w:ascii="Cambria" w:eastAsia="Cambria" w:hAnsi="Cambria" w:cs="Cambria"/>
-                <w:b/>
-                <w:sz w:val="20"/>
-                <w:szCs w:val="20"/>
-              </w:rPr>
-              <w:keepNext/>
-            </w:pPr>
-            <w:r>
-              <w:rPr>
-                <w:rFonts w:ascii="Cambria" w:eastAsia="Cambria" w:hAnsi="Cambria" w:cs="Cambria"/>
-                <w:b/>
-                <w:sz w:val="20"/>
-                <w:szCs w:val="20"/>
-              </w:rPr>
-              <w:t>IC:</w:t>
-            </w:r>
-          </w:p>
-        </w:tc>
-      </w:tr>
-      <w:tr>
-        <w:tc>
-          <w:tcPr>
-            <w:tcW w:w="4981" w:type="dxa"/>
-          </w:tcPr>
-          <w:p>
-            <w:pPr>
-              <w:tabs>
-                <w:tab w:val="left" w:pos="1010"/>
-                <w:tab w:val="left" w:pos="5330"/>
-                <w:tab w:val="left" w:pos="6050"/>
-              </w:tabs>
-              <w:spacing w:before="1"/>
-              <w:rPr>
-                <w:rFonts w:ascii="Cambria" w:eastAsia="Cambria" w:hAnsi="Cambria" w:cs="Cambria"/>
-                <w:b/>
-                <w:sz w:val="20"/>
-                <w:szCs w:val="20"/>
-              </w:rPr>
-              <w:keepNext/>
-            </w:pPr>
-            <w:r>
-              <w:rPr>
-                <w:rFonts w:ascii="Cambria" w:eastAsia="Cambria" w:hAnsi="Cambria" w:cs="Cambria"/>
-                <w:b/>
-                <w:spacing w:val="-4"/>
-                <w:sz w:val="20"/>
-                <w:szCs w:val="20"/>
-              </w:rPr>
-              <w:t>Date</w:t>
-            </w:r>
-            <w:r>
-              <w:rPr>
-                <w:rFonts w:ascii="Cambria" w:eastAsia="Cambria" w:hAnsi="Cambria" w:cs="Cambria"/>
-                <w:b/>
-                <w:spacing w:val="-10"/>
-                <w:sz w:val="20"/>
-                <w:szCs w:val="20"/>
-              </w:rPr>
-              <w:t xml:space="preserve">: </w:t>
-            </w:r>
-          </w:p>
-        </w:tc>
-        <w:tc>
-          <w:tcPr>
-            <w:tcW w:w="4981" w:type="dxa"/>
-          </w:tcPr>
-          <w:p>
-            <w:pPr>
-              <w:tabs>
-                <w:tab w:val="left" w:pos="1010"/>
-                <w:tab w:val="left" w:pos="5330"/>
-                <w:tab w:val="left" w:pos="6050"/>
-              </w:tabs>
-              <w:spacing w:before="1"/>
-              <w:rPr>
-                <w:rFonts w:ascii="Cambria" w:eastAsia="Cambria" w:hAnsi="Cambria" w:cs="Cambria"/>
-                <w:b/>
-                <w:sz w:val="20"/>
-                <w:szCs w:val="20"/>
-              </w:rPr>
-              <w:keepNext/>
             </w:pPr>
             <w:r>
               <w:rPr>
@@ -7980,6 +8055,7 @@
     </w:p>
     <w:p>
       <w:pPr>
+        <w:keepLines/>
         <w:spacing w:after="0" w:line="259" w:lineRule="auto"/>
         <w:ind w:left="293" w:right="279" w:hanging="1"/>
         <w:jc w:val="both"/>
@@ -7988,7 +8064,6 @@
           <w:sz w:val="20"/>
           <w:szCs w:val="20"/>
         </w:rPr>
-        <w:keepLines/>
       </w:pPr>
       <w:r>
         <w:rPr>
@@ -8031,25 +8106,7 @@
           <w:sz w:val="20"/>
           <w:szCs w:val="20"/>
         </w:rPr>
-        <w:t xml:space="preserve">IC will be </w:t>
-      </w:r>
-      <w:proofErr w:type="gramStart"/>
-      <w:r>
-        <w:rPr>
-          <w:rFonts w:ascii="Cambria" w:eastAsia="Cambria" w:hAnsi="Cambria" w:cs="Cambria"/>
-          <w:sz w:val="20"/>
-          <w:szCs w:val="20"/>
-        </w:rPr>
-        <w:t>collected</w:t>
-      </w:r>
-      <w:proofErr w:type="gramEnd"/>
-      <w:r>
-        <w:rPr>
-          <w:rFonts w:ascii="Cambria" w:eastAsia="Cambria" w:hAnsi="Cambria" w:cs="Cambria"/>
-          <w:sz w:val="20"/>
-          <w:szCs w:val="20"/>
-        </w:rPr>
-        <w:t xml:space="preserve"> a record purpose) shall be provided and the parties hereby provide(s) all the relevant consent(s)</w:t>
+        <w:t>IC will be collected a record purpose) shall be provided and the parties hereby provide(s) all the relevant consent(s)</w:t>
       </w:r>
       <w:r>
         <w:rPr>
@@ -8070,36 +8127,89 @@
       </w:r>
     </w:p>
     <w:sectPr>
-      <w:headerReference w:type="first" r:id="rIdNestHeader"/>
+      <w:headerReference w:type="first" r:id="rId9"/>
       <w:pgSz w:w="11906" w:h="16838" w:code="9"/>
       <w:pgMar w:top="1152" w:right="1080" w:bottom="1440" w:left="1080" w:header="1300" w:footer="720" w:gutter="0"/>
       <w:cols w:space="720"/>
+      <w:titlePg/>
       <w:docGrid w:linePitch="360"/>
-      <w:titlePg/>
     </w:sectPr>
   </w:body>
 </w:document>
 </file>
 
-<file path=word/nest-header.xml><?xml version="1.0" encoding="utf-8"?>
-<w:hdr xmlns:m="http://schemas.openxmlformats.org/officeDocument/2006/math" xmlns:mc="http://schemas.openxmlformats.org/markup-compatibility/2006" xmlns:mo="http://schemas.microsoft.com/office/mac/office/2008/main" xmlns:mv="urn:schemas-microsoft-com:mac:vml" xmlns:o="urn:schemas-microsoft-com:office:office" xmlns:r="http://schemas.openxmlformats.org/officeDocument/2006/relationships" xmlns:v="urn:schemas-microsoft-com:vml" xmlns:w10="urn:schemas-microsoft-com:office:word" xmlns:w14="http://schemas.microsoft.com/office/word/2010/wordml" xmlns:w="http://schemas.openxmlformats.org/wordprocessingml/2006/main" xmlns:wne="http://schemas.microsoft.com/office/word/2006/wordml" xmlns:wp14="http://schemas.microsoft.com/office/word/2010/wordprocessingDrawing" xmlns:wp="http://schemas.openxmlformats.org/drawingml/2006/wordprocessingDrawing" xmlns:wpc="http://schemas.microsoft.com/office/word/2010/wordprocessingCanvas" xmlns:wpg="http://schemas.microsoft.com/office/word/2010/wordprocessingGroup" xmlns:wpi="http://schemas.microsoft.com/office/word/2010/wordprocessingInk" xmlns:wps="http://schemas.microsoft.com/office/word/2010/wordprocessingShape" mc:Ignorable="w14 wp14">
+<file path=word/endnotes.xml><?xml version="1.0" encoding="utf-8"?>
+<w:endnotes xmlns:wpc="http://schemas.microsoft.com/office/word/2010/wordprocessingCanvas" xmlns:cx="http://schemas.microsoft.com/office/drawing/2014/chartex" xmlns:cx1="http://schemas.microsoft.com/office/drawing/2015/9/8/chartex" xmlns:cx2="http://schemas.microsoft.com/office/drawing/2015/10/21/chartex" xmlns:cx3="http://schemas.microsoft.com/office/drawing/2016/5/9/chartex" xmlns:cx4="http://schemas.microsoft.com/office/drawing/2016/5/10/chartex" xmlns:cx5="http://schemas.microsoft.com/office/drawing/2016/5/11/chartex" xmlns:cx6="http://schemas.microsoft.com/office/drawing/2016/5/12/chartex" xmlns:cx7="http://schemas.microsoft.com/office/drawing/2016/5/13/chartex" xmlns:cx8="http://schemas.microsoft.com/office/drawing/2016/5/14/chartex" xmlns:mc="http://schemas.openxmlformats.org/markup-compatibility/2006" xmlns:aink="http://schemas.microsoft.com/office/drawing/2016/ink" xmlns:am3d="http://schemas.microsoft.com/office/drawing/2017/model3d" xmlns:o="urn:schemas-microsoft-com:office:office" xmlns:oel="http://schemas.microsoft.com/office/2019/extlst" xmlns:r="http://schemas.openxmlformats.org/officeDocument/2006/relationships" xmlns:m="http://schemas.openxmlformats.org/officeDocument/2006/math" xmlns:v="urn:schemas-microsoft-com:vml" xmlns:wp14="http://schemas.microsoft.com/office/word/2010/wordprocessingDrawing" xmlns:wp="http://schemas.openxmlformats.org/drawingml/2006/wordprocessingDrawing" xmlns:w10="urn:schemas-microsoft-com:office:word" xmlns:w="http://schemas.openxmlformats.org/wordprocessingml/2006/main" xmlns:w14="http://schemas.microsoft.com/office/word/2010/wordml" xmlns:w15="http://schemas.microsoft.com/office/word/2012/wordml" xmlns:w16cex="http://schemas.microsoft.com/office/word/2018/wordml/cex" xmlns:w16cid="http://schemas.microsoft.com/office/word/2016/wordml/cid" xmlns:w16="http://schemas.microsoft.com/office/word/2018/wordml" xmlns:w16du="http://schemas.microsoft.com/office/word/2023/wordml/word16du" xmlns:w16sdtdh="http://schemas.microsoft.com/office/word/2020/wordml/sdtdatahash" xmlns:w16sdtfl="http://schemas.microsoft.com/office/word/2024/wordml/sdtformatlock" xmlns:w16se="http://schemas.microsoft.com/office/word/2015/wordml/symex" xmlns:wpg="http://schemas.microsoft.com/office/word/2010/wordprocessingGroup" xmlns:wpi="http://schemas.microsoft.com/office/word/2010/wordprocessingInk" xmlns:wne="http://schemas.microsoft.com/office/word/2006/wordml" xmlns:wps="http://schemas.microsoft.com/office/word/2010/wordprocessingShape" mc:Ignorable="w14 w15 w16se w16cid w16 w16cex w16sdtdh w16sdtfl w16du wp14">
+  <w:endnote w:type="separator" w:id="-1">
+    <w:p>
+      <w:pPr>
+        <w:spacing w:after="0" w:line="240" w:lineRule="auto"/>
+      </w:pPr>
+      <w:r>
+        <w:separator/>
+      </w:r>
+    </w:p>
+  </w:endnote>
+  <w:endnote w:type="continuationSeparator" w:id="0">
+    <w:p>
+      <w:pPr>
+        <w:spacing w:after="0" w:line="240" w:lineRule="auto"/>
+      </w:pPr>
+      <w:r>
+        <w:continuationSeparator/>
+      </w:r>
+    </w:p>
+  </w:endnote>
+</w:endnotes>
+</file>
+
+<file path=word/footnotes.xml><?xml version="1.0" encoding="utf-8"?>
+<w:footnotes xmlns:wpc="http://schemas.microsoft.com/office/word/2010/wordprocessingCanvas" xmlns:cx="http://schemas.microsoft.com/office/drawing/2014/chartex" xmlns:cx1="http://schemas.microsoft.com/office/drawing/2015/9/8/chartex" xmlns:cx2="http://schemas.microsoft.com/office/drawing/2015/10/21/chartex" xmlns:cx3="http://schemas.microsoft.com/office/drawing/2016/5/9/chartex" xmlns:cx4="http://schemas.microsoft.com/office/drawing/2016/5/10/chartex" xmlns:cx5="http://schemas.microsoft.com/office/drawing/2016/5/11/chartex" xmlns:cx6="http://schemas.microsoft.com/office/drawing/2016/5/12/chartex" xmlns:cx7="http://schemas.microsoft.com/office/drawing/2016/5/13/chartex" xmlns:cx8="http://schemas.microsoft.com/office/drawing/2016/5/14/chartex" xmlns:mc="http://schemas.openxmlformats.org/markup-compatibility/2006" xmlns:aink="http://schemas.microsoft.com/office/drawing/2016/ink" xmlns:am3d="http://schemas.microsoft.com/office/drawing/2017/model3d" xmlns:o="urn:schemas-microsoft-com:office:office" xmlns:oel="http://schemas.microsoft.com/office/2019/extlst" xmlns:r="http://schemas.openxmlformats.org/officeDocument/2006/relationships" xmlns:m="http://schemas.openxmlformats.org/officeDocument/2006/math" xmlns:v="urn:schemas-microsoft-com:vml" xmlns:wp14="http://schemas.microsoft.com/office/word/2010/wordprocessingDrawing" xmlns:wp="http://schemas.openxmlformats.org/drawingml/2006/wordprocessingDrawing" xmlns:w10="urn:schemas-microsoft-com:office:word" xmlns:w="http://schemas.openxmlformats.org/wordprocessingml/2006/main" xmlns:w14="http://schemas.microsoft.com/office/word/2010/wordml" xmlns:w15="http://schemas.microsoft.com/office/word/2012/wordml" xmlns:w16cex="http://schemas.microsoft.com/office/word/2018/wordml/cex" xmlns:w16cid="http://schemas.microsoft.com/office/word/2016/wordml/cid" xmlns:w16="http://schemas.microsoft.com/office/word/2018/wordml" xmlns:w16du="http://schemas.microsoft.com/office/word/2023/wordml/word16du" xmlns:w16sdtdh="http://schemas.microsoft.com/office/word/2020/wordml/sdtdatahash" xmlns:w16sdtfl="http://schemas.microsoft.com/office/word/2024/wordml/sdtformatlock" xmlns:w16se="http://schemas.microsoft.com/office/word/2015/wordml/symex" xmlns:wpg="http://schemas.microsoft.com/office/word/2010/wordprocessingGroup" xmlns:wpi="http://schemas.microsoft.com/office/word/2010/wordprocessingInk" xmlns:wne="http://schemas.microsoft.com/office/word/2006/wordml" xmlns:wps="http://schemas.microsoft.com/office/word/2010/wordprocessingShape" mc:Ignorable="w14 w15 w16se w16cid w16 w16cex w16sdtdh w16sdtfl w16du wp14">
+  <w:footnote w:type="separator" w:id="-1">
+    <w:p>
+      <w:pPr>
+        <w:spacing w:after="0" w:line="240" w:lineRule="auto"/>
+      </w:pPr>
+      <w:r>
+        <w:separator/>
+      </w:r>
+    </w:p>
+  </w:footnote>
+  <w:footnote w:type="continuationSeparator" w:id="0">
+    <w:p>
+      <w:pPr>
+        <w:spacing w:after="0" w:line="240" w:lineRule="auto"/>
+      </w:pPr>
+      <w:r>
+        <w:continuationSeparator/>
+      </w:r>
+    </w:p>
+  </w:footnote>
+</w:footnotes>
+</file>
+
+<file path=word/header1.xml><?xml version="1.0" encoding="utf-8"?>
+<w:hdr xmlns:wpc="http://schemas.microsoft.com/office/word/2010/wordprocessingCanvas" xmlns:cx="http://schemas.microsoft.com/office/drawing/2014/chartex" xmlns:cx1="http://schemas.microsoft.com/office/drawing/2015/9/8/chartex" xmlns:cx2="http://schemas.microsoft.com/office/drawing/2015/10/21/chartex" xmlns:cx3="http://schemas.microsoft.com/office/drawing/2016/5/9/chartex" xmlns:cx4="http://schemas.microsoft.com/office/drawing/2016/5/10/chartex" xmlns:cx5="http://schemas.microsoft.com/office/drawing/2016/5/11/chartex" xmlns:cx6="http://schemas.microsoft.com/office/drawing/2016/5/12/chartex" xmlns:cx7="http://schemas.microsoft.com/office/drawing/2016/5/13/chartex" xmlns:cx8="http://schemas.microsoft.com/office/drawing/2016/5/14/chartex" xmlns:mc="http://schemas.openxmlformats.org/markup-compatibility/2006" xmlns:aink="http://schemas.microsoft.com/office/drawing/2016/ink" xmlns:am3d="http://schemas.microsoft.com/office/drawing/2017/model3d" xmlns:o="urn:schemas-microsoft-com:office:office" xmlns:oel="http://schemas.microsoft.com/office/2019/extlst" xmlns:r="http://schemas.openxmlformats.org/officeDocument/2006/relationships" xmlns:m="http://schemas.openxmlformats.org/officeDocument/2006/math" xmlns:v="urn:schemas-microsoft-com:vml" xmlns:wp14="http://schemas.microsoft.com/office/word/2010/wordprocessingDrawing" xmlns:wp="http://schemas.openxmlformats.org/drawingml/2006/wordprocessingDrawing" xmlns:w10="urn:schemas-microsoft-com:office:word" xmlns:w="http://schemas.openxmlformats.org/wordprocessingml/2006/main" xmlns:w14="http://schemas.microsoft.com/office/word/2010/wordml" xmlns:w15="http://schemas.microsoft.com/office/word/2012/wordml" xmlns:w16cex="http://schemas.microsoft.com/office/word/2018/wordml/cex" xmlns:w16cid="http://schemas.microsoft.com/office/word/2016/wordml/cid" xmlns:w16="http://schemas.microsoft.com/office/word/2018/wordml" xmlns:w16du="http://schemas.microsoft.com/office/word/2023/wordml/word16du" xmlns:w16sdtdh="http://schemas.microsoft.com/office/word/2020/wordml/sdtdatahash" xmlns:w16sdtfl="http://schemas.microsoft.com/office/word/2024/wordml/sdtformatlock" xmlns:w16se="http://schemas.microsoft.com/office/word/2015/wordml/symex" xmlns:wpg="http://schemas.microsoft.com/office/word/2010/wordprocessingGroup" xmlns:wpi="http://schemas.microsoft.com/office/word/2010/wordprocessingInk" xmlns:wne="http://schemas.microsoft.com/office/word/2006/wordml" xmlns:wps="http://schemas.microsoft.com/office/word/2010/wordprocessingShape" mc:Ignorable="w14 w15 w16se w16cid w16 w16cex w16sdtdh w16sdtfl w16du wp14">
   <w:p>
     <w:pPr>
-      <w:pStyle w:val="Header"/>
       <w:spacing w:after="200"/>
       <w:jc w:val="center"/>
     </w:pPr>
     <w:r>
+      <w:rPr>
+        <w:noProof/>
+      </w:rPr>
       <w:drawing>
-        <wp:inline xmlns:a="http://schemas.openxmlformats.org/drawingml/2006/main" xmlns:pic="http://schemas.openxmlformats.org/drawingml/2006/picture">
+        <wp:inline distT="0" distB="0" distL="0" distR="0" wp14:anchorId="2334736C" wp14:editId="2E3CB0E8">
           <wp:extent cx="889000" cy="762000"/>
+          <wp:effectExtent l="0" t="0" r="0" b="0"/>
           <wp:docPr id="1" name="Picture 1"/>
           <wp:cNvGraphicFramePr>
-            <a:graphicFrameLocks noChangeAspect="1"/>
+            <a:graphicFrameLocks xmlns:a="http://schemas.openxmlformats.org/drawingml/2006/main" noChangeAspect="1"/>
           </wp:cNvGraphicFramePr>
-          <a:graphic>
+          <a:graphic xmlns:a="http://schemas.openxmlformats.org/drawingml/2006/main">
             <a:graphicData uri="http://schemas.openxmlformats.org/drawingml/2006/picture">
-              <pic:pic>
+              <pic:pic xmlns:pic="http://schemas.openxmlformats.org/drawingml/2006/picture">
                 <pic:nvPicPr>
                   <pic:cNvPr id="0" name="business_card.jpg"/>
                   <pic:cNvPicPr/>
@@ -8116,7 +8226,9 @@
                     <a:off x="0" y="0"/>
                     <a:ext cx="889000" cy="762000"/>
                   </a:xfrm>
-                  <a:prstGeom prst="rect"/>
+                  <a:prstGeom prst="rect">
+                    <a:avLst/>
+                  </a:prstGeom>
                 </pic:spPr>
               </pic:pic>
             </a:graphicData>
@@ -8130,7 +8242,7 @@
       <w:spacing w:after="40" w:line="240" w:lineRule="auto"/>
       <w:jc w:val="center"/>
     </w:pPr>
-    <w:bookmarkStart w:id="2" w:name="NestHeader_name"/>
+    <w:bookmarkStart w:id="0" w:name="NestHeader_name"/>
     <w:r>
       <w:rPr>
         <w:rFonts w:ascii="Arial" w:hAnsi="Arial"/>
@@ -8139,30 +8251,29 @@
       </w:rPr>
       <w:t>NEST &amp; NOOK PROPERTY CARE</w:t>
     </w:r>
-    <w:bookmarkEnd w:id="2"/>
+    <w:bookmarkEnd w:id="0"/>
   </w:p>
   <w:p>
     <w:pPr>
       <w:spacing w:after="40" w:line="240" w:lineRule="auto"/>
       <w:jc w:val="center"/>
     </w:pPr>
-    <w:bookmarkStart w:id="3" w:name="NestHeader_registration"/>
+    <w:bookmarkStart w:id="1" w:name="NestHeader_registration"/>
     <w:r>
       <w:rPr>
         <w:rFonts w:ascii="Arial" w:hAnsi="Arial"/>
         <w:b/>
-        <w:sz w:val="24"/>
       </w:rPr>
       <w:t>202603156166 (KT0615852-M)</w:t>
     </w:r>
-    <w:bookmarkEnd w:id="3"/>
+    <w:bookmarkEnd w:id="1"/>
   </w:p>
   <w:p>
     <w:pPr>
       <w:spacing w:after="40" w:line="240" w:lineRule="auto"/>
       <w:jc w:val="center"/>
     </w:pPr>
-    <w:bookmarkStart w:id="4" w:name="NestHeader_address"/>
+    <w:bookmarkStart w:id="2" w:name="NestHeader_address"/>
     <w:r>
       <w:rPr>
         <w:rFonts w:ascii="Times New Roman" w:hAnsi="Times New Roman"/>
@@ -8171,14 +8282,14 @@
       </w:rPr>
       <w:t>#16-03, Trellis Residences, 80100, J.B, Johor.</w:t>
     </w:r>
-    <w:bookmarkEnd w:id="4"/>
+    <w:bookmarkEnd w:id="2"/>
   </w:p>
   <w:p>
     <w:pPr>
       <w:spacing w:after="40" w:line="240" w:lineRule="auto"/>
       <w:jc w:val="center"/>
     </w:pPr>
-    <w:bookmarkStart w:id="5" w:name="NestHeader_phone"/>
+    <w:bookmarkStart w:id="3" w:name="NestHeader_phone"/>
     <w:r>
       <w:rPr>
         <w:rFonts w:ascii="Times New Roman" w:hAnsi="Times New Roman"/>
@@ -8187,20 +8298,15 @@
       </w:rPr>
       <w:t>TEL NO.: +60111-3380335</w:t>
     </w:r>
-    <w:bookmarkEnd w:id="5"/>
+    <w:bookmarkEnd w:id="3"/>
   </w:p>
   <w:p>
     <w:pPr>
-      <w:spacing w:after="240" w:line="20" w:lineRule="exact"/>
       <w:pBdr>
         <w:bottom w:val="single" w:sz="4" w:space="1" w:color="000000"/>
       </w:pBdr>
+      <w:spacing w:after="240" w:line="20" w:lineRule="exact"/>
     </w:pPr>
-    <w:r>
-      <w:rPr>
-        <w:sz w:val="2"/>
-      </w:rPr>
-    </w:r>
   </w:p>
 </w:hdr>
 </file>

--- a/agreements/3. Room TA_NOAC.docx
+++ b/agreements/3. Room TA_NOAC.docx
@@ -46,6 +46,7 @@
       </w:tblGrid>
       <w:tr>
         <w:trPr>
+          <w:trHeight w:val="362"/>
           <w:jc w:val="center"/>
         </w:trPr>
         <w:tc>
@@ -107,6 +108,7 @@
                 <w:lang w:eastAsia="zh-CN"/>
               </w:rPr>
             </w:pPr>
+            <w:bookmarkStart w:id="0" w:name="NNF_1_4653_352_19_0_B"/>
             <w:r>
               <w:rPr>
                 <w:rFonts w:ascii="Cambria" w:eastAsia="DengXian" w:hAnsi="Cambria" w:cs="Cambria"/>
@@ -116,57 +118,15 @@
                 <w:szCs w:val="20"/>
                 <w:lang w:eastAsia="zh-CN"/>
               </w:rPr>
-              <w:t>13</w:t>
+              <w:t>{{agreement_date}}</w:t>
             </w:r>
-            <w:r>
-              <w:rPr>
-                <w:rFonts w:ascii="Cambria" w:eastAsia="DengXian" w:hAnsi="Cambria" w:cs="Cambria"/>
-                <w:bCs/>
-                <w:spacing w:val="-2"/>
-                <w:sz w:val="20"/>
-                <w:szCs w:val="20"/>
-                <w:lang w:eastAsia="zh-CN"/>
-              </w:rPr>
-              <w:t xml:space="preserve"> </w:t>
-            </w:r>
-            <w:r>
-              <w:rPr>
-                <w:rFonts w:ascii="Cambria" w:eastAsia="DengXian" w:hAnsi="Cambria" w:cs="Cambria"/>
-                <w:bCs/>
-                <w:spacing w:val="-2"/>
-                <w:sz w:val="20"/>
-                <w:szCs w:val="20"/>
-                <w:lang w:eastAsia="zh-CN"/>
-              </w:rPr>
-              <w:t>April</w:t>
-            </w:r>
-            <w:r>
-              <w:rPr>
-                <w:rFonts w:ascii="Cambria" w:eastAsia="DengXian" w:hAnsi="Cambria" w:cs="Cambria"/>
-                <w:bCs/>
-                <w:spacing w:val="-2"/>
-                <w:sz w:val="20"/>
-                <w:szCs w:val="20"/>
-                <w:lang w:eastAsia="zh-CN"/>
-              </w:rPr>
-              <w:t xml:space="preserve"> 202</w:t>
-            </w:r>
-            <w:r>
-              <w:rPr>
-                <w:rFonts w:ascii="Cambria" w:eastAsia="DengXian" w:hAnsi="Cambria" w:cs="Cambria"/>
-                <w:bCs/>
-                <w:spacing w:val="-2"/>
-                <w:sz w:val="20"/>
-                <w:szCs w:val="20"/>
-                <w:lang w:eastAsia="zh-CN"/>
-              </w:rPr>
-              <w:t>6</w:t>
-            </w:r>
+            <w:bookmarkEnd w:id="0"/>
           </w:p>
         </w:tc>
       </w:tr>
       <w:tr>
         <w:trPr>
+          <w:trHeight w:val="363"/>
           <w:jc w:val="center"/>
         </w:trPr>
         <w:tc>
@@ -228,6 +188,7 @@
                 <w:lang w:eastAsia="zh-CN"/>
               </w:rPr>
             </w:pPr>
+            <w:bookmarkStart w:id="1" w:name="NNF_2_4653_353_19_0_B"/>
             <w:r>
               <w:rPr>
                 <w:rFonts w:ascii="Cambria" w:eastAsia="DengXian" w:hAnsi="Cambria" w:cs="Cambria"/>
@@ -237,57 +198,15 @@
                 <w:szCs w:val="20"/>
                 <w:lang w:eastAsia="zh-CN"/>
               </w:rPr>
-              <w:t>Room</w:t>
+              <w:t>{{room}} {{property}}</w:t>
             </w:r>
-            <w:r>
-              <w:rPr>
-                <w:rFonts w:ascii="Cambria" w:eastAsia="DengXian" w:hAnsi="Cambria" w:cs="Cambria"/>
-                <w:bCs/>
-                <w:spacing w:val="-2"/>
-                <w:sz w:val="20"/>
-                <w:szCs w:val="20"/>
-                <w:lang w:eastAsia="zh-CN"/>
-              </w:rPr>
-              <w:t xml:space="preserve"> 0</w:t>
-            </w:r>
-            <w:r>
-              <w:rPr>
-                <w:rFonts w:ascii="Cambria" w:eastAsia="DengXian" w:hAnsi="Cambria" w:cs="Cambria"/>
-                <w:bCs/>
-                <w:spacing w:val="-2"/>
-                <w:sz w:val="20"/>
-                <w:szCs w:val="20"/>
-                <w:lang w:eastAsia="zh-CN"/>
-              </w:rPr>
-              <w:t>1</w:t>
-            </w:r>
-            <w:r>
-              <w:rPr>
-                <w:rFonts w:ascii="Cambria" w:eastAsia="DengXian" w:hAnsi="Cambria" w:cs="Cambria"/>
-                <w:bCs/>
-                <w:spacing w:val="-2"/>
-                <w:sz w:val="20"/>
-                <w:szCs w:val="20"/>
-                <w:lang w:eastAsia="zh-CN"/>
-              </w:rPr>
-              <w:t xml:space="preserve"> Unit A</w:t>
-            </w:r>
-            <w:r>
-              <w:rPr>
-                <w:rFonts w:ascii="Cambria" w:eastAsia="DengXian" w:hAnsi="Cambria" w:cs="Cambria"/>
-                <w:bCs/>
-                <w:spacing w:val="-2"/>
-                <w:sz w:val="20"/>
-                <w:szCs w:val="20"/>
-                <w:lang w:eastAsia="zh-CN"/>
-              </w:rPr>
-              <w:t>3-2-2706</w:t>
-            </w:r>
+            <w:bookmarkEnd w:id="1"/>
           </w:p>
         </w:tc>
       </w:tr>
       <w:tr>
         <w:trPr>
+          <w:trHeight w:val="1066"/>
           <w:jc w:val="center"/>
         </w:trPr>
         <w:tc>
@@ -349,6 +268,7 @@
                 <w:lang w:eastAsia="zh-CN"/>
               </w:rPr>
             </w:pPr>
+            <w:bookmarkStart w:id="2" w:name="NNF_3_4653_1056_19_0_B"/>
             <w:r>
               <w:rPr>
                 <w:rFonts w:ascii="Cambria" w:eastAsia="DengXian" w:hAnsi="Cambria" w:cs="Cambria"/>
@@ -358,35 +278,15 @@
                 <w:szCs w:val="20"/>
                 <w:lang w:eastAsia="zh-CN"/>
               </w:rPr>
-              <w:t>Unit A</w:t>
+              <w:t>{{property_address}}</w:t>
             </w:r>
-            <w:r>
-              <w:rPr>
-                <w:rFonts w:ascii="Cambria" w:eastAsia="DengXian" w:hAnsi="Cambria" w:cs="Cambria"/>
-                <w:bCs/>
-                <w:spacing w:val="-2"/>
-                <w:sz w:val="20"/>
-                <w:szCs w:val="20"/>
-                <w:lang w:eastAsia="zh-CN"/>
-              </w:rPr>
-              <w:t>3-2-2706</w:t>
-            </w:r>
-            <w:r>
-              <w:rPr>
-                <w:rFonts w:ascii="Cambria" w:eastAsia="DengXian" w:hAnsi="Cambria" w:cs="Cambria"/>
-                <w:bCs/>
-                <w:spacing w:val="-2"/>
-                <w:sz w:val="20"/>
-                <w:szCs w:val="20"/>
-                <w:lang w:eastAsia="zh-CN"/>
-              </w:rPr>
-              <w:t>, R&amp;F Princess Cove, Jalan Tanjung Puteri, 1, R&amp;F, Tanjung Puteri, 80300, Johor Bahru, Johor.</w:t>
-            </w:r>
+            <w:bookmarkEnd w:id="2"/>
           </w:p>
         </w:tc>
       </w:tr>
       <w:tr>
         <w:trPr>
+          <w:trHeight w:val="360"/>
           <w:jc w:val="center"/>
         </w:trPr>
         <w:tc>
@@ -458,6 +358,7 @@
                 <w:lang w:eastAsia="zh-CN"/>
               </w:rPr>
             </w:pPr>
+            <w:bookmarkStart w:id="3" w:name="NNF_4_4653_350_19_0_B"/>
             <w:r>
               <w:rPr>
                 <w:rFonts w:ascii="Cambria" w:eastAsia="DengXian" w:hAnsi="Cambria" w:cs="Cambria"/>
@@ -467,57 +368,15 @@
                 <w:szCs w:val="20"/>
                 <w:lang w:eastAsia="zh-CN"/>
               </w:rPr>
-              <w:t>13</w:t>
+              <w:t>{{start_date}}</w:t>
             </w:r>
-            <w:r>
-              <w:rPr>
-                <w:rFonts w:ascii="Cambria" w:eastAsia="DengXian" w:hAnsi="Cambria" w:cs="Cambria"/>
-                <w:bCs/>
-                <w:spacing w:val="-2"/>
-                <w:sz w:val="20"/>
-                <w:szCs w:val="20"/>
-                <w:lang w:eastAsia="zh-CN"/>
-              </w:rPr>
-              <w:t xml:space="preserve"> </w:t>
-            </w:r>
-            <w:r>
-              <w:rPr>
-                <w:rFonts w:ascii="Cambria" w:eastAsia="DengXian" w:hAnsi="Cambria" w:cs="Cambria"/>
-                <w:bCs/>
-                <w:spacing w:val="-2"/>
-                <w:sz w:val="20"/>
-                <w:szCs w:val="20"/>
-                <w:lang w:eastAsia="zh-CN"/>
-              </w:rPr>
-              <w:t>April</w:t>
-            </w:r>
-            <w:r>
-              <w:rPr>
-                <w:rFonts w:ascii="Cambria" w:eastAsia="DengXian" w:hAnsi="Cambria" w:cs="Cambria"/>
-                <w:bCs/>
-                <w:spacing w:val="-2"/>
-                <w:sz w:val="20"/>
-                <w:szCs w:val="20"/>
-                <w:lang w:eastAsia="zh-CN"/>
-              </w:rPr>
-              <w:t xml:space="preserve"> 202</w:t>
-            </w:r>
-            <w:r>
-              <w:rPr>
-                <w:rFonts w:ascii="Cambria" w:eastAsia="DengXian" w:hAnsi="Cambria" w:cs="Cambria"/>
-                <w:bCs/>
-                <w:spacing w:val="-2"/>
-                <w:sz w:val="20"/>
-                <w:szCs w:val="20"/>
-                <w:lang w:eastAsia="zh-CN"/>
-              </w:rPr>
-              <w:t>6</w:t>
-            </w:r>
+            <w:bookmarkEnd w:id="3"/>
           </w:p>
         </w:tc>
       </w:tr>
       <w:tr>
         <w:trPr>
+          <w:trHeight w:val="362"/>
           <w:jc w:val="center"/>
         </w:trPr>
         <w:tc>
@@ -579,6 +438,7 @@
                 <w:lang w:eastAsia="zh-CN"/>
               </w:rPr>
             </w:pPr>
+            <w:bookmarkStart w:id="4" w:name="NNF_5_4653_352_19_0_B"/>
             <w:r>
               <w:rPr>
                 <w:rFonts w:ascii="Cambria" w:eastAsia="DengXian" w:hAnsi="Cambria" w:cs="Cambria"/>
@@ -588,68 +448,15 @@
                 <w:szCs w:val="20"/>
                 <w:lang w:eastAsia="zh-CN"/>
               </w:rPr>
-              <w:t>3</w:t>
+              <w:t>{{end_date}}</w:t>
             </w:r>
-            <w:r>
-              <w:rPr>
-                <w:rFonts w:ascii="Cambria" w:eastAsia="DengXian" w:hAnsi="Cambria" w:cs="Cambria"/>
-                <w:bCs/>
-                <w:spacing w:val="-2"/>
-                <w:sz w:val="20"/>
-                <w:szCs w:val="20"/>
-                <w:lang w:eastAsia="zh-CN"/>
-              </w:rPr>
-              <w:t>0</w:t>
-            </w:r>
-            <w:r>
-              <w:rPr>
-                <w:rFonts w:ascii="Cambria" w:eastAsia="DengXian" w:hAnsi="Cambria" w:cs="Cambria"/>
-                <w:bCs/>
-                <w:spacing w:val="-2"/>
-                <w:sz w:val="20"/>
-                <w:szCs w:val="20"/>
-                <w:lang w:eastAsia="zh-CN"/>
-              </w:rPr>
-              <w:t xml:space="preserve"> </w:t>
-            </w:r>
-            <w:r>
-              <w:rPr>
-                <w:rFonts w:ascii="Cambria" w:eastAsia="DengXian" w:hAnsi="Cambria" w:cs="Cambria"/>
-                <w:bCs/>
-                <w:spacing w:val="-2"/>
-                <w:sz w:val="20"/>
-                <w:szCs w:val="20"/>
-                <w:lang w:eastAsia="zh-CN"/>
-              </w:rPr>
-              <w:t>April</w:t>
-            </w:r>
-            <w:r>
-              <w:rPr>
-                <w:rFonts w:ascii="Cambria" w:eastAsia="DengXian" w:hAnsi="Cambria" w:cs="Cambria"/>
-                <w:bCs/>
-                <w:spacing w:val="-2"/>
-                <w:sz w:val="20"/>
-                <w:szCs w:val="20"/>
-                <w:lang w:eastAsia="zh-CN"/>
-              </w:rPr>
-              <w:t xml:space="preserve"> 202</w:t>
-            </w:r>
-            <w:r>
-              <w:rPr>
-                <w:rFonts w:ascii="Cambria" w:eastAsia="DengXian" w:hAnsi="Cambria" w:cs="Cambria"/>
-                <w:bCs/>
-                <w:spacing w:val="-2"/>
-                <w:sz w:val="20"/>
-                <w:szCs w:val="20"/>
-                <w:lang w:eastAsia="zh-CN"/>
-              </w:rPr>
-              <w:t>7</w:t>
-            </w:r>
+            <w:bookmarkEnd w:id="4"/>
           </w:p>
         </w:tc>
       </w:tr>
       <w:tr>
         <w:trPr>
+          <w:trHeight w:val="362"/>
           <w:jc w:val="center"/>
         </w:trPr>
         <w:tc>
@@ -711,6 +518,7 @@
                 <w:lang w:eastAsia="zh-CN"/>
               </w:rPr>
             </w:pPr>
+            <w:bookmarkStart w:id="5" w:name="NNF_6_4653_352_19_0_B"/>
             <w:r>
               <w:rPr>
                 <w:rFonts w:ascii="Cambria" w:eastAsia="DengXian" w:hAnsi="Cambria" w:cs="Cambria"/>
@@ -720,13 +528,15 @@
                 <w:szCs w:val="20"/>
                 <w:lang w:eastAsia="zh-CN"/>
               </w:rPr>
-              <w:t>1 Year</w:t>
+              <w:t>{{tenure}}</w:t>
             </w:r>
+            <w:bookmarkEnd w:id="5"/>
           </w:p>
         </w:tc>
       </w:tr>
       <w:tr>
         <w:trPr>
+          <w:trHeight w:val="362"/>
           <w:jc w:val="center"/>
         </w:trPr>
         <w:tc>
@@ -788,6 +598,7 @@
                 <w:lang w:eastAsia="zh-CN"/>
               </w:rPr>
             </w:pPr>
+            <w:bookmarkStart w:id="6" w:name="NNF_7_4653_352_19_0_B"/>
             <w:r>
               <w:rPr>
                 <w:rFonts w:ascii="Cambria" w:eastAsia="DengXian" w:hAnsi="Cambria" w:cs="Cambria"/>
@@ -797,35 +608,15 @@
                 <w:szCs w:val="20"/>
                 <w:lang w:eastAsia="zh-CN"/>
               </w:rPr>
-              <w:t>RM</w:t>
+              <w:t>{{rent}}</w:t>
             </w:r>
-            <w:r>
-              <w:rPr>
-                <w:rFonts w:ascii="Cambria" w:eastAsia="DengXian" w:hAnsi="Cambria" w:cs="Cambria"/>
-                <w:bCs/>
-                <w:spacing w:val="-2"/>
-                <w:sz w:val="20"/>
-                <w:szCs w:val="20"/>
-                <w:lang w:eastAsia="zh-CN"/>
-              </w:rPr>
-              <w:t>8</w:t>
-            </w:r>
-            <w:r>
-              <w:rPr>
-                <w:rFonts w:ascii="Cambria" w:eastAsia="DengXian" w:hAnsi="Cambria" w:cs="Cambria"/>
-                <w:bCs/>
-                <w:spacing w:val="-2"/>
-                <w:sz w:val="20"/>
-                <w:szCs w:val="20"/>
-                <w:lang w:eastAsia="zh-CN"/>
-              </w:rPr>
-              <w:t>88</w:t>
-            </w:r>
+            <w:bookmarkEnd w:id="6"/>
           </w:p>
         </w:tc>
       </w:tr>
       <w:tr>
         <w:trPr>
+          <w:trHeight w:val="360"/>
           <w:jc w:val="center"/>
         </w:trPr>
         <w:tc>
@@ -887,6 +678,7 @@
                 <w:lang w:eastAsia="zh-CN"/>
               </w:rPr>
             </w:pPr>
+            <w:bookmarkStart w:id="7" w:name="NNF_8_4653_350_19_0_B"/>
             <w:r>
               <w:rPr>
                 <w:rFonts w:ascii="Cambria" w:eastAsia="DengXian" w:hAnsi="Cambria" w:cs="Cambria"/>
@@ -896,13 +688,15 @@
                 <w:szCs w:val="20"/>
                 <w:lang w:eastAsia="zh-CN"/>
               </w:rPr>
-              <w:t>NA</w:t>
+              <w:t>{{parking}}</w:t>
             </w:r>
+            <w:bookmarkEnd w:id="7"/>
           </w:p>
         </w:tc>
       </w:tr>
       <w:tr>
         <w:trPr>
+          <w:trHeight w:val="362"/>
           <w:jc w:val="center"/>
         </w:trPr>
         <w:tc>
@@ -937,7 +731,7 @@
                 <w:szCs w:val="20"/>
                 <w:lang w:eastAsia="zh-CN"/>
               </w:rPr>
-              <w:t>Room Deposit</w:t>
+              <w:t>Refundable Room Deposit</w:t>
             </w:r>
           </w:p>
         </w:tc>
@@ -964,6 +758,7 @@
                 <w:lang w:eastAsia="zh-CN"/>
               </w:rPr>
             </w:pPr>
+            <w:bookmarkStart w:id="8" w:name="NNF_9_4653_352_19_0_B"/>
             <w:r>
               <w:rPr>
                 <w:rFonts w:ascii="Cambria" w:eastAsia="DengXian" w:hAnsi="Cambria" w:cs="Cambria"/>
@@ -973,35 +768,15 @@
                 <w:szCs w:val="20"/>
                 <w:lang w:eastAsia="zh-CN"/>
               </w:rPr>
-              <w:t>RM</w:t>
+              <w:t>{{security_deposit}}</w:t>
             </w:r>
-            <w:r>
-              <w:rPr>
-                <w:rFonts w:ascii="Cambria" w:eastAsia="DengXian" w:hAnsi="Cambria" w:cs="Cambria"/>
-                <w:bCs/>
-                <w:spacing w:val="-2"/>
-                <w:sz w:val="20"/>
-                <w:szCs w:val="20"/>
-                <w:lang w:eastAsia="zh-CN"/>
-              </w:rPr>
-              <w:t>8</w:t>
-            </w:r>
-            <w:r>
-              <w:rPr>
-                <w:rFonts w:ascii="Cambria" w:eastAsia="DengXian" w:hAnsi="Cambria" w:cs="Cambria"/>
-                <w:bCs/>
-                <w:spacing w:val="-2"/>
-                <w:sz w:val="20"/>
-                <w:szCs w:val="20"/>
-                <w:lang w:eastAsia="zh-CN"/>
-              </w:rPr>
-              <w:t>88</w:t>
-            </w:r>
+            <w:bookmarkEnd w:id="8"/>
           </w:p>
         </w:tc>
       </w:tr>
       <w:tr>
         <w:trPr>
+          <w:trHeight w:val="720"/>
           <w:jc w:val="center"/>
         </w:trPr>
         <w:tc>
@@ -1103,6 +878,7 @@
                 <w:lang w:eastAsia="zh-CN"/>
               </w:rPr>
             </w:pPr>
+            <w:bookmarkStart w:id="9" w:name="NNF_10_4653_710_19_0_B"/>
             <w:r>
               <w:rPr>
                 <w:rFonts w:ascii="Cambria" w:eastAsia="DengXian" w:hAnsi="Cambria" w:cs="Cambria"/>
@@ -1112,19 +888,9 @@
                 <w:szCs w:val="20"/>
                 <w:lang w:eastAsia="zh-CN"/>
               </w:rPr>
-              <w:t>RM</w:t>
+              <w:t>{{advance_rent}}</w:t>
             </w:r>
-            <w:r>
-              <w:rPr>
-                <w:rFonts w:ascii="Cambria" w:eastAsia="DengXian" w:hAnsi="Cambria" w:cs="Cambria" w:hint="eastAsia"/>
-                <w:bCs/>
-                <w:spacing w:val="-2"/>
-                <w:sz w:val="20"/>
-                <w:szCs w:val="20"/>
-                <w:lang w:eastAsia="zh-CN"/>
-              </w:rPr>
-              <w:t>532.80</w:t>
-            </w:r>
+            <w:bookmarkEnd w:id="9"/>
           </w:p>
         </w:tc>
       </w:tr>
@@ -2500,6 +2266,67 @@
       </w:pPr>
       <w:r>
         <w:rPr>
+          <w:noProof/>
+        </w:rPr>
+        <w:drawing>
+          <wp:anchor distT="0" distB="0" distL="114300" distR="114300" simplePos="0" relativeHeight="251651584" behindDoc="1" locked="0" layoutInCell="1" allowOverlap="1" wp14:anchorId="61B09F08" wp14:editId="10620021">
+            <wp:simplePos x="0" y="0"/>
+            <wp:positionH relativeFrom="column">
+              <wp:posOffset>4555671</wp:posOffset>
+            </wp:positionH>
+            <wp:positionV relativeFrom="page">
+              <wp:posOffset>9677400</wp:posOffset>
+            </wp:positionV>
+            <wp:extent cx="1303020" cy="730250"/>
+            <wp:effectExtent l="0" t="0" r="0" b="0"/>
+            <wp:wrapNone/>
+            <wp:docPr id="263861726" name="Picture 1"/>
+            <wp:cNvGraphicFramePr>
+              <a:graphicFrameLocks xmlns:a="http://schemas.openxmlformats.org/drawingml/2006/main" noChangeAspect="1"/>
+            </wp:cNvGraphicFramePr>
+            <a:graphic xmlns:a="http://schemas.openxmlformats.org/drawingml/2006/main">
+              <a:graphicData uri="http://schemas.openxmlformats.org/drawingml/2006/picture">
+                <pic:pic xmlns:pic="http://schemas.openxmlformats.org/drawingml/2006/picture">
+                  <pic:nvPicPr>
+                    <pic:cNvPr id="263861726" name="Picture 1"/>
+                    <pic:cNvPicPr>
+                      <a:picLocks noChangeAspect="1"/>
+                    </pic:cNvPicPr>
+                  </pic:nvPicPr>
+                  <pic:blipFill>
+                    <a:blip r:embed="rId7" cstate="print">
+                      <a:extLst>
+                        <a:ext uri="{28A0092B-C50C-407E-A947-70E740481C1C}">
+                          <a14:useLocalDpi xmlns:a14="http://schemas.microsoft.com/office/drawing/2010/main" val="0"/>
+                        </a:ext>
+                      </a:extLst>
+                    </a:blip>
+                    <a:srcRect/>
+                    <a:stretch>
+                      <a:fillRect/>
+                    </a:stretch>
+                  </pic:blipFill>
+                  <pic:spPr bwMode="auto">
+                    <a:xfrm>
+                      <a:off x="0" y="0"/>
+                      <a:ext cx="1303020" cy="730250"/>
+                    </a:xfrm>
+                    <a:prstGeom prst="rect">
+                      <a:avLst/>
+                    </a:prstGeom>
+                    <a:noFill/>
+                    <a:ln>
+                      <a:noFill/>
+                    </a:ln>
+                  </pic:spPr>
+                </pic:pic>
+              </a:graphicData>
+            </a:graphic>
+          </wp:anchor>
+        </w:drawing>
+      </w:r>
+      <w:r>
+        <w:rPr>
           <w:rFonts w:ascii="Cambria" w:eastAsia="Cambria" w:hAnsi="Cambria" w:cs="Cambria"/>
           <w:sz w:val="20"/>
           <w:szCs w:val="20"/>
@@ -2912,6 +2739,12 @@
           <w:szCs w:val="20"/>
         </w:rPr>
         <w:t xml:space="preserve"> Deposit will be forfeited as penalty.</w:t>
+      </w:r>
+      <w:r>
+        <w:rPr>
+          <w:noProof/>
+        </w:rPr>
+        <w:t xml:space="preserve"> </w:t>
       </w:r>
     </w:p>
     <w:p>
@@ -5965,6 +5798,67 @@
           <w:szCs w:val="20"/>
         </w:rPr>
       </w:pPr>
+      <w:r>
+        <w:rPr>
+          <w:noProof/>
+        </w:rPr>
+        <w:drawing>
+          <wp:anchor distT="0" distB="0" distL="114300" distR="114300" simplePos="0" relativeHeight="251664896" behindDoc="1" locked="0" layoutInCell="1" allowOverlap="1" wp14:anchorId="0DDB997A" wp14:editId="753790CD">
+            <wp:simplePos x="0" y="0"/>
+            <wp:positionH relativeFrom="column">
+              <wp:posOffset>4588329</wp:posOffset>
+            </wp:positionH>
+            <wp:positionV relativeFrom="page">
+              <wp:posOffset>9394371</wp:posOffset>
+            </wp:positionV>
+            <wp:extent cx="1303020" cy="730250"/>
+            <wp:effectExtent l="0" t="0" r="0" b="0"/>
+            <wp:wrapNone/>
+            <wp:docPr id="1002330781" name="Picture 1"/>
+            <wp:cNvGraphicFramePr>
+              <a:graphicFrameLocks xmlns:a="http://schemas.openxmlformats.org/drawingml/2006/main" noChangeAspect="1"/>
+            </wp:cNvGraphicFramePr>
+            <a:graphic xmlns:a="http://schemas.openxmlformats.org/drawingml/2006/main">
+              <a:graphicData uri="http://schemas.openxmlformats.org/drawingml/2006/picture">
+                <pic:pic xmlns:pic="http://schemas.openxmlformats.org/drawingml/2006/picture">
+                  <pic:nvPicPr>
+                    <pic:cNvPr id="263861726" name="Picture 1"/>
+                    <pic:cNvPicPr>
+                      <a:picLocks noChangeAspect="1"/>
+                    </pic:cNvPicPr>
+                  </pic:nvPicPr>
+                  <pic:blipFill>
+                    <a:blip r:embed="rId7" cstate="print">
+                      <a:extLst>
+                        <a:ext uri="{28A0092B-C50C-407E-A947-70E740481C1C}">
+                          <a14:useLocalDpi xmlns:a14="http://schemas.microsoft.com/office/drawing/2010/main" val="0"/>
+                        </a:ext>
+                      </a:extLst>
+                    </a:blip>
+                    <a:srcRect/>
+                    <a:stretch>
+                      <a:fillRect/>
+                    </a:stretch>
+                  </pic:blipFill>
+                  <pic:spPr bwMode="auto">
+                    <a:xfrm>
+                      <a:off x="0" y="0"/>
+                      <a:ext cx="1303020" cy="730250"/>
+                    </a:xfrm>
+                    <a:prstGeom prst="rect">
+                      <a:avLst/>
+                    </a:prstGeom>
+                    <a:noFill/>
+                    <a:ln>
+                      <a:noFill/>
+                    </a:ln>
+                  </pic:spPr>
+                </pic:pic>
+              </a:graphicData>
+            </a:graphic>
+          </wp:anchor>
+        </w:drawing>
+      </w:r>
     </w:p>
     <w:tbl>
       <w:tblPr>
@@ -5974,10 +5868,13 @@
         <w:tblLook w:val="04A0" w:firstRow="1" w:lastRow="0" w:firstColumn="1" w:lastColumn="0" w:noHBand="0" w:noVBand="1"/>
       </w:tblPr>
       <w:tblGrid>
-        <w:gridCol w:w="4648"/>
-        <w:gridCol w:w="4662"/>
+        <w:gridCol w:w="4569"/>
+        <w:gridCol w:w="4741"/>
       </w:tblGrid>
       <w:tr>
+        <w:trPr>
+          <w:trHeight w:val="365"/>
+        </w:trPr>
         <w:tc>
           <w:tcPr>
             <w:tcW w:w="4981" w:type="dxa"/>
@@ -6030,6 +5927,7 @@
                 <w:szCs w:val="20"/>
               </w:rPr>
             </w:pPr>
+            <w:bookmarkStart w:id="10" w:name="NNF_11_4544_355_19_0_B"/>
             <w:r>
               <w:rPr>
                 <w:rFonts w:ascii="Cambria" w:eastAsia="Cambria" w:hAnsi="Cambria" w:cs="Cambria"/>
@@ -6037,12 +5935,16 @@
                 <w:sz w:val="20"/>
                 <w:szCs w:val="20"/>
               </w:rPr>
-              <w:t>PUA ZHEN YING</w:t>
+              <w:t>{{company.account_name}}</w:t>
             </w:r>
+            <w:bookmarkEnd w:id="10"/>
           </w:p>
         </w:tc>
       </w:tr>
       <w:tr>
+        <w:trPr>
+          <w:trHeight w:val="365"/>
+        </w:trPr>
         <w:tc>
           <w:tcPr>
             <w:tcW w:w="4981" w:type="dxa"/>
@@ -6094,6 +5996,7 @@
                 <w:szCs w:val="20"/>
               </w:rPr>
             </w:pPr>
+            <w:bookmarkStart w:id="11" w:name="NNF_12_4544_355_19_0_B"/>
             <w:r>
               <w:rPr>
                 <w:rFonts w:ascii="Cambria" w:eastAsia="Cambria" w:hAnsi="Cambria" w:cs="Cambria"/>
@@ -6101,12 +6004,16 @@
                 <w:sz w:val="20"/>
                 <w:szCs w:val="20"/>
               </w:rPr>
-              <w:t>OCBC BANK</w:t>
+              <w:t>{{company.bank}}</w:t>
             </w:r>
+            <w:bookmarkEnd w:id="11"/>
           </w:p>
         </w:tc>
       </w:tr>
       <w:tr>
+        <w:trPr>
+          <w:trHeight w:val="365"/>
+        </w:trPr>
         <w:tc>
           <w:tcPr>
             <w:tcW w:w="4981" w:type="dxa"/>
@@ -6156,6 +6063,7 @@
                 <w:szCs w:val="20"/>
               </w:rPr>
             </w:pPr>
+            <w:bookmarkStart w:id="12" w:name="NNF_13_4544_355_19_0_B"/>
             <w:r>
               <w:rPr>
                 <w:rFonts w:ascii="Cambria" w:eastAsia="Cambria" w:hAnsi="Cambria" w:cs="Cambria"/>
@@ -6163,8 +6071,9 @@
                 <w:sz w:val="20"/>
                 <w:szCs w:val="20"/>
               </w:rPr>
-              <w:t>1102047977</w:t>
+              <w:t>{{company.account_number}}</w:t>
             </w:r>
+            <w:bookmarkEnd w:id="12"/>
           </w:p>
         </w:tc>
       </w:tr>
@@ -6289,8 +6198,8 @@
         <w:tblLook w:val="04A0" w:firstRow="1" w:lastRow="0" w:firstColumn="1" w:lastColumn="0" w:noHBand="0" w:noVBand="1"/>
       </w:tblPr>
       <w:tblGrid>
-        <w:gridCol w:w="4798"/>
-        <w:gridCol w:w="4874"/>
+        <w:gridCol w:w="4813"/>
+        <w:gridCol w:w="4859"/>
       </w:tblGrid>
       <w:tr>
         <w:tc>
@@ -6423,7 +6332,7 @@
                 <w:szCs w:val="40"/>
               </w:rPr>
               <w:drawing>
-                <wp:inline distT="0" distB="0" distL="0" distR="0" wp14:anchorId="5B6BE467" wp14:editId="6226CBFF">
+                <wp:inline distT="0" distB="0" distL="0" distR="0" wp14:anchorId="5B6BE467" wp14:editId="3CC97380">
                   <wp:extent cx="1612222" cy="903215"/>
                   <wp:effectExtent l="0" t="0" r="0" b="0"/>
                   <wp:docPr id="2099270004" name="Picture 2"/>
@@ -6440,7 +6349,7 @@
                           </pic:cNvPicPr>
                         </pic:nvPicPr>
                         <pic:blipFill>
-                          <a:blip r:embed="rId7" cstate="print">
+                          <a:blip r:embed="rId8" cstate="print">
                             <a:extLst>
                               <a:ext uri="{28A0092B-C50C-407E-A947-70E740481C1C}">
                                 <a14:useLocalDpi xmlns:a14="http://schemas.microsoft.com/office/drawing/2010/main" val="0"/>
@@ -6498,7 +6407,7 @@
                           </pic:cNvPicPr>
                         </pic:nvPicPr>
                         <pic:blipFill>
-                          <a:blip r:embed="rId8" cstate="print">
+                          <a:blip r:embed="rId9" cstate="print">
                             <a:extLst>
                               <a:ext uri="{28A0092B-C50C-407E-A947-70E740481C1C}">
                                 <a14:useLocalDpi xmlns:a14="http://schemas.microsoft.com/office/drawing/2010/main" val="0"/>
@@ -6693,6 +6602,9 @@
         </w:tc>
       </w:tr>
       <w:tr>
+        <w:trPr>
+          <w:trHeight w:val="245"/>
+        </w:trPr>
         <w:tc>
           <w:tcPr>
             <w:tcW w:w="4981" w:type="dxa"/>
@@ -6713,6 +6625,7 @@
                 <w:lang w:eastAsia="zh-CN"/>
               </w:rPr>
             </w:pPr>
+            <w:bookmarkStart w:id="13" w:name="NNF_14_4698_235_19_0_B"/>
             <w:r>
               <w:rPr>
                 <w:rFonts w:ascii="Cambria" w:eastAsia="Cambria" w:hAnsi="Cambria" w:cs="Cambria"/>
@@ -6720,91 +6633,9 @@
                 <w:sz w:val="20"/>
                 <w:szCs w:val="20"/>
               </w:rPr>
-              <w:t>Name</w:t>
+              <w:t>Name: {{tenant_name}}</w:t>
             </w:r>
-            <w:r>
-              <w:rPr>
-                <w:rFonts w:ascii="Cambria" w:eastAsia="Cambria" w:hAnsi="Cambria" w:cs="Cambria"/>
-                <w:b/>
-                <w:spacing w:val="-10"/>
-                <w:sz w:val="20"/>
-                <w:szCs w:val="20"/>
-              </w:rPr>
-              <w:t>:</w:t>
-            </w:r>
-            <w:r>
-              <w:rPr>
-                <w:rFonts w:ascii="Cambria" w:eastAsia="Cambria" w:hAnsi="Cambria" w:cs="Cambria"/>
-                <w:b/>
-                <w:spacing w:val="-10"/>
-                <w:sz w:val="20"/>
-                <w:szCs w:val="20"/>
-              </w:rPr>
-              <w:t xml:space="preserve"> </w:t>
-            </w:r>
-            <w:r>
-              <w:rPr>
-                <w:rFonts w:ascii="Cambria" w:eastAsia="Cambria" w:hAnsi="Cambria" w:cs="Cambria"/>
-                <w:b/>
-                <w:spacing w:val="-10"/>
-                <w:sz w:val="20"/>
-                <w:szCs w:val="20"/>
-              </w:rPr>
-              <w:t>H</w:t>
-            </w:r>
-            <w:r>
-              <w:rPr>
-                <w:rFonts w:ascii="Cambria" w:eastAsia="DengXian" w:hAnsi="Cambria" w:cs="Cambria" w:hint="eastAsia"/>
-                <w:b/>
-                <w:spacing w:val="-10"/>
-                <w:sz w:val="20"/>
-                <w:szCs w:val="20"/>
-                <w:lang w:eastAsia="zh-CN"/>
-              </w:rPr>
-              <w:t>II</w:t>
-            </w:r>
-            <w:r>
-              <w:rPr>
-                <w:rFonts w:ascii="Cambria" w:eastAsia="Cambria" w:hAnsi="Cambria" w:cs="Cambria"/>
-                <w:b/>
-                <w:spacing w:val="-10"/>
-                <w:sz w:val="20"/>
-                <w:szCs w:val="20"/>
-              </w:rPr>
-              <w:t xml:space="preserve"> H</w:t>
-            </w:r>
-            <w:r>
-              <w:rPr>
-                <w:rFonts w:ascii="Cambria" w:eastAsia="DengXian" w:hAnsi="Cambria" w:cs="Cambria" w:hint="eastAsia"/>
-                <w:b/>
-                <w:spacing w:val="-10"/>
-                <w:sz w:val="20"/>
-                <w:szCs w:val="20"/>
-                <w:lang w:eastAsia="zh-CN"/>
-              </w:rPr>
-              <w:t>UI</w:t>
-            </w:r>
-            <w:r>
-              <w:rPr>
-                <w:rFonts w:ascii="Cambria" w:eastAsia="Cambria" w:hAnsi="Cambria" w:cs="Cambria"/>
-                <w:b/>
-                <w:spacing w:val="-10"/>
-                <w:sz w:val="20"/>
-                <w:szCs w:val="20"/>
-              </w:rPr>
-              <w:t xml:space="preserve"> C</w:t>
-            </w:r>
-            <w:r>
-              <w:rPr>
-                <w:rFonts w:ascii="Cambria" w:eastAsia="DengXian" w:hAnsi="Cambria" w:cs="Cambria" w:hint="eastAsia"/>
-                <w:b/>
-                <w:spacing w:val="-10"/>
-                <w:sz w:val="20"/>
-                <w:szCs w:val="20"/>
-                <w:lang w:eastAsia="zh-CN"/>
-              </w:rPr>
-              <w:t>HIN</w:t>
-            </w:r>
+            <w:bookmarkEnd w:id="13"/>
           </w:p>
         </w:tc>
         <w:tc>
@@ -6826,6 +6657,7 @@
                 <w:szCs w:val="20"/>
               </w:rPr>
             </w:pPr>
+            <w:bookmarkStart w:id="14" w:name="NNF_15_4737_235_19_0_B"/>
             <w:r>
               <w:rPr>
                 <w:rFonts w:ascii="Cambria" w:eastAsia="Cambria" w:hAnsi="Cambria" w:cs="Cambria"/>
@@ -6833,42 +6665,16 @@
                 <w:sz w:val="20"/>
                 <w:szCs w:val="20"/>
               </w:rPr>
-              <w:t>Name</w:t>
+              <w:t>Name: {{company.name}}</w:t>
             </w:r>
-            <w:r>
-              <w:rPr>
-                <w:rFonts w:ascii="Cambria" w:eastAsia="Cambria" w:hAnsi="Cambria" w:cs="Cambria"/>
-                <w:b/>
-                <w:spacing w:val="-10"/>
-                <w:sz w:val="20"/>
-                <w:szCs w:val="20"/>
-              </w:rPr>
-              <w:t>:</w:t>
-            </w:r>
-            <w:r>
-              <w:rPr>
-                <w:rFonts w:ascii="Cambria" w:eastAsia="Cambria" w:hAnsi="Cambria" w:cs="Cambria"/>
-                <w:b/>
-                <w:spacing w:val="-10"/>
-                <w:sz w:val="20"/>
-                <w:szCs w:val="20"/>
-              </w:rPr>
-              <w:t xml:space="preserve"> </w:t>
-            </w:r>
-            <w:r>
-              <w:rPr>
-                <w:rFonts w:ascii="Cambria" w:eastAsia="Cambria" w:hAnsi="Cambria" w:cs="Cambria"/>
-                <w:b/>
-                <w:spacing w:val="-10"/>
-                <w:sz w:val="20"/>
-                <w:szCs w:val="20"/>
-              </w:rPr>
-              <w:t>PUA ZHEN YING</w:t>
-            </w:r>
+            <w:bookmarkEnd w:id="14"/>
           </w:p>
         </w:tc>
       </w:tr>
       <w:tr>
+        <w:trPr>
+          <w:trHeight w:val="245"/>
+        </w:trPr>
         <w:tc>
           <w:tcPr>
             <w:tcW w:w="4981" w:type="dxa"/>
@@ -6889,6 +6695,7 @@
                 <w:lang w:eastAsia="zh-CN"/>
               </w:rPr>
             </w:pPr>
+            <w:bookmarkStart w:id="15" w:name="NNF_16_4698_235_19_0_B"/>
             <w:r>
               <w:rPr>
                 <w:rFonts w:ascii="Cambria" w:eastAsia="Cambria" w:hAnsi="Cambria" w:cs="Cambria"/>
@@ -6897,38 +6704,9 @@
                 <w:sz w:val="20"/>
                 <w:szCs w:val="20"/>
               </w:rPr>
-              <w:t>Passport No.</w:t>
+              <w:t>Passport No.: {{tenant_id}}</w:t>
             </w:r>
-            <w:r>
-              <w:rPr>
-                <w:rFonts w:ascii="Cambria" w:eastAsia="Cambria" w:hAnsi="Cambria" w:cs="Cambria"/>
-                <w:b/>
-                <w:spacing w:val="-10"/>
-                <w:sz w:val="20"/>
-                <w:szCs w:val="20"/>
-              </w:rPr>
-              <w:t>:</w:t>
-            </w:r>
-            <w:r>
-              <w:rPr>
-                <w:rFonts w:ascii="Cambria" w:eastAsia="Cambria" w:hAnsi="Cambria" w:cs="Cambria"/>
-                <w:b/>
-                <w:spacing w:val="-10"/>
-                <w:sz w:val="20"/>
-                <w:szCs w:val="20"/>
-              </w:rPr>
-              <w:t xml:space="preserve"> </w:t>
-            </w:r>
-            <w:r>
-              <w:rPr>
-                <w:rFonts w:ascii="Cambria" w:eastAsia="Cambria" w:hAnsi="Cambria" w:cs="Cambria"/>
-                <w:b/>
-                <w:spacing w:val="-10"/>
-                <w:sz w:val="20"/>
-                <w:szCs w:val="20"/>
-              </w:rPr>
-              <w:t>021120-13-0372</w:t>
-            </w:r>
+            <w:bookmarkEnd w:id="15"/>
           </w:p>
         </w:tc>
         <w:tc>
@@ -6950,6 +6728,7 @@
                 <w:szCs w:val="20"/>
               </w:rPr>
             </w:pPr>
+            <w:bookmarkStart w:id="16" w:name="NNF_17_4737_235_19_0_B"/>
             <w:r>
               <w:rPr>
                 <w:rFonts w:ascii="Cambria" w:eastAsia="Cambria" w:hAnsi="Cambria" w:cs="Cambria"/>
@@ -6957,8 +6736,9 @@
                 <w:sz w:val="20"/>
                 <w:szCs w:val="20"/>
               </w:rPr>
-              <w:t>IC:</w:t>
+              <w:t>SSM No</w:t>
             </w:r>
+            <w:proofErr w:type="gramStart"/>
             <w:r>
               <w:rPr>
                 <w:rFonts w:ascii="Cambria" w:eastAsia="Cambria" w:hAnsi="Cambria" w:cs="Cambria"/>
@@ -6966,12 +6746,26 @@
                 <w:sz w:val="20"/>
                 <w:szCs w:val="20"/>
               </w:rPr>
-              <w:t xml:space="preserve"> 931205-06-5090</w:t>
+              <w:t>.: {{company.registration</w:t>
             </w:r>
+            <w:proofErr w:type="gramEnd"/>
+            <w:r>
+              <w:rPr>
+                <w:rFonts w:ascii="Cambria" w:eastAsia="Cambria" w:hAnsi="Cambria" w:cs="Cambria"/>
+                <w:b/>
+                <w:sz w:val="20"/>
+                <w:szCs w:val="20"/>
+              </w:rPr>
+              <w:t>}}</w:t>
+            </w:r>
+            <w:bookmarkEnd w:id="16"/>
           </w:p>
         </w:tc>
       </w:tr>
       <w:tr>
+        <w:trPr>
+          <w:trHeight w:val="249"/>
+        </w:trPr>
         <w:tc>
           <w:tcPr>
             <w:tcW w:w="4981" w:type="dxa"/>
@@ -6991,6 +6785,7 @@
                 <w:szCs w:val="20"/>
               </w:rPr>
             </w:pPr>
+            <w:bookmarkStart w:id="17" w:name="NNF_18_4698_239_19_0_B"/>
             <w:r>
               <w:rPr>
                 <w:rFonts w:ascii="Cambria" w:eastAsia="Cambria" w:hAnsi="Cambria" w:cs="Cambria"/>
@@ -6999,58 +6794,9 @@
                 <w:sz w:val="20"/>
                 <w:szCs w:val="20"/>
               </w:rPr>
-              <w:t>Date</w:t>
+              <w:t>Date: {{agreement_date}}</w:t>
             </w:r>
-            <w:r>
-              <w:rPr>
-                <w:rFonts w:ascii="Cambria" w:eastAsia="Cambria" w:hAnsi="Cambria" w:cs="Cambria"/>
-                <w:b/>
-                <w:spacing w:val="-10"/>
-                <w:sz w:val="20"/>
-                <w:szCs w:val="20"/>
-              </w:rPr>
-              <w:t xml:space="preserve">: </w:t>
-            </w:r>
-            <w:r>
-              <w:rPr>
-                <w:rFonts w:ascii="Cambria" w:eastAsia="Cambria" w:hAnsi="Cambria" w:cs="Cambria"/>
-                <w:b/>
-                <w:spacing w:val="-10"/>
-                <w:sz w:val="20"/>
-                <w:szCs w:val="20"/>
-              </w:rPr>
-              <w:t>13</w:t>
-            </w:r>
-            <w:r>
-              <w:rPr>
-                <w:rFonts w:ascii="Cambria" w:eastAsia="Cambria" w:hAnsi="Cambria" w:cs="Cambria"/>
-                <w:b/>
-                <w:spacing w:val="-10"/>
-                <w:sz w:val="20"/>
-                <w:szCs w:val="20"/>
-              </w:rPr>
-              <w:t xml:space="preserve"> </w:t>
-            </w:r>
-            <w:r>
-              <w:rPr>
-                <w:rFonts w:ascii="Cambria" w:hAnsi="Cambria" w:cs="Cambria"/>
-                <w:b/>
-                <w:spacing w:val="-10"/>
-                <w:sz w:val="20"/>
-                <w:szCs w:val="20"/>
-              </w:rPr>
-              <w:t>April</w:t>
-            </w:r>
-            <w:r>
-              <w:rPr>
-                <w:rFonts w:ascii="Cambria" w:eastAsia="Cambria" w:hAnsi="Cambria" w:cs="Cambria"/>
-                <w:b/>
-                <w:spacing w:val="-10"/>
-                <w:sz w:val="20"/>
-                <w:szCs w:val="20"/>
-              </w:rPr>
-              <w:t xml:space="preserve"> 2026</w:t>
-            </w:r>
+            <w:bookmarkEnd w:id="17"/>
           </w:p>
         </w:tc>
         <w:tc>
@@ -7072,6 +6818,7 @@
                 <w:szCs w:val="20"/>
               </w:rPr>
             </w:pPr>
+            <w:bookmarkStart w:id="18" w:name="NNF_19_4737_239_19_0_B"/>
             <w:r>
               <w:rPr>
                 <w:rFonts w:ascii="Cambria" w:eastAsia="Cambria" w:hAnsi="Cambria" w:cs="Cambria"/>
@@ -7080,58 +6827,9 @@
                 <w:sz w:val="20"/>
                 <w:szCs w:val="20"/>
               </w:rPr>
-              <w:t>Date</w:t>
+              <w:t>Date: {{agreement_date}}</w:t>
             </w:r>
-            <w:r>
-              <w:rPr>
-                <w:rFonts w:ascii="Cambria" w:eastAsia="Cambria" w:hAnsi="Cambria" w:cs="Cambria"/>
-                <w:b/>
-                <w:spacing w:val="-10"/>
-                <w:sz w:val="20"/>
-                <w:szCs w:val="20"/>
-              </w:rPr>
-              <w:t xml:space="preserve">: </w:t>
-            </w:r>
-            <w:r>
-              <w:rPr>
-                <w:rFonts w:ascii="Cambria" w:eastAsia="Cambria" w:hAnsi="Cambria" w:cs="Cambria"/>
-                <w:b/>
-                <w:spacing w:val="-10"/>
-                <w:sz w:val="20"/>
-                <w:szCs w:val="20"/>
-              </w:rPr>
-              <w:t xml:space="preserve">13 </w:t>
-            </w:r>
-            <w:r>
-              <w:rPr>
-                <w:rFonts w:ascii="Cambria" w:hAnsi="Cambria" w:cs="Cambria"/>
-                <w:b/>
-                <w:spacing w:val="-10"/>
-                <w:sz w:val="20"/>
-                <w:szCs w:val="20"/>
-              </w:rPr>
-              <w:t>April</w:t>
-            </w:r>
-            <w:r>
-              <w:rPr>
-                <w:rFonts w:ascii="Cambria" w:eastAsia="Cambria" w:hAnsi="Cambria" w:cs="Cambria"/>
-                <w:b/>
-                <w:spacing w:val="-10"/>
-                <w:sz w:val="20"/>
-                <w:szCs w:val="20"/>
-              </w:rPr>
-              <w:t xml:space="preserve"> </w:t>
-            </w:r>
-            <w:r>
-              <w:rPr>
-                <w:rFonts w:ascii="Cambria" w:eastAsia="Cambria" w:hAnsi="Cambria" w:cs="Cambria"/>
-                <w:b/>
-                <w:spacing w:val="-10"/>
-                <w:sz w:val="20"/>
-                <w:szCs w:val="20"/>
-              </w:rPr>
-              <w:t>2026</w:t>
-            </w:r>
+            <w:bookmarkEnd w:id="18"/>
           </w:p>
         </w:tc>
       </w:tr>
@@ -7498,8 +7196,8 @@
         <w:tblLook w:val="04A0" w:firstRow="1" w:lastRow="0" w:firstColumn="1" w:lastColumn="0" w:noHBand="0" w:noVBand="1"/>
       </w:tblPr>
       <w:tblGrid>
-        <w:gridCol w:w="4836"/>
-        <w:gridCol w:w="4836"/>
+        <w:gridCol w:w="4852"/>
+        <w:gridCol w:w="4820"/>
       </w:tblGrid>
       <w:tr>
         <w:tc>
@@ -7797,6 +7495,9 @@
         </w:tc>
       </w:tr>
       <w:tr>
+        <w:trPr>
+          <w:trHeight w:val="245"/>
+        </w:trPr>
         <w:tc>
           <w:tcPr>
             <w:tcW w:w="4981" w:type="dxa"/>
@@ -7817,6 +7518,7 @@
                 <w:szCs w:val="20"/>
               </w:rPr>
             </w:pPr>
+            <w:bookmarkStart w:id="19" w:name="NNF_20_4698_235_19_0_B"/>
             <w:r>
               <w:rPr>
                 <w:rFonts w:ascii="Cambria" w:eastAsia="Cambria" w:hAnsi="Cambria" w:cs="Cambria"/>
@@ -7824,18 +7526,9 @@
                 <w:sz w:val="20"/>
                 <w:szCs w:val="20"/>
               </w:rPr>
-              <w:t>Name</w:t>
+              <w:t>Name: {{guardian_name}}</w:t>
             </w:r>
-            <w:r>
-              <w:rPr>
-                <w:rFonts w:ascii="Cambria" w:eastAsia="Cambria" w:hAnsi="Cambria" w:cs="Cambria"/>
-                <w:b/>
-                <w:spacing w:val="-10"/>
-                <w:sz w:val="20"/>
-                <w:szCs w:val="20"/>
-              </w:rPr>
-              <w:t>:</w:t>
-            </w:r>
+            <w:bookmarkEnd w:id="19"/>
           </w:p>
         </w:tc>
         <w:tc>
@@ -7881,6 +7574,9 @@
         </w:tc>
       </w:tr>
       <w:tr>
+        <w:trPr>
+          <w:trHeight w:val="245"/>
+        </w:trPr>
         <w:tc>
           <w:tcPr>
             <w:tcW w:w="4981" w:type="dxa"/>
@@ -7901,6 +7597,7 @@
                 <w:szCs w:val="20"/>
               </w:rPr>
             </w:pPr>
+            <w:bookmarkStart w:id="20" w:name="NNF_21_4698_235_19_0_B"/>
             <w:r>
               <w:rPr>
                 <w:rFonts w:ascii="Cambria" w:eastAsia="Cambria" w:hAnsi="Cambria" w:cs="Cambria"/>
@@ -7909,18 +7606,9 @@
                 <w:sz w:val="20"/>
                 <w:szCs w:val="20"/>
               </w:rPr>
-              <w:t>IC</w:t>
+              <w:t>IC: {{guardian_id}}</w:t>
             </w:r>
-            <w:r>
-              <w:rPr>
-                <w:rFonts w:ascii="Cambria" w:eastAsia="Cambria" w:hAnsi="Cambria" w:cs="Cambria"/>
-                <w:b/>
-                <w:spacing w:val="-10"/>
-                <w:sz w:val="20"/>
-                <w:szCs w:val="20"/>
-              </w:rPr>
-              <w:t>:</w:t>
-            </w:r>
+            <w:bookmarkEnd w:id="20"/>
           </w:p>
         </w:tc>
         <w:tc>
@@ -7956,6 +7644,9 @@
         </w:tc>
       </w:tr>
       <w:tr>
+        <w:trPr>
+          <w:trHeight w:val="249"/>
+        </w:trPr>
         <w:tc>
           <w:tcPr>
             <w:tcW w:w="4981" w:type="dxa"/>
@@ -7976,6 +7667,7 @@
                 <w:szCs w:val="20"/>
               </w:rPr>
             </w:pPr>
+            <w:bookmarkStart w:id="21" w:name="NNF_22_4698_239_19_0_B"/>
             <w:r>
               <w:rPr>
                 <w:rFonts w:ascii="Cambria" w:eastAsia="Cambria" w:hAnsi="Cambria" w:cs="Cambria"/>
@@ -7984,18 +7676,9 @@
                 <w:sz w:val="20"/>
                 <w:szCs w:val="20"/>
               </w:rPr>
-              <w:t>Date</w:t>
+              <w:t>Date: {{guardian_date}}</w:t>
             </w:r>
-            <w:r>
-              <w:rPr>
-                <w:rFonts w:ascii="Cambria" w:eastAsia="Cambria" w:hAnsi="Cambria" w:cs="Cambria"/>
-                <w:b/>
-                <w:spacing w:val="-10"/>
-                <w:sz w:val="20"/>
-                <w:szCs w:val="20"/>
-              </w:rPr>
-              <w:t xml:space="preserve">: </w:t>
-            </w:r>
+            <w:bookmarkEnd w:id="21"/>
           </w:p>
         </w:tc>
         <w:tc>
@@ -8065,13 +7748,75 @@
           <w:szCs w:val="20"/>
         </w:rPr>
       </w:pPr>
-      <w:r>
-        <w:rPr>
-          <w:rFonts w:ascii="Cambria" w:eastAsia="Cambria" w:hAnsi="Cambria" w:cs="Cambria"/>
-          <w:sz w:val="20"/>
-          <w:szCs w:val="20"/>
-        </w:rPr>
-        <w:t>**Note: All the documents requested by PUA ZHEN YING</w:t>
+      <w:bookmarkStart w:id="22" w:name="NNF_23_9270_1370_19_0_B"/>
+      <w:r>
+        <w:rPr>
+          <w:noProof/>
+        </w:rPr>
+        <w:drawing>
+          <wp:anchor distT="0" distB="0" distL="114300" distR="114300" simplePos="0" relativeHeight="251671040" behindDoc="1" locked="0" layoutInCell="1" allowOverlap="1" wp14:anchorId="6CADB442" wp14:editId="71913153">
+            <wp:simplePos x="0" y="0"/>
+            <wp:positionH relativeFrom="column">
+              <wp:posOffset>4544786</wp:posOffset>
+            </wp:positionH>
+            <wp:positionV relativeFrom="page">
+              <wp:posOffset>9040586</wp:posOffset>
+            </wp:positionV>
+            <wp:extent cx="1303020" cy="730250"/>
+            <wp:effectExtent l="0" t="0" r="0" b="0"/>
+            <wp:wrapNone/>
+            <wp:docPr id="213458129" name="Picture 1"/>
+            <wp:cNvGraphicFramePr>
+              <a:graphicFrameLocks xmlns:a="http://schemas.openxmlformats.org/drawingml/2006/main" noChangeAspect="1"/>
+            </wp:cNvGraphicFramePr>
+            <a:graphic xmlns:a="http://schemas.openxmlformats.org/drawingml/2006/main">
+              <a:graphicData uri="http://schemas.openxmlformats.org/drawingml/2006/picture">
+                <pic:pic xmlns:pic="http://schemas.openxmlformats.org/drawingml/2006/picture">
+                  <pic:nvPicPr>
+                    <pic:cNvPr id="263861726" name="Picture 1"/>
+                    <pic:cNvPicPr>
+                      <a:picLocks noChangeAspect="1"/>
+                    </pic:cNvPicPr>
+                  </pic:nvPicPr>
+                  <pic:blipFill>
+                    <a:blip r:embed="rId7" cstate="print">
+                      <a:extLst>
+                        <a:ext uri="{28A0092B-C50C-407E-A947-70E740481C1C}">
+                          <a14:useLocalDpi xmlns:a14="http://schemas.microsoft.com/office/drawing/2010/main" val="0"/>
+                        </a:ext>
+                      </a:extLst>
+                    </a:blip>
+                    <a:srcRect/>
+                    <a:stretch>
+                      <a:fillRect/>
+                    </a:stretch>
+                  </pic:blipFill>
+                  <pic:spPr bwMode="auto">
+                    <a:xfrm>
+                      <a:off x="0" y="0"/>
+                      <a:ext cx="1303020" cy="730250"/>
+                    </a:xfrm>
+                    <a:prstGeom prst="rect">
+                      <a:avLst/>
+                    </a:prstGeom>
+                    <a:noFill/>
+                    <a:ln>
+                      <a:noFill/>
+                    </a:ln>
+                  </pic:spPr>
+                </pic:pic>
+              </a:graphicData>
+            </a:graphic>
+          </wp:anchor>
+        </w:drawing>
+      </w:r>
+      <w:r>
+        <w:rPr>
+          <w:rFonts w:ascii="Cambria" w:eastAsia="Cambria" w:hAnsi="Cambria" w:cs="Cambria"/>
+          <w:sz w:val="20"/>
+          <w:szCs w:val="20"/>
+        </w:rPr>
+        <w:t>**Note: All the documents requested by {{company.name}}</w:t>
       </w:r>
       <w:r>
         <w:rPr>
@@ -8123,11 +7868,12 @@
           <w:sz w:val="20"/>
           <w:szCs w:val="20"/>
         </w:rPr>
-        <w:t>required under the PERSONAL DATA PROTECTION ACT 2010 to PUA ZHEN YING.</w:t>
-      </w:r>
+        <w:t>required under the PERSONAL DATA PROTECTION ACT 2010 to {{company.name}}.</w:t>
+      </w:r>
+      <w:bookmarkEnd w:id="22"/>
     </w:p>
     <w:sectPr>
-      <w:headerReference w:type="first" r:id="rId9"/>
+      <w:headerReference w:type="first" r:id="rId10"/>
       <w:pgSz w:w="11906" w:h="16838" w:code="9"/>
       <w:pgMar w:top="1152" w:right="1080" w:bottom="1440" w:left="1080" w:header="1300" w:footer="720" w:gutter="0"/>
       <w:cols w:space="720"/>
@@ -8242,63 +7988,123 @@
       <w:spacing w:after="40" w:line="240" w:lineRule="auto"/>
       <w:jc w:val="center"/>
     </w:pPr>
-    <w:bookmarkStart w:id="0" w:name="NestHeader_name"/>
+    <w:bookmarkStart w:id="23" w:name="NestHeader_name"/>
+    <w:bookmarkStart w:id="24" w:name="NNF_24_9746_272_22_1_S"/>
     <w:r>
       <w:rPr>
         <w:rFonts w:ascii="Arial" w:hAnsi="Arial"/>
         <w:b/>
         <w:sz w:val="22"/>
       </w:rPr>
-      <w:t>NEST &amp; NOOK PROPERTY CARE</w:t>
+      <w:t>{{company.name}}</w:t>
     </w:r>
-    <w:bookmarkEnd w:id="0"/>
+    <w:bookmarkEnd w:id="23"/>
+    <w:bookmarkEnd w:id="24"/>
   </w:p>
   <w:p>
     <w:pPr>
       <w:spacing w:after="40" w:line="240" w:lineRule="auto"/>
       <w:jc w:val="center"/>
     </w:pPr>
-    <w:bookmarkStart w:id="1" w:name="NestHeader_registration"/>
+    <w:bookmarkStart w:id="25" w:name="NestHeader_registration"/>
+    <w:bookmarkStart w:id="26" w:name="NNF_25_9746_294_24_1_S"/>
     <w:r>
       <w:rPr>
         <w:rFonts w:ascii="Arial" w:hAnsi="Arial"/>
         <w:b/>
       </w:rPr>
-      <w:t>202603156166 (KT0615852-M)</w:t>
+      <w:t>{{</w:t>
     </w:r>
-    <w:bookmarkEnd w:id="1"/>
+    <w:proofErr w:type="gramStart"/>
+    <w:r>
+      <w:rPr>
+        <w:rFonts w:ascii="Arial" w:hAnsi="Arial"/>
+        <w:b/>
+      </w:rPr>
+      <w:t>company.registration</w:t>
+    </w:r>
+    <w:proofErr w:type="gramEnd"/>
+    <w:r>
+      <w:rPr>
+        <w:rFonts w:ascii="Arial" w:hAnsi="Arial"/>
+        <w:b/>
+      </w:rPr>
+      <w:t>}}</w:t>
+    </w:r>
+    <w:bookmarkEnd w:id="25"/>
+    <w:bookmarkEnd w:id="26"/>
   </w:p>
   <w:p>
     <w:pPr>
       <w:spacing w:after="40" w:line="240" w:lineRule="auto"/>
       <w:jc w:val="center"/>
     </w:pPr>
-    <w:bookmarkStart w:id="2" w:name="NestHeader_address"/>
+    <w:bookmarkStart w:id="27" w:name="NestHeader_address"/>
+    <w:bookmarkStart w:id="28" w:name="NNF_26_9746_260_21_1_T"/>
     <w:r>
       <w:rPr>
         <w:rFonts w:ascii="Times New Roman" w:hAnsi="Times New Roman"/>
         <w:b/>
         <w:sz w:val="21"/>
       </w:rPr>
-      <w:t>#16-03, Trellis Residences, 80100, J.B, Johor.</w:t>
+      <w:t>{{</w:t>
     </w:r>
-    <w:bookmarkEnd w:id="2"/>
+    <w:proofErr w:type="gramStart"/>
+    <w:r>
+      <w:rPr>
+        <w:rFonts w:ascii="Times New Roman" w:hAnsi="Times New Roman"/>
+        <w:b/>
+        <w:sz w:val="21"/>
+      </w:rPr>
+      <w:t>company.address</w:t>
+    </w:r>
+    <w:proofErr w:type="gramEnd"/>
+    <w:r>
+      <w:rPr>
+        <w:rFonts w:ascii="Times New Roman" w:hAnsi="Times New Roman"/>
+        <w:b/>
+        <w:sz w:val="21"/>
+      </w:rPr>
+      <w:t>}}</w:t>
+    </w:r>
+    <w:bookmarkEnd w:id="27"/>
+    <w:bookmarkEnd w:id="28"/>
   </w:p>
   <w:p>
     <w:pPr>
       <w:spacing w:after="40" w:line="240" w:lineRule="auto"/>
       <w:jc w:val="center"/>
     </w:pPr>
-    <w:bookmarkStart w:id="3" w:name="NestHeader_phone"/>
+    <w:bookmarkStart w:id="29" w:name="NestHeader_phone"/>
+    <w:bookmarkStart w:id="30" w:name="NNF_27_9746_281_23_1_T"/>
     <w:r>
       <w:rPr>
         <w:rFonts w:ascii="Times New Roman" w:hAnsi="Times New Roman"/>
         <w:b/>
         <w:sz w:val="23"/>
       </w:rPr>
-      <w:t>TEL NO.: +60111-3380335</w:t>
+      <w:t>TEL NO</w:t>
     </w:r>
-    <w:bookmarkEnd w:id="3"/>
+    <w:proofErr w:type="gramStart"/>
+    <w:r>
+      <w:rPr>
+        <w:rFonts w:ascii="Times New Roman" w:hAnsi="Times New Roman"/>
+        <w:b/>
+        <w:sz w:val="23"/>
+      </w:rPr>
+      <w:t>.: {{company.phone</w:t>
+    </w:r>
+    <w:proofErr w:type="gramEnd"/>
+    <w:r>
+      <w:rPr>
+        <w:rFonts w:ascii="Times New Roman" w:hAnsi="Times New Roman"/>
+        <w:b/>
+        <w:sz w:val="23"/>
+      </w:rPr>
+      <w:t>}}</w:t>
+    </w:r>
+    <w:bookmarkEnd w:id="29"/>
+    <w:bookmarkEnd w:id="30"/>
   </w:p>
   <w:p>
     <w:pPr>

--- a/agreements/3. Room TA_NOAC.docx
+++ b/agreements/3. Room TA_NOAC.docx
@@ -943,6 +943,7 @@
     </w:p>
     <w:p>
       <w:pPr>
+        <w:keepLines/>
         <w:numPr>
           <w:ilvl w:val="0"/>
           <w:numId w:val="1"/>
@@ -960,6 +961,7 @@
           <w:szCs w:val="20"/>
         </w:rPr>
       </w:pPr>
+      <w:bookmarkStart w:id="10" w:name="NNF_23_9096_720_20_0_B"/>
       <w:r>
         <w:rPr>
           <w:rFonts w:ascii="Cambria" w:eastAsia="Cambria" w:hAnsi="Cambria" w:cs="Cambria"/>
@@ -1324,7 +1326,15 @@
           <w:sz w:val="20"/>
           <w:szCs w:val="20"/>
         </w:rPr>
-        <w:t>, or such later day as may be agreed by the Landlord</w:t>
+        <w:t xml:space="preserve">, or such later day as may be agreed by </w:t>
+      </w:r>
+      <w:r>
+        <w:rPr>
+          <w:rFonts w:ascii="Cambria" w:eastAsia="Cambria" w:hAnsi="Cambria" w:cs="Cambria"/>
+          <w:sz w:val="20"/>
+          <w:szCs w:val="20"/>
+        </w:rPr>
+        <w:t>{{company.name}}</w:t>
       </w:r>
       <w:r>
         <w:rPr>
@@ -1343,6 +1353,7 @@
         </w:rPr>
         <w:t xml:space="preserve">in writing. </w:t>
       </w:r>
+      <w:bookmarkEnd w:id="10"/>
     </w:p>
     <w:p>
       <w:pPr>
@@ -1493,6 +1504,7 @@
     </w:p>
     <w:p>
       <w:pPr>
+        <w:keepLines/>
         <w:numPr>
           <w:ilvl w:val="0"/>
           <w:numId w:val="1"/>
@@ -1510,13 +1522,14 @@
           <w:szCs w:val="20"/>
         </w:rPr>
       </w:pPr>
-      <w:r>
-        <w:rPr>
-          <w:rFonts w:ascii="Cambria" w:eastAsia="Cambria" w:hAnsi="Cambria" w:cs="Cambria"/>
-          <w:sz w:val="20"/>
-          <w:szCs w:val="20"/>
-        </w:rPr>
-        <w:t>The Landlord</w:t>
+      <w:bookmarkStart w:id="11" w:name="NNF_24_9093_960_20_0_B"/>
+      <w:r>
+        <w:rPr>
+          <w:rFonts w:ascii="Cambria" w:eastAsia="Cambria" w:hAnsi="Cambria" w:cs="Cambria"/>
+          <w:sz w:val="20"/>
+          <w:szCs w:val="20"/>
+        </w:rPr>
+        <w:t>{{company.name}}</w:t>
       </w:r>
       <w:r>
         <w:rPr>
@@ -1766,8 +1779,9 @@
           <w:sz w:val="20"/>
           <w:szCs w:val="20"/>
         </w:rPr>
-        <w:t xml:space="preserve">month Rental and if the Tenant cancels the tenancy before moving in into the room, the </w:t>
-      </w:r>
+        <w:t xml:space="preserve">month Rental and if the Tenant cancels the tenancy before </w:t>
+      </w:r>
+      <w:proofErr w:type="gramStart"/>
       <w:r>
         <w:rPr>
           <w:rFonts w:ascii="Cambria" w:eastAsia="Cambria" w:hAnsi="Cambria" w:cs="Cambria"/>
@@ -1775,6 +1789,25 @@
           <w:sz w:val="20"/>
           <w:szCs w:val="20"/>
         </w:rPr>
+        <w:t>moving in</w:t>
+      </w:r>
+      <w:proofErr w:type="gramEnd"/>
+      <w:r>
+        <w:rPr>
+          <w:rFonts w:ascii="Cambria" w:eastAsia="Cambria" w:hAnsi="Cambria" w:cs="Cambria"/>
+          <w:color w:val="1A1A1A"/>
+          <w:sz w:val="20"/>
+          <w:szCs w:val="20"/>
+        </w:rPr>
+        <w:t xml:space="preserve"> into the room, the </w:t>
+      </w:r>
+      <w:r>
+        <w:rPr>
+          <w:rFonts w:ascii="Cambria" w:eastAsia="Cambria" w:hAnsi="Cambria" w:cs="Cambria"/>
+          <w:color w:val="1A1A1A"/>
+          <w:sz w:val="20"/>
+          <w:szCs w:val="20"/>
+        </w:rPr>
         <w:t>Booking Fee</w:t>
       </w:r>
       <w:r>
@@ -1784,11 +1817,31 @@
           <w:sz w:val="20"/>
           <w:szCs w:val="20"/>
         </w:rPr>
-        <w:t xml:space="preserve"> shall be forfeited by the Landlord.</w:t>
-      </w:r>
+        <w:t xml:space="preserve"> shall be forfeited by </w:t>
+      </w:r>
+      <w:r>
+        <w:rPr>
+          <w:rFonts w:ascii="Cambria" w:eastAsia="Cambria" w:hAnsi="Cambria" w:cs="Cambria"/>
+          <w:color w:val="1A1A1A"/>
+          <w:sz w:val="20"/>
+          <w:szCs w:val="20"/>
+        </w:rPr>
+        <w:t>{{company.name}}</w:t>
+      </w:r>
+      <w:r>
+        <w:rPr>
+          <w:rFonts w:ascii="Cambria" w:eastAsia="Cambria" w:hAnsi="Cambria" w:cs="Cambria"/>
+          <w:color w:val="1A1A1A"/>
+          <w:sz w:val="20"/>
+          <w:szCs w:val="20"/>
+        </w:rPr>
+        <w:t>.</w:t>
+      </w:r>
+      <w:bookmarkEnd w:id="11"/>
     </w:p>
     <w:p>
       <w:pPr>
+        <w:keepLines/>
         <w:numPr>
           <w:ilvl w:val="0"/>
           <w:numId w:val="1"/>
@@ -1806,13 +1859,14 @@
           <w:szCs w:val="20"/>
         </w:rPr>
       </w:pPr>
-      <w:r>
-        <w:rPr>
-          <w:rFonts w:ascii="Cambria" w:eastAsia="Cambria" w:hAnsi="Cambria" w:cs="Cambria"/>
-          <w:sz w:val="20"/>
-          <w:szCs w:val="20"/>
-        </w:rPr>
-        <w:t>The Landlord</w:t>
+      <w:bookmarkStart w:id="12" w:name="NNF_25_9093_720_20_0_B"/>
+      <w:r>
+        <w:rPr>
+          <w:rFonts w:ascii="Cambria" w:eastAsia="Cambria" w:hAnsi="Cambria" w:cs="Cambria"/>
+          <w:sz w:val="20"/>
+          <w:szCs w:val="20"/>
+        </w:rPr>
+        <w:t>{{company.name}}</w:t>
       </w:r>
       <w:r>
         <w:rPr>
@@ -2153,6 +2207,7 @@
         </w:rPr>
         <w:t>month.</w:t>
       </w:r>
+      <w:bookmarkEnd w:id="12"/>
     </w:p>
     <w:p>
       <w:pPr>
@@ -2248,6 +2303,7 @@
     </w:p>
     <w:p>
       <w:pPr>
+        <w:keepLines/>
         <w:numPr>
           <w:ilvl w:val="0"/>
           <w:numId w:val="1"/>
@@ -2264,491 +2320,441 @@
           <w:szCs w:val="20"/>
         </w:rPr>
       </w:pPr>
+      <w:bookmarkStart w:id="13" w:name="NNF_26_9093_720_20_0_B"/>
+      <w:r>
+        <w:rPr>
+          <w:rFonts w:ascii="Cambria" w:eastAsia="Cambria" w:hAnsi="Cambria" w:cs="Cambria"/>
+          <w:sz w:val="20"/>
+          <w:szCs w:val="20"/>
+        </w:rPr>
+        <w:t xml:space="preserve">Prior to the expiry of this agreement, Tenant shall inform </w:t>
+      </w:r>
+      <w:r>
+        <w:rPr>
+          <w:rFonts w:ascii="Cambria" w:eastAsia="Cambria" w:hAnsi="Cambria" w:cs="Cambria"/>
+          <w:sz w:val="20"/>
+          <w:szCs w:val="20"/>
+        </w:rPr>
+        <w:t>{{company.name}}</w:t>
+      </w:r>
+      <w:r>
+        <w:rPr>
+          <w:rFonts w:ascii="Cambria" w:eastAsia="Cambria" w:hAnsi="Cambria" w:cs="Cambria"/>
+          <w:color w:val="FF0000"/>
+          <w:sz w:val="20"/>
+          <w:szCs w:val="20"/>
+        </w:rPr>
+        <w:t xml:space="preserve"> </w:t>
+      </w:r>
+      <w:r>
+        <w:rPr>
+          <w:rFonts w:ascii="Cambria" w:eastAsia="Cambria" w:hAnsi="Cambria" w:cs="Cambria"/>
+          <w:sz w:val="20"/>
+          <w:szCs w:val="20"/>
+        </w:rPr>
+        <w:t>on whether to extend the stay</w:t>
+      </w:r>
+      <w:r>
+        <w:rPr>
+          <w:rFonts w:ascii="Cambria" w:eastAsia="Cambria" w:hAnsi="Cambria" w:cs="Cambria"/>
+          <w:spacing w:val="-7"/>
+          <w:sz w:val="20"/>
+          <w:szCs w:val="20"/>
+        </w:rPr>
+        <w:t xml:space="preserve"> </w:t>
+      </w:r>
+      <w:r>
+        <w:rPr>
+          <w:rFonts w:ascii="Cambria" w:eastAsia="Cambria" w:hAnsi="Cambria" w:cs="Cambria"/>
+          <w:sz w:val="20"/>
+          <w:szCs w:val="20"/>
+        </w:rPr>
+        <w:t>or</w:t>
+      </w:r>
+      <w:r>
+        <w:rPr>
+          <w:rFonts w:ascii="Cambria" w:eastAsia="Cambria" w:hAnsi="Cambria" w:cs="Cambria"/>
+          <w:spacing w:val="-7"/>
+          <w:sz w:val="20"/>
+          <w:szCs w:val="20"/>
+        </w:rPr>
+        <w:t xml:space="preserve"> </w:t>
+      </w:r>
+      <w:r>
+        <w:rPr>
+          <w:rFonts w:ascii="Cambria" w:eastAsia="Cambria" w:hAnsi="Cambria" w:cs="Cambria"/>
+          <w:sz w:val="20"/>
+          <w:szCs w:val="20"/>
+        </w:rPr>
+        <w:t>to</w:t>
+      </w:r>
+      <w:r>
+        <w:rPr>
+          <w:rFonts w:ascii="Cambria" w:eastAsia="Cambria" w:hAnsi="Cambria" w:cs="Cambria"/>
+          <w:spacing w:val="-7"/>
+          <w:sz w:val="20"/>
+          <w:szCs w:val="20"/>
+        </w:rPr>
+        <w:t xml:space="preserve"> </w:t>
+      </w:r>
+      <w:r>
+        <w:rPr>
+          <w:rFonts w:ascii="Cambria" w:eastAsia="Cambria" w:hAnsi="Cambria" w:cs="Cambria"/>
+          <w:sz w:val="20"/>
+          <w:szCs w:val="20"/>
+        </w:rPr>
+        <w:t>leave</w:t>
+      </w:r>
+      <w:r>
+        <w:rPr>
+          <w:rFonts w:ascii="Cambria" w:eastAsia="Cambria" w:hAnsi="Cambria" w:cs="Cambria"/>
+          <w:spacing w:val="-7"/>
+          <w:sz w:val="20"/>
+          <w:szCs w:val="20"/>
+        </w:rPr>
+        <w:t xml:space="preserve"> </w:t>
+      </w:r>
+      <w:r>
+        <w:rPr>
+          <w:rFonts w:ascii="Cambria" w:eastAsia="Cambria" w:hAnsi="Cambria" w:cs="Cambria"/>
+          <w:sz w:val="20"/>
+          <w:szCs w:val="20"/>
+        </w:rPr>
+        <w:t>by</w:t>
+      </w:r>
+      <w:r>
+        <w:rPr>
+          <w:rFonts w:ascii="Cambria" w:eastAsia="Cambria" w:hAnsi="Cambria" w:cs="Cambria"/>
+          <w:spacing w:val="-7"/>
+          <w:sz w:val="20"/>
+          <w:szCs w:val="20"/>
+        </w:rPr>
+        <w:t xml:space="preserve"> </w:t>
+      </w:r>
+      <w:r>
+        <w:rPr>
+          <w:rFonts w:ascii="Cambria" w:eastAsia="Cambria" w:hAnsi="Cambria" w:cs="Cambria"/>
+          <w:sz w:val="20"/>
+          <w:szCs w:val="20"/>
+        </w:rPr>
+        <w:t>the</w:t>
+      </w:r>
+      <w:r>
+        <w:rPr>
+          <w:rFonts w:ascii="Cambria" w:eastAsia="Cambria" w:hAnsi="Cambria" w:cs="Cambria"/>
+          <w:spacing w:val="-7"/>
+          <w:sz w:val="20"/>
+          <w:szCs w:val="20"/>
+        </w:rPr>
+        <w:t xml:space="preserve"> </w:t>
+      </w:r>
+      <w:r>
+        <w:rPr>
+          <w:rFonts w:ascii="Cambria" w:eastAsia="Cambria" w:hAnsi="Cambria" w:cs="Cambria"/>
+          <w:sz w:val="20"/>
+          <w:szCs w:val="20"/>
+        </w:rPr>
+        <w:t>end</w:t>
+      </w:r>
+      <w:r>
+        <w:rPr>
+          <w:rFonts w:ascii="Cambria" w:eastAsia="Cambria" w:hAnsi="Cambria" w:cs="Cambria"/>
+          <w:spacing w:val="-8"/>
+          <w:sz w:val="20"/>
+          <w:szCs w:val="20"/>
+        </w:rPr>
+        <w:t xml:space="preserve"> </w:t>
+      </w:r>
+      <w:r>
+        <w:rPr>
+          <w:rFonts w:ascii="Cambria" w:eastAsia="Cambria" w:hAnsi="Cambria" w:cs="Cambria"/>
+          <w:sz w:val="20"/>
+          <w:szCs w:val="20"/>
+        </w:rPr>
+        <w:t>of</w:t>
+      </w:r>
+      <w:r>
+        <w:rPr>
+          <w:rFonts w:ascii="Cambria" w:eastAsia="Cambria" w:hAnsi="Cambria" w:cs="Cambria"/>
+          <w:spacing w:val="-7"/>
+          <w:sz w:val="20"/>
+          <w:szCs w:val="20"/>
+        </w:rPr>
+        <w:t xml:space="preserve"> </w:t>
+      </w:r>
+      <w:r>
+        <w:rPr>
+          <w:rFonts w:ascii="Cambria" w:eastAsia="Cambria" w:hAnsi="Cambria" w:cs="Cambria"/>
+          <w:sz w:val="20"/>
+          <w:szCs w:val="20"/>
+        </w:rPr>
+        <w:t>the</w:t>
+      </w:r>
+      <w:r>
+        <w:rPr>
+          <w:rFonts w:ascii="Cambria" w:eastAsia="Cambria" w:hAnsi="Cambria" w:cs="Cambria"/>
+          <w:spacing w:val="-7"/>
+          <w:sz w:val="20"/>
+          <w:szCs w:val="20"/>
+        </w:rPr>
+        <w:t xml:space="preserve"> </w:t>
+      </w:r>
+      <w:r>
+        <w:rPr>
+          <w:rFonts w:ascii="Cambria" w:eastAsia="Cambria" w:hAnsi="Cambria" w:cs="Cambria"/>
+          <w:sz w:val="20"/>
+          <w:szCs w:val="20"/>
+        </w:rPr>
+        <w:t>tenure,</w:t>
+      </w:r>
+      <w:r>
+        <w:rPr>
+          <w:rFonts w:ascii="Cambria" w:eastAsia="Cambria" w:hAnsi="Cambria" w:cs="Cambria"/>
+          <w:spacing w:val="-7"/>
+          <w:sz w:val="20"/>
+          <w:szCs w:val="20"/>
+        </w:rPr>
+        <w:t xml:space="preserve"> </w:t>
+      </w:r>
+      <w:r>
+        <w:rPr>
+          <w:rFonts w:ascii="Cambria" w:eastAsia="Cambria" w:hAnsi="Cambria" w:cs="Cambria"/>
+          <w:sz w:val="20"/>
+          <w:szCs w:val="20"/>
+        </w:rPr>
+        <w:t>by</w:t>
+      </w:r>
+      <w:r>
+        <w:rPr>
+          <w:rFonts w:ascii="Cambria" w:eastAsia="Cambria" w:hAnsi="Cambria" w:cs="Cambria"/>
+          <w:spacing w:val="-7"/>
+          <w:sz w:val="20"/>
+          <w:szCs w:val="20"/>
+        </w:rPr>
+        <w:t xml:space="preserve"> </w:t>
+      </w:r>
+      <w:r>
+        <w:rPr>
+          <w:rFonts w:ascii="Cambria" w:eastAsia="Cambria" w:hAnsi="Cambria" w:cs="Cambria"/>
+          <w:sz w:val="20"/>
+          <w:szCs w:val="20"/>
+        </w:rPr>
+        <w:t>way</w:t>
+      </w:r>
+      <w:r>
+        <w:rPr>
+          <w:rFonts w:ascii="Cambria" w:eastAsia="Cambria" w:hAnsi="Cambria" w:cs="Cambria"/>
+          <w:spacing w:val="-7"/>
+          <w:sz w:val="20"/>
+          <w:szCs w:val="20"/>
+        </w:rPr>
+        <w:t xml:space="preserve"> </w:t>
+      </w:r>
+      <w:r>
+        <w:rPr>
+          <w:rFonts w:ascii="Cambria" w:eastAsia="Cambria" w:hAnsi="Cambria" w:cs="Cambria"/>
+          <w:sz w:val="20"/>
+          <w:szCs w:val="20"/>
+        </w:rPr>
+        <w:t>of</w:t>
+      </w:r>
+      <w:r>
+        <w:rPr>
+          <w:rFonts w:ascii="Cambria" w:eastAsia="Cambria" w:hAnsi="Cambria" w:cs="Cambria"/>
+          <w:spacing w:val="-7"/>
+          <w:sz w:val="20"/>
+          <w:szCs w:val="20"/>
+        </w:rPr>
+        <w:t xml:space="preserve"> </w:t>
+      </w:r>
+      <w:r>
+        <w:rPr>
+          <w:rFonts w:ascii="Cambria" w:eastAsia="Cambria" w:hAnsi="Cambria" w:cs="Cambria"/>
+          <w:sz w:val="20"/>
+          <w:szCs w:val="20"/>
+        </w:rPr>
+        <w:t>SMS</w:t>
+      </w:r>
+      <w:r>
+        <w:rPr>
+          <w:rFonts w:ascii="Cambria" w:eastAsia="Cambria" w:hAnsi="Cambria" w:cs="Cambria"/>
+          <w:spacing w:val="-7"/>
+          <w:sz w:val="20"/>
+          <w:szCs w:val="20"/>
+        </w:rPr>
+        <w:t xml:space="preserve"> </w:t>
+      </w:r>
+      <w:r>
+        <w:rPr>
+          <w:rFonts w:ascii="Cambria" w:eastAsia="Cambria" w:hAnsi="Cambria" w:cs="Cambria"/>
+          <w:sz w:val="20"/>
+          <w:szCs w:val="20"/>
+        </w:rPr>
+        <w:t>or</w:t>
+      </w:r>
+      <w:r>
+        <w:rPr>
+          <w:rFonts w:ascii="Cambria" w:eastAsia="Cambria" w:hAnsi="Cambria" w:cs="Cambria"/>
+          <w:spacing w:val="-7"/>
+          <w:sz w:val="20"/>
+          <w:szCs w:val="20"/>
+        </w:rPr>
+        <w:t xml:space="preserve"> </w:t>
+      </w:r>
+      <w:r>
+        <w:rPr>
+          <w:rFonts w:ascii="Cambria" w:eastAsia="Cambria" w:hAnsi="Cambria" w:cs="Cambria"/>
+          <w:sz w:val="20"/>
+          <w:szCs w:val="20"/>
+        </w:rPr>
+        <w:t>WhatsApp</w:t>
+      </w:r>
+      <w:r>
+        <w:rPr>
+          <w:rFonts w:ascii="Cambria" w:eastAsia="Cambria" w:hAnsi="Cambria" w:cs="Cambria"/>
+          <w:spacing w:val="-7"/>
+          <w:sz w:val="20"/>
+          <w:szCs w:val="20"/>
+        </w:rPr>
+        <w:t xml:space="preserve"> </w:t>
+      </w:r>
+      <w:r>
+        <w:rPr>
+          <w:rFonts w:ascii="Cambria" w:eastAsia="Cambria" w:hAnsi="Cambria" w:cs="Cambria"/>
+          <w:sz w:val="20"/>
+          <w:szCs w:val="20"/>
+        </w:rPr>
+        <w:t>at</w:t>
+      </w:r>
+      <w:r>
+        <w:rPr>
+          <w:rFonts w:ascii="Cambria" w:eastAsia="Cambria" w:hAnsi="Cambria" w:cs="Cambria"/>
+          <w:spacing w:val="-7"/>
+          <w:sz w:val="20"/>
+          <w:szCs w:val="20"/>
+        </w:rPr>
+        <w:t xml:space="preserve"> </w:t>
+      </w:r>
+      <w:r>
+        <w:rPr>
+          <w:rFonts w:ascii="Cambria" w:eastAsia="Cambria" w:hAnsi="Cambria" w:cs="Cambria"/>
+          <w:sz w:val="20"/>
+          <w:szCs w:val="20"/>
+        </w:rPr>
+        <w:t>least</w:t>
+      </w:r>
+      <w:r>
+        <w:rPr>
+          <w:rFonts w:ascii="Cambria" w:eastAsia="Cambria" w:hAnsi="Cambria" w:cs="Cambria"/>
+          <w:spacing w:val="-7"/>
+          <w:sz w:val="20"/>
+          <w:szCs w:val="20"/>
+        </w:rPr>
+        <w:t xml:space="preserve"> </w:t>
+      </w:r>
+      <w:r>
+        <w:rPr>
+          <w:rFonts w:ascii="Cambria" w:eastAsia="Cambria" w:hAnsi="Cambria" w:cs="Cambria"/>
+          <w:sz w:val="20"/>
+          <w:szCs w:val="20"/>
+        </w:rPr>
+        <w:t>2</w:t>
+      </w:r>
+      <w:r>
+        <w:rPr>
+          <w:rFonts w:ascii="Cambria" w:eastAsia="Cambria" w:hAnsi="Cambria" w:cs="Cambria"/>
+          <w:spacing w:val="-8"/>
+          <w:sz w:val="20"/>
+          <w:szCs w:val="20"/>
+        </w:rPr>
+        <w:t xml:space="preserve"> </w:t>
+      </w:r>
+      <w:r>
+        <w:rPr>
+          <w:rFonts w:ascii="Cambria" w:eastAsia="Cambria" w:hAnsi="Cambria" w:cs="Cambria"/>
+          <w:sz w:val="20"/>
+          <w:szCs w:val="20"/>
+        </w:rPr>
+        <w:t>months</w:t>
+      </w:r>
+      <w:r>
+        <w:rPr>
+          <w:rFonts w:ascii="Cambria" w:eastAsia="Cambria" w:hAnsi="Cambria" w:cs="Cambria"/>
+          <w:spacing w:val="-7"/>
+          <w:sz w:val="20"/>
+          <w:szCs w:val="20"/>
+        </w:rPr>
+        <w:t xml:space="preserve"> </w:t>
+      </w:r>
+      <w:r>
+        <w:rPr>
+          <w:rFonts w:ascii="Cambria" w:eastAsia="Cambria" w:hAnsi="Cambria" w:cs="Cambria"/>
+          <w:sz w:val="20"/>
+          <w:szCs w:val="20"/>
+        </w:rPr>
+        <w:t>in</w:t>
+      </w:r>
+      <w:r>
+        <w:rPr>
+          <w:rFonts w:ascii="Cambria" w:eastAsia="Cambria" w:hAnsi="Cambria" w:cs="Cambria"/>
+          <w:spacing w:val="-5"/>
+          <w:sz w:val="20"/>
+          <w:szCs w:val="20"/>
+        </w:rPr>
+        <w:t xml:space="preserve"> </w:t>
+      </w:r>
+      <w:r>
+        <w:rPr>
+          <w:rFonts w:ascii="Cambria" w:eastAsia="Cambria" w:hAnsi="Cambria" w:cs="Cambria"/>
+          <w:sz w:val="20"/>
+          <w:szCs w:val="20"/>
+        </w:rPr>
+        <w:t>advance</w:t>
+      </w:r>
+      <w:r>
+        <w:rPr>
+          <w:rFonts w:ascii="Cambria" w:eastAsia="Cambria" w:hAnsi="Cambria" w:cs="Cambria"/>
+          <w:spacing w:val="-8"/>
+          <w:sz w:val="20"/>
+          <w:szCs w:val="20"/>
+        </w:rPr>
+        <w:t xml:space="preserve"> </w:t>
+      </w:r>
+      <w:r>
+        <w:rPr>
+          <w:rFonts w:ascii="Cambria" w:eastAsia="Cambria" w:hAnsi="Cambria" w:cs="Cambria"/>
+          <w:sz w:val="20"/>
+          <w:szCs w:val="20"/>
+        </w:rPr>
+        <w:t xml:space="preserve">failing which, the </w:t>
+      </w:r>
+      <w:r>
+        <w:rPr>
+          <w:rFonts w:ascii="Cambria" w:eastAsia="Cambria" w:hAnsi="Cambria" w:cs="Cambria"/>
+          <w:sz w:val="20"/>
+          <w:szCs w:val="20"/>
+        </w:rPr>
+        <w:t>Room</w:t>
+      </w:r>
+      <w:r>
+        <w:rPr>
+          <w:rFonts w:ascii="Cambria" w:eastAsia="Cambria" w:hAnsi="Cambria" w:cs="Cambria"/>
+          <w:sz w:val="20"/>
+          <w:szCs w:val="20"/>
+        </w:rPr>
+        <w:t xml:space="preserve"> Deposit will be forfeited as penalty.</w:t>
+      </w:r>
       <w:r>
         <w:rPr>
           <w:noProof/>
         </w:rPr>
-        <w:drawing>
-          <wp:anchor distT="0" distB="0" distL="114300" distR="114300" simplePos="0" relativeHeight="251651584" behindDoc="1" locked="0" layoutInCell="1" allowOverlap="1" wp14:anchorId="61B09F08" wp14:editId="10620021">
-            <wp:simplePos x="0" y="0"/>
-            <wp:positionH relativeFrom="column">
-              <wp:posOffset>4555671</wp:posOffset>
-            </wp:positionH>
-            <wp:positionV relativeFrom="page">
-              <wp:posOffset>9677400</wp:posOffset>
-            </wp:positionV>
-            <wp:extent cx="1303020" cy="730250"/>
-            <wp:effectExtent l="0" t="0" r="0" b="0"/>
-            <wp:wrapNone/>
-            <wp:docPr id="263861726" name="Picture 1"/>
-            <wp:cNvGraphicFramePr>
-              <a:graphicFrameLocks xmlns:a="http://schemas.openxmlformats.org/drawingml/2006/main" noChangeAspect="1"/>
-            </wp:cNvGraphicFramePr>
-            <a:graphic xmlns:a="http://schemas.openxmlformats.org/drawingml/2006/main">
-              <a:graphicData uri="http://schemas.openxmlformats.org/drawingml/2006/picture">
-                <pic:pic xmlns:pic="http://schemas.openxmlformats.org/drawingml/2006/picture">
-                  <pic:nvPicPr>
-                    <pic:cNvPr id="263861726" name="Picture 1"/>
-                    <pic:cNvPicPr>
-                      <a:picLocks noChangeAspect="1"/>
-                    </pic:cNvPicPr>
-                  </pic:nvPicPr>
-                  <pic:blipFill>
-                    <a:blip r:embed="rId7" cstate="print">
-                      <a:extLst>
-                        <a:ext uri="{28A0092B-C50C-407E-A947-70E740481C1C}">
-                          <a14:useLocalDpi xmlns:a14="http://schemas.microsoft.com/office/drawing/2010/main" val="0"/>
-                        </a:ext>
-                      </a:extLst>
-                    </a:blip>
-                    <a:srcRect/>
-                    <a:stretch>
-                      <a:fillRect/>
-                    </a:stretch>
-                  </pic:blipFill>
-                  <pic:spPr bwMode="auto">
-                    <a:xfrm>
-                      <a:off x="0" y="0"/>
-                      <a:ext cx="1303020" cy="730250"/>
-                    </a:xfrm>
-                    <a:prstGeom prst="rect">
-                      <a:avLst/>
-                    </a:prstGeom>
-                    <a:noFill/>
-                    <a:ln>
-                      <a:noFill/>
-                    </a:ln>
-                  </pic:spPr>
-                </pic:pic>
-              </a:graphicData>
-            </a:graphic>
-          </wp:anchor>
-        </w:drawing>
-      </w:r>
-      <w:r>
-        <w:rPr>
-          <w:rFonts w:ascii="Cambria" w:eastAsia="Cambria" w:hAnsi="Cambria" w:cs="Cambria"/>
-          <w:sz w:val="20"/>
-          <w:szCs w:val="20"/>
-        </w:rPr>
-        <w:t>Prior to the expiry of this agreement, Tenant shall inform the Landlord</w:t>
-      </w:r>
-      <w:r>
-        <w:rPr>
-          <w:rFonts w:ascii="Cambria" w:eastAsia="Cambria" w:hAnsi="Cambria" w:cs="Cambria"/>
-          <w:color w:val="FF0000"/>
-          <w:sz w:val="20"/>
-          <w:szCs w:val="20"/>
-        </w:rPr>
-        <w:t xml:space="preserve"> </w:t>
-      </w:r>
-      <w:r>
-        <w:rPr>
-          <w:rFonts w:ascii="Cambria" w:eastAsia="Cambria" w:hAnsi="Cambria" w:cs="Cambria"/>
-          <w:sz w:val="20"/>
-          <w:szCs w:val="20"/>
-        </w:rPr>
-        <w:t>on whether to extend the stay</w:t>
-      </w:r>
-      <w:r>
-        <w:rPr>
-          <w:rFonts w:ascii="Cambria" w:eastAsia="Cambria" w:hAnsi="Cambria" w:cs="Cambria"/>
-          <w:spacing w:val="-7"/>
-          <w:sz w:val="20"/>
-          <w:szCs w:val="20"/>
-        </w:rPr>
-        <w:t xml:space="preserve"> </w:t>
-      </w:r>
-      <w:r>
-        <w:rPr>
-          <w:rFonts w:ascii="Cambria" w:eastAsia="Cambria" w:hAnsi="Cambria" w:cs="Cambria"/>
-          <w:sz w:val="20"/>
-          <w:szCs w:val="20"/>
-        </w:rPr>
-        <w:t>or</w:t>
-      </w:r>
-      <w:r>
-        <w:rPr>
-          <w:rFonts w:ascii="Cambria" w:eastAsia="Cambria" w:hAnsi="Cambria" w:cs="Cambria"/>
-          <w:spacing w:val="-7"/>
-          <w:sz w:val="20"/>
-          <w:szCs w:val="20"/>
-        </w:rPr>
-        <w:t xml:space="preserve"> </w:t>
-      </w:r>
-      <w:r>
-        <w:rPr>
-          <w:rFonts w:ascii="Cambria" w:eastAsia="Cambria" w:hAnsi="Cambria" w:cs="Cambria"/>
-          <w:sz w:val="20"/>
-          <w:szCs w:val="20"/>
-        </w:rPr>
-        <w:t>to</w:t>
-      </w:r>
-      <w:r>
-        <w:rPr>
-          <w:rFonts w:ascii="Cambria" w:eastAsia="Cambria" w:hAnsi="Cambria" w:cs="Cambria"/>
-          <w:spacing w:val="-7"/>
-          <w:sz w:val="20"/>
-          <w:szCs w:val="20"/>
-        </w:rPr>
-        <w:t xml:space="preserve"> </w:t>
-      </w:r>
-      <w:r>
-        <w:rPr>
-          <w:rFonts w:ascii="Cambria" w:eastAsia="Cambria" w:hAnsi="Cambria" w:cs="Cambria"/>
-          <w:sz w:val="20"/>
-          <w:szCs w:val="20"/>
-        </w:rPr>
-        <w:t>leave</w:t>
-      </w:r>
-      <w:r>
-        <w:rPr>
-          <w:rFonts w:ascii="Cambria" w:eastAsia="Cambria" w:hAnsi="Cambria" w:cs="Cambria"/>
-          <w:spacing w:val="-7"/>
-          <w:sz w:val="20"/>
-          <w:szCs w:val="20"/>
-        </w:rPr>
-        <w:t xml:space="preserve"> </w:t>
-      </w:r>
-      <w:r>
-        <w:rPr>
-          <w:rFonts w:ascii="Cambria" w:eastAsia="Cambria" w:hAnsi="Cambria" w:cs="Cambria"/>
-          <w:sz w:val="20"/>
-          <w:szCs w:val="20"/>
-        </w:rPr>
-        <w:t>by</w:t>
-      </w:r>
-      <w:r>
-        <w:rPr>
-          <w:rFonts w:ascii="Cambria" w:eastAsia="Cambria" w:hAnsi="Cambria" w:cs="Cambria"/>
-          <w:spacing w:val="-7"/>
-          <w:sz w:val="20"/>
-          <w:szCs w:val="20"/>
-        </w:rPr>
-        <w:t xml:space="preserve"> </w:t>
-      </w:r>
-      <w:r>
-        <w:rPr>
-          <w:rFonts w:ascii="Cambria" w:eastAsia="Cambria" w:hAnsi="Cambria" w:cs="Cambria"/>
-          <w:sz w:val="20"/>
-          <w:szCs w:val="20"/>
-        </w:rPr>
-        <w:t>the</w:t>
-      </w:r>
-      <w:r>
-        <w:rPr>
-          <w:rFonts w:ascii="Cambria" w:eastAsia="Cambria" w:hAnsi="Cambria" w:cs="Cambria"/>
-          <w:spacing w:val="-7"/>
-          <w:sz w:val="20"/>
-          <w:szCs w:val="20"/>
-        </w:rPr>
-        <w:t xml:space="preserve"> </w:t>
-      </w:r>
-      <w:r>
-        <w:rPr>
-          <w:rFonts w:ascii="Cambria" w:eastAsia="Cambria" w:hAnsi="Cambria" w:cs="Cambria"/>
-          <w:sz w:val="20"/>
-          <w:szCs w:val="20"/>
-        </w:rPr>
-        <w:t>end</w:t>
-      </w:r>
-      <w:r>
-        <w:rPr>
-          <w:rFonts w:ascii="Cambria" w:eastAsia="Cambria" w:hAnsi="Cambria" w:cs="Cambria"/>
-          <w:spacing w:val="-8"/>
-          <w:sz w:val="20"/>
-          <w:szCs w:val="20"/>
-        </w:rPr>
-        <w:t xml:space="preserve"> </w:t>
-      </w:r>
-      <w:r>
-        <w:rPr>
-          <w:rFonts w:ascii="Cambria" w:eastAsia="Cambria" w:hAnsi="Cambria" w:cs="Cambria"/>
-          <w:sz w:val="20"/>
-          <w:szCs w:val="20"/>
-        </w:rPr>
-        <w:t>of</w:t>
-      </w:r>
-      <w:r>
-        <w:rPr>
-          <w:rFonts w:ascii="Cambria" w:eastAsia="Cambria" w:hAnsi="Cambria" w:cs="Cambria"/>
-          <w:spacing w:val="-7"/>
-          <w:sz w:val="20"/>
-          <w:szCs w:val="20"/>
-        </w:rPr>
-        <w:t xml:space="preserve"> </w:t>
-      </w:r>
-      <w:r>
-        <w:rPr>
-          <w:rFonts w:ascii="Cambria" w:eastAsia="Cambria" w:hAnsi="Cambria" w:cs="Cambria"/>
-          <w:sz w:val="20"/>
-          <w:szCs w:val="20"/>
-        </w:rPr>
-        <w:t>the</w:t>
-      </w:r>
-      <w:r>
-        <w:rPr>
-          <w:rFonts w:ascii="Cambria" w:eastAsia="Cambria" w:hAnsi="Cambria" w:cs="Cambria"/>
-          <w:spacing w:val="-7"/>
-          <w:sz w:val="20"/>
-          <w:szCs w:val="20"/>
-        </w:rPr>
-        <w:t xml:space="preserve"> </w:t>
-      </w:r>
-      <w:r>
-        <w:rPr>
-          <w:rFonts w:ascii="Cambria" w:eastAsia="Cambria" w:hAnsi="Cambria" w:cs="Cambria"/>
-          <w:sz w:val="20"/>
-          <w:szCs w:val="20"/>
-        </w:rPr>
-        <w:t>tenure,</w:t>
-      </w:r>
-      <w:r>
-        <w:rPr>
-          <w:rFonts w:ascii="Cambria" w:eastAsia="Cambria" w:hAnsi="Cambria" w:cs="Cambria"/>
-          <w:spacing w:val="-7"/>
-          <w:sz w:val="20"/>
-          <w:szCs w:val="20"/>
-        </w:rPr>
-        <w:t xml:space="preserve"> </w:t>
-      </w:r>
-      <w:r>
-        <w:rPr>
-          <w:rFonts w:ascii="Cambria" w:eastAsia="Cambria" w:hAnsi="Cambria" w:cs="Cambria"/>
-          <w:sz w:val="20"/>
-          <w:szCs w:val="20"/>
-        </w:rPr>
-        <w:t>by</w:t>
-      </w:r>
-      <w:r>
-        <w:rPr>
-          <w:rFonts w:ascii="Cambria" w:eastAsia="Cambria" w:hAnsi="Cambria" w:cs="Cambria"/>
-          <w:spacing w:val="-7"/>
-          <w:sz w:val="20"/>
-          <w:szCs w:val="20"/>
-        </w:rPr>
-        <w:t xml:space="preserve"> </w:t>
-      </w:r>
-      <w:r>
-        <w:rPr>
-          <w:rFonts w:ascii="Cambria" w:eastAsia="Cambria" w:hAnsi="Cambria" w:cs="Cambria"/>
-          <w:sz w:val="20"/>
-          <w:szCs w:val="20"/>
-        </w:rPr>
-        <w:t>way</w:t>
-      </w:r>
-      <w:r>
-        <w:rPr>
-          <w:rFonts w:ascii="Cambria" w:eastAsia="Cambria" w:hAnsi="Cambria" w:cs="Cambria"/>
-          <w:spacing w:val="-7"/>
-          <w:sz w:val="20"/>
-          <w:szCs w:val="20"/>
-        </w:rPr>
-        <w:t xml:space="preserve"> </w:t>
-      </w:r>
-      <w:r>
-        <w:rPr>
-          <w:rFonts w:ascii="Cambria" w:eastAsia="Cambria" w:hAnsi="Cambria" w:cs="Cambria"/>
-          <w:sz w:val="20"/>
-          <w:szCs w:val="20"/>
-        </w:rPr>
-        <w:t>of</w:t>
-      </w:r>
-      <w:r>
-        <w:rPr>
-          <w:rFonts w:ascii="Cambria" w:eastAsia="Cambria" w:hAnsi="Cambria" w:cs="Cambria"/>
-          <w:spacing w:val="-7"/>
-          <w:sz w:val="20"/>
-          <w:szCs w:val="20"/>
-        </w:rPr>
-        <w:t xml:space="preserve"> </w:t>
-      </w:r>
-      <w:r>
-        <w:rPr>
-          <w:rFonts w:ascii="Cambria" w:eastAsia="Cambria" w:hAnsi="Cambria" w:cs="Cambria"/>
-          <w:sz w:val="20"/>
-          <w:szCs w:val="20"/>
-        </w:rPr>
-        <w:t>SMS</w:t>
-      </w:r>
-      <w:r>
-        <w:rPr>
-          <w:rFonts w:ascii="Cambria" w:eastAsia="Cambria" w:hAnsi="Cambria" w:cs="Cambria"/>
-          <w:spacing w:val="-7"/>
-          <w:sz w:val="20"/>
-          <w:szCs w:val="20"/>
-        </w:rPr>
-        <w:t xml:space="preserve"> </w:t>
-      </w:r>
-      <w:r>
-        <w:rPr>
-          <w:rFonts w:ascii="Cambria" w:eastAsia="Cambria" w:hAnsi="Cambria" w:cs="Cambria"/>
-          <w:sz w:val="20"/>
-          <w:szCs w:val="20"/>
-        </w:rPr>
-        <w:t>or</w:t>
-      </w:r>
-      <w:r>
-        <w:rPr>
-          <w:rFonts w:ascii="Cambria" w:eastAsia="Cambria" w:hAnsi="Cambria" w:cs="Cambria"/>
-          <w:spacing w:val="-7"/>
-          <w:sz w:val="20"/>
-          <w:szCs w:val="20"/>
-        </w:rPr>
-        <w:t xml:space="preserve"> </w:t>
-      </w:r>
-      <w:r>
-        <w:rPr>
-          <w:rFonts w:ascii="Cambria" w:eastAsia="Cambria" w:hAnsi="Cambria" w:cs="Cambria"/>
-          <w:sz w:val="20"/>
-          <w:szCs w:val="20"/>
-        </w:rPr>
-        <w:t>WhatsApp</w:t>
-      </w:r>
-      <w:r>
-        <w:rPr>
-          <w:rFonts w:ascii="Cambria" w:eastAsia="Cambria" w:hAnsi="Cambria" w:cs="Cambria"/>
-          <w:spacing w:val="-7"/>
-          <w:sz w:val="20"/>
-          <w:szCs w:val="20"/>
-        </w:rPr>
-        <w:t xml:space="preserve"> </w:t>
-      </w:r>
-      <w:r>
-        <w:rPr>
-          <w:rFonts w:ascii="Cambria" w:eastAsia="Cambria" w:hAnsi="Cambria" w:cs="Cambria"/>
-          <w:sz w:val="20"/>
-          <w:szCs w:val="20"/>
-        </w:rPr>
-        <w:t>at</w:t>
-      </w:r>
-      <w:r>
-        <w:rPr>
-          <w:rFonts w:ascii="Cambria" w:eastAsia="Cambria" w:hAnsi="Cambria" w:cs="Cambria"/>
-          <w:spacing w:val="-7"/>
-          <w:sz w:val="20"/>
-          <w:szCs w:val="20"/>
-        </w:rPr>
-        <w:t xml:space="preserve"> </w:t>
-      </w:r>
-      <w:r>
-        <w:rPr>
-          <w:rFonts w:ascii="Cambria" w:eastAsia="Cambria" w:hAnsi="Cambria" w:cs="Cambria"/>
-          <w:sz w:val="20"/>
-          <w:szCs w:val="20"/>
-        </w:rPr>
-        <w:t>least</w:t>
-      </w:r>
-      <w:r>
-        <w:rPr>
-          <w:rFonts w:ascii="Cambria" w:eastAsia="Cambria" w:hAnsi="Cambria" w:cs="Cambria"/>
-          <w:spacing w:val="-7"/>
-          <w:sz w:val="20"/>
-          <w:szCs w:val="20"/>
-        </w:rPr>
-        <w:t xml:space="preserve"> </w:t>
-      </w:r>
-      <w:r>
-        <w:rPr>
-          <w:rFonts w:ascii="Cambria" w:eastAsia="Cambria" w:hAnsi="Cambria" w:cs="Cambria"/>
-          <w:sz w:val="20"/>
-          <w:szCs w:val="20"/>
-        </w:rPr>
-        <w:t>2</w:t>
-      </w:r>
-      <w:r>
-        <w:rPr>
-          <w:rFonts w:ascii="Cambria" w:eastAsia="Cambria" w:hAnsi="Cambria" w:cs="Cambria"/>
-          <w:spacing w:val="-8"/>
-          <w:sz w:val="20"/>
-          <w:szCs w:val="20"/>
-        </w:rPr>
-        <w:t xml:space="preserve"> </w:t>
-      </w:r>
-      <w:r>
-        <w:rPr>
-          <w:rFonts w:ascii="Cambria" w:eastAsia="Cambria" w:hAnsi="Cambria" w:cs="Cambria"/>
-          <w:sz w:val="20"/>
-          <w:szCs w:val="20"/>
-        </w:rPr>
-        <w:t>months</w:t>
-      </w:r>
-      <w:r>
-        <w:rPr>
-          <w:rFonts w:ascii="Cambria" w:eastAsia="Cambria" w:hAnsi="Cambria" w:cs="Cambria"/>
-          <w:spacing w:val="-7"/>
-          <w:sz w:val="20"/>
-          <w:szCs w:val="20"/>
-        </w:rPr>
-        <w:t xml:space="preserve"> </w:t>
-      </w:r>
-      <w:r>
-        <w:rPr>
-          <w:rFonts w:ascii="Cambria" w:eastAsia="Cambria" w:hAnsi="Cambria" w:cs="Cambria"/>
-          <w:sz w:val="20"/>
-          <w:szCs w:val="20"/>
-        </w:rPr>
-        <w:t>in</w:t>
-      </w:r>
-      <w:r>
-        <w:rPr>
-          <w:rFonts w:ascii="Cambria" w:eastAsia="Cambria" w:hAnsi="Cambria" w:cs="Cambria"/>
-          <w:spacing w:val="-5"/>
-          <w:sz w:val="20"/>
-          <w:szCs w:val="20"/>
-        </w:rPr>
-        <w:t xml:space="preserve"> </w:t>
-      </w:r>
-      <w:r>
-        <w:rPr>
-          <w:rFonts w:ascii="Cambria" w:eastAsia="Cambria" w:hAnsi="Cambria" w:cs="Cambria"/>
-          <w:sz w:val="20"/>
-          <w:szCs w:val="20"/>
-        </w:rPr>
-        <w:t>advance</w:t>
-      </w:r>
-      <w:r>
-        <w:rPr>
-          <w:rFonts w:ascii="Cambria" w:eastAsia="Cambria" w:hAnsi="Cambria" w:cs="Cambria"/>
-          <w:spacing w:val="-8"/>
-          <w:sz w:val="20"/>
-          <w:szCs w:val="20"/>
-        </w:rPr>
-        <w:t xml:space="preserve"> </w:t>
-      </w:r>
-      <w:r>
-        <w:rPr>
-          <w:rFonts w:ascii="Cambria" w:eastAsia="Cambria" w:hAnsi="Cambria" w:cs="Cambria"/>
-          <w:sz w:val="20"/>
-          <w:szCs w:val="20"/>
-        </w:rPr>
-        <w:t xml:space="preserve">failing which, the </w:t>
-      </w:r>
-      <w:r>
-        <w:rPr>
-          <w:rFonts w:ascii="Cambria" w:eastAsia="Cambria" w:hAnsi="Cambria" w:cs="Cambria"/>
-          <w:sz w:val="20"/>
-          <w:szCs w:val="20"/>
-        </w:rPr>
-        <w:t>Room</w:t>
-      </w:r>
-      <w:r>
-        <w:rPr>
-          <w:rFonts w:ascii="Cambria" w:eastAsia="Cambria" w:hAnsi="Cambria" w:cs="Cambria"/>
-          <w:sz w:val="20"/>
-          <w:szCs w:val="20"/>
-        </w:rPr>
-        <w:t xml:space="preserve"> Deposit will be forfeited as penalty.</w:t>
-      </w:r>
-      <w:r>
-        <w:rPr>
-          <w:noProof/>
-        </w:rPr>
-        <w:t xml:space="preserve"> </w:t>
-      </w:r>
+        <w:t xml:space="preserve"> </w:t>
+      </w:r>
+      <w:bookmarkEnd w:id="13"/>
     </w:p>
     <w:p>
       <w:pPr>
+        <w:keepLines/>
         <w:numPr>
           <w:ilvl w:val="0"/>
           <w:numId w:val="1"/>
@@ -2765,14 +2771,22 @@
           <w:szCs w:val="20"/>
         </w:rPr>
       </w:pPr>
-      <w:r>
-        <w:rPr>
-          <w:rFonts w:ascii="Cambria" w:eastAsia="Cambria" w:hAnsi="Cambria" w:cs="Cambria"/>
-          <w:sz w:val="20"/>
-          <w:szCs w:val="20"/>
-        </w:rPr>
-        <w:lastRenderedPageBreak/>
-        <w:t>In case of transfer of room, admin and contract charges of RM150 will be charged to the Tenant. the Landlord</w:t>
+      <w:bookmarkStart w:id="14" w:name="NNF_27_9096_720_20_0_B"/>
+      <w:r>
+        <w:rPr>
+          <w:rFonts w:ascii="Cambria" w:eastAsia="Cambria" w:hAnsi="Cambria" w:cs="Cambria"/>
+          <w:sz w:val="20"/>
+          <w:szCs w:val="20"/>
+        </w:rPr>
+        <w:t xml:space="preserve">In case of transfer of room, admin and contract charges of RM150 will be charged to the Tenant. </w:t>
+      </w:r>
+      <w:r>
+        <w:rPr>
+          <w:rFonts w:ascii="Cambria" w:eastAsia="Cambria" w:hAnsi="Cambria" w:cs="Cambria"/>
+          <w:sz w:val="20"/>
+          <w:szCs w:val="20"/>
+        </w:rPr>
+        <w:t>{{company.name}}</w:t>
       </w:r>
       <w:r>
         <w:rPr>
@@ -2791,6 +2805,7 @@
         </w:rPr>
         <w:t>reserves the right to vary the Rental payment and the terms and conditions for the renewed and/or the transferred tenancy.</w:t>
       </w:r>
+      <w:bookmarkEnd w:id="14"/>
     </w:p>
     <w:p>
       <w:pPr>
@@ -2817,11 +2832,13 @@
           <w:sz w:val="20"/>
           <w:szCs w:val="20"/>
         </w:rPr>
+        <w:lastRenderedPageBreak/>
         <w:t>In the case of downgrading or upgrading rooms, the differential sum of the deposit together with the transfer fee (RM150), will be balanced off in the following month's rental together with a new revised tenancy agreement for the transferred room</w:t>
       </w:r>
     </w:p>
     <w:p>
       <w:pPr>
+        <w:keepLines/>
         <w:numPr>
           <w:ilvl w:val="0"/>
           <w:numId w:val="1"/>
@@ -2835,13 +2852,22 @@
           <w:szCs w:val="20"/>
         </w:rPr>
       </w:pPr>
-      <w:r>
-        <w:rPr>
-          <w:rFonts w:ascii="Cambria" w:eastAsia="Cambria" w:hAnsi="Cambria" w:cs="Cambria"/>
-          <w:sz w:val="20"/>
-          <w:szCs w:val="20"/>
-        </w:rPr>
-        <w:t xml:space="preserve">The Landlord shall bear the costs for </w:t>
+      <w:bookmarkStart w:id="15" w:name="NNF_28_9096_1200_20_0_B"/>
+      <w:r>
+        <w:rPr>
+          <w:rFonts w:ascii="Cambria" w:eastAsia="Cambria" w:hAnsi="Cambria" w:cs="Cambria"/>
+          <w:sz w:val="20"/>
+          <w:szCs w:val="20"/>
+        </w:rPr>
+        <w:t>{{company.name}}</w:t>
+      </w:r>
+      <w:r>
+        <w:rPr>
+          <w:rFonts w:ascii="Cambria" w:eastAsia="Cambria" w:hAnsi="Cambria" w:cs="Cambria"/>
+          <w:sz w:val="20"/>
+          <w:szCs w:val="20"/>
+        </w:rPr>
+        <w:t xml:space="preserve"> shall bear the costs for </w:t>
       </w:r>
       <w:r>
         <w:rPr>
@@ -2905,9 +2931,11 @@
         </w:rPr>
         <w:t xml:space="preserve"> and wear-and-tear items, such as replacement of light bulbs, batteries, air conditioning cleaning, small fittings, and other small consumables necessary for the daily upkeep of the room only. </w:t>
       </w:r>
+      <w:bookmarkEnd w:id="15"/>
     </w:p>
     <w:p>
       <w:pPr>
+        <w:keepLines/>
         <w:numPr>
           <w:ilvl w:val="0"/>
           <w:numId w:val="1"/>
@@ -2921,13 +2949,22 @@
           <w:szCs w:val="20"/>
         </w:rPr>
       </w:pPr>
-      <w:r>
-        <w:rPr>
-          <w:rFonts w:ascii="Cambria" w:eastAsia="Cambria" w:hAnsi="Cambria" w:cs="Cambria"/>
-          <w:sz w:val="20"/>
-          <w:szCs w:val="20"/>
-        </w:rPr>
-        <w:t xml:space="preserve">The Landlord agrees to provide a </w:t>
+      <w:bookmarkStart w:id="16" w:name="NNF_29_9096_720_20_0_B"/>
+      <w:r>
+        <w:rPr>
+          <w:rFonts w:ascii="Cambria" w:eastAsia="Cambria" w:hAnsi="Cambria" w:cs="Cambria"/>
+          <w:sz w:val="20"/>
+          <w:szCs w:val="20"/>
+        </w:rPr>
+        <w:t>{{company.name}}</w:t>
+      </w:r>
+      <w:r>
+        <w:rPr>
+          <w:rFonts w:ascii="Cambria" w:eastAsia="Cambria" w:hAnsi="Cambria" w:cs="Cambria"/>
+          <w:sz w:val="20"/>
+          <w:szCs w:val="20"/>
+        </w:rPr>
+        <w:t xml:space="preserve"> agrees to provide a </w:t>
       </w:r>
       <w:r>
         <w:rPr>
@@ -3007,7 +3044,41 @@
           <w:sz w:val="20"/>
           <w:szCs w:val="20"/>
         </w:rPr>
-        <w:t xml:space="preserve">During this period, the Landlord shall be responsible for all reasonable minor </w:t>
+        <w:t xml:space="preserve">During this </w:t>
+      </w:r>
+      <w:proofErr w:type="gramStart"/>
+      <w:r>
+        <w:rPr>
+          <w:rFonts w:ascii="Cambria" w:eastAsia="Cambria" w:hAnsi="Cambria" w:cs="Cambria"/>
+          <w:sz w:val="20"/>
+          <w:szCs w:val="20"/>
+        </w:rPr>
+        <w:t xml:space="preserve">period, </w:t>
+      </w:r>
+      <w:r>
+        <w:rPr>
+          <w:rFonts w:ascii="Cambria" w:eastAsia="Cambria" w:hAnsi="Cambria" w:cs="Cambria"/>
+          <w:sz w:val="20"/>
+          <w:szCs w:val="20"/>
+        </w:rPr>
+        <w:t>{{</w:t>
+      </w:r>
+      <w:proofErr w:type="gramEnd"/>
+      <w:r>
+        <w:rPr>
+          <w:rFonts w:ascii="Cambria" w:eastAsia="Cambria" w:hAnsi="Cambria" w:cs="Cambria"/>
+          <w:sz w:val="20"/>
+          <w:szCs w:val="20"/>
+        </w:rPr>
+        <w:t>company.name}}</w:t>
+      </w:r>
+      <w:r>
+        <w:rPr>
+          <w:rFonts w:ascii="Cambria" w:eastAsia="Cambria" w:hAnsi="Cambria" w:cs="Cambria"/>
+          <w:sz w:val="20"/>
+          <w:szCs w:val="20"/>
+        </w:rPr>
+        <w:t xml:space="preserve"> shall be responsible for all reasonable minor </w:t>
       </w:r>
       <w:r>
         <w:rPr>
@@ -3033,9 +3104,11 @@
         </w:rPr>
         <w:t xml:space="preserve">. </w:t>
       </w:r>
+      <w:bookmarkEnd w:id="16"/>
     </w:p>
     <w:p>
       <w:pPr>
+        <w:keepLines/>
         <w:numPr>
           <w:ilvl w:val="0"/>
           <w:numId w:val="1"/>
@@ -3049,6 +3122,7 @@
           <w:szCs w:val="20"/>
         </w:rPr>
       </w:pPr>
+      <w:bookmarkStart w:id="17" w:name="NNF_30_9096_960_20_0_B"/>
       <w:r>
         <w:rPr>
           <w:rFonts w:ascii="Cambria" w:eastAsia="Cambria" w:hAnsi="Cambria" w:cs="Cambria"/>
@@ -3107,7 +3181,15 @@
           <w:sz w:val="20"/>
           <w:szCs w:val="20"/>
         </w:rPr>
-        <w:t xml:space="preserve"> shall be borne to the cost of repair. The Tenant is strictly not allowed to make any renovation and/or alteration to the room and premise unless prior written consent of the Landlord</w:t>
+        <w:t xml:space="preserve"> shall be borne to the cost of repair. The Tenant is strictly not allowed to make any renovation and/or alteration to the room and premise unless prior written consent of </w:t>
+      </w:r>
+      <w:r>
+        <w:rPr>
+          <w:rFonts w:ascii="Cambria" w:eastAsia="Cambria" w:hAnsi="Cambria" w:cs="Cambria"/>
+          <w:sz w:val="20"/>
+          <w:szCs w:val="20"/>
+        </w:rPr>
+        <w:t>{{company.name}}</w:t>
       </w:r>
       <w:r>
         <w:rPr>
@@ -3136,9 +3218,11 @@
         </w:rPr>
         <w:t>.</w:t>
       </w:r>
+      <w:bookmarkEnd w:id="17"/>
     </w:p>
     <w:p>
       <w:pPr>
+        <w:keepLines/>
         <w:numPr>
           <w:ilvl w:val="0"/>
           <w:numId w:val="1"/>
@@ -3156,13 +3240,14 @@
           <w:szCs w:val="20"/>
         </w:rPr>
       </w:pPr>
-      <w:r>
-        <w:rPr>
-          <w:rFonts w:ascii="Cambria" w:eastAsia="Cambria" w:hAnsi="Cambria" w:cs="Cambria"/>
-          <w:sz w:val="20"/>
-          <w:szCs w:val="20"/>
-        </w:rPr>
-        <w:t>The Landlord</w:t>
+      <w:bookmarkStart w:id="18" w:name="NNF_31_9098_480_20_0_B"/>
+      <w:r>
+        <w:rPr>
+          <w:rFonts w:ascii="Cambria" w:eastAsia="Cambria" w:hAnsi="Cambria" w:cs="Cambria"/>
+          <w:sz w:val="20"/>
+          <w:szCs w:val="20"/>
+        </w:rPr>
+        <w:t>{{company.name}}</w:t>
       </w:r>
       <w:r>
         <w:rPr>
@@ -3454,6 +3539,7 @@
         </w:rPr>
         <w:t>or to initiate repairs only after giving Tenant 24-hour advance notice.</w:t>
       </w:r>
+      <w:bookmarkEnd w:id="18"/>
     </w:p>
     <w:p>
       <w:pPr>
@@ -4070,6 +4156,7 @@
     </w:p>
     <w:p>
       <w:pPr>
+        <w:keepLines/>
         <w:numPr>
           <w:ilvl w:val="0"/>
           <w:numId w:val="1"/>
@@ -4086,6 +4173,7 @@
           <w:szCs w:val="20"/>
         </w:rPr>
       </w:pPr>
+      <w:bookmarkStart w:id="19" w:name="NNF_32_9093_720_20_0_B"/>
       <w:r>
         <w:rPr>
           <w:rFonts w:ascii="Cambria" w:eastAsia="Cambria" w:hAnsi="Cambria" w:cs="Cambria"/>
@@ -4381,8 +4469,105 @@
           <w:sz w:val="20"/>
           <w:szCs w:val="20"/>
         </w:rPr>
-        <w:t>attended to on an upcoming working day unless otherwise informed by the Landlord.</w:t>
-      </w:r>
+        <w:t xml:space="preserve">attended to on an upcoming working day unless otherwise informed by </w:t>
+      </w:r>
+      <w:r>
+        <w:rPr>
+          <w:rFonts w:ascii="Cambria" w:eastAsia="Cambria" w:hAnsi="Cambria" w:cs="Cambria"/>
+          <w:sz w:val="20"/>
+          <w:szCs w:val="20"/>
+        </w:rPr>
+        <w:t>{{company.name}}</w:t>
+      </w:r>
+      <w:r>
+        <w:rPr>
+          <w:rFonts w:ascii="Cambria" w:eastAsia="Cambria" w:hAnsi="Cambria" w:cs="Cambria"/>
+          <w:sz w:val="20"/>
+          <w:szCs w:val="20"/>
+        </w:rPr>
+        <w:t>.</w:t>
+      </w:r>
+      <w:bookmarkEnd w:id="19"/>
+    </w:p>
+    <w:p>
+      <w:pPr>
+        <w:keepLines/>
+        <w:numPr>
+          <w:ilvl w:val="0"/>
+          <w:numId w:val="1"/>
+        </w:numPr>
+        <w:tabs>
+          <w:tab w:val="left" w:pos="652"/>
+        </w:tabs>
+        <w:spacing w:after="120" w:line="240" w:lineRule="auto"/>
+        <w:ind w:left="652" w:right="280" w:hanging="360"/>
+        <w:jc w:val="both"/>
+        <w:rPr>
+          <w:rFonts w:ascii="Cambria" w:eastAsia="Cambria" w:hAnsi="Cambria" w:cs="Cambria"/>
+          <w:sz w:val="20"/>
+          <w:szCs w:val="20"/>
+        </w:rPr>
+      </w:pPr>
+      <w:bookmarkStart w:id="20" w:name="NNF_33_9093_960_20_0_B"/>
+      <w:r>
+        <w:rPr>
+          <w:rFonts w:ascii="Cambria" w:eastAsia="Cambria" w:hAnsi="Cambria" w:cs="Cambria"/>
+          <w:sz w:val="20"/>
+          <w:szCs w:val="20"/>
+        </w:rPr>
+        <w:t xml:space="preserve">Units rented under </w:t>
+      </w:r>
+      <w:r>
+        <w:rPr>
+          <w:rFonts w:ascii="Cambria" w:eastAsia="Cambria" w:hAnsi="Cambria" w:cs="Cambria"/>
+          <w:sz w:val="20"/>
+          <w:szCs w:val="20"/>
+        </w:rPr>
+        <w:t>{{company.name}}</w:t>
+      </w:r>
+      <w:r>
+        <w:rPr>
+          <w:rFonts w:ascii="Cambria" w:eastAsia="Cambria" w:hAnsi="Cambria" w:cs="Cambria"/>
+          <w:color w:val="FF0000"/>
+          <w:sz w:val="20"/>
+          <w:szCs w:val="20"/>
+        </w:rPr>
+        <w:t xml:space="preserve"> </w:t>
+      </w:r>
+      <w:r>
+        <w:rPr>
+          <w:rFonts w:ascii="Cambria" w:eastAsia="Cambria" w:hAnsi="Cambria" w:cs="Cambria"/>
+          <w:sz w:val="20"/>
+          <w:szCs w:val="20"/>
+        </w:rPr>
+        <w:t xml:space="preserve">are only for residential purposes and is strictly not for commercial, illegal or immoral purpose. Upon violation of this clause, </w:t>
+      </w:r>
+      <w:r>
+        <w:rPr>
+          <w:rFonts w:ascii="Cambria" w:eastAsia="Cambria" w:hAnsi="Cambria" w:cs="Cambria"/>
+          <w:sz w:val="20"/>
+          <w:szCs w:val="20"/>
+        </w:rPr>
+        <w:t>{{company.name}}</w:t>
+      </w:r>
+      <w:r>
+        <w:rPr>
+          <w:rFonts w:ascii="Cambria" w:eastAsia="Cambria" w:hAnsi="Cambria" w:cs="Cambria"/>
+          <w:color w:val="FF0000"/>
+          <w:sz w:val="20"/>
+          <w:szCs w:val="20"/>
+        </w:rPr>
+        <w:t xml:space="preserve"> </w:t>
+      </w:r>
+      <w:r>
+        <w:rPr>
+          <w:rFonts w:ascii="Cambria" w:eastAsia="Cambria" w:hAnsi="Cambria" w:cs="Cambria"/>
+          <w:sz w:val="20"/>
+          <w:szCs w:val="20"/>
+        </w:rPr>
+        <w:t>reserves the rights to take appropriate legal action against the Tenant and all loses, damages, costs, fees (including legal fees) and expenses shall be borne by the Tenant.</w:t>
+      </w:r>
+      <w:bookmarkEnd w:id="20"/>
     </w:p>
     <w:p>
       <w:pPr>
@@ -4408,957 +4593,879 @@
           <w:sz w:val="20"/>
           <w:szCs w:val="20"/>
         </w:rPr>
-        <w:t>Units rented under the Landlord</w:t>
-      </w:r>
-      <w:r>
-        <w:rPr>
-          <w:rFonts w:ascii="Cambria" w:eastAsia="Cambria" w:hAnsi="Cambria" w:cs="Cambria"/>
-          <w:color w:val="FF0000"/>
-          <w:sz w:val="20"/>
-          <w:szCs w:val="20"/>
-        </w:rPr>
-        <w:t xml:space="preserve"> </w:t>
-      </w:r>
-      <w:r>
-        <w:rPr>
-          <w:rFonts w:ascii="Cambria" w:eastAsia="Cambria" w:hAnsi="Cambria" w:cs="Cambria"/>
-          <w:sz w:val="20"/>
-          <w:szCs w:val="20"/>
-        </w:rPr>
-        <w:t>are only for residential purposes and is strictly not for commercial, illegal or immoral purpose. Upon violation of this clause, the Landlord</w:t>
-      </w:r>
-      <w:r>
-        <w:rPr>
-          <w:rFonts w:ascii="Cambria" w:eastAsia="Cambria" w:hAnsi="Cambria" w:cs="Cambria"/>
-          <w:color w:val="FF0000"/>
-          <w:sz w:val="20"/>
-          <w:szCs w:val="20"/>
-        </w:rPr>
-        <w:t xml:space="preserve"> </w:t>
-      </w:r>
-      <w:r>
-        <w:rPr>
-          <w:rFonts w:ascii="Cambria" w:eastAsia="Cambria" w:hAnsi="Cambria" w:cs="Cambria"/>
-          <w:sz w:val="20"/>
-          <w:szCs w:val="20"/>
-        </w:rPr>
-        <w:t xml:space="preserve">reserves the rights to take appropriate legal action against the </w:t>
-      </w:r>
-      <w:proofErr w:type="gramStart"/>
-      <w:r>
-        <w:rPr>
-          <w:rFonts w:ascii="Cambria" w:eastAsia="Cambria" w:hAnsi="Cambria" w:cs="Cambria"/>
-          <w:sz w:val="20"/>
-          <w:szCs w:val="20"/>
-        </w:rPr>
         <w:t>Tenant</w:t>
       </w:r>
-      <w:proofErr w:type="gramEnd"/>
-      <w:r>
-        <w:rPr>
-          <w:rFonts w:ascii="Cambria" w:eastAsia="Cambria" w:hAnsi="Cambria" w:cs="Cambria"/>
-          <w:sz w:val="20"/>
-          <w:szCs w:val="20"/>
-        </w:rPr>
-        <w:t xml:space="preserve"> and all loses, damages, costs, fees (including legal fees) and expenses shall be borne by the Tenant.</w:t>
+      <w:r>
+        <w:rPr>
+          <w:rFonts w:ascii="Cambria" w:eastAsia="Cambria" w:hAnsi="Cambria" w:cs="Cambria"/>
+          <w:spacing w:val="-4"/>
+          <w:sz w:val="20"/>
+          <w:szCs w:val="20"/>
+        </w:rPr>
+        <w:t xml:space="preserve"> </w:t>
+      </w:r>
+      <w:r>
+        <w:rPr>
+          <w:rFonts w:ascii="Cambria" w:eastAsia="Cambria" w:hAnsi="Cambria" w:cs="Cambria"/>
+          <w:sz w:val="20"/>
+          <w:szCs w:val="20"/>
+        </w:rPr>
+        <w:t>shall</w:t>
+      </w:r>
+      <w:r>
+        <w:rPr>
+          <w:rFonts w:ascii="Cambria" w:eastAsia="Cambria" w:hAnsi="Cambria" w:cs="Cambria"/>
+          <w:spacing w:val="-4"/>
+          <w:sz w:val="20"/>
+          <w:szCs w:val="20"/>
+        </w:rPr>
+        <w:t xml:space="preserve"> </w:t>
+      </w:r>
+      <w:r>
+        <w:rPr>
+          <w:rFonts w:ascii="Cambria" w:eastAsia="Cambria" w:hAnsi="Cambria" w:cs="Cambria"/>
+          <w:sz w:val="20"/>
+          <w:szCs w:val="20"/>
+        </w:rPr>
+        <w:t>not</w:t>
+      </w:r>
+      <w:r>
+        <w:rPr>
+          <w:rFonts w:ascii="Cambria" w:eastAsia="Cambria" w:hAnsi="Cambria" w:cs="Cambria"/>
+          <w:spacing w:val="-3"/>
+          <w:sz w:val="20"/>
+          <w:szCs w:val="20"/>
+        </w:rPr>
+        <w:t xml:space="preserve"> </w:t>
+      </w:r>
+      <w:r>
+        <w:rPr>
+          <w:rFonts w:ascii="Cambria" w:eastAsia="Cambria" w:hAnsi="Cambria" w:cs="Cambria"/>
+          <w:sz w:val="20"/>
+          <w:szCs w:val="20"/>
+        </w:rPr>
+        <w:t>do</w:t>
+      </w:r>
+      <w:r>
+        <w:rPr>
+          <w:rFonts w:ascii="Cambria" w:eastAsia="Cambria" w:hAnsi="Cambria" w:cs="Cambria"/>
+          <w:spacing w:val="-4"/>
+          <w:sz w:val="20"/>
+          <w:szCs w:val="20"/>
+        </w:rPr>
+        <w:t xml:space="preserve"> </w:t>
+      </w:r>
+      <w:r>
+        <w:rPr>
+          <w:rFonts w:ascii="Cambria" w:eastAsia="Cambria" w:hAnsi="Cambria" w:cs="Cambria"/>
+          <w:sz w:val="20"/>
+          <w:szCs w:val="20"/>
+        </w:rPr>
+        <w:t>or</w:t>
+      </w:r>
+      <w:r>
+        <w:rPr>
+          <w:rFonts w:ascii="Cambria" w:eastAsia="Cambria" w:hAnsi="Cambria" w:cs="Cambria"/>
+          <w:spacing w:val="-4"/>
+          <w:sz w:val="20"/>
+          <w:szCs w:val="20"/>
+        </w:rPr>
+        <w:t xml:space="preserve"> </w:t>
+      </w:r>
+      <w:r>
+        <w:rPr>
+          <w:rFonts w:ascii="Cambria" w:eastAsia="Cambria" w:hAnsi="Cambria" w:cs="Cambria"/>
+          <w:sz w:val="20"/>
+          <w:szCs w:val="20"/>
+        </w:rPr>
+        <w:t>permit</w:t>
+      </w:r>
+      <w:r>
+        <w:rPr>
+          <w:rFonts w:ascii="Cambria" w:eastAsia="Cambria" w:hAnsi="Cambria" w:cs="Cambria"/>
+          <w:spacing w:val="-4"/>
+          <w:sz w:val="20"/>
+          <w:szCs w:val="20"/>
+        </w:rPr>
+        <w:t xml:space="preserve"> </w:t>
+      </w:r>
+      <w:r>
+        <w:rPr>
+          <w:rFonts w:ascii="Cambria" w:eastAsia="Cambria" w:hAnsi="Cambria" w:cs="Cambria"/>
+          <w:sz w:val="20"/>
+          <w:szCs w:val="20"/>
+        </w:rPr>
+        <w:t>or</w:t>
+      </w:r>
+      <w:r>
+        <w:rPr>
+          <w:rFonts w:ascii="Cambria" w:eastAsia="Cambria" w:hAnsi="Cambria" w:cs="Cambria"/>
+          <w:spacing w:val="-4"/>
+          <w:sz w:val="20"/>
+          <w:szCs w:val="20"/>
+        </w:rPr>
+        <w:t xml:space="preserve"> </w:t>
+      </w:r>
+      <w:r>
+        <w:rPr>
+          <w:rFonts w:ascii="Cambria" w:eastAsia="Cambria" w:hAnsi="Cambria" w:cs="Cambria"/>
+          <w:sz w:val="20"/>
+          <w:szCs w:val="20"/>
+        </w:rPr>
+        <w:t>suffer</w:t>
+      </w:r>
+      <w:r>
+        <w:rPr>
+          <w:rFonts w:ascii="Cambria" w:eastAsia="Cambria" w:hAnsi="Cambria" w:cs="Cambria"/>
+          <w:spacing w:val="-4"/>
+          <w:sz w:val="20"/>
+          <w:szCs w:val="20"/>
+        </w:rPr>
+        <w:t xml:space="preserve"> </w:t>
+      </w:r>
+      <w:r>
+        <w:rPr>
+          <w:rFonts w:ascii="Cambria" w:eastAsia="Cambria" w:hAnsi="Cambria" w:cs="Cambria"/>
+          <w:sz w:val="20"/>
+          <w:szCs w:val="20"/>
+        </w:rPr>
+        <w:t>to</w:t>
+      </w:r>
+      <w:r>
+        <w:rPr>
+          <w:rFonts w:ascii="Cambria" w:eastAsia="Cambria" w:hAnsi="Cambria" w:cs="Cambria"/>
+          <w:spacing w:val="-4"/>
+          <w:sz w:val="20"/>
+          <w:szCs w:val="20"/>
+        </w:rPr>
+        <w:t xml:space="preserve"> </w:t>
+      </w:r>
+      <w:r>
+        <w:rPr>
+          <w:rFonts w:ascii="Cambria" w:eastAsia="Cambria" w:hAnsi="Cambria" w:cs="Cambria"/>
+          <w:sz w:val="20"/>
+          <w:szCs w:val="20"/>
+        </w:rPr>
+        <w:t>the</w:t>
+      </w:r>
+      <w:r>
+        <w:rPr>
+          <w:rFonts w:ascii="Cambria" w:eastAsia="Cambria" w:hAnsi="Cambria" w:cs="Cambria"/>
+          <w:spacing w:val="-4"/>
+          <w:sz w:val="20"/>
+          <w:szCs w:val="20"/>
+        </w:rPr>
+        <w:t xml:space="preserve"> </w:t>
+      </w:r>
+      <w:r>
+        <w:rPr>
+          <w:rFonts w:ascii="Cambria" w:eastAsia="Cambria" w:hAnsi="Cambria" w:cs="Cambria"/>
+          <w:sz w:val="20"/>
+          <w:szCs w:val="20"/>
+        </w:rPr>
+        <w:t>premise</w:t>
+      </w:r>
+      <w:r>
+        <w:rPr>
+          <w:rFonts w:ascii="Cambria" w:eastAsia="Cambria" w:hAnsi="Cambria" w:cs="Cambria"/>
+          <w:spacing w:val="-4"/>
+          <w:sz w:val="20"/>
+          <w:szCs w:val="20"/>
+        </w:rPr>
+        <w:t xml:space="preserve"> </w:t>
+      </w:r>
+      <w:r>
+        <w:rPr>
+          <w:rFonts w:ascii="Cambria" w:eastAsia="Cambria" w:hAnsi="Cambria" w:cs="Cambria"/>
+          <w:sz w:val="20"/>
+          <w:szCs w:val="20"/>
+        </w:rPr>
+        <w:t>or</w:t>
+      </w:r>
+      <w:r>
+        <w:rPr>
+          <w:rFonts w:ascii="Cambria" w:eastAsia="Cambria" w:hAnsi="Cambria" w:cs="Cambria"/>
+          <w:spacing w:val="-4"/>
+          <w:sz w:val="20"/>
+          <w:szCs w:val="20"/>
+        </w:rPr>
+        <w:t xml:space="preserve"> </w:t>
+      </w:r>
+      <w:r>
+        <w:rPr>
+          <w:rFonts w:ascii="Cambria" w:eastAsia="Cambria" w:hAnsi="Cambria" w:cs="Cambria"/>
+          <w:sz w:val="20"/>
+          <w:szCs w:val="20"/>
+        </w:rPr>
+        <w:t>room</w:t>
+      </w:r>
+      <w:r>
+        <w:rPr>
+          <w:rFonts w:ascii="Cambria" w:eastAsia="Cambria" w:hAnsi="Cambria" w:cs="Cambria"/>
+          <w:spacing w:val="-5"/>
+          <w:sz w:val="20"/>
+          <w:szCs w:val="20"/>
+        </w:rPr>
+        <w:t xml:space="preserve"> </w:t>
+      </w:r>
+      <w:r>
+        <w:rPr>
+          <w:rFonts w:ascii="Cambria" w:eastAsia="Cambria" w:hAnsi="Cambria" w:cs="Cambria"/>
+          <w:sz w:val="20"/>
+          <w:szCs w:val="20"/>
+        </w:rPr>
+        <w:t>any</w:t>
+      </w:r>
+      <w:r>
+        <w:rPr>
+          <w:rFonts w:ascii="Cambria" w:eastAsia="Cambria" w:hAnsi="Cambria" w:cs="Cambria"/>
+          <w:spacing w:val="-4"/>
+          <w:sz w:val="20"/>
+          <w:szCs w:val="20"/>
+        </w:rPr>
+        <w:t xml:space="preserve"> </w:t>
+      </w:r>
+      <w:r>
+        <w:rPr>
+          <w:rFonts w:ascii="Cambria" w:eastAsia="Cambria" w:hAnsi="Cambria" w:cs="Cambria"/>
+          <w:sz w:val="20"/>
+          <w:szCs w:val="20"/>
+        </w:rPr>
+        <w:t>act</w:t>
+      </w:r>
+      <w:r>
+        <w:rPr>
+          <w:rFonts w:ascii="Cambria" w:eastAsia="Cambria" w:hAnsi="Cambria" w:cs="Cambria"/>
+          <w:spacing w:val="-4"/>
+          <w:sz w:val="20"/>
+          <w:szCs w:val="20"/>
+        </w:rPr>
+        <w:t xml:space="preserve"> </w:t>
+      </w:r>
+      <w:r>
+        <w:rPr>
+          <w:rFonts w:ascii="Cambria" w:eastAsia="Cambria" w:hAnsi="Cambria" w:cs="Cambria"/>
+          <w:sz w:val="20"/>
+          <w:szCs w:val="20"/>
+        </w:rPr>
+        <w:t>or</w:t>
+      </w:r>
+      <w:r>
+        <w:rPr>
+          <w:rFonts w:ascii="Cambria" w:eastAsia="Cambria" w:hAnsi="Cambria" w:cs="Cambria"/>
+          <w:spacing w:val="-4"/>
+          <w:sz w:val="20"/>
+          <w:szCs w:val="20"/>
+        </w:rPr>
+        <w:t xml:space="preserve"> </w:t>
+      </w:r>
+      <w:r>
+        <w:rPr>
+          <w:rFonts w:ascii="Cambria" w:eastAsia="Cambria" w:hAnsi="Cambria" w:cs="Cambria"/>
+          <w:sz w:val="20"/>
+          <w:szCs w:val="20"/>
+        </w:rPr>
+        <w:t>thing</w:t>
+      </w:r>
+      <w:r>
+        <w:rPr>
+          <w:rFonts w:ascii="Cambria" w:eastAsia="Cambria" w:hAnsi="Cambria" w:cs="Cambria"/>
+          <w:spacing w:val="-4"/>
+          <w:sz w:val="20"/>
+          <w:szCs w:val="20"/>
+        </w:rPr>
+        <w:t xml:space="preserve"> </w:t>
+      </w:r>
+      <w:r>
+        <w:rPr>
+          <w:rFonts w:ascii="Cambria" w:eastAsia="Cambria" w:hAnsi="Cambria" w:cs="Cambria"/>
+          <w:sz w:val="20"/>
+          <w:szCs w:val="20"/>
+        </w:rPr>
+        <w:t>which</w:t>
+      </w:r>
+      <w:r>
+        <w:rPr>
+          <w:rFonts w:ascii="Cambria" w:eastAsia="Cambria" w:hAnsi="Cambria" w:cs="Cambria"/>
+          <w:spacing w:val="-4"/>
+          <w:sz w:val="20"/>
+          <w:szCs w:val="20"/>
+        </w:rPr>
+        <w:t xml:space="preserve"> </w:t>
+      </w:r>
+      <w:r>
+        <w:rPr>
+          <w:rFonts w:ascii="Cambria" w:eastAsia="Cambria" w:hAnsi="Cambria" w:cs="Cambria"/>
+          <w:sz w:val="20"/>
+          <w:szCs w:val="20"/>
+        </w:rPr>
+        <w:t>shall</w:t>
+      </w:r>
+      <w:r>
+        <w:rPr>
+          <w:rFonts w:ascii="Cambria" w:eastAsia="Cambria" w:hAnsi="Cambria" w:cs="Cambria"/>
+          <w:spacing w:val="-4"/>
+          <w:sz w:val="20"/>
+          <w:szCs w:val="20"/>
+        </w:rPr>
+        <w:t xml:space="preserve"> </w:t>
+      </w:r>
+      <w:r>
+        <w:rPr>
+          <w:rFonts w:ascii="Cambria" w:eastAsia="Cambria" w:hAnsi="Cambria" w:cs="Cambria"/>
+          <w:sz w:val="20"/>
+          <w:szCs w:val="20"/>
+        </w:rPr>
+        <w:t>or</w:t>
+      </w:r>
+      <w:r>
+        <w:rPr>
+          <w:rFonts w:ascii="Cambria" w:eastAsia="Cambria" w:hAnsi="Cambria" w:cs="Cambria"/>
+          <w:spacing w:val="-4"/>
+          <w:sz w:val="20"/>
+          <w:szCs w:val="20"/>
+        </w:rPr>
+        <w:t xml:space="preserve"> </w:t>
+      </w:r>
+      <w:r>
+        <w:rPr>
+          <w:rFonts w:ascii="Cambria" w:eastAsia="Cambria" w:hAnsi="Cambria" w:cs="Cambria"/>
+          <w:sz w:val="20"/>
+          <w:szCs w:val="20"/>
+        </w:rPr>
+        <w:t>may</w:t>
+      </w:r>
+      <w:r>
+        <w:rPr>
+          <w:rFonts w:ascii="Cambria" w:eastAsia="Cambria" w:hAnsi="Cambria" w:cs="Cambria"/>
+          <w:spacing w:val="-4"/>
+          <w:sz w:val="20"/>
+          <w:szCs w:val="20"/>
+        </w:rPr>
+        <w:t xml:space="preserve"> </w:t>
+      </w:r>
+      <w:r>
+        <w:rPr>
+          <w:rFonts w:ascii="Cambria" w:eastAsia="Cambria" w:hAnsi="Cambria" w:cs="Cambria"/>
+          <w:sz w:val="20"/>
+          <w:szCs w:val="20"/>
+        </w:rPr>
+        <w:t>be</w:t>
+      </w:r>
+      <w:r>
+        <w:rPr>
+          <w:rFonts w:ascii="Cambria" w:eastAsia="Cambria" w:hAnsi="Cambria" w:cs="Cambria"/>
+          <w:spacing w:val="-4"/>
+          <w:sz w:val="20"/>
+          <w:szCs w:val="20"/>
+        </w:rPr>
+        <w:t xml:space="preserve"> </w:t>
+      </w:r>
+      <w:r>
+        <w:rPr>
+          <w:rFonts w:ascii="Cambria" w:eastAsia="Cambria" w:hAnsi="Cambria" w:cs="Cambria"/>
+          <w:sz w:val="20"/>
+          <w:szCs w:val="20"/>
+        </w:rPr>
+        <w:t>an annoyance,</w:t>
+      </w:r>
+      <w:r>
+        <w:rPr>
+          <w:rFonts w:ascii="Cambria" w:eastAsia="Cambria" w:hAnsi="Cambria" w:cs="Cambria"/>
+          <w:spacing w:val="-11"/>
+          <w:sz w:val="20"/>
+          <w:szCs w:val="20"/>
+        </w:rPr>
+        <w:t xml:space="preserve"> </w:t>
+      </w:r>
+      <w:r>
+        <w:rPr>
+          <w:rFonts w:ascii="Cambria" w:eastAsia="Cambria" w:hAnsi="Cambria" w:cs="Cambria"/>
+          <w:sz w:val="20"/>
+          <w:szCs w:val="20"/>
+        </w:rPr>
+        <w:t>nuisance,</w:t>
+      </w:r>
+      <w:r>
+        <w:rPr>
+          <w:rFonts w:ascii="Cambria" w:eastAsia="Cambria" w:hAnsi="Cambria" w:cs="Cambria"/>
+          <w:spacing w:val="-11"/>
+          <w:sz w:val="20"/>
+          <w:szCs w:val="20"/>
+        </w:rPr>
+        <w:t xml:space="preserve"> </w:t>
+      </w:r>
+      <w:r>
+        <w:rPr>
+          <w:rFonts w:ascii="Cambria" w:eastAsia="Cambria" w:hAnsi="Cambria" w:cs="Cambria"/>
+          <w:sz w:val="20"/>
+          <w:szCs w:val="20"/>
+        </w:rPr>
+        <w:t>inconvenience</w:t>
+      </w:r>
+      <w:r>
+        <w:rPr>
+          <w:rFonts w:ascii="Cambria" w:eastAsia="Cambria" w:hAnsi="Cambria" w:cs="Cambria"/>
+          <w:spacing w:val="-11"/>
+          <w:sz w:val="20"/>
+          <w:szCs w:val="20"/>
+        </w:rPr>
+        <w:t xml:space="preserve"> </w:t>
+      </w:r>
+      <w:r>
+        <w:rPr>
+          <w:rFonts w:ascii="Cambria" w:eastAsia="Cambria" w:hAnsi="Cambria" w:cs="Cambria"/>
+          <w:sz w:val="20"/>
+          <w:szCs w:val="20"/>
+        </w:rPr>
+        <w:t>or</w:t>
+      </w:r>
+      <w:r>
+        <w:rPr>
+          <w:rFonts w:ascii="Cambria" w:eastAsia="Cambria" w:hAnsi="Cambria" w:cs="Cambria"/>
+          <w:spacing w:val="-11"/>
+          <w:sz w:val="20"/>
+          <w:szCs w:val="20"/>
+        </w:rPr>
+        <w:t xml:space="preserve"> </w:t>
+      </w:r>
+      <w:r>
+        <w:rPr>
+          <w:rFonts w:ascii="Cambria" w:eastAsia="Cambria" w:hAnsi="Cambria" w:cs="Cambria"/>
+          <w:sz w:val="20"/>
+          <w:szCs w:val="20"/>
+        </w:rPr>
+        <w:t>disturbance</w:t>
+      </w:r>
+      <w:r>
+        <w:rPr>
+          <w:rFonts w:ascii="Cambria" w:eastAsia="Cambria" w:hAnsi="Cambria" w:cs="Cambria"/>
+          <w:spacing w:val="-11"/>
+          <w:sz w:val="20"/>
+          <w:szCs w:val="20"/>
+        </w:rPr>
+        <w:t xml:space="preserve"> </w:t>
+      </w:r>
+      <w:r>
+        <w:rPr>
+          <w:rFonts w:ascii="Cambria" w:eastAsia="Cambria" w:hAnsi="Cambria" w:cs="Cambria"/>
+          <w:sz w:val="20"/>
+          <w:szCs w:val="20"/>
+        </w:rPr>
+        <w:t>or</w:t>
+      </w:r>
+      <w:r>
+        <w:rPr>
+          <w:rFonts w:ascii="Cambria" w:eastAsia="Cambria" w:hAnsi="Cambria" w:cs="Cambria"/>
+          <w:spacing w:val="-11"/>
+          <w:sz w:val="20"/>
+          <w:szCs w:val="20"/>
+        </w:rPr>
+        <w:t xml:space="preserve"> </w:t>
+      </w:r>
+      <w:r>
+        <w:rPr>
+          <w:rFonts w:ascii="Cambria" w:eastAsia="Cambria" w:hAnsi="Cambria" w:cs="Cambria"/>
+          <w:sz w:val="20"/>
+          <w:szCs w:val="20"/>
+        </w:rPr>
+        <w:t>omit</w:t>
+      </w:r>
+      <w:r>
+        <w:rPr>
+          <w:rFonts w:ascii="Cambria" w:eastAsia="Cambria" w:hAnsi="Cambria" w:cs="Cambria"/>
+          <w:spacing w:val="-11"/>
+          <w:sz w:val="20"/>
+          <w:szCs w:val="20"/>
+        </w:rPr>
+        <w:t xml:space="preserve"> </w:t>
+      </w:r>
+      <w:r>
+        <w:rPr>
+          <w:rFonts w:ascii="Cambria" w:eastAsia="Cambria" w:hAnsi="Cambria" w:cs="Cambria"/>
+          <w:sz w:val="20"/>
+          <w:szCs w:val="20"/>
+        </w:rPr>
+        <w:t>accumulate</w:t>
+      </w:r>
+      <w:r>
+        <w:rPr>
+          <w:rFonts w:ascii="Cambria" w:eastAsia="Cambria" w:hAnsi="Cambria" w:cs="Cambria"/>
+          <w:spacing w:val="-11"/>
+          <w:sz w:val="20"/>
+          <w:szCs w:val="20"/>
+        </w:rPr>
+        <w:t xml:space="preserve"> </w:t>
+      </w:r>
+      <w:r>
+        <w:rPr>
+          <w:rFonts w:ascii="Cambria" w:eastAsia="Cambria" w:hAnsi="Cambria" w:cs="Cambria"/>
+          <w:sz w:val="20"/>
+          <w:szCs w:val="20"/>
+        </w:rPr>
+        <w:t>and</w:t>
+      </w:r>
+      <w:r>
+        <w:rPr>
+          <w:rFonts w:ascii="Cambria" w:eastAsia="Cambria" w:hAnsi="Cambria" w:cs="Cambria"/>
+          <w:spacing w:val="-11"/>
+          <w:sz w:val="20"/>
+          <w:szCs w:val="20"/>
+        </w:rPr>
+        <w:t xml:space="preserve"> </w:t>
+      </w:r>
+      <w:r>
+        <w:rPr>
+          <w:rFonts w:ascii="Cambria" w:eastAsia="Cambria" w:hAnsi="Cambria" w:cs="Cambria"/>
+          <w:sz w:val="20"/>
+          <w:szCs w:val="20"/>
+        </w:rPr>
+        <w:t>disseminate</w:t>
+      </w:r>
+      <w:r>
+        <w:rPr>
+          <w:rFonts w:ascii="Cambria" w:eastAsia="Cambria" w:hAnsi="Cambria" w:cs="Cambria"/>
+          <w:spacing w:val="-11"/>
+          <w:sz w:val="20"/>
+          <w:szCs w:val="20"/>
+        </w:rPr>
+        <w:t xml:space="preserve"> </w:t>
+      </w:r>
+      <w:r>
+        <w:rPr>
+          <w:rFonts w:ascii="Cambria" w:eastAsia="Cambria" w:hAnsi="Cambria" w:cs="Cambria"/>
+          <w:sz w:val="20"/>
+          <w:szCs w:val="20"/>
+        </w:rPr>
+        <w:t>any</w:t>
+      </w:r>
+      <w:r>
+        <w:rPr>
+          <w:rFonts w:ascii="Cambria" w:eastAsia="Cambria" w:hAnsi="Cambria" w:cs="Cambria"/>
+          <w:spacing w:val="-11"/>
+          <w:sz w:val="20"/>
+          <w:szCs w:val="20"/>
+        </w:rPr>
+        <w:t xml:space="preserve"> </w:t>
+      </w:r>
+      <w:r>
+        <w:rPr>
+          <w:rFonts w:ascii="Cambria" w:eastAsia="Cambria" w:hAnsi="Cambria" w:cs="Cambria"/>
+          <w:sz w:val="20"/>
+          <w:szCs w:val="20"/>
+        </w:rPr>
+        <w:t xml:space="preserve">unpleasant </w:t>
+      </w:r>
+      <w:r>
+        <w:rPr>
+          <w:rFonts w:ascii="Cambria" w:eastAsia="Cambria" w:hAnsi="Cambria" w:cs="Cambria"/>
+          <w:sz w:val="20"/>
+          <w:szCs w:val="20"/>
+        </w:rPr>
+        <w:t>odour</w:t>
+      </w:r>
+      <w:r>
+        <w:rPr>
+          <w:rFonts w:ascii="Cambria" w:eastAsia="Cambria" w:hAnsi="Cambria" w:cs="Cambria"/>
+          <w:spacing w:val="-2"/>
+          <w:sz w:val="20"/>
+          <w:szCs w:val="20"/>
+        </w:rPr>
+        <w:t xml:space="preserve"> </w:t>
+      </w:r>
+      <w:r>
+        <w:rPr>
+          <w:rFonts w:ascii="Cambria" w:eastAsia="Cambria" w:hAnsi="Cambria" w:cs="Cambria"/>
+          <w:sz w:val="20"/>
+          <w:szCs w:val="20"/>
+        </w:rPr>
+        <w:t>or</w:t>
+      </w:r>
+      <w:r>
+        <w:rPr>
+          <w:rFonts w:ascii="Cambria" w:eastAsia="Cambria" w:hAnsi="Cambria" w:cs="Cambria"/>
+          <w:spacing w:val="-2"/>
+          <w:sz w:val="20"/>
+          <w:szCs w:val="20"/>
+        </w:rPr>
+        <w:t xml:space="preserve"> </w:t>
+      </w:r>
+      <w:r>
+        <w:rPr>
+          <w:rFonts w:ascii="Cambria" w:eastAsia="Cambria" w:hAnsi="Cambria" w:cs="Cambria"/>
+          <w:sz w:val="20"/>
+          <w:szCs w:val="20"/>
+        </w:rPr>
+        <w:t>cause</w:t>
+      </w:r>
+      <w:r>
+        <w:rPr>
+          <w:rFonts w:ascii="Cambria" w:eastAsia="Cambria" w:hAnsi="Cambria" w:cs="Cambria"/>
+          <w:spacing w:val="-2"/>
+          <w:sz w:val="20"/>
+          <w:szCs w:val="20"/>
+        </w:rPr>
+        <w:t xml:space="preserve"> </w:t>
+      </w:r>
+      <w:r>
+        <w:rPr>
+          <w:rFonts w:ascii="Cambria" w:eastAsia="Cambria" w:hAnsi="Cambria" w:cs="Cambria"/>
+          <w:sz w:val="20"/>
+          <w:szCs w:val="20"/>
+        </w:rPr>
+        <w:t>damage</w:t>
+      </w:r>
+      <w:r>
+        <w:rPr>
+          <w:rFonts w:ascii="Cambria" w:eastAsia="Cambria" w:hAnsi="Cambria" w:cs="Cambria"/>
+          <w:spacing w:val="-2"/>
+          <w:sz w:val="20"/>
+          <w:szCs w:val="20"/>
+        </w:rPr>
+        <w:t xml:space="preserve"> </w:t>
+      </w:r>
+      <w:r>
+        <w:rPr>
+          <w:rFonts w:ascii="Cambria" w:eastAsia="Cambria" w:hAnsi="Cambria" w:cs="Cambria"/>
+          <w:sz w:val="20"/>
+          <w:szCs w:val="20"/>
+        </w:rPr>
+        <w:t>to</w:t>
+      </w:r>
+      <w:r>
+        <w:rPr>
+          <w:rFonts w:ascii="Cambria" w:eastAsia="Cambria" w:hAnsi="Cambria" w:cs="Cambria"/>
+          <w:spacing w:val="-2"/>
+          <w:sz w:val="20"/>
+          <w:szCs w:val="20"/>
+        </w:rPr>
+        <w:t xml:space="preserve"> </w:t>
+      </w:r>
+      <w:r>
+        <w:rPr>
+          <w:rFonts w:ascii="Cambria" w:eastAsia="Cambria" w:hAnsi="Cambria" w:cs="Cambria"/>
+          <w:sz w:val="20"/>
+          <w:szCs w:val="20"/>
+        </w:rPr>
+        <w:t>the</w:t>
+      </w:r>
+      <w:r>
+        <w:rPr>
+          <w:rFonts w:ascii="Cambria" w:eastAsia="Cambria" w:hAnsi="Cambria" w:cs="Cambria"/>
+          <w:spacing w:val="-2"/>
+          <w:sz w:val="20"/>
+          <w:szCs w:val="20"/>
+        </w:rPr>
+        <w:t xml:space="preserve"> </w:t>
+      </w:r>
+      <w:r>
+        <w:rPr>
+          <w:rFonts w:ascii="Cambria" w:eastAsia="Cambria" w:hAnsi="Cambria" w:cs="Cambria"/>
+          <w:sz w:val="20"/>
+          <w:szCs w:val="20"/>
+        </w:rPr>
+        <w:t>occupiers</w:t>
+      </w:r>
+      <w:r>
+        <w:rPr>
+          <w:rFonts w:ascii="Cambria" w:eastAsia="Cambria" w:hAnsi="Cambria" w:cs="Cambria"/>
+          <w:spacing w:val="-2"/>
+          <w:sz w:val="20"/>
+          <w:szCs w:val="20"/>
+        </w:rPr>
+        <w:t xml:space="preserve"> </w:t>
+      </w:r>
+      <w:r>
+        <w:rPr>
+          <w:rFonts w:ascii="Cambria" w:eastAsia="Cambria" w:hAnsi="Cambria" w:cs="Cambria"/>
+          <w:sz w:val="20"/>
+          <w:szCs w:val="20"/>
+        </w:rPr>
+        <w:t>of</w:t>
+      </w:r>
+      <w:r>
+        <w:rPr>
+          <w:rFonts w:ascii="Cambria" w:eastAsia="Cambria" w:hAnsi="Cambria" w:cs="Cambria"/>
+          <w:spacing w:val="-1"/>
+          <w:sz w:val="20"/>
+          <w:szCs w:val="20"/>
+        </w:rPr>
+        <w:t xml:space="preserve"> </w:t>
+      </w:r>
+      <w:r>
+        <w:rPr>
+          <w:rFonts w:ascii="Cambria" w:eastAsia="Cambria" w:hAnsi="Cambria" w:cs="Cambria"/>
+          <w:sz w:val="20"/>
+          <w:szCs w:val="20"/>
+        </w:rPr>
+        <w:t>the</w:t>
+      </w:r>
+      <w:r>
+        <w:rPr>
+          <w:rFonts w:ascii="Cambria" w:eastAsia="Cambria" w:hAnsi="Cambria" w:cs="Cambria"/>
+          <w:spacing w:val="-2"/>
+          <w:sz w:val="20"/>
+          <w:szCs w:val="20"/>
+        </w:rPr>
+        <w:t xml:space="preserve"> </w:t>
+      </w:r>
+      <w:r>
+        <w:rPr>
+          <w:rFonts w:ascii="Cambria" w:eastAsia="Cambria" w:hAnsi="Cambria" w:cs="Cambria"/>
+          <w:sz w:val="20"/>
+          <w:szCs w:val="20"/>
+        </w:rPr>
+        <w:t>premise</w:t>
+      </w:r>
+      <w:r>
+        <w:rPr>
+          <w:rFonts w:ascii="Cambria" w:eastAsia="Cambria" w:hAnsi="Cambria" w:cs="Cambria"/>
+          <w:spacing w:val="-2"/>
+          <w:sz w:val="20"/>
+          <w:szCs w:val="20"/>
+        </w:rPr>
+        <w:t xml:space="preserve"> </w:t>
+      </w:r>
+      <w:r>
+        <w:rPr>
+          <w:rFonts w:ascii="Cambria" w:eastAsia="Cambria" w:hAnsi="Cambria" w:cs="Cambria"/>
+          <w:sz w:val="20"/>
+          <w:szCs w:val="20"/>
+        </w:rPr>
+        <w:t>or</w:t>
+      </w:r>
+      <w:r>
+        <w:rPr>
+          <w:rFonts w:ascii="Cambria" w:eastAsia="Cambria" w:hAnsi="Cambria" w:cs="Cambria"/>
+          <w:spacing w:val="-2"/>
+          <w:sz w:val="20"/>
+          <w:szCs w:val="20"/>
+        </w:rPr>
+        <w:t xml:space="preserve"> </w:t>
+      </w:r>
+      <w:r>
+        <w:rPr>
+          <w:rFonts w:ascii="Cambria" w:eastAsia="Cambria" w:hAnsi="Cambria" w:cs="Cambria"/>
+          <w:sz w:val="20"/>
+          <w:szCs w:val="20"/>
+        </w:rPr>
+        <w:t>any</w:t>
+      </w:r>
+      <w:r>
+        <w:rPr>
+          <w:rFonts w:ascii="Cambria" w:eastAsia="Cambria" w:hAnsi="Cambria" w:cs="Cambria"/>
+          <w:spacing w:val="-2"/>
+          <w:sz w:val="20"/>
+          <w:szCs w:val="20"/>
+        </w:rPr>
+        <w:t xml:space="preserve"> </w:t>
+      </w:r>
+      <w:r>
+        <w:rPr>
+          <w:rFonts w:ascii="Cambria" w:eastAsia="Cambria" w:hAnsi="Cambria" w:cs="Cambria"/>
+          <w:sz w:val="20"/>
+          <w:szCs w:val="20"/>
+        </w:rPr>
+        <w:t>adjoining</w:t>
+      </w:r>
+      <w:r>
+        <w:rPr>
+          <w:rFonts w:ascii="Cambria" w:eastAsia="Cambria" w:hAnsi="Cambria" w:cs="Cambria"/>
+          <w:spacing w:val="-2"/>
+          <w:sz w:val="20"/>
+          <w:szCs w:val="20"/>
+        </w:rPr>
+        <w:t xml:space="preserve"> </w:t>
+      </w:r>
+      <w:r>
+        <w:rPr>
+          <w:rFonts w:ascii="Cambria" w:eastAsia="Cambria" w:hAnsi="Cambria" w:cs="Cambria"/>
+          <w:sz w:val="20"/>
+          <w:szCs w:val="20"/>
+        </w:rPr>
+        <w:t>premises</w:t>
+      </w:r>
+      <w:r>
+        <w:rPr>
+          <w:rFonts w:ascii="Cambria" w:eastAsia="Cambria" w:hAnsi="Cambria" w:cs="Cambria"/>
+          <w:spacing w:val="-2"/>
+          <w:sz w:val="20"/>
+          <w:szCs w:val="20"/>
+        </w:rPr>
+        <w:t xml:space="preserve"> </w:t>
+      </w:r>
+      <w:r>
+        <w:rPr>
+          <w:rFonts w:ascii="Cambria" w:eastAsia="Cambria" w:hAnsi="Cambria" w:cs="Cambria"/>
+          <w:sz w:val="20"/>
+          <w:szCs w:val="20"/>
+        </w:rPr>
+        <w:t>or</w:t>
+      </w:r>
+      <w:r>
+        <w:rPr>
+          <w:rFonts w:ascii="Cambria" w:eastAsia="Cambria" w:hAnsi="Cambria" w:cs="Cambria"/>
+          <w:spacing w:val="-2"/>
+          <w:sz w:val="20"/>
+          <w:szCs w:val="20"/>
+        </w:rPr>
+        <w:t xml:space="preserve"> </w:t>
+      </w:r>
+      <w:r>
+        <w:rPr>
+          <w:rFonts w:ascii="Cambria" w:eastAsia="Cambria" w:hAnsi="Cambria" w:cs="Cambria"/>
+          <w:sz w:val="20"/>
+          <w:szCs w:val="20"/>
+        </w:rPr>
+        <w:t>general</w:t>
+      </w:r>
+      <w:r>
+        <w:rPr>
+          <w:rFonts w:ascii="Cambria" w:eastAsia="Cambria" w:hAnsi="Cambria" w:cs="Cambria"/>
+          <w:spacing w:val="-2"/>
+          <w:sz w:val="20"/>
+          <w:szCs w:val="20"/>
+        </w:rPr>
+        <w:t xml:space="preserve"> </w:t>
+      </w:r>
+      <w:r>
+        <w:rPr>
+          <w:rFonts w:ascii="Cambria" w:eastAsia="Cambria" w:hAnsi="Cambria" w:cs="Cambria"/>
+          <w:sz w:val="20"/>
+          <w:szCs w:val="20"/>
+        </w:rPr>
+        <w:t>public</w:t>
+      </w:r>
+      <w:r>
+        <w:rPr>
+          <w:rFonts w:ascii="Cambria" w:eastAsia="Cambria" w:hAnsi="Cambria" w:cs="Cambria"/>
+          <w:spacing w:val="-2"/>
+          <w:sz w:val="20"/>
+          <w:szCs w:val="20"/>
+        </w:rPr>
+        <w:t xml:space="preserve"> </w:t>
+      </w:r>
+      <w:r>
+        <w:rPr>
+          <w:rFonts w:ascii="Cambria" w:eastAsia="Cambria" w:hAnsi="Cambria" w:cs="Cambria"/>
+          <w:sz w:val="20"/>
+          <w:szCs w:val="20"/>
+        </w:rPr>
+        <w:t xml:space="preserve">and in particular not to deposit any rubbish, dirt, refuse or noxious matter in the premise or room or in the </w:t>
+      </w:r>
+      <w:r>
+        <w:rPr>
+          <w:rFonts w:ascii="Cambria" w:eastAsia="Cambria" w:hAnsi="Cambria" w:cs="Cambria"/>
+          <w:spacing w:val="-2"/>
+          <w:sz w:val="20"/>
+          <w:szCs w:val="20"/>
+        </w:rPr>
+        <w:t>neighborhood.</w:t>
       </w:r>
     </w:p>
     <w:p>
       <w:pPr>
-        <w:numPr>
-          <w:ilvl w:val="0"/>
-          <w:numId w:val="1"/>
-        </w:numPr>
-        <w:tabs>
-          <w:tab w:val="left" w:pos="652"/>
-        </w:tabs>
-        <w:spacing w:after="120" w:line="240" w:lineRule="auto"/>
-        <w:ind w:left="652" w:right="280" w:hanging="360"/>
-        <w:jc w:val="both"/>
-        <w:rPr>
-          <w:rFonts w:ascii="Cambria" w:eastAsia="Cambria" w:hAnsi="Cambria" w:cs="Cambria"/>
-          <w:sz w:val="20"/>
-          <w:szCs w:val="20"/>
-        </w:rPr>
-      </w:pPr>
-      <w:r>
-        <w:rPr>
-          <w:rFonts w:ascii="Cambria" w:eastAsia="Cambria" w:hAnsi="Cambria" w:cs="Cambria"/>
-          <w:sz w:val="20"/>
-          <w:szCs w:val="20"/>
-        </w:rPr>
-        <w:t>Tenant</w:t>
-      </w:r>
-      <w:r>
-        <w:rPr>
-          <w:rFonts w:ascii="Cambria" w:eastAsia="Cambria" w:hAnsi="Cambria" w:cs="Cambria"/>
-          <w:spacing w:val="-4"/>
-          <w:sz w:val="20"/>
-          <w:szCs w:val="20"/>
-        </w:rPr>
-        <w:t xml:space="preserve"> </w:t>
-      </w:r>
-      <w:r>
-        <w:rPr>
-          <w:rFonts w:ascii="Cambria" w:eastAsia="Cambria" w:hAnsi="Cambria" w:cs="Cambria"/>
-          <w:sz w:val="20"/>
-          <w:szCs w:val="20"/>
-        </w:rPr>
-        <w:t>shall</w:t>
-      </w:r>
-      <w:r>
-        <w:rPr>
-          <w:rFonts w:ascii="Cambria" w:eastAsia="Cambria" w:hAnsi="Cambria" w:cs="Cambria"/>
-          <w:spacing w:val="-4"/>
-          <w:sz w:val="20"/>
-          <w:szCs w:val="20"/>
-        </w:rPr>
-        <w:t xml:space="preserve"> </w:t>
-      </w:r>
-      <w:r>
-        <w:rPr>
-          <w:rFonts w:ascii="Cambria" w:eastAsia="Cambria" w:hAnsi="Cambria" w:cs="Cambria"/>
-          <w:sz w:val="20"/>
-          <w:szCs w:val="20"/>
-        </w:rPr>
-        <w:t>not</w:t>
-      </w:r>
-      <w:r>
-        <w:rPr>
-          <w:rFonts w:ascii="Cambria" w:eastAsia="Cambria" w:hAnsi="Cambria" w:cs="Cambria"/>
-          <w:spacing w:val="-3"/>
-          <w:sz w:val="20"/>
-          <w:szCs w:val="20"/>
-        </w:rPr>
-        <w:t xml:space="preserve"> </w:t>
-      </w:r>
-      <w:r>
-        <w:rPr>
-          <w:rFonts w:ascii="Cambria" w:eastAsia="Cambria" w:hAnsi="Cambria" w:cs="Cambria"/>
-          <w:sz w:val="20"/>
-          <w:szCs w:val="20"/>
-        </w:rPr>
-        <w:t>do</w:t>
-      </w:r>
-      <w:r>
-        <w:rPr>
-          <w:rFonts w:ascii="Cambria" w:eastAsia="Cambria" w:hAnsi="Cambria" w:cs="Cambria"/>
-          <w:spacing w:val="-4"/>
-          <w:sz w:val="20"/>
-          <w:szCs w:val="20"/>
-        </w:rPr>
-        <w:t xml:space="preserve"> </w:t>
-      </w:r>
-      <w:r>
-        <w:rPr>
-          <w:rFonts w:ascii="Cambria" w:eastAsia="Cambria" w:hAnsi="Cambria" w:cs="Cambria"/>
-          <w:sz w:val="20"/>
-          <w:szCs w:val="20"/>
-        </w:rPr>
-        <w:t>or</w:t>
-      </w:r>
-      <w:r>
-        <w:rPr>
-          <w:rFonts w:ascii="Cambria" w:eastAsia="Cambria" w:hAnsi="Cambria" w:cs="Cambria"/>
-          <w:spacing w:val="-4"/>
-          <w:sz w:val="20"/>
-          <w:szCs w:val="20"/>
-        </w:rPr>
-        <w:t xml:space="preserve"> </w:t>
-      </w:r>
-      <w:r>
-        <w:rPr>
-          <w:rFonts w:ascii="Cambria" w:eastAsia="Cambria" w:hAnsi="Cambria" w:cs="Cambria"/>
-          <w:sz w:val="20"/>
-          <w:szCs w:val="20"/>
-        </w:rPr>
-        <w:t>permit</w:t>
-      </w:r>
-      <w:r>
-        <w:rPr>
-          <w:rFonts w:ascii="Cambria" w:eastAsia="Cambria" w:hAnsi="Cambria" w:cs="Cambria"/>
-          <w:spacing w:val="-4"/>
-          <w:sz w:val="20"/>
-          <w:szCs w:val="20"/>
-        </w:rPr>
-        <w:t xml:space="preserve"> </w:t>
-      </w:r>
-      <w:r>
-        <w:rPr>
-          <w:rFonts w:ascii="Cambria" w:eastAsia="Cambria" w:hAnsi="Cambria" w:cs="Cambria"/>
-          <w:sz w:val="20"/>
-          <w:szCs w:val="20"/>
-        </w:rPr>
-        <w:t>or</w:t>
-      </w:r>
-      <w:r>
-        <w:rPr>
-          <w:rFonts w:ascii="Cambria" w:eastAsia="Cambria" w:hAnsi="Cambria" w:cs="Cambria"/>
-          <w:spacing w:val="-4"/>
-          <w:sz w:val="20"/>
-          <w:szCs w:val="20"/>
-        </w:rPr>
-        <w:t xml:space="preserve"> </w:t>
-      </w:r>
-      <w:r>
-        <w:rPr>
-          <w:rFonts w:ascii="Cambria" w:eastAsia="Cambria" w:hAnsi="Cambria" w:cs="Cambria"/>
-          <w:sz w:val="20"/>
-          <w:szCs w:val="20"/>
-        </w:rPr>
-        <w:t>suffer</w:t>
-      </w:r>
-      <w:r>
-        <w:rPr>
-          <w:rFonts w:ascii="Cambria" w:eastAsia="Cambria" w:hAnsi="Cambria" w:cs="Cambria"/>
-          <w:spacing w:val="-4"/>
-          <w:sz w:val="20"/>
-          <w:szCs w:val="20"/>
-        </w:rPr>
-        <w:t xml:space="preserve"> </w:t>
-      </w:r>
-      <w:r>
-        <w:rPr>
-          <w:rFonts w:ascii="Cambria" w:eastAsia="Cambria" w:hAnsi="Cambria" w:cs="Cambria"/>
-          <w:sz w:val="20"/>
-          <w:szCs w:val="20"/>
-        </w:rPr>
-        <w:t>to</w:t>
-      </w:r>
-      <w:r>
-        <w:rPr>
-          <w:rFonts w:ascii="Cambria" w:eastAsia="Cambria" w:hAnsi="Cambria" w:cs="Cambria"/>
-          <w:spacing w:val="-4"/>
-          <w:sz w:val="20"/>
-          <w:szCs w:val="20"/>
-        </w:rPr>
-        <w:t xml:space="preserve"> </w:t>
-      </w:r>
-      <w:r>
-        <w:rPr>
-          <w:rFonts w:ascii="Cambria" w:eastAsia="Cambria" w:hAnsi="Cambria" w:cs="Cambria"/>
-          <w:sz w:val="20"/>
-          <w:szCs w:val="20"/>
-        </w:rPr>
-        <w:t>the</w:t>
-      </w:r>
-      <w:r>
-        <w:rPr>
-          <w:rFonts w:ascii="Cambria" w:eastAsia="Cambria" w:hAnsi="Cambria" w:cs="Cambria"/>
-          <w:spacing w:val="-4"/>
-          <w:sz w:val="20"/>
-          <w:szCs w:val="20"/>
-        </w:rPr>
-        <w:t xml:space="preserve"> </w:t>
-      </w:r>
-      <w:r>
-        <w:rPr>
-          <w:rFonts w:ascii="Cambria" w:eastAsia="Cambria" w:hAnsi="Cambria" w:cs="Cambria"/>
-          <w:sz w:val="20"/>
-          <w:szCs w:val="20"/>
-        </w:rPr>
-        <w:t>premise</w:t>
-      </w:r>
-      <w:r>
-        <w:rPr>
-          <w:rFonts w:ascii="Cambria" w:eastAsia="Cambria" w:hAnsi="Cambria" w:cs="Cambria"/>
-          <w:spacing w:val="-4"/>
-          <w:sz w:val="20"/>
-          <w:szCs w:val="20"/>
-        </w:rPr>
-        <w:t xml:space="preserve"> </w:t>
-      </w:r>
-      <w:r>
-        <w:rPr>
-          <w:rFonts w:ascii="Cambria" w:eastAsia="Cambria" w:hAnsi="Cambria" w:cs="Cambria"/>
-          <w:sz w:val="20"/>
-          <w:szCs w:val="20"/>
-        </w:rPr>
-        <w:t>or</w:t>
-      </w:r>
-      <w:r>
-        <w:rPr>
-          <w:rFonts w:ascii="Cambria" w:eastAsia="Cambria" w:hAnsi="Cambria" w:cs="Cambria"/>
-          <w:spacing w:val="-4"/>
-          <w:sz w:val="20"/>
-          <w:szCs w:val="20"/>
-        </w:rPr>
-        <w:t xml:space="preserve"> </w:t>
-      </w:r>
-      <w:r>
-        <w:rPr>
-          <w:rFonts w:ascii="Cambria" w:eastAsia="Cambria" w:hAnsi="Cambria" w:cs="Cambria"/>
-          <w:sz w:val="20"/>
-          <w:szCs w:val="20"/>
-        </w:rPr>
-        <w:t>room</w:t>
-      </w:r>
-      <w:r>
-        <w:rPr>
-          <w:rFonts w:ascii="Cambria" w:eastAsia="Cambria" w:hAnsi="Cambria" w:cs="Cambria"/>
-          <w:spacing w:val="-5"/>
-          <w:sz w:val="20"/>
-          <w:szCs w:val="20"/>
-        </w:rPr>
-        <w:t xml:space="preserve"> </w:t>
-      </w:r>
-      <w:r>
-        <w:rPr>
-          <w:rFonts w:ascii="Cambria" w:eastAsia="Cambria" w:hAnsi="Cambria" w:cs="Cambria"/>
-          <w:sz w:val="20"/>
-          <w:szCs w:val="20"/>
-        </w:rPr>
-        <w:t>any</w:t>
-      </w:r>
-      <w:r>
-        <w:rPr>
-          <w:rFonts w:ascii="Cambria" w:eastAsia="Cambria" w:hAnsi="Cambria" w:cs="Cambria"/>
-          <w:spacing w:val="-4"/>
-          <w:sz w:val="20"/>
-          <w:szCs w:val="20"/>
-        </w:rPr>
-        <w:t xml:space="preserve"> </w:t>
-      </w:r>
-      <w:r>
-        <w:rPr>
-          <w:rFonts w:ascii="Cambria" w:eastAsia="Cambria" w:hAnsi="Cambria" w:cs="Cambria"/>
-          <w:sz w:val="20"/>
-          <w:szCs w:val="20"/>
-        </w:rPr>
-        <w:t>act</w:t>
-      </w:r>
-      <w:r>
-        <w:rPr>
-          <w:rFonts w:ascii="Cambria" w:eastAsia="Cambria" w:hAnsi="Cambria" w:cs="Cambria"/>
-          <w:spacing w:val="-4"/>
-          <w:sz w:val="20"/>
-          <w:szCs w:val="20"/>
-        </w:rPr>
-        <w:t xml:space="preserve"> </w:t>
-      </w:r>
-      <w:r>
-        <w:rPr>
-          <w:rFonts w:ascii="Cambria" w:eastAsia="Cambria" w:hAnsi="Cambria" w:cs="Cambria"/>
-          <w:sz w:val="20"/>
-          <w:szCs w:val="20"/>
-        </w:rPr>
-        <w:t>or</w:t>
-      </w:r>
-      <w:r>
-        <w:rPr>
-          <w:rFonts w:ascii="Cambria" w:eastAsia="Cambria" w:hAnsi="Cambria" w:cs="Cambria"/>
-          <w:spacing w:val="-4"/>
-          <w:sz w:val="20"/>
-          <w:szCs w:val="20"/>
-        </w:rPr>
-        <w:t xml:space="preserve"> </w:t>
-      </w:r>
-      <w:r>
-        <w:rPr>
-          <w:rFonts w:ascii="Cambria" w:eastAsia="Cambria" w:hAnsi="Cambria" w:cs="Cambria"/>
-          <w:sz w:val="20"/>
-          <w:szCs w:val="20"/>
-        </w:rPr>
-        <w:t>thing</w:t>
-      </w:r>
-      <w:r>
-        <w:rPr>
-          <w:rFonts w:ascii="Cambria" w:eastAsia="Cambria" w:hAnsi="Cambria" w:cs="Cambria"/>
-          <w:spacing w:val="-4"/>
-          <w:sz w:val="20"/>
-          <w:szCs w:val="20"/>
-        </w:rPr>
-        <w:t xml:space="preserve"> </w:t>
-      </w:r>
-      <w:r>
-        <w:rPr>
-          <w:rFonts w:ascii="Cambria" w:eastAsia="Cambria" w:hAnsi="Cambria" w:cs="Cambria"/>
-          <w:sz w:val="20"/>
-          <w:szCs w:val="20"/>
-        </w:rPr>
-        <w:t>which</w:t>
-      </w:r>
-      <w:r>
-        <w:rPr>
-          <w:rFonts w:ascii="Cambria" w:eastAsia="Cambria" w:hAnsi="Cambria" w:cs="Cambria"/>
-          <w:spacing w:val="-4"/>
-          <w:sz w:val="20"/>
-          <w:szCs w:val="20"/>
-        </w:rPr>
-        <w:t xml:space="preserve"> </w:t>
-      </w:r>
-      <w:r>
-        <w:rPr>
-          <w:rFonts w:ascii="Cambria" w:eastAsia="Cambria" w:hAnsi="Cambria" w:cs="Cambria"/>
-          <w:sz w:val="20"/>
-          <w:szCs w:val="20"/>
-        </w:rPr>
-        <w:t>shall</w:t>
-      </w:r>
-      <w:r>
-        <w:rPr>
-          <w:rFonts w:ascii="Cambria" w:eastAsia="Cambria" w:hAnsi="Cambria" w:cs="Cambria"/>
-          <w:spacing w:val="-4"/>
-          <w:sz w:val="20"/>
-          <w:szCs w:val="20"/>
-        </w:rPr>
-        <w:t xml:space="preserve"> </w:t>
-      </w:r>
-      <w:r>
-        <w:rPr>
-          <w:rFonts w:ascii="Cambria" w:eastAsia="Cambria" w:hAnsi="Cambria" w:cs="Cambria"/>
-          <w:sz w:val="20"/>
-          <w:szCs w:val="20"/>
-        </w:rPr>
-        <w:t>or</w:t>
-      </w:r>
-      <w:r>
-        <w:rPr>
-          <w:rFonts w:ascii="Cambria" w:eastAsia="Cambria" w:hAnsi="Cambria" w:cs="Cambria"/>
-          <w:spacing w:val="-4"/>
-          <w:sz w:val="20"/>
-          <w:szCs w:val="20"/>
-        </w:rPr>
-        <w:t xml:space="preserve"> </w:t>
-      </w:r>
-      <w:r>
-        <w:rPr>
-          <w:rFonts w:ascii="Cambria" w:eastAsia="Cambria" w:hAnsi="Cambria" w:cs="Cambria"/>
-          <w:sz w:val="20"/>
-          <w:szCs w:val="20"/>
-        </w:rPr>
-        <w:t>may</w:t>
-      </w:r>
-      <w:r>
-        <w:rPr>
-          <w:rFonts w:ascii="Cambria" w:eastAsia="Cambria" w:hAnsi="Cambria" w:cs="Cambria"/>
-          <w:spacing w:val="-4"/>
-          <w:sz w:val="20"/>
-          <w:szCs w:val="20"/>
-        </w:rPr>
-        <w:t xml:space="preserve"> </w:t>
-      </w:r>
-      <w:r>
-        <w:rPr>
-          <w:rFonts w:ascii="Cambria" w:eastAsia="Cambria" w:hAnsi="Cambria" w:cs="Cambria"/>
-          <w:sz w:val="20"/>
-          <w:szCs w:val="20"/>
-        </w:rPr>
-        <w:t>be</w:t>
-      </w:r>
-      <w:r>
-        <w:rPr>
-          <w:rFonts w:ascii="Cambria" w:eastAsia="Cambria" w:hAnsi="Cambria" w:cs="Cambria"/>
-          <w:spacing w:val="-4"/>
-          <w:sz w:val="20"/>
-          <w:szCs w:val="20"/>
-        </w:rPr>
-        <w:t xml:space="preserve"> </w:t>
-      </w:r>
-      <w:r>
-        <w:rPr>
-          <w:rFonts w:ascii="Cambria" w:eastAsia="Cambria" w:hAnsi="Cambria" w:cs="Cambria"/>
-          <w:sz w:val="20"/>
-          <w:szCs w:val="20"/>
-        </w:rPr>
-        <w:t>an annoyance,</w:t>
-      </w:r>
-      <w:r>
-        <w:rPr>
-          <w:rFonts w:ascii="Cambria" w:eastAsia="Cambria" w:hAnsi="Cambria" w:cs="Cambria"/>
-          <w:spacing w:val="-11"/>
-          <w:sz w:val="20"/>
-          <w:szCs w:val="20"/>
-        </w:rPr>
-        <w:t xml:space="preserve"> </w:t>
-      </w:r>
-      <w:r>
-        <w:rPr>
-          <w:rFonts w:ascii="Cambria" w:eastAsia="Cambria" w:hAnsi="Cambria" w:cs="Cambria"/>
-          <w:sz w:val="20"/>
-          <w:szCs w:val="20"/>
-        </w:rPr>
-        <w:t>nuisance,</w:t>
-      </w:r>
-      <w:r>
-        <w:rPr>
-          <w:rFonts w:ascii="Cambria" w:eastAsia="Cambria" w:hAnsi="Cambria" w:cs="Cambria"/>
-          <w:spacing w:val="-11"/>
-          <w:sz w:val="20"/>
-          <w:szCs w:val="20"/>
-        </w:rPr>
-        <w:t xml:space="preserve"> </w:t>
-      </w:r>
-      <w:r>
-        <w:rPr>
-          <w:rFonts w:ascii="Cambria" w:eastAsia="Cambria" w:hAnsi="Cambria" w:cs="Cambria"/>
-          <w:sz w:val="20"/>
-          <w:szCs w:val="20"/>
-        </w:rPr>
-        <w:t>inconvenience</w:t>
-      </w:r>
-      <w:r>
-        <w:rPr>
-          <w:rFonts w:ascii="Cambria" w:eastAsia="Cambria" w:hAnsi="Cambria" w:cs="Cambria"/>
-          <w:spacing w:val="-11"/>
-          <w:sz w:val="20"/>
-          <w:szCs w:val="20"/>
-        </w:rPr>
-        <w:t xml:space="preserve"> </w:t>
-      </w:r>
-      <w:r>
-        <w:rPr>
-          <w:rFonts w:ascii="Cambria" w:eastAsia="Cambria" w:hAnsi="Cambria" w:cs="Cambria"/>
-          <w:sz w:val="20"/>
-          <w:szCs w:val="20"/>
-        </w:rPr>
-        <w:t>or</w:t>
-      </w:r>
-      <w:r>
-        <w:rPr>
-          <w:rFonts w:ascii="Cambria" w:eastAsia="Cambria" w:hAnsi="Cambria" w:cs="Cambria"/>
-          <w:spacing w:val="-11"/>
-          <w:sz w:val="20"/>
-          <w:szCs w:val="20"/>
-        </w:rPr>
-        <w:t xml:space="preserve"> </w:t>
-      </w:r>
-      <w:r>
-        <w:rPr>
-          <w:rFonts w:ascii="Cambria" w:eastAsia="Cambria" w:hAnsi="Cambria" w:cs="Cambria"/>
-          <w:sz w:val="20"/>
-          <w:szCs w:val="20"/>
-        </w:rPr>
-        <w:t>disturbance</w:t>
-      </w:r>
-      <w:r>
-        <w:rPr>
-          <w:rFonts w:ascii="Cambria" w:eastAsia="Cambria" w:hAnsi="Cambria" w:cs="Cambria"/>
-          <w:spacing w:val="-11"/>
-          <w:sz w:val="20"/>
-          <w:szCs w:val="20"/>
-        </w:rPr>
-        <w:t xml:space="preserve"> </w:t>
-      </w:r>
-      <w:r>
-        <w:rPr>
-          <w:rFonts w:ascii="Cambria" w:eastAsia="Cambria" w:hAnsi="Cambria" w:cs="Cambria"/>
-          <w:sz w:val="20"/>
-          <w:szCs w:val="20"/>
-        </w:rPr>
-        <w:t>or</w:t>
-      </w:r>
-      <w:r>
-        <w:rPr>
-          <w:rFonts w:ascii="Cambria" w:eastAsia="Cambria" w:hAnsi="Cambria" w:cs="Cambria"/>
-          <w:spacing w:val="-11"/>
-          <w:sz w:val="20"/>
-          <w:szCs w:val="20"/>
-        </w:rPr>
-        <w:t xml:space="preserve"> </w:t>
-      </w:r>
-      <w:r>
-        <w:rPr>
-          <w:rFonts w:ascii="Cambria" w:eastAsia="Cambria" w:hAnsi="Cambria" w:cs="Cambria"/>
-          <w:sz w:val="20"/>
-          <w:szCs w:val="20"/>
-        </w:rPr>
-        <w:t>omit</w:t>
-      </w:r>
-      <w:r>
-        <w:rPr>
-          <w:rFonts w:ascii="Cambria" w:eastAsia="Cambria" w:hAnsi="Cambria" w:cs="Cambria"/>
-          <w:spacing w:val="-11"/>
-          <w:sz w:val="20"/>
-          <w:szCs w:val="20"/>
-        </w:rPr>
-        <w:t xml:space="preserve"> </w:t>
-      </w:r>
-      <w:r>
-        <w:rPr>
-          <w:rFonts w:ascii="Cambria" w:eastAsia="Cambria" w:hAnsi="Cambria" w:cs="Cambria"/>
-          <w:sz w:val="20"/>
-          <w:szCs w:val="20"/>
-        </w:rPr>
-        <w:t>accumulate</w:t>
-      </w:r>
-      <w:r>
-        <w:rPr>
-          <w:rFonts w:ascii="Cambria" w:eastAsia="Cambria" w:hAnsi="Cambria" w:cs="Cambria"/>
-          <w:spacing w:val="-11"/>
-          <w:sz w:val="20"/>
-          <w:szCs w:val="20"/>
-        </w:rPr>
-        <w:t xml:space="preserve"> </w:t>
-      </w:r>
-      <w:r>
-        <w:rPr>
-          <w:rFonts w:ascii="Cambria" w:eastAsia="Cambria" w:hAnsi="Cambria" w:cs="Cambria"/>
-          <w:sz w:val="20"/>
-          <w:szCs w:val="20"/>
-        </w:rPr>
-        <w:t>and</w:t>
-      </w:r>
-      <w:r>
-        <w:rPr>
-          <w:rFonts w:ascii="Cambria" w:eastAsia="Cambria" w:hAnsi="Cambria" w:cs="Cambria"/>
-          <w:spacing w:val="-11"/>
-          <w:sz w:val="20"/>
-          <w:szCs w:val="20"/>
-        </w:rPr>
-        <w:t xml:space="preserve"> </w:t>
-      </w:r>
-      <w:r>
-        <w:rPr>
-          <w:rFonts w:ascii="Cambria" w:eastAsia="Cambria" w:hAnsi="Cambria" w:cs="Cambria"/>
-          <w:sz w:val="20"/>
-          <w:szCs w:val="20"/>
-        </w:rPr>
-        <w:t>disseminate</w:t>
-      </w:r>
-      <w:r>
-        <w:rPr>
-          <w:rFonts w:ascii="Cambria" w:eastAsia="Cambria" w:hAnsi="Cambria" w:cs="Cambria"/>
-          <w:spacing w:val="-11"/>
-          <w:sz w:val="20"/>
-          <w:szCs w:val="20"/>
-        </w:rPr>
-        <w:t xml:space="preserve"> </w:t>
-      </w:r>
-      <w:r>
-        <w:rPr>
-          <w:rFonts w:ascii="Cambria" w:eastAsia="Cambria" w:hAnsi="Cambria" w:cs="Cambria"/>
-          <w:sz w:val="20"/>
-          <w:szCs w:val="20"/>
-        </w:rPr>
-        <w:t>any</w:t>
-      </w:r>
-      <w:r>
-        <w:rPr>
-          <w:rFonts w:ascii="Cambria" w:eastAsia="Cambria" w:hAnsi="Cambria" w:cs="Cambria"/>
-          <w:spacing w:val="-11"/>
-          <w:sz w:val="20"/>
-          <w:szCs w:val="20"/>
-        </w:rPr>
-        <w:t xml:space="preserve"> </w:t>
-      </w:r>
-      <w:r>
-        <w:rPr>
-          <w:rFonts w:ascii="Cambria" w:eastAsia="Cambria" w:hAnsi="Cambria" w:cs="Cambria"/>
-          <w:sz w:val="20"/>
-          <w:szCs w:val="20"/>
-        </w:rPr>
-        <w:t xml:space="preserve">unpleasant </w:t>
-      </w:r>
-      <w:r>
-        <w:rPr>
-          <w:rFonts w:ascii="Cambria" w:eastAsia="Cambria" w:hAnsi="Cambria" w:cs="Cambria"/>
-          <w:sz w:val="20"/>
-          <w:szCs w:val="20"/>
-        </w:rPr>
-        <w:t>odour</w:t>
-      </w:r>
-      <w:r>
-        <w:rPr>
-          <w:rFonts w:ascii="Cambria" w:eastAsia="Cambria" w:hAnsi="Cambria" w:cs="Cambria"/>
-          <w:spacing w:val="-2"/>
-          <w:sz w:val="20"/>
-          <w:szCs w:val="20"/>
-        </w:rPr>
-        <w:t xml:space="preserve"> </w:t>
-      </w:r>
-      <w:r>
-        <w:rPr>
-          <w:rFonts w:ascii="Cambria" w:eastAsia="Cambria" w:hAnsi="Cambria" w:cs="Cambria"/>
-          <w:sz w:val="20"/>
-          <w:szCs w:val="20"/>
-        </w:rPr>
-        <w:t>or</w:t>
-      </w:r>
-      <w:r>
-        <w:rPr>
-          <w:rFonts w:ascii="Cambria" w:eastAsia="Cambria" w:hAnsi="Cambria" w:cs="Cambria"/>
-          <w:spacing w:val="-2"/>
-          <w:sz w:val="20"/>
-          <w:szCs w:val="20"/>
-        </w:rPr>
-        <w:t xml:space="preserve"> </w:t>
-      </w:r>
-      <w:r>
-        <w:rPr>
-          <w:rFonts w:ascii="Cambria" w:eastAsia="Cambria" w:hAnsi="Cambria" w:cs="Cambria"/>
-          <w:sz w:val="20"/>
-          <w:szCs w:val="20"/>
-        </w:rPr>
-        <w:t>cause</w:t>
-      </w:r>
-      <w:r>
-        <w:rPr>
-          <w:rFonts w:ascii="Cambria" w:eastAsia="Cambria" w:hAnsi="Cambria" w:cs="Cambria"/>
-          <w:spacing w:val="-2"/>
-          <w:sz w:val="20"/>
-          <w:szCs w:val="20"/>
-        </w:rPr>
-        <w:t xml:space="preserve"> </w:t>
-      </w:r>
-      <w:r>
-        <w:rPr>
-          <w:rFonts w:ascii="Cambria" w:eastAsia="Cambria" w:hAnsi="Cambria" w:cs="Cambria"/>
-          <w:sz w:val="20"/>
-          <w:szCs w:val="20"/>
-        </w:rPr>
-        <w:t>damage</w:t>
-      </w:r>
-      <w:r>
-        <w:rPr>
-          <w:rFonts w:ascii="Cambria" w:eastAsia="Cambria" w:hAnsi="Cambria" w:cs="Cambria"/>
-          <w:spacing w:val="-2"/>
-          <w:sz w:val="20"/>
-          <w:szCs w:val="20"/>
-        </w:rPr>
-        <w:t xml:space="preserve"> </w:t>
-      </w:r>
-      <w:r>
-        <w:rPr>
-          <w:rFonts w:ascii="Cambria" w:eastAsia="Cambria" w:hAnsi="Cambria" w:cs="Cambria"/>
-          <w:sz w:val="20"/>
-          <w:szCs w:val="20"/>
-        </w:rPr>
-        <w:t>to</w:t>
-      </w:r>
-      <w:r>
-        <w:rPr>
-          <w:rFonts w:ascii="Cambria" w:eastAsia="Cambria" w:hAnsi="Cambria" w:cs="Cambria"/>
-          <w:spacing w:val="-2"/>
-          <w:sz w:val="20"/>
-          <w:szCs w:val="20"/>
-        </w:rPr>
-        <w:t xml:space="preserve"> </w:t>
-      </w:r>
-      <w:r>
-        <w:rPr>
-          <w:rFonts w:ascii="Cambria" w:eastAsia="Cambria" w:hAnsi="Cambria" w:cs="Cambria"/>
-          <w:sz w:val="20"/>
-          <w:szCs w:val="20"/>
-        </w:rPr>
-        <w:t>the</w:t>
-      </w:r>
-      <w:r>
-        <w:rPr>
-          <w:rFonts w:ascii="Cambria" w:eastAsia="Cambria" w:hAnsi="Cambria" w:cs="Cambria"/>
-          <w:spacing w:val="-2"/>
-          <w:sz w:val="20"/>
-          <w:szCs w:val="20"/>
-        </w:rPr>
-        <w:t xml:space="preserve"> </w:t>
-      </w:r>
-      <w:r>
-        <w:rPr>
-          <w:rFonts w:ascii="Cambria" w:eastAsia="Cambria" w:hAnsi="Cambria" w:cs="Cambria"/>
-          <w:sz w:val="20"/>
-          <w:szCs w:val="20"/>
-        </w:rPr>
-        <w:t>occupiers</w:t>
-      </w:r>
-      <w:r>
-        <w:rPr>
-          <w:rFonts w:ascii="Cambria" w:eastAsia="Cambria" w:hAnsi="Cambria" w:cs="Cambria"/>
-          <w:spacing w:val="-2"/>
-          <w:sz w:val="20"/>
-          <w:szCs w:val="20"/>
-        </w:rPr>
-        <w:t xml:space="preserve"> </w:t>
-      </w:r>
-      <w:r>
-        <w:rPr>
-          <w:rFonts w:ascii="Cambria" w:eastAsia="Cambria" w:hAnsi="Cambria" w:cs="Cambria"/>
-          <w:sz w:val="20"/>
-          <w:szCs w:val="20"/>
-        </w:rPr>
-        <w:t>of</w:t>
-      </w:r>
-      <w:r>
-        <w:rPr>
-          <w:rFonts w:ascii="Cambria" w:eastAsia="Cambria" w:hAnsi="Cambria" w:cs="Cambria"/>
-          <w:spacing w:val="-1"/>
-          <w:sz w:val="20"/>
-          <w:szCs w:val="20"/>
-        </w:rPr>
-        <w:t xml:space="preserve"> </w:t>
-      </w:r>
-      <w:r>
-        <w:rPr>
-          <w:rFonts w:ascii="Cambria" w:eastAsia="Cambria" w:hAnsi="Cambria" w:cs="Cambria"/>
-          <w:sz w:val="20"/>
-          <w:szCs w:val="20"/>
-        </w:rPr>
-        <w:t>the</w:t>
-      </w:r>
-      <w:r>
-        <w:rPr>
-          <w:rFonts w:ascii="Cambria" w:eastAsia="Cambria" w:hAnsi="Cambria" w:cs="Cambria"/>
-          <w:spacing w:val="-2"/>
-          <w:sz w:val="20"/>
-          <w:szCs w:val="20"/>
-        </w:rPr>
-        <w:t xml:space="preserve"> </w:t>
-      </w:r>
-      <w:r>
-        <w:rPr>
-          <w:rFonts w:ascii="Cambria" w:eastAsia="Cambria" w:hAnsi="Cambria" w:cs="Cambria"/>
-          <w:sz w:val="20"/>
-          <w:szCs w:val="20"/>
-        </w:rPr>
-        <w:t>premise</w:t>
-      </w:r>
-      <w:r>
-        <w:rPr>
-          <w:rFonts w:ascii="Cambria" w:eastAsia="Cambria" w:hAnsi="Cambria" w:cs="Cambria"/>
-          <w:spacing w:val="-2"/>
-          <w:sz w:val="20"/>
-          <w:szCs w:val="20"/>
-        </w:rPr>
-        <w:t xml:space="preserve"> </w:t>
-      </w:r>
-      <w:r>
-        <w:rPr>
-          <w:rFonts w:ascii="Cambria" w:eastAsia="Cambria" w:hAnsi="Cambria" w:cs="Cambria"/>
-          <w:sz w:val="20"/>
-          <w:szCs w:val="20"/>
-        </w:rPr>
-        <w:t>or</w:t>
-      </w:r>
-      <w:r>
-        <w:rPr>
-          <w:rFonts w:ascii="Cambria" w:eastAsia="Cambria" w:hAnsi="Cambria" w:cs="Cambria"/>
-          <w:spacing w:val="-2"/>
-          <w:sz w:val="20"/>
-          <w:szCs w:val="20"/>
-        </w:rPr>
-        <w:t xml:space="preserve"> </w:t>
-      </w:r>
-      <w:r>
-        <w:rPr>
-          <w:rFonts w:ascii="Cambria" w:eastAsia="Cambria" w:hAnsi="Cambria" w:cs="Cambria"/>
-          <w:sz w:val="20"/>
-          <w:szCs w:val="20"/>
-        </w:rPr>
-        <w:t>any</w:t>
-      </w:r>
-      <w:r>
-        <w:rPr>
-          <w:rFonts w:ascii="Cambria" w:eastAsia="Cambria" w:hAnsi="Cambria" w:cs="Cambria"/>
-          <w:spacing w:val="-2"/>
-          <w:sz w:val="20"/>
-          <w:szCs w:val="20"/>
-        </w:rPr>
-        <w:t xml:space="preserve"> </w:t>
-      </w:r>
-      <w:r>
-        <w:rPr>
-          <w:rFonts w:ascii="Cambria" w:eastAsia="Cambria" w:hAnsi="Cambria" w:cs="Cambria"/>
-          <w:sz w:val="20"/>
-          <w:szCs w:val="20"/>
-        </w:rPr>
-        <w:t>adjoining</w:t>
-      </w:r>
-      <w:r>
-        <w:rPr>
-          <w:rFonts w:ascii="Cambria" w:eastAsia="Cambria" w:hAnsi="Cambria" w:cs="Cambria"/>
-          <w:spacing w:val="-2"/>
-          <w:sz w:val="20"/>
-          <w:szCs w:val="20"/>
-        </w:rPr>
-        <w:t xml:space="preserve"> </w:t>
-      </w:r>
-      <w:r>
-        <w:rPr>
-          <w:rFonts w:ascii="Cambria" w:eastAsia="Cambria" w:hAnsi="Cambria" w:cs="Cambria"/>
-          <w:sz w:val="20"/>
-          <w:szCs w:val="20"/>
-        </w:rPr>
-        <w:t>premises</w:t>
-      </w:r>
-      <w:r>
-        <w:rPr>
-          <w:rFonts w:ascii="Cambria" w:eastAsia="Cambria" w:hAnsi="Cambria" w:cs="Cambria"/>
-          <w:spacing w:val="-2"/>
-          <w:sz w:val="20"/>
-          <w:szCs w:val="20"/>
-        </w:rPr>
-        <w:t xml:space="preserve"> </w:t>
-      </w:r>
-      <w:r>
-        <w:rPr>
-          <w:rFonts w:ascii="Cambria" w:eastAsia="Cambria" w:hAnsi="Cambria" w:cs="Cambria"/>
-          <w:sz w:val="20"/>
-          <w:szCs w:val="20"/>
-        </w:rPr>
-        <w:t>or</w:t>
-      </w:r>
-      <w:r>
-        <w:rPr>
-          <w:rFonts w:ascii="Cambria" w:eastAsia="Cambria" w:hAnsi="Cambria" w:cs="Cambria"/>
-          <w:spacing w:val="-2"/>
-          <w:sz w:val="20"/>
-          <w:szCs w:val="20"/>
-        </w:rPr>
-        <w:t xml:space="preserve"> </w:t>
-      </w:r>
-      <w:r>
-        <w:rPr>
-          <w:rFonts w:ascii="Cambria" w:eastAsia="Cambria" w:hAnsi="Cambria" w:cs="Cambria"/>
-          <w:sz w:val="20"/>
-          <w:szCs w:val="20"/>
-        </w:rPr>
-        <w:t>general</w:t>
-      </w:r>
-      <w:r>
-        <w:rPr>
-          <w:rFonts w:ascii="Cambria" w:eastAsia="Cambria" w:hAnsi="Cambria" w:cs="Cambria"/>
-          <w:spacing w:val="-2"/>
-          <w:sz w:val="20"/>
-          <w:szCs w:val="20"/>
-        </w:rPr>
-        <w:t xml:space="preserve"> </w:t>
-      </w:r>
-      <w:r>
-        <w:rPr>
-          <w:rFonts w:ascii="Cambria" w:eastAsia="Cambria" w:hAnsi="Cambria" w:cs="Cambria"/>
-          <w:sz w:val="20"/>
-          <w:szCs w:val="20"/>
-        </w:rPr>
-        <w:t>public</w:t>
-      </w:r>
-      <w:r>
-        <w:rPr>
-          <w:rFonts w:ascii="Cambria" w:eastAsia="Cambria" w:hAnsi="Cambria" w:cs="Cambria"/>
-          <w:spacing w:val="-2"/>
-          <w:sz w:val="20"/>
-          <w:szCs w:val="20"/>
-        </w:rPr>
-        <w:t xml:space="preserve"> </w:t>
-      </w:r>
-      <w:r>
-        <w:rPr>
-          <w:rFonts w:ascii="Cambria" w:eastAsia="Cambria" w:hAnsi="Cambria" w:cs="Cambria"/>
-          <w:sz w:val="20"/>
-          <w:szCs w:val="20"/>
-        </w:rPr>
-        <w:t xml:space="preserve">and in particular not to deposit any rubbish, dirt, refuse or noxious matter in the premise or room or in the </w:t>
-      </w:r>
-      <w:r>
-        <w:rPr>
-          <w:rFonts w:ascii="Cambria" w:eastAsia="Cambria" w:hAnsi="Cambria" w:cs="Cambria"/>
-          <w:spacing w:val="-2"/>
-          <w:sz w:val="20"/>
-          <w:szCs w:val="20"/>
-        </w:rPr>
-        <w:t>neighborhood.</w:t>
-      </w:r>
-    </w:p>
-    <w:p>
-      <w:pPr>
+        <w:keepLines/>
         <w:numPr>
           <w:ilvl w:val="0"/>
           <w:numId w:val="1"/>
@@ -5375,6 +5482,7 @@
           <w:szCs w:val="20"/>
         </w:rPr>
       </w:pPr>
+      <w:bookmarkStart w:id="21" w:name="NNF_34_9093_960_20_0_B"/>
       <w:r>
         <w:rPr>
           <w:rFonts w:ascii="Cambria" w:eastAsia="Cambria" w:hAnsi="Cambria" w:cs="Cambria"/>
@@ -5670,7 +5778,15 @@
           <w:sz w:val="20"/>
           <w:szCs w:val="20"/>
         </w:rPr>
-        <w:t>and condition at the expense of the Tenant (fair wear and tear excepted) and to clear up any rubbish and peaceably and quietly deliver up to the Landlord</w:t>
+        <w:t xml:space="preserve">and condition at the expense of the Tenant (fair wear and tear excepted) and to clear up any rubbish and peaceably and quietly deliver up to </w:t>
+      </w:r>
+      <w:r>
+        <w:rPr>
+          <w:rFonts w:ascii="Cambria" w:eastAsia="Cambria" w:hAnsi="Cambria" w:cs="Cambria"/>
+          <w:sz w:val="20"/>
+          <w:szCs w:val="20"/>
+        </w:rPr>
+        <w:t>{{company.name}}</w:t>
       </w:r>
       <w:r>
         <w:rPr>
@@ -5697,6 +5813,102 @@
         </w:rPr>
         <w:t xml:space="preserve"> </w:t>
       </w:r>
+      <w:bookmarkEnd w:id="21"/>
+    </w:p>
+    <w:p>
+      <w:pPr>
+        <w:keepLines/>
+        <w:numPr>
+          <w:ilvl w:val="0"/>
+          <w:numId w:val="1"/>
+        </w:numPr>
+        <w:tabs>
+          <w:tab w:val="left" w:pos="651"/>
+        </w:tabs>
+        <w:spacing w:after="120" w:line="240" w:lineRule="auto"/>
+        <w:ind w:left="652" w:right="275" w:hanging="360"/>
+        <w:jc w:val="both"/>
+        <w:rPr>
+          <w:rFonts w:ascii="Cambria" w:eastAsia="Cambria" w:hAnsi="Cambria" w:cs="Cambria"/>
+          <w:spacing w:val="-5"/>
+          <w:sz w:val="20"/>
+          <w:szCs w:val="20"/>
+        </w:rPr>
+      </w:pPr>
+      <w:bookmarkStart w:id="22" w:name="NNF_35_9096_1440_20_0_B"/>
+      <w:r>
+        <w:rPr>
+          <w:rFonts w:ascii="Cambria" w:eastAsia="Cambria" w:hAnsi="Cambria" w:cs="Cambria"/>
+          <w:spacing w:val="-5"/>
+          <w:sz w:val="20"/>
+          <w:szCs w:val="20"/>
+        </w:rPr>
+        <w:t>Cleaning fee of RM50 will be charged if the premises are not returned in a clean condition upon move-out.</w:t>
+      </w:r>
+      <w:r>
+        <w:rPr>
+          <w:rFonts w:ascii="Cambria" w:eastAsia="Cambria" w:hAnsi="Cambria" w:cs="Cambria"/>
+          <w:spacing w:val="-5"/>
+          <w:sz w:val="20"/>
+          <w:szCs w:val="20"/>
+        </w:rPr>
+        <w:t xml:space="preserve"> Monthly Rental shall not be set-off or contra with the Security Deposit and Utility Deposit and the refund of said deposits will be processed within </w:t>
+      </w:r>
+      <w:r>
+        <w:rPr>
+          <w:rFonts w:ascii="Cambria" w:eastAsia="Cambria" w:hAnsi="Cambria" w:cs="Cambria"/>
+          <w:spacing w:val="-5"/>
+          <w:sz w:val="20"/>
+          <w:szCs w:val="20"/>
+        </w:rPr>
+        <w:t>7</w:t>
+      </w:r>
+      <w:r>
+        <w:rPr>
+          <w:rFonts w:ascii="Cambria" w:eastAsia="Cambria" w:hAnsi="Cambria" w:cs="Cambria"/>
+          <w:spacing w:val="-5"/>
+          <w:sz w:val="20"/>
+          <w:szCs w:val="20"/>
+        </w:rPr>
+        <w:t xml:space="preserve"> working days after the handover of house and room keys and </w:t>
+      </w:r>
+      <w:r>
+        <w:rPr>
+          <w:rFonts w:ascii="Cambria" w:eastAsia="Cambria" w:hAnsi="Cambria" w:cs="Cambria"/>
+          <w:spacing w:val="-5"/>
+          <w:sz w:val="20"/>
+          <w:szCs w:val="20"/>
+        </w:rPr>
+        <w:t>{{company.name}}</w:t>
+      </w:r>
+      <w:r>
+        <w:rPr>
+          <w:rFonts w:ascii="Cambria" w:eastAsia="Cambria" w:hAnsi="Cambria" w:cs="Cambria"/>
+          <w:spacing w:val="-5"/>
+          <w:sz w:val="20"/>
+          <w:szCs w:val="20"/>
+        </w:rPr>
+        <w:t xml:space="preserve"> reserves the absolute right to make such deductions for (i) such amount due and owing to </w:t>
+      </w:r>
+      <w:r>
+        <w:rPr>
+          <w:rFonts w:ascii="Cambria" w:eastAsia="Cambria" w:hAnsi="Cambria" w:cs="Cambria"/>
+          <w:spacing w:val="-5"/>
+          <w:sz w:val="20"/>
+          <w:szCs w:val="20"/>
+        </w:rPr>
+        <w:t>{{company.name}}</w:t>
+      </w:r>
+      <w:r>
+        <w:rPr>
+          <w:rFonts w:ascii="Cambria" w:eastAsia="Cambria" w:hAnsi="Cambria" w:cs="Cambria"/>
+          <w:spacing w:val="-5"/>
+          <w:sz w:val="20"/>
+          <w:szCs w:val="20"/>
+        </w:rPr>
+        <w:t xml:space="preserve"> and any applicable third party(ies) including utilities bodies; and (ii)any damages caused by the Tenant to the premise, the room and the fixtures, fittings and furniture therein.</w:t>
+      </w:r>
+      <w:bookmarkEnd w:id="22"/>
     </w:p>
     <w:p>
       <w:pPr>
@@ -5724,47 +5936,16 @@
           <w:sz w:val="20"/>
           <w:szCs w:val="20"/>
         </w:rPr>
-        <w:t>Cleaning fee of RM50 will be charged if the premises are not returned in a clean condition upon move-out.</w:t>
-      </w:r>
-      <w:r>
-        <w:rPr>
-          <w:rFonts w:ascii="Cambria" w:eastAsia="Cambria" w:hAnsi="Cambria" w:cs="Cambria"/>
-          <w:spacing w:val="-5"/>
-          <w:sz w:val="20"/>
-          <w:szCs w:val="20"/>
-        </w:rPr>
-        <w:t xml:space="preserve"> Monthly Rental shall not be set-off or contra with the Security Deposit and Utility Deposit and the refund of said deposits will be processed within </w:t>
-      </w:r>
-      <w:r>
-        <w:rPr>
-          <w:rFonts w:ascii="Cambria" w:eastAsia="Cambria" w:hAnsi="Cambria" w:cs="Cambria"/>
-          <w:spacing w:val="-5"/>
-          <w:sz w:val="20"/>
-          <w:szCs w:val="20"/>
-        </w:rPr>
-        <w:t>7</w:t>
-      </w:r>
-      <w:r>
-        <w:rPr>
-          <w:rFonts w:ascii="Cambria" w:eastAsia="Cambria" w:hAnsi="Cambria" w:cs="Cambria"/>
-          <w:spacing w:val="-5"/>
-          <w:sz w:val="20"/>
-          <w:szCs w:val="20"/>
-        </w:rPr>
-        <w:t xml:space="preserve"> working days after the handover of house and room keys and the Landlord reserves the absolute right to make such deductions for (i) such amount due and owing to the Landlord and any applicable third party(ies) including utilities bodies; and (ii)any damages caused by the Tenant to the premise, the room and the fixtures, fittings and furniture therein.</w:t>
+        <w:t>All payments should be made directly to:</w:t>
       </w:r>
     </w:p>
     <w:p>
       <w:pPr>
-        <w:numPr>
-          <w:ilvl w:val="0"/>
-          <w:numId w:val="1"/>
-        </w:numPr>
         <w:tabs>
           <w:tab w:val="left" w:pos="651"/>
         </w:tabs>
         <w:spacing w:after="120" w:line="240" w:lineRule="auto"/>
-        <w:ind w:left="652" w:right="275" w:hanging="360"/>
+        <w:ind w:left="292" w:right="275"/>
         <w:jc w:val="both"/>
         <w:rPr>
           <w:rFonts w:ascii="Cambria" w:eastAsia="Cambria" w:hAnsi="Cambria" w:cs="Cambria"/>
@@ -5772,16 +5953,33 @@
           <w:sz w:val="20"/>
           <w:szCs w:val="20"/>
         </w:rPr>
+        <w:sectPr>
+          <w:footerReference w:type="default" r:id="rId7"/>
+          <w:headerReference w:type="first" r:id="rId8"/>
+          <w:footerReference w:type="first" r:id="rId9"/>
+          <w:pgSz w:w="11906" w:h="16838" w:code="9"/>
+          <w:pgMar w:top="1152" w:right="1080" w:bottom="1440" w:left="1080" w:header="1300" w:footer="720" w:gutter="0"/>
+          <w:cols w:space="720"/>
+          <w:titlePg/>
+          <w:docGrid w:linePitch="360"/>
+        </w:sectPr>
       </w:pPr>
-      <w:r>
+    </w:p>
+    <w:p>
+      <w:pPr>
+        <w:tabs>
+          <w:tab w:val="left" w:pos="651"/>
+        </w:tabs>
+        <w:spacing w:after="120" w:line="240" w:lineRule="auto"/>
+        <w:ind w:left="292" w:right="275"/>
+        <w:jc w:val="both"/>
         <w:rPr>
           <w:rFonts w:ascii="Cambria" w:eastAsia="Cambria" w:hAnsi="Cambria" w:cs="Cambria"/>
           <w:spacing w:val="-5"/>
           <w:sz w:val="20"/>
           <w:szCs w:val="20"/>
         </w:rPr>
-        <w:t>All payments should be made directly to:</w:t>
-      </w:r>
+      </w:pPr>
     </w:p>
     <w:p>
       <w:pPr>
@@ -5798,67 +5996,6 @@
           <w:szCs w:val="20"/>
         </w:rPr>
       </w:pPr>
-      <w:r>
-        <w:rPr>
-          <w:noProof/>
-        </w:rPr>
-        <w:drawing>
-          <wp:anchor distT="0" distB="0" distL="114300" distR="114300" simplePos="0" relativeHeight="251664896" behindDoc="1" locked="0" layoutInCell="1" allowOverlap="1" wp14:anchorId="0DDB997A" wp14:editId="753790CD">
-            <wp:simplePos x="0" y="0"/>
-            <wp:positionH relativeFrom="column">
-              <wp:posOffset>4588329</wp:posOffset>
-            </wp:positionH>
-            <wp:positionV relativeFrom="page">
-              <wp:posOffset>9394371</wp:posOffset>
-            </wp:positionV>
-            <wp:extent cx="1303020" cy="730250"/>
-            <wp:effectExtent l="0" t="0" r="0" b="0"/>
-            <wp:wrapNone/>
-            <wp:docPr id="1002330781" name="Picture 1"/>
-            <wp:cNvGraphicFramePr>
-              <a:graphicFrameLocks xmlns:a="http://schemas.openxmlformats.org/drawingml/2006/main" noChangeAspect="1"/>
-            </wp:cNvGraphicFramePr>
-            <a:graphic xmlns:a="http://schemas.openxmlformats.org/drawingml/2006/main">
-              <a:graphicData uri="http://schemas.openxmlformats.org/drawingml/2006/picture">
-                <pic:pic xmlns:pic="http://schemas.openxmlformats.org/drawingml/2006/picture">
-                  <pic:nvPicPr>
-                    <pic:cNvPr id="263861726" name="Picture 1"/>
-                    <pic:cNvPicPr>
-                      <a:picLocks noChangeAspect="1"/>
-                    </pic:cNvPicPr>
-                  </pic:nvPicPr>
-                  <pic:blipFill>
-                    <a:blip r:embed="rId7" cstate="print">
-                      <a:extLst>
-                        <a:ext uri="{28A0092B-C50C-407E-A947-70E740481C1C}">
-                          <a14:useLocalDpi xmlns:a14="http://schemas.microsoft.com/office/drawing/2010/main" val="0"/>
-                        </a:ext>
-                      </a:extLst>
-                    </a:blip>
-                    <a:srcRect/>
-                    <a:stretch>
-                      <a:fillRect/>
-                    </a:stretch>
-                  </pic:blipFill>
-                  <pic:spPr bwMode="auto">
-                    <a:xfrm>
-                      <a:off x="0" y="0"/>
-                      <a:ext cx="1303020" cy="730250"/>
-                    </a:xfrm>
-                    <a:prstGeom prst="rect">
-                      <a:avLst/>
-                    </a:prstGeom>
-                    <a:noFill/>
-                    <a:ln>
-                      <a:noFill/>
-                    </a:ln>
-                  </pic:spPr>
-                </pic:pic>
-              </a:graphicData>
-            </a:graphic>
-          </wp:anchor>
-        </w:drawing>
-      </w:r>
     </w:p>
     <w:tbl>
       <w:tblPr>
@@ -5902,7 +6039,6 @@
                 <w:sz w:val="20"/>
                 <w:szCs w:val="20"/>
               </w:rPr>
-              <w:lastRenderedPageBreak/>
               <w:t>Beneficiary Name:</w:t>
             </w:r>
           </w:p>
@@ -5927,7 +6063,7 @@
                 <w:szCs w:val="20"/>
               </w:rPr>
             </w:pPr>
-            <w:bookmarkStart w:id="10" w:name="NNF_11_4544_355_19_0_B"/>
+            <w:bookmarkStart w:id="31" w:name="NNF_11_4544_355_19_0_B"/>
             <w:r>
               <w:rPr>
                 <w:rFonts w:ascii="Cambria" w:eastAsia="Cambria" w:hAnsi="Cambria" w:cs="Cambria"/>
@@ -5935,9 +6071,29 @@
                 <w:sz w:val="20"/>
                 <w:szCs w:val="20"/>
               </w:rPr>
-              <w:t>{{company.account_name}}</w:t>
+              <w:t>{{</w:t>
             </w:r>
-            <w:bookmarkEnd w:id="10"/>
+            <w:proofErr w:type="gramStart"/>
+            <w:r>
+              <w:rPr>
+                <w:rFonts w:ascii="Cambria" w:eastAsia="Cambria" w:hAnsi="Cambria" w:cs="Cambria"/>
+                <w:spacing w:val="-5"/>
+                <w:sz w:val="20"/>
+                <w:szCs w:val="20"/>
+              </w:rPr>
+              <w:t>company.account</w:t>
+            </w:r>
+            <w:proofErr w:type="gramEnd"/>
+            <w:r>
+              <w:rPr>
+                <w:rFonts w:ascii="Cambria" w:eastAsia="Cambria" w:hAnsi="Cambria" w:cs="Cambria"/>
+                <w:spacing w:val="-5"/>
+                <w:sz w:val="20"/>
+                <w:szCs w:val="20"/>
+              </w:rPr>
+              <w:t>_name}}</w:t>
+            </w:r>
+            <w:bookmarkEnd w:id="31"/>
           </w:p>
         </w:tc>
       </w:tr>
@@ -5996,7 +6152,7 @@
                 <w:szCs w:val="20"/>
               </w:rPr>
             </w:pPr>
-            <w:bookmarkStart w:id="11" w:name="NNF_12_4544_355_19_0_B"/>
+            <w:bookmarkStart w:id="32" w:name="NNF_12_4544_355_19_0_B"/>
             <w:r>
               <w:rPr>
                 <w:rFonts w:ascii="Cambria" w:eastAsia="Cambria" w:hAnsi="Cambria" w:cs="Cambria"/>
@@ -6004,9 +6160,29 @@
                 <w:sz w:val="20"/>
                 <w:szCs w:val="20"/>
               </w:rPr>
-              <w:t>{{company.bank}}</w:t>
+              <w:t>{{</w:t>
             </w:r>
-            <w:bookmarkEnd w:id="11"/>
+            <w:proofErr w:type="gramStart"/>
+            <w:r>
+              <w:rPr>
+                <w:rFonts w:ascii="Cambria" w:eastAsia="Cambria" w:hAnsi="Cambria" w:cs="Cambria"/>
+                <w:spacing w:val="-5"/>
+                <w:sz w:val="20"/>
+                <w:szCs w:val="20"/>
+              </w:rPr>
+              <w:t>company.bank</w:t>
+            </w:r>
+            <w:proofErr w:type="gramEnd"/>
+            <w:r>
+              <w:rPr>
+                <w:rFonts w:ascii="Cambria" w:eastAsia="Cambria" w:hAnsi="Cambria" w:cs="Cambria"/>
+                <w:spacing w:val="-5"/>
+                <w:sz w:val="20"/>
+                <w:szCs w:val="20"/>
+              </w:rPr>
+              <w:t>}}</w:t>
+            </w:r>
+            <w:bookmarkEnd w:id="32"/>
           </w:p>
         </w:tc>
       </w:tr>
@@ -6063,7 +6239,7 @@
                 <w:szCs w:val="20"/>
               </w:rPr>
             </w:pPr>
-            <w:bookmarkStart w:id="12" w:name="NNF_13_4544_355_19_0_B"/>
+            <w:bookmarkStart w:id="33" w:name="NNF_13_4544_355_19_0_B"/>
             <w:r>
               <w:rPr>
                 <w:rFonts w:ascii="Cambria" w:eastAsia="Cambria" w:hAnsi="Cambria" w:cs="Cambria"/>
@@ -6071,9 +6247,29 @@
                 <w:sz w:val="20"/>
                 <w:szCs w:val="20"/>
               </w:rPr>
-              <w:t>{{company.account_number}}</w:t>
+              <w:t>{{</w:t>
             </w:r>
-            <w:bookmarkEnd w:id="12"/>
+            <w:proofErr w:type="gramStart"/>
+            <w:r>
+              <w:rPr>
+                <w:rFonts w:ascii="Cambria" w:eastAsia="Cambria" w:hAnsi="Cambria" w:cs="Cambria"/>
+                <w:spacing w:val="-5"/>
+                <w:sz w:val="20"/>
+                <w:szCs w:val="20"/>
+              </w:rPr>
+              <w:t>company.account</w:t>
+            </w:r>
+            <w:proofErr w:type="gramEnd"/>
+            <w:r>
+              <w:rPr>
+                <w:rFonts w:ascii="Cambria" w:eastAsia="Cambria" w:hAnsi="Cambria" w:cs="Cambria"/>
+                <w:spacing w:val="-5"/>
+                <w:sz w:val="20"/>
+                <w:szCs w:val="20"/>
+              </w:rPr>
+              <w:t>_number}}</w:t>
+            </w:r>
+            <w:bookmarkEnd w:id="33"/>
           </w:p>
         </w:tc>
       </w:tr>
@@ -6085,86 +6281,6 @@
         </w:tabs>
         <w:spacing w:after="120" w:line="240" w:lineRule="auto"/>
         <w:ind w:left="652" w:right="275"/>
-        <w:jc w:val="both"/>
-        <w:rPr>
-          <w:rFonts w:ascii="Cambria" w:eastAsia="Cambria" w:hAnsi="Cambria" w:cs="Cambria"/>
-          <w:spacing w:val="-5"/>
-          <w:sz w:val="20"/>
-          <w:szCs w:val="20"/>
-        </w:rPr>
-      </w:pPr>
-    </w:p>
-    <w:p>
-      <w:pPr>
-        <w:tabs>
-          <w:tab w:val="left" w:pos="651"/>
-        </w:tabs>
-        <w:spacing w:after="120" w:line="240" w:lineRule="auto"/>
-        <w:ind w:right="275"/>
-        <w:jc w:val="both"/>
-        <w:rPr>
-          <w:rFonts w:ascii="Cambria" w:eastAsia="Cambria" w:hAnsi="Cambria" w:cs="Cambria"/>
-          <w:spacing w:val="-5"/>
-          <w:sz w:val="20"/>
-          <w:szCs w:val="20"/>
-        </w:rPr>
-      </w:pPr>
-    </w:p>
-    <w:p>
-      <w:pPr>
-        <w:tabs>
-          <w:tab w:val="left" w:pos="651"/>
-        </w:tabs>
-        <w:spacing w:after="120" w:line="240" w:lineRule="auto"/>
-        <w:ind w:right="275"/>
-        <w:jc w:val="both"/>
-        <w:rPr>
-          <w:rFonts w:ascii="Cambria" w:eastAsia="Cambria" w:hAnsi="Cambria" w:cs="Cambria"/>
-          <w:spacing w:val="-5"/>
-          <w:sz w:val="20"/>
-          <w:szCs w:val="20"/>
-        </w:rPr>
-      </w:pPr>
-    </w:p>
-    <w:p>
-      <w:pPr>
-        <w:tabs>
-          <w:tab w:val="left" w:pos="651"/>
-        </w:tabs>
-        <w:spacing w:after="120" w:line="240" w:lineRule="auto"/>
-        <w:ind w:right="275"/>
-        <w:jc w:val="both"/>
-        <w:rPr>
-          <w:rFonts w:ascii="Cambria" w:eastAsia="Cambria" w:hAnsi="Cambria" w:cs="Cambria"/>
-          <w:spacing w:val="-5"/>
-          <w:sz w:val="20"/>
-          <w:szCs w:val="20"/>
-        </w:rPr>
-      </w:pPr>
-    </w:p>
-    <w:p>
-      <w:pPr>
-        <w:tabs>
-          <w:tab w:val="left" w:pos="651"/>
-        </w:tabs>
-        <w:spacing w:after="120" w:line="240" w:lineRule="auto"/>
-        <w:ind w:right="275"/>
-        <w:jc w:val="both"/>
-        <w:rPr>
-          <w:rFonts w:ascii="Cambria" w:eastAsia="Cambria" w:hAnsi="Cambria" w:cs="Cambria"/>
-          <w:spacing w:val="-5"/>
-          <w:sz w:val="20"/>
-          <w:szCs w:val="20"/>
-        </w:rPr>
-      </w:pPr>
-    </w:p>
-    <w:p>
-      <w:pPr>
-        <w:tabs>
-          <w:tab w:val="left" w:pos="651"/>
-        </w:tabs>
-        <w:spacing w:after="120" w:line="240" w:lineRule="auto"/>
-        <w:ind w:right="275"/>
         <w:jc w:val="both"/>
         <w:rPr>
           <w:rFonts w:ascii="Cambria" w:eastAsia="Cambria" w:hAnsi="Cambria" w:cs="Cambria"/>
@@ -6349,7 +6465,7 @@
                           </pic:cNvPicPr>
                         </pic:nvPicPr>
                         <pic:blipFill>
-                          <a:blip r:embed="rId8" cstate="print">
+                          <a:blip r:embed="rId10" cstate="print">
                             <a:extLst>
                               <a:ext uri="{28A0092B-C50C-407E-A947-70E740481C1C}">
                                 <a14:useLocalDpi xmlns:a14="http://schemas.microsoft.com/office/drawing/2010/main" val="0"/>
@@ -6407,7 +6523,7 @@
                           </pic:cNvPicPr>
                         </pic:nvPicPr>
                         <pic:blipFill>
-                          <a:blip r:embed="rId9" cstate="print">
+                          <a:blip r:embed="rId11" cstate="print">
                             <a:extLst>
                               <a:ext uri="{28A0092B-C50C-407E-A947-70E740481C1C}">
                                 <a14:useLocalDpi xmlns:a14="http://schemas.microsoft.com/office/drawing/2010/main" val="0"/>
@@ -6537,6 +6653,7 @@
           </w:tcPr>
           <w:p>
             <w:pPr>
+              <w:keepLines/>
               <w:tabs>
                 <w:tab w:val="left" w:pos="1010"/>
                 <w:tab w:val="left" w:pos="5330"/>
@@ -6551,6 +6668,7 @@
                 <w:szCs w:val="20"/>
               </w:rPr>
             </w:pPr>
+            <w:bookmarkStart w:id="34" w:name="NNF_36_4535_4320_20_1_D"/>
             <w:r>
               <w:rPr>
                 <w:rFonts w:ascii="Cambria" w:eastAsia="Cambria" w:hAnsi="Cambria" w:cs="Cambria"/>
@@ -6596,8 +6714,27 @@
                 <w:sz w:val="20"/>
                 <w:szCs w:val="20"/>
               </w:rPr>
-              <w:t>of the Landlord)</w:t>
+              <w:t xml:space="preserve">of </w:t>
             </w:r>
+            <w:r>
+              <w:rPr>
+                <w:rFonts w:ascii="Cambria" w:eastAsia="Cambria" w:hAnsi="Cambria" w:cs="Cambria"/>
+                <w:b/>
+                <w:sz w:val="20"/>
+                <w:szCs w:val="20"/>
+              </w:rPr>
+              <w:t>{{company.name}}</w:t>
+            </w:r>
+            <w:r>
+              <w:rPr>
+                <w:rFonts w:ascii="Cambria" w:eastAsia="Cambria" w:hAnsi="Cambria" w:cs="Cambria"/>
+                <w:b/>
+                <w:sz w:val="20"/>
+                <w:szCs w:val="20"/>
+              </w:rPr>
+              <w:t>)</w:t>
+            </w:r>
+            <w:bookmarkEnd w:id="34"/>
           </w:p>
         </w:tc>
       </w:tr>
@@ -6625,7 +6762,7 @@
                 <w:lang w:eastAsia="zh-CN"/>
               </w:rPr>
             </w:pPr>
-            <w:bookmarkStart w:id="13" w:name="NNF_14_4698_235_19_0_B"/>
+            <w:bookmarkStart w:id="35" w:name="NNF_14_4698_235_19_0_B"/>
             <w:r>
               <w:rPr>
                 <w:rFonts w:ascii="Cambria" w:eastAsia="Cambria" w:hAnsi="Cambria" w:cs="Cambria"/>
@@ -6635,7 +6772,7 @@
               </w:rPr>
               <w:t>Name: {{tenant_name}}</w:t>
             </w:r>
-            <w:bookmarkEnd w:id="13"/>
+            <w:bookmarkEnd w:id="35"/>
           </w:p>
         </w:tc>
         <w:tc>
@@ -6644,6 +6781,7 @@
           </w:tcPr>
           <w:p>
             <w:pPr>
+              <w:keepLines/>
               <w:tabs>
                 <w:tab w:val="left" w:pos="1010"/>
                 <w:tab w:val="left" w:pos="5330"/>
@@ -6657,7 +6795,7 @@
                 <w:szCs w:val="20"/>
               </w:rPr>
             </w:pPr>
-            <w:bookmarkStart w:id="14" w:name="NNF_15_4737_235_19_0_B"/>
+            <w:bookmarkStart w:id="36" w:name="NNF_15_4737_235_19_0_B"/>
             <w:r>
               <w:rPr>
                 <w:rFonts w:ascii="Cambria" w:eastAsia="Cambria" w:hAnsi="Cambria" w:cs="Cambria"/>
@@ -6667,7 +6805,7 @@
               </w:rPr>
               <w:t>Name: {{company.name}}</w:t>
             </w:r>
-            <w:bookmarkEnd w:id="14"/>
+            <w:bookmarkEnd w:id="36"/>
           </w:p>
         </w:tc>
       </w:tr>
@@ -6695,7 +6833,7 @@
                 <w:lang w:eastAsia="zh-CN"/>
               </w:rPr>
             </w:pPr>
-            <w:bookmarkStart w:id="15" w:name="NNF_16_4698_235_19_0_B"/>
+            <w:bookmarkStart w:id="37" w:name="NNF_16_4698_235_19_0_B"/>
             <w:r>
               <w:rPr>
                 <w:rFonts w:ascii="Cambria" w:eastAsia="Cambria" w:hAnsi="Cambria" w:cs="Cambria"/>
@@ -6706,7 +6844,7 @@
               </w:rPr>
               <w:t>Passport No.: {{tenant_id}}</w:t>
             </w:r>
-            <w:bookmarkEnd w:id="15"/>
+            <w:bookmarkEnd w:id="37"/>
           </w:p>
         </w:tc>
         <w:tc>
@@ -6728,7 +6866,7 @@
                 <w:szCs w:val="20"/>
               </w:rPr>
             </w:pPr>
-            <w:bookmarkStart w:id="16" w:name="NNF_17_4737_235_19_0_B"/>
+            <w:bookmarkStart w:id="38" w:name="NNF_17_4737_235_19_0_B"/>
             <w:r>
               <w:rPr>
                 <w:rFonts w:ascii="Cambria" w:eastAsia="Cambria" w:hAnsi="Cambria" w:cs="Cambria"/>
@@ -6736,7 +6874,7 @@
                 <w:sz w:val="20"/>
                 <w:szCs w:val="20"/>
               </w:rPr>
-              <w:t>SSM No</w:t>
+              <w:t>SSM No.: {{</w:t>
             </w:r>
             <w:proofErr w:type="gramStart"/>
             <w:r>
@@ -6746,7 +6884,7 @@
                 <w:sz w:val="20"/>
                 <w:szCs w:val="20"/>
               </w:rPr>
-              <w:t>.: {{company.registration</w:t>
+              <w:t>company.registration</w:t>
             </w:r>
             <w:proofErr w:type="gramEnd"/>
             <w:r>
@@ -6758,7 +6896,7 @@
               </w:rPr>
               <w:t>}}</w:t>
             </w:r>
-            <w:bookmarkEnd w:id="16"/>
+            <w:bookmarkEnd w:id="38"/>
           </w:p>
         </w:tc>
       </w:tr>
@@ -6785,7 +6923,7 @@
                 <w:szCs w:val="20"/>
               </w:rPr>
             </w:pPr>
-            <w:bookmarkStart w:id="17" w:name="NNF_18_4698_239_19_0_B"/>
+            <w:bookmarkStart w:id="39" w:name="NNF_18_4698_239_19_0_B"/>
             <w:r>
               <w:rPr>
                 <w:rFonts w:ascii="Cambria" w:eastAsia="Cambria" w:hAnsi="Cambria" w:cs="Cambria"/>
@@ -6796,7 +6934,7 @@
               </w:rPr>
               <w:t>Date: {{agreement_date}}</w:t>
             </w:r>
-            <w:bookmarkEnd w:id="17"/>
+            <w:bookmarkEnd w:id="39"/>
           </w:p>
         </w:tc>
         <w:tc>
@@ -6818,7 +6956,7 @@
                 <w:szCs w:val="20"/>
               </w:rPr>
             </w:pPr>
-            <w:bookmarkStart w:id="18" w:name="NNF_19_4737_239_19_0_B"/>
+            <w:bookmarkStart w:id="40" w:name="NNF_19_4737_239_19_0_B"/>
             <w:r>
               <w:rPr>
                 <w:rFonts w:ascii="Cambria" w:eastAsia="Cambria" w:hAnsi="Cambria" w:cs="Cambria"/>
@@ -6829,7 +6967,7 @@
               </w:rPr>
               <w:t>Date: {{agreement_date}}</w:t>
             </w:r>
-            <w:bookmarkEnd w:id="18"/>
+            <w:bookmarkEnd w:id="40"/>
           </w:p>
         </w:tc>
       </w:tr>
@@ -7196,8 +7334,8 @@
         <w:tblLook w:val="04A0" w:firstRow="1" w:lastRow="0" w:firstColumn="1" w:lastColumn="0" w:noHBand="0" w:noVBand="1"/>
       </w:tblPr>
       <w:tblGrid>
-        <w:gridCol w:w="4852"/>
-        <w:gridCol w:w="4820"/>
+        <w:gridCol w:w="4835"/>
+        <w:gridCol w:w="4837"/>
       </w:tblGrid>
       <w:tr>
         <w:tc>
@@ -7430,6 +7568,7 @@
           <w:p>
             <w:pPr>
               <w:keepNext/>
+              <w:keepLines/>
               <w:tabs>
                 <w:tab w:val="left" w:pos="1010"/>
                 <w:tab w:val="left" w:pos="5330"/>
@@ -7444,6 +7583,7 @@
                 <w:szCs w:val="20"/>
               </w:rPr>
             </w:pPr>
+            <w:bookmarkStart w:id="41" w:name="NNF_37_4535_4320_20_1_D"/>
             <w:r>
               <w:rPr>
                 <w:rFonts w:ascii="Cambria" w:eastAsia="Cambria" w:hAnsi="Cambria" w:cs="Cambria"/>
@@ -7489,8 +7629,27 @@
                 <w:sz w:val="20"/>
                 <w:szCs w:val="20"/>
               </w:rPr>
-              <w:t>of the Landlord)</w:t>
+              <w:t xml:space="preserve">of </w:t>
             </w:r>
+            <w:r>
+              <w:rPr>
+                <w:rFonts w:ascii="Cambria" w:eastAsia="Cambria" w:hAnsi="Cambria" w:cs="Cambria"/>
+                <w:b/>
+                <w:sz w:val="20"/>
+                <w:szCs w:val="20"/>
+              </w:rPr>
+              <w:t>{{company.name}}</w:t>
+            </w:r>
+            <w:r>
+              <w:rPr>
+                <w:rFonts w:ascii="Cambria" w:eastAsia="Cambria" w:hAnsi="Cambria" w:cs="Cambria"/>
+                <w:b/>
+                <w:sz w:val="20"/>
+                <w:szCs w:val="20"/>
+              </w:rPr>
+              <w:t>)</w:t>
+            </w:r>
+            <w:bookmarkEnd w:id="41"/>
           </w:p>
         </w:tc>
       </w:tr>
@@ -7518,7 +7677,7 @@
                 <w:szCs w:val="20"/>
               </w:rPr>
             </w:pPr>
-            <w:bookmarkStart w:id="19" w:name="NNF_20_4698_235_19_0_B"/>
+            <w:bookmarkStart w:id="42" w:name="NNF_20_4698_235_19_0_B"/>
             <w:r>
               <w:rPr>
                 <w:rFonts w:ascii="Cambria" w:eastAsia="Cambria" w:hAnsi="Cambria" w:cs="Cambria"/>
@@ -7528,7 +7687,7 @@
               </w:rPr>
               <w:t>Name: {{guardian_name}}</w:t>
             </w:r>
-            <w:bookmarkEnd w:id="19"/>
+            <w:bookmarkEnd w:id="42"/>
           </w:p>
         </w:tc>
         <w:tc>
@@ -7597,7 +7756,7 @@
                 <w:szCs w:val="20"/>
               </w:rPr>
             </w:pPr>
-            <w:bookmarkStart w:id="20" w:name="NNF_21_4698_235_19_0_B"/>
+            <w:bookmarkStart w:id="43" w:name="NNF_21_4698_235_19_0_B"/>
             <w:r>
               <w:rPr>
                 <w:rFonts w:ascii="Cambria" w:eastAsia="Cambria" w:hAnsi="Cambria" w:cs="Cambria"/>
@@ -7608,7 +7767,7 @@
               </w:rPr>
               <w:t>IC: {{guardian_id}}</w:t>
             </w:r>
-            <w:bookmarkEnd w:id="20"/>
+            <w:bookmarkEnd w:id="43"/>
           </w:p>
         </w:tc>
         <w:tc>
@@ -7667,7 +7826,7 @@
                 <w:szCs w:val="20"/>
               </w:rPr>
             </w:pPr>
-            <w:bookmarkStart w:id="21" w:name="NNF_22_4698_239_19_0_B"/>
+            <w:bookmarkStart w:id="44" w:name="NNF_22_4698_239_19_0_B"/>
             <w:r>
               <w:rPr>
                 <w:rFonts w:ascii="Cambria" w:eastAsia="Cambria" w:hAnsi="Cambria" w:cs="Cambria"/>
@@ -7678,7 +7837,7 @@
               </w:rPr>
               <w:t>Date: {{guardian_date}}</w:t>
             </w:r>
-            <w:bookmarkEnd w:id="21"/>
+            <w:bookmarkEnd w:id="44"/>
           </w:p>
         </w:tc>
         <w:tc>
@@ -7748,68 +7907,7 @@
           <w:szCs w:val="20"/>
         </w:rPr>
       </w:pPr>
-      <w:bookmarkStart w:id="22" w:name="NNF_23_9270_1370_19_0_B"/>
-      <w:r>
-        <w:rPr>
-          <w:noProof/>
-        </w:rPr>
-        <w:drawing>
-          <wp:anchor distT="0" distB="0" distL="114300" distR="114300" simplePos="0" relativeHeight="251671040" behindDoc="1" locked="0" layoutInCell="1" allowOverlap="1" wp14:anchorId="6CADB442" wp14:editId="71913153">
-            <wp:simplePos x="0" y="0"/>
-            <wp:positionH relativeFrom="column">
-              <wp:posOffset>4544786</wp:posOffset>
-            </wp:positionH>
-            <wp:positionV relativeFrom="page">
-              <wp:posOffset>9040586</wp:posOffset>
-            </wp:positionV>
-            <wp:extent cx="1303020" cy="730250"/>
-            <wp:effectExtent l="0" t="0" r="0" b="0"/>
-            <wp:wrapNone/>
-            <wp:docPr id="213458129" name="Picture 1"/>
-            <wp:cNvGraphicFramePr>
-              <a:graphicFrameLocks xmlns:a="http://schemas.openxmlformats.org/drawingml/2006/main" noChangeAspect="1"/>
-            </wp:cNvGraphicFramePr>
-            <a:graphic xmlns:a="http://schemas.openxmlformats.org/drawingml/2006/main">
-              <a:graphicData uri="http://schemas.openxmlformats.org/drawingml/2006/picture">
-                <pic:pic xmlns:pic="http://schemas.openxmlformats.org/drawingml/2006/picture">
-                  <pic:nvPicPr>
-                    <pic:cNvPr id="263861726" name="Picture 1"/>
-                    <pic:cNvPicPr>
-                      <a:picLocks noChangeAspect="1"/>
-                    </pic:cNvPicPr>
-                  </pic:nvPicPr>
-                  <pic:blipFill>
-                    <a:blip r:embed="rId7" cstate="print">
-                      <a:extLst>
-                        <a:ext uri="{28A0092B-C50C-407E-A947-70E740481C1C}">
-                          <a14:useLocalDpi xmlns:a14="http://schemas.microsoft.com/office/drawing/2010/main" val="0"/>
-                        </a:ext>
-                      </a:extLst>
-                    </a:blip>
-                    <a:srcRect/>
-                    <a:stretch>
-                      <a:fillRect/>
-                    </a:stretch>
-                  </pic:blipFill>
-                  <pic:spPr bwMode="auto">
-                    <a:xfrm>
-                      <a:off x="0" y="0"/>
-                      <a:ext cx="1303020" cy="730250"/>
-                    </a:xfrm>
-                    <a:prstGeom prst="rect">
-                      <a:avLst/>
-                    </a:prstGeom>
-                    <a:noFill/>
-                    <a:ln>
-                      <a:noFill/>
-                    </a:ln>
-                  </pic:spPr>
-                </pic:pic>
-              </a:graphicData>
-            </a:graphic>
-          </wp:anchor>
-        </w:drawing>
-      </w:r>
+      <w:bookmarkStart w:id="45" w:name="NNF_23_9270_1370_19_0_B"/>
       <w:r>
         <w:rPr>
           <w:rFonts w:ascii="Cambria" w:eastAsia="Cambria" w:hAnsi="Cambria" w:cs="Cambria"/>
@@ -7870,12 +7968,13 @@
         </w:rPr>
         <w:t>required under the PERSONAL DATA PROTECTION ACT 2010 to {{company.name}}.</w:t>
       </w:r>
-      <w:bookmarkEnd w:id="22"/>
+      <w:bookmarkEnd w:id="45"/>
     </w:p>
     <w:sectPr>
-      <w:headerReference w:type="first" r:id="rId10"/>
+      <w:headerReference w:type="first" r:id="rId12"/>
+      <w:footerReference w:type="first" r:id="rId13"/>
       <w:pgSz w:w="11906" w:h="16838" w:code="9"/>
-      <w:pgMar w:top="1152" w:right="1080" w:bottom="1440" w:left="1080" w:header="1300" w:footer="720" w:gutter="0"/>
+      <w:pgMar w:top="1152" w:right="1080" w:bottom="1440" w:left="1080" w:header="864" w:footer="720" w:gutter="0"/>
       <w:cols w:space="720"/>
       <w:titlePg/>
       <w:docGrid w:linePitch="360"/>
@@ -7909,6 +8008,158 @@
 </w:endnotes>
 </file>
 
+<file path=word/footer1.xml><?xml version="1.0" encoding="utf-8"?>
+<w:ftr xmlns:wpc="http://schemas.microsoft.com/office/word/2010/wordprocessingCanvas" xmlns:cx="http://schemas.microsoft.com/office/drawing/2014/chartex" xmlns:cx1="http://schemas.microsoft.com/office/drawing/2015/9/8/chartex" xmlns:cx2="http://schemas.microsoft.com/office/drawing/2015/10/21/chartex" xmlns:cx3="http://schemas.microsoft.com/office/drawing/2016/5/9/chartex" xmlns:cx4="http://schemas.microsoft.com/office/drawing/2016/5/10/chartex" xmlns:cx5="http://schemas.microsoft.com/office/drawing/2016/5/11/chartex" xmlns:cx6="http://schemas.microsoft.com/office/drawing/2016/5/12/chartex" xmlns:cx7="http://schemas.microsoft.com/office/drawing/2016/5/13/chartex" xmlns:cx8="http://schemas.microsoft.com/office/drawing/2016/5/14/chartex" xmlns:mc="http://schemas.openxmlformats.org/markup-compatibility/2006" xmlns:aink="http://schemas.microsoft.com/office/drawing/2016/ink" xmlns:am3d="http://schemas.microsoft.com/office/drawing/2017/model3d" xmlns:o="urn:schemas-microsoft-com:office:office" xmlns:oel="http://schemas.microsoft.com/office/2019/extlst" xmlns:r="http://schemas.openxmlformats.org/officeDocument/2006/relationships" xmlns:m="http://schemas.openxmlformats.org/officeDocument/2006/math" xmlns:v="urn:schemas-microsoft-com:vml" xmlns:wp14="http://schemas.microsoft.com/office/word/2010/wordprocessingDrawing" xmlns:wp="http://schemas.openxmlformats.org/drawingml/2006/wordprocessingDrawing" xmlns:w10="urn:schemas-microsoft-com:office:word" xmlns:w="http://schemas.openxmlformats.org/wordprocessingml/2006/main" xmlns:w14="http://schemas.microsoft.com/office/word/2010/wordml" xmlns:w15="http://schemas.microsoft.com/office/word/2012/wordml" xmlns:w16cex="http://schemas.microsoft.com/office/word/2018/wordml/cex" xmlns:w16cid="http://schemas.microsoft.com/office/word/2016/wordml/cid" xmlns:w16="http://schemas.microsoft.com/office/word/2018/wordml" xmlns:w16du="http://schemas.microsoft.com/office/word/2023/wordml/word16du" xmlns:w16sdtdh="http://schemas.microsoft.com/office/word/2020/wordml/sdtdatahash" xmlns:w16sdtfl="http://schemas.microsoft.com/office/word/2024/wordml/sdtformatlock" xmlns:w16se="http://schemas.microsoft.com/office/word/2015/wordml/symex" xmlns:wpg="http://schemas.microsoft.com/office/word/2010/wordprocessingGroup" xmlns:wpi="http://schemas.microsoft.com/office/word/2010/wordprocessingInk" xmlns:wne="http://schemas.microsoft.com/office/word/2006/wordml" xmlns:wps="http://schemas.microsoft.com/office/word/2010/wordprocessingShape" mc:Ignorable="w14 w15 w16se w16cid w16 w16cex w16sdtdh w16sdtfl w16du wp14">
+  <w:p>
+    <w:pPr>
+      <w:pStyle w:val="Footer"/>
+    </w:pPr>
+    <w:r>
+      <w:rPr>
+        <w:noProof/>
+      </w:rPr>
+      <w:drawing>
+        <wp:anchor distT="0" distB="0" distL="114300" distR="114300" simplePos="0" relativeHeight="251661312" behindDoc="1" locked="0" layoutInCell="1" allowOverlap="1" wp14:anchorId="0E5935FC" wp14:editId="077A3ED0">
+          <wp:simplePos x="0" y="0"/>
+          <wp:positionH relativeFrom="column">
+            <wp:posOffset>4653643</wp:posOffset>
+          </wp:positionH>
+          <wp:positionV relativeFrom="page">
+            <wp:posOffset>9803946</wp:posOffset>
+          </wp:positionV>
+          <wp:extent cx="1303020" cy="730250"/>
+          <wp:effectExtent l="0" t="0" r="0" b="0"/>
+          <wp:wrapNone/>
+          <wp:docPr id="263861726" name="Picture 1"/>
+          <wp:cNvGraphicFramePr>
+            <a:graphicFrameLocks xmlns:a="http://schemas.openxmlformats.org/drawingml/2006/main" noChangeAspect="1"/>
+          </wp:cNvGraphicFramePr>
+          <a:graphic xmlns:a="http://schemas.openxmlformats.org/drawingml/2006/main">
+            <a:graphicData uri="http://schemas.openxmlformats.org/drawingml/2006/picture">
+              <pic:pic xmlns:pic="http://schemas.openxmlformats.org/drawingml/2006/picture">
+                <pic:nvPicPr>
+                  <pic:cNvPr id="263861726" name="Picture 1"/>
+                  <pic:cNvPicPr>
+                    <a:picLocks noChangeAspect="1"/>
+                  </pic:cNvPicPr>
+                </pic:nvPicPr>
+                <pic:blipFill>
+                  <a:blip r:embed="rId1" cstate="print">
+                    <a:extLst>
+                      <a:ext uri="{28A0092B-C50C-407E-A947-70E740481C1C}">
+                        <a14:useLocalDpi xmlns:a14="http://schemas.microsoft.com/office/drawing/2010/main" val="0"/>
+                      </a:ext>
+                    </a:extLst>
+                  </a:blip>
+                  <a:srcRect/>
+                  <a:stretch>
+                    <a:fillRect/>
+                  </a:stretch>
+                </pic:blipFill>
+                <pic:spPr bwMode="auto">
+                  <a:xfrm>
+                    <a:off x="0" y="0"/>
+                    <a:ext cx="1303020" cy="730250"/>
+                  </a:xfrm>
+                  <a:prstGeom prst="rect">
+                    <a:avLst/>
+                  </a:prstGeom>
+                  <a:noFill/>
+                  <a:ln>
+                    <a:noFill/>
+                  </a:ln>
+                </pic:spPr>
+              </pic:pic>
+            </a:graphicData>
+          </a:graphic>
+        </wp:anchor>
+      </w:drawing>
+    </w:r>
+  </w:p>
+</w:ftr>
+</file>
+
+<file path=word/footer2.xml><?xml version="1.0" encoding="utf-8"?>
+<w:ftr xmlns:wpc="http://schemas.microsoft.com/office/word/2010/wordprocessingCanvas" xmlns:cx="http://schemas.microsoft.com/office/drawing/2014/chartex" xmlns:cx1="http://schemas.microsoft.com/office/drawing/2015/9/8/chartex" xmlns:cx2="http://schemas.microsoft.com/office/drawing/2015/10/21/chartex" xmlns:cx3="http://schemas.microsoft.com/office/drawing/2016/5/9/chartex" xmlns:cx4="http://schemas.microsoft.com/office/drawing/2016/5/10/chartex" xmlns:cx5="http://schemas.microsoft.com/office/drawing/2016/5/11/chartex" xmlns:cx6="http://schemas.microsoft.com/office/drawing/2016/5/12/chartex" xmlns:cx7="http://schemas.microsoft.com/office/drawing/2016/5/13/chartex" xmlns:cx8="http://schemas.microsoft.com/office/drawing/2016/5/14/chartex" xmlns:mc="http://schemas.openxmlformats.org/markup-compatibility/2006" xmlns:aink="http://schemas.microsoft.com/office/drawing/2016/ink" xmlns:am3d="http://schemas.microsoft.com/office/drawing/2017/model3d" xmlns:o="urn:schemas-microsoft-com:office:office" xmlns:oel="http://schemas.microsoft.com/office/2019/extlst" xmlns:r="http://schemas.openxmlformats.org/officeDocument/2006/relationships" xmlns:m="http://schemas.openxmlformats.org/officeDocument/2006/math" xmlns:v="urn:schemas-microsoft-com:vml" xmlns:wp14="http://schemas.microsoft.com/office/word/2010/wordprocessingDrawing" xmlns:wp="http://schemas.openxmlformats.org/drawingml/2006/wordprocessingDrawing" xmlns:w10="urn:schemas-microsoft-com:office:word" xmlns:w="http://schemas.openxmlformats.org/wordprocessingml/2006/main" xmlns:w14="http://schemas.microsoft.com/office/word/2010/wordml" xmlns:w15="http://schemas.microsoft.com/office/word/2012/wordml" xmlns:w16cex="http://schemas.microsoft.com/office/word/2018/wordml/cex" xmlns:w16cid="http://schemas.microsoft.com/office/word/2016/wordml/cid" xmlns:w16="http://schemas.microsoft.com/office/word/2018/wordml" xmlns:w16du="http://schemas.microsoft.com/office/word/2023/wordml/word16du" xmlns:w16sdtdh="http://schemas.microsoft.com/office/word/2020/wordml/sdtdatahash" xmlns:w16sdtfl="http://schemas.microsoft.com/office/word/2024/wordml/sdtformatlock" xmlns:w16se="http://schemas.microsoft.com/office/word/2015/wordml/symex" xmlns:wpg="http://schemas.microsoft.com/office/word/2010/wordprocessingGroup" xmlns:wpi="http://schemas.microsoft.com/office/word/2010/wordprocessingInk" xmlns:wne="http://schemas.microsoft.com/office/word/2006/wordml" xmlns:wps="http://schemas.microsoft.com/office/word/2010/wordprocessingShape" mc:Ignorable="w14 w15 w16se w16cid w16 w16cex w16sdtdh w16sdtfl w16du wp14">
+  <w:p>
+    <w:pPr>
+      <w:pStyle w:val="Footer"/>
+    </w:pPr>
+    <w:r>
+      <w:rPr>
+        <w:noProof/>
+      </w:rPr>
+      <w:drawing>
+        <wp:anchor distT="0" distB="0" distL="114300" distR="114300" simplePos="0" relativeHeight="251659264" behindDoc="1" locked="0" layoutInCell="1" allowOverlap="1" wp14:anchorId="1C626FE9" wp14:editId="6443624A">
+          <wp:simplePos x="0" y="0"/>
+          <wp:positionH relativeFrom="column">
+            <wp:posOffset>4724400</wp:posOffset>
+          </wp:positionH>
+          <wp:positionV relativeFrom="page">
+            <wp:posOffset>9814832</wp:posOffset>
+          </wp:positionV>
+          <wp:extent cx="1303020" cy="730250"/>
+          <wp:effectExtent l="0" t="0" r="0" b="0"/>
+          <wp:wrapNone/>
+          <wp:docPr id="1002330781" name="Picture 1"/>
+          <wp:cNvGraphicFramePr>
+            <a:graphicFrameLocks xmlns:a="http://schemas.openxmlformats.org/drawingml/2006/main" noChangeAspect="1"/>
+          </wp:cNvGraphicFramePr>
+          <a:graphic xmlns:a="http://schemas.openxmlformats.org/drawingml/2006/main">
+            <a:graphicData uri="http://schemas.openxmlformats.org/drawingml/2006/picture">
+              <pic:pic xmlns:pic="http://schemas.openxmlformats.org/drawingml/2006/picture">
+                <pic:nvPicPr>
+                  <pic:cNvPr id="263861726" name="Picture 1"/>
+                  <pic:cNvPicPr>
+                    <a:picLocks noChangeAspect="1"/>
+                  </pic:cNvPicPr>
+                </pic:nvPicPr>
+                <pic:blipFill>
+                  <a:blip r:embed="rId1" cstate="print">
+                    <a:extLst>
+                      <a:ext uri="{28A0092B-C50C-407E-A947-70E740481C1C}">
+                        <a14:useLocalDpi xmlns:a14="http://schemas.microsoft.com/office/drawing/2010/main" val="0"/>
+                      </a:ext>
+                    </a:extLst>
+                  </a:blip>
+                  <a:srcRect/>
+                  <a:stretch>
+                    <a:fillRect/>
+                  </a:stretch>
+                </pic:blipFill>
+                <pic:spPr bwMode="auto">
+                  <a:xfrm>
+                    <a:off x="0" y="0"/>
+                    <a:ext cx="1303020" cy="730250"/>
+                  </a:xfrm>
+                  <a:prstGeom prst="rect">
+                    <a:avLst/>
+                  </a:prstGeom>
+                  <a:noFill/>
+                  <a:ln>
+                    <a:noFill/>
+                  </a:ln>
+                </pic:spPr>
+              </pic:pic>
+            </a:graphicData>
+          </a:graphic>
+        </wp:anchor>
+      </w:drawing>
+    </w:r>
+  </w:p>
+</w:ftr>
+</file>
+
+<file path=word/footer3.xml><?xml version="1.0" encoding="utf-8"?>
+<w:ftr xmlns:wpc="http://schemas.microsoft.com/office/word/2010/wordprocessingCanvas" xmlns:cx="http://schemas.microsoft.com/office/drawing/2014/chartex" xmlns:cx1="http://schemas.microsoft.com/office/drawing/2015/9/8/chartex" xmlns:cx2="http://schemas.microsoft.com/office/drawing/2015/10/21/chartex" xmlns:cx3="http://schemas.microsoft.com/office/drawing/2016/5/9/chartex" xmlns:cx4="http://schemas.microsoft.com/office/drawing/2016/5/10/chartex" xmlns:cx5="http://schemas.microsoft.com/office/drawing/2016/5/11/chartex" xmlns:cx6="http://schemas.microsoft.com/office/drawing/2016/5/12/chartex" xmlns:cx7="http://schemas.microsoft.com/office/drawing/2016/5/13/chartex" xmlns:cx8="http://schemas.microsoft.com/office/drawing/2016/5/14/chartex" xmlns:mc="http://schemas.openxmlformats.org/markup-compatibility/2006" xmlns:aink="http://schemas.microsoft.com/office/drawing/2016/ink" xmlns:am3d="http://schemas.microsoft.com/office/drawing/2017/model3d" xmlns:o="urn:schemas-microsoft-com:office:office" xmlns:oel="http://schemas.microsoft.com/office/2019/extlst" xmlns:r="http://schemas.openxmlformats.org/officeDocument/2006/relationships" xmlns:m="http://schemas.openxmlformats.org/officeDocument/2006/math" xmlns:v="urn:schemas-microsoft-com:vml" xmlns:wp14="http://schemas.microsoft.com/office/word/2010/wordprocessingDrawing" xmlns:wp="http://schemas.openxmlformats.org/drawingml/2006/wordprocessingDrawing" xmlns:w10="urn:schemas-microsoft-com:office:word" xmlns:w="http://schemas.openxmlformats.org/wordprocessingml/2006/main" xmlns:w14="http://schemas.microsoft.com/office/word/2010/wordml" xmlns:w15="http://schemas.microsoft.com/office/word/2012/wordml" xmlns:w16cex="http://schemas.microsoft.com/office/word/2018/wordml/cex" xmlns:w16cid="http://schemas.microsoft.com/office/word/2016/wordml/cid" xmlns:w16="http://schemas.microsoft.com/office/word/2018/wordml" xmlns:w16du="http://schemas.microsoft.com/office/word/2023/wordml/word16du" xmlns:w16sdtdh="http://schemas.microsoft.com/office/word/2020/wordml/sdtdatahash" xmlns:w16sdtfl="http://schemas.microsoft.com/office/word/2024/wordml/sdtformatlock" xmlns:w16se="http://schemas.microsoft.com/office/word/2015/wordml/symex" xmlns:wpg="http://schemas.microsoft.com/office/word/2010/wordprocessingGroup" xmlns:wpi="http://schemas.microsoft.com/office/word/2010/wordprocessingInk" xmlns:wne="http://schemas.microsoft.com/office/word/2006/wordml" xmlns:wps="http://schemas.microsoft.com/office/word/2010/wordprocessingShape" mc:Ignorable="w14 w15 w16se w16cid w16 w16cex w16sdtdh w16sdtfl w16du wp14">
+  <w:p>
+    <w:pPr>
+      <w:pStyle w:val="Footer"/>
+    </w:pPr>
+  </w:p>
+</w:ftr>
+</file>
+
 <file path=word/footnotes.xml><?xml version="1.0" encoding="utf-8"?>
 <w:footnotes xmlns:wpc="http://schemas.microsoft.com/office/word/2010/wordprocessingCanvas" xmlns:cx="http://schemas.microsoft.com/office/drawing/2014/chartex" xmlns:cx1="http://schemas.microsoft.com/office/drawing/2015/9/8/chartex" xmlns:cx2="http://schemas.microsoft.com/office/drawing/2015/10/21/chartex" xmlns:cx3="http://schemas.microsoft.com/office/drawing/2016/5/9/chartex" xmlns:cx4="http://schemas.microsoft.com/office/drawing/2016/5/10/chartex" xmlns:cx5="http://schemas.microsoft.com/office/drawing/2016/5/11/chartex" xmlns:cx6="http://schemas.microsoft.com/office/drawing/2016/5/12/chartex" xmlns:cx7="http://schemas.microsoft.com/office/drawing/2016/5/13/chartex" xmlns:cx8="http://schemas.microsoft.com/office/drawing/2016/5/14/chartex" xmlns:mc="http://schemas.openxmlformats.org/markup-compatibility/2006" xmlns:aink="http://schemas.microsoft.com/office/drawing/2016/ink" xmlns:am3d="http://schemas.microsoft.com/office/drawing/2017/model3d" xmlns:o="urn:schemas-microsoft-com:office:office" xmlns:oel="http://schemas.microsoft.com/office/2019/extlst" xmlns:r="http://schemas.openxmlformats.org/officeDocument/2006/relationships" xmlns:m="http://schemas.openxmlformats.org/officeDocument/2006/math" xmlns:v="urn:schemas-microsoft-com:vml" xmlns:wp14="http://schemas.microsoft.com/office/word/2010/wordprocessingDrawing" xmlns:wp="http://schemas.openxmlformats.org/drawingml/2006/wordprocessingDrawing" xmlns:w10="urn:schemas-microsoft-com:office:word" xmlns:w="http://schemas.openxmlformats.org/wordprocessingml/2006/main" xmlns:w14="http://schemas.microsoft.com/office/word/2010/wordml" xmlns:w15="http://schemas.microsoft.com/office/word/2012/wordml" xmlns:w16cex="http://schemas.microsoft.com/office/word/2018/wordml/cex" xmlns:w16cid="http://schemas.microsoft.com/office/word/2016/wordml/cid" xmlns:w16="http://schemas.microsoft.com/office/word/2018/wordml" xmlns:w16du="http://schemas.microsoft.com/office/word/2023/wordml/word16du" xmlns:w16sdtdh="http://schemas.microsoft.com/office/word/2020/wordml/sdtdatahash" xmlns:w16sdtfl="http://schemas.microsoft.com/office/word/2024/wordml/sdtformatlock" xmlns:w16se="http://schemas.microsoft.com/office/word/2015/wordml/symex" xmlns:wpg="http://schemas.microsoft.com/office/word/2010/wordprocessingGroup" xmlns:wpi="http://schemas.microsoft.com/office/word/2010/wordprocessingInk" xmlns:wne="http://schemas.microsoft.com/office/word/2006/wordml" xmlns:wps="http://schemas.microsoft.com/office/word/2010/wordprocessingShape" mc:Ignorable="w14 w15 w16se w16cid w16 w16cex w16sdtdh w16sdtfl w16du wp14">
   <w:footnote w:type="separator" w:id="-1">
@@ -7936,182 +8187,305 @@
 
 <file path=word/header1.xml><?xml version="1.0" encoding="utf-8"?>
 <w:hdr xmlns:wpc="http://schemas.microsoft.com/office/word/2010/wordprocessingCanvas" xmlns:cx="http://schemas.microsoft.com/office/drawing/2014/chartex" xmlns:cx1="http://schemas.microsoft.com/office/drawing/2015/9/8/chartex" xmlns:cx2="http://schemas.microsoft.com/office/drawing/2015/10/21/chartex" xmlns:cx3="http://schemas.microsoft.com/office/drawing/2016/5/9/chartex" xmlns:cx4="http://schemas.microsoft.com/office/drawing/2016/5/10/chartex" xmlns:cx5="http://schemas.microsoft.com/office/drawing/2016/5/11/chartex" xmlns:cx6="http://schemas.microsoft.com/office/drawing/2016/5/12/chartex" xmlns:cx7="http://schemas.microsoft.com/office/drawing/2016/5/13/chartex" xmlns:cx8="http://schemas.microsoft.com/office/drawing/2016/5/14/chartex" xmlns:mc="http://schemas.openxmlformats.org/markup-compatibility/2006" xmlns:aink="http://schemas.microsoft.com/office/drawing/2016/ink" xmlns:am3d="http://schemas.microsoft.com/office/drawing/2017/model3d" xmlns:o="urn:schemas-microsoft-com:office:office" xmlns:oel="http://schemas.microsoft.com/office/2019/extlst" xmlns:r="http://schemas.openxmlformats.org/officeDocument/2006/relationships" xmlns:m="http://schemas.openxmlformats.org/officeDocument/2006/math" xmlns:v="urn:schemas-microsoft-com:vml" xmlns:wp14="http://schemas.microsoft.com/office/word/2010/wordprocessingDrawing" xmlns:wp="http://schemas.openxmlformats.org/drawingml/2006/wordprocessingDrawing" xmlns:w10="urn:schemas-microsoft-com:office:word" xmlns:w="http://schemas.openxmlformats.org/wordprocessingml/2006/main" xmlns:w14="http://schemas.microsoft.com/office/word/2010/wordml" xmlns:w15="http://schemas.microsoft.com/office/word/2012/wordml" xmlns:w16cex="http://schemas.microsoft.com/office/word/2018/wordml/cex" xmlns:w16cid="http://schemas.microsoft.com/office/word/2016/wordml/cid" xmlns:w16="http://schemas.microsoft.com/office/word/2018/wordml" xmlns:w16du="http://schemas.microsoft.com/office/word/2023/wordml/word16du" xmlns:w16sdtdh="http://schemas.microsoft.com/office/word/2020/wordml/sdtdatahash" xmlns:w16sdtfl="http://schemas.microsoft.com/office/word/2024/wordml/sdtformatlock" xmlns:w16se="http://schemas.microsoft.com/office/word/2015/wordml/symex" xmlns:wpg="http://schemas.microsoft.com/office/word/2010/wordprocessingGroup" xmlns:wpi="http://schemas.microsoft.com/office/word/2010/wordprocessingInk" xmlns:wne="http://schemas.microsoft.com/office/word/2006/wordml" xmlns:wps="http://schemas.microsoft.com/office/word/2010/wordprocessingShape" mc:Ignorable="w14 w15 w16se w16cid w16 w16cex w16sdtdh w16sdtfl w16du wp14">
+  <w:tbl>
+    <w:tblPr>
+      <w:tblStyle w:val="TableGrid1"/>
+      <w:tblW w:w="0" w:type="auto"/>
+      <w:tblInd w:w="0" w:type="dxa"/>
+      <w:tblLook w:val="04A0" w:firstRow="1" w:lastRow="0" w:firstColumn="1" w:lastColumn="0" w:noHBand="0" w:noVBand="1"/>
+    </w:tblPr>
+    <w:tblGrid>
+      <w:gridCol w:w="4968"/>
+      <w:gridCol w:w="4968"/>
+    </w:tblGrid>
+    <w:tr>
+      <w:trPr>
+        <w:trHeight w:val="900"/>
+      </w:trPr>
+      <w:tc>
+        <w:tcPr>
+          <w:tcW w:w="4968" w:type="dxa"/>
+          <w:tcBorders>
+            <w:top w:val="nil"/>
+            <w:left w:val="nil"/>
+            <w:bottom w:val="nil"/>
+            <w:right w:val="nil"/>
+          </w:tcBorders>
+          <w:hideMark/>
+        </w:tcPr>
+        <w:p>
+          <w:pPr>
+            <w:spacing w:after="200"/>
+            <w:jc w:val="right"/>
+            <w:rPr>
+              <w:rFonts w:ascii="SimSun" w:hAnsi="SimSun" w:cs="SimSun"/>
+              <w14:ligatures w14:val="none"/>
+            </w:rPr>
+          </w:pPr>
+          <w:r>
+            <w:rPr>
+              <w:rFonts w:ascii="SimSun" w:hAnsi="SimSun" w:cs="SimSun"/>
+              <w:noProof/>
+              <w14:ligatures w14:val="none"/>
+            </w:rPr>
+            <w:drawing>
+              <wp:inline distT="0" distB="0" distL="0" distR="0" wp14:anchorId="055CAADF" wp14:editId="4F13D339">
+                <wp:extent cx="506095" cy="440690"/>
+                <wp:effectExtent l="0" t="0" r="8255" b="0"/>
+                <wp:docPr id="2" name="Picture 906555684"/>
+                <wp:cNvGraphicFramePr>
+                  <a:graphicFrameLocks xmlns:a="http://schemas.openxmlformats.org/drawingml/2006/main" noChangeAspect="1"/>
+                </wp:cNvGraphicFramePr>
+                <a:graphic xmlns:a="http://schemas.openxmlformats.org/drawingml/2006/main">
+                  <a:graphicData uri="http://schemas.openxmlformats.org/drawingml/2006/picture">
+                    <pic:pic xmlns:pic="http://schemas.openxmlformats.org/drawingml/2006/picture">
+                      <pic:nvPicPr>
+                        <pic:cNvPr id="0" name="Picture 906555684"/>
+                        <pic:cNvPicPr>
+                          <a:picLocks noChangeAspect="1" noChangeArrowheads="1"/>
+                        </pic:cNvPicPr>
+                      </pic:nvPicPr>
+                      <pic:blipFill>
+                        <a:blip r:embed="rId1">
+                          <a:extLst>
+                            <a:ext uri="{28A0092B-C50C-407E-A947-70E740481C1C}">
+                              <a14:useLocalDpi xmlns:a14="http://schemas.microsoft.com/office/drawing/2010/main" val="0"/>
+                            </a:ext>
+                          </a:extLst>
+                        </a:blip>
+                        <a:srcRect l="67619" t="16667" r="6190" b="44167"/>
+                        <a:stretch>
+                          <a:fillRect/>
+                        </a:stretch>
+                      </pic:blipFill>
+                      <pic:spPr bwMode="auto">
+                        <a:xfrm>
+                          <a:off x="0" y="0"/>
+                          <a:ext cx="506095" cy="440690"/>
+                        </a:xfrm>
+                        <a:prstGeom prst="rect">
+                          <a:avLst/>
+                        </a:prstGeom>
+                        <a:noFill/>
+                        <a:ln>
+                          <a:noFill/>
+                        </a:ln>
+                      </pic:spPr>
+                    </pic:pic>
+                  </a:graphicData>
+                </a:graphic>
+              </wp:inline>
+            </w:drawing>
+          </w:r>
+        </w:p>
+      </w:tc>
+      <w:tc>
+        <w:tcPr>
+          <w:tcW w:w="4968" w:type="dxa"/>
+          <w:tcBorders>
+            <w:top w:val="nil"/>
+            <w:left w:val="nil"/>
+            <w:bottom w:val="nil"/>
+            <w:right w:val="nil"/>
+          </w:tcBorders>
+          <w:hideMark/>
+        </w:tcPr>
+        <w:p>
+          <w:pPr>
+            <w:spacing w:after="40"/>
+            <w:rPr>
+              <w:rFonts w:ascii="SimSun" w:hAnsi="SimSun" w:cs="SimSun"/>
+              <w:sz w:val="16"/>
+              <w:szCs w:val="16"/>
+              <w14:ligatures w14:val="none"/>
+            </w:rPr>
+          </w:pPr>
+          <w:bookmarkStart w:id="23" w:name="NNF_188_9720_272_22_1_S"/>
+          <w:bookmarkStart w:id="24" w:name="NestHeader_name"/>
+          <w:r>
+            <w:rPr>
+              <w:rFonts w:ascii="Arial" w:hAnsi="Arial" w:cs="SimSun"/>
+              <w:b/>
+              <w:sz w:val="16"/>
+              <w:szCs w:val="16"/>
+              <w14:ligatures w14:val="none"/>
+            </w:rPr>
+            <w:t>{{company.name}}</w:t>
+          </w:r>
+          <w:bookmarkEnd w:id="23"/>
+          <w:bookmarkEnd w:id="24"/>
+        </w:p>
+        <w:p>
+          <w:pPr>
+            <w:spacing w:after="40"/>
+            <w:rPr>
+              <w:rFonts w:ascii="SimSun" w:hAnsi="SimSun" w:cs="SimSun"/>
+              <w:sz w:val="14"/>
+              <w:szCs w:val="14"/>
+              <w14:ligatures w14:val="none"/>
+            </w:rPr>
+          </w:pPr>
+          <w:bookmarkStart w:id="25" w:name="NNF_189_9720_294_24_1_S"/>
+          <w:bookmarkStart w:id="26" w:name="NestHeader_registration"/>
+          <w:r>
+            <w:rPr>
+              <w:rFonts w:ascii="Arial" w:hAnsi="Arial" w:cs="SimSun"/>
+              <w:b/>
+              <w:sz w:val="16"/>
+              <w:szCs w:val="14"/>
+              <w14:ligatures w14:val="none"/>
+            </w:rPr>
+            <w:t>{{</w:t>
+          </w:r>
+          <w:proofErr w:type="gramStart"/>
+          <w:r>
+            <w:rPr>
+              <w:rFonts w:ascii="Arial" w:hAnsi="Arial" w:cs="SimSun"/>
+              <w:b/>
+              <w:sz w:val="16"/>
+              <w:szCs w:val="14"/>
+              <w14:ligatures w14:val="none"/>
+            </w:rPr>
+            <w:t>company.registration</w:t>
+          </w:r>
+          <w:proofErr w:type="gramEnd"/>
+          <w:r>
+            <w:rPr>
+              <w:rFonts w:ascii="Arial" w:hAnsi="Arial" w:cs="SimSun"/>
+              <w:b/>
+              <w:sz w:val="16"/>
+              <w:szCs w:val="14"/>
+              <w14:ligatures w14:val="none"/>
+            </w:rPr>
+            <w:t>}}</w:t>
+          </w:r>
+          <w:bookmarkEnd w:id="25"/>
+          <w:bookmarkEnd w:id="26"/>
+        </w:p>
+        <w:p>
+          <w:pPr>
+            <w:spacing w:after="40"/>
+            <w:rPr>
+              <w:rFonts w:ascii="SimSun" w:hAnsi="SimSun" w:cs="SimSun"/>
+              <w:sz w:val="16"/>
+              <w:szCs w:val="16"/>
+              <w14:ligatures w14:val="none"/>
+            </w:rPr>
+          </w:pPr>
+          <w:bookmarkStart w:id="27" w:name="NNF_190_9720_260_21_1_T"/>
+          <w:bookmarkStart w:id="28" w:name="NestHeader_address"/>
+          <w:r>
+            <w:rPr>
+              <w:rFonts w:ascii="Times New Roman" w:hAnsi="Times New Roman" w:cs="SimSun"/>
+              <w:b/>
+              <w:sz w:val="16"/>
+              <w:szCs w:val="16"/>
+              <w14:ligatures w14:val="none"/>
+            </w:rPr>
+            <w:t>{{</w:t>
+          </w:r>
+          <w:proofErr w:type="gramStart"/>
+          <w:r>
+            <w:rPr>
+              <w:rFonts w:ascii="Times New Roman" w:hAnsi="Times New Roman" w:cs="SimSun"/>
+              <w:b/>
+              <w:sz w:val="16"/>
+              <w:szCs w:val="16"/>
+              <w14:ligatures w14:val="none"/>
+            </w:rPr>
+            <w:t>company.address</w:t>
+          </w:r>
+          <w:proofErr w:type="gramEnd"/>
+          <w:r>
+            <w:rPr>
+              <w:rFonts w:ascii="Times New Roman" w:hAnsi="Times New Roman" w:cs="SimSun"/>
+              <w:b/>
+              <w:sz w:val="16"/>
+              <w:szCs w:val="16"/>
+              <w14:ligatures w14:val="none"/>
+            </w:rPr>
+            <w:t>}}</w:t>
+          </w:r>
+          <w:bookmarkEnd w:id="27"/>
+          <w:bookmarkEnd w:id="28"/>
+        </w:p>
+        <w:p>
+          <w:pPr>
+            <w:spacing w:after="40"/>
+            <w:rPr>
+              <w:rFonts w:ascii="SimSun" w:hAnsi="SimSun" w:cs="SimSun"/>
+              <w:sz w:val="16"/>
+              <w:szCs w:val="16"/>
+              <w14:ligatures w14:val="none"/>
+            </w:rPr>
+          </w:pPr>
+          <w:bookmarkStart w:id="29" w:name="NNF_191_9720_281_23_1_T"/>
+          <w:bookmarkStart w:id="30" w:name="NestHeader_phone"/>
+          <w:r>
+            <w:rPr>
+              <w:rFonts w:ascii="Times New Roman" w:hAnsi="Times New Roman" w:cs="SimSun"/>
+              <w:b/>
+              <w:sz w:val="16"/>
+              <w:szCs w:val="14"/>
+              <w14:ligatures w14:val="none"/>
+            </w:rPr>
+            <w:t>TEL NO</w:t>
+          </w:r>
+          <w:proofErr w:type="gramStart"/>
+          <w:r>
+            <w:rPr>
+              <w:rFonts w:ascii="Times New Roman" w:hAnsi="Times New Roman" w:cs="SimSun"/>
+              <w:b/>
+              <w:sz w:val="16"/>
+              <w:szCs w:val="14"/>
+              <w14:ligatures w14:val="none"/>
+            </w:rPr>
+            <w:t>.: {{company.phone</w:t>
+          </w:r>
+          <w:proofErr w:type="gramEnd"/>
+          <w:r>
+            <w:rPr>
+              <w:rFonts w:ascii="Times New Roman" w:hAnsi="Times New Roman" w:cs="SimSun"/>
+              <w:b/>
+              <w:sz w:val="16"/>
+              <w:szCs w:val="14"/>
+              <w14:ligatures w14:val="none"/>
+            </w:rPr>
+            <w:t>}}</w:t>
+          </w:r>
+          <w:bookmarkEnd w:id="29"/>
+          <w:bookmarkEnd w:id="30"/>
+        </w:p>
+      </w:tc>
+    </w:tr>
+  </w:tbl>
   <w:p>
     <w:pPr>
-      <w:spacing w:after="200"/>
-      <w:jc w:val="center"/>
-    </w:pPr>
-    <w:r>
-      <w:rPr>
-        <w:noProof/>
-      </w:rPr>
-      <w:drawing>
-        <wp:inline distT="0" distB="0" distL="0" distR="0" wp14:anchorId="2334736C" wp14:editId="2E3CB0E8">
-          <wp:extent cx="889000" cy="762000"/>
-          <wp:effectExtent l="0" t="0" r="0" b="0"/>
-          <wp:docPr id="1" name="Picture 1"/>
-          <wp:cNvGraphicFramePr>
-            <a:graphicFrameLocks xmlns:a="http://schemas.openxmlformats.org/drawingml/2006/main" noChangeAspect="1"/>
-          </wp:cNvGraphicFramePr>
-          <a:graphic xmlns:a="http://schemas.openxmlformats.org/drawingml/2006/main">
-            <a:graphicData uri="http://schemas.openxmlformats.org/drawingml/2006/picture">
-              <pic:pic xmlns:pic="http://schemas.openxmlformats.org/drawingml/2006/picture">
-                <pic:nvPicPr>
-                  <pic:cNvPr id="0" name="business_card.jpg"/>
-                  <pic:cNvPicPr/>
-                </pic:nvPicPr>
-                <pic:blipFill>
-                  <a:blip r:embed="rId1"/>
-                  <a:srcRect l="67619" t="16667" r="6190" b="44167"/>
-                  <a:stretch>
-                    <a:fillRect/>
-                  </a:stretch>
-                </pic:blipFill>
-                <pic:spPr>
-                  <a:xfrm>
-                    <a:off x="0" y="0"/>
-                    <a:ext cx="889000" cy="762000"/>
-                  </a:xfrm>
-                  <a:prstGeom prst="rect">
-                    <a:avLst/>
-                  </a:prstGeom>
-                </pic:spPr>
-              </pic:pic>
-            </a:graphicData>
-          </a:graphic>
-        </wp:inline>
-      </w:drawing>
-    </w:r>
-  </w:p>
-  <w:p>
-    <w:pPr>
-      <w:spacing w:after="40" w:line="240" w:lineRule="auto"/>
-      <w:jc w:val="center"/>
-    </w:pPr>
-    <w:bookmarkStart w:id="23" w:name="NestHeader_name"/>
-    <w:bookmarkStart w:id="24" w:name="NNF_24_9746_272_22_1_S"/>
-    <w:r>
-      <w:rPr>
-        <w:rFonts w:ascii="Arial" w:hAnsi="Arial"/>
-        <w:b/>
-        <w:sz w:val="22"/>
-      </w:rPr>
-      <w:t>{{company.name}}</w:t>
-    </w:r>
-    <w:bookmarkEnd w:id="23"/>
-    <w:bookmarkEnd w:id="24"/>
-  </w:p>
-  <w:p>
-    <w:pPr>
-      <w:spacing w:after="40" w:line="240" w:lineRule="auto"/>
-      <w:jc w:val="center"/>
-    </w:pPr>
-    <w:bookmarkStart w:id="25" w:name="NestHeader_registration"/>
-    <w:bookmarkStart w:id="26" w:name="NNF_25_9746_294_24_1_S"/>
-    <w:r>
-      <w:rPr>
-        <w:rFonts w:ascii="Arial" w:hAnsi="Arial"/>
-        <w:b/>
-      </w:rPr>
-      <w:t>{{</w:t>
-    </w:r>
-    <w:proofErr w:type="gramStart"/>
-    <w:r>
-      <w:rPr>
-        <w:rFonts w:ascii="Arial" w:hAnsi="Arial"/>
-        <w:b/>
-      </w:rPr>
-      <w:t>company.registration</w:t>
-    </w:r>
-    <w:proofErr w:type="gramEnd"/>
-    <w:r>
-      <w:rPr>
-        <w:rFonts w:ascii="Arial" w:hAnsi="Arial"/>
-        <w:b/>
-      </w:rPr>
-      <w:t>}}</w:t>
-    </w:r>
-    <w:bookmarkEnd w:id="25"/>
-    <w:bookmarkEnd w:id="26"/>
-  </w:p>
-  <w:p>
-    <w:pPr>
-      <w:spacing w:after="40" w:line="240" w:lineRule="auto"/>
-      <w:jc w:val="center"/>
-    </w:pPr>
-    <w:bookmarkStart w:id="27" w:name="NestHeader_address"/>
-    <w:bookmarkStart w:id="28" w:name="NNF_26_9746_260_21_1_T"/>
-    <w:r>
-      <w:rPr>
-        <w:rFonts w:ascii="Times New Roman" w:hAnsi="Times New Roman"/>
-        <w:b/>
-        <w:sz w:val="21"/>
-      </w:rPr>
-      <w:t>{{</w:t>
-    </w:r>
-    <w:proofErr w:type="gramStart"/>
-    <w:r>
-      <w:rPr>
-        <w:rFonts w:ascii="Times New Roman" w:hAnsi="Times New Roman"/>
-        <w:b/>
-        <w:sz w:val="21"/>
-      </w:rPr>
-      <w:t>company.address</w:t>
-    </w:r>
-    <w:proofErr w:type="gramEnd"/>
-    <w:r>
-      <w:rPr>
-        <w:rFonts w:ascii="Times New Roman" w:hAnsi="Times New Roman"/>
-        <w:b/>
-        <w:sz w:val="21"/>
-      </w:rPr>
-      <w:t>}}</w:t>
-    </w:r>
-    <w:bookmarkEnd w:id="27"/>
-    <w:bookmarkEnd w:id="28"/>
-  </w:p>
-  <w:p>
-    <w:pPr>
-      <w:spacing w:after="40" w:line="240" w:lineRule="auto"/>
-      <w:jc w:val="center"/>
-    </w:pPr>
-    <w:bookmarkStart w:id="29" w:name="NestHeader_phone"/>
-    <w:bookmarkStart w:id="30" w:name="NNF_27_9746_281_23_1_T"/>
-    <w:r>
-      <w:rPr>
-        <w:rFonts w:ascii="Times New Roman" w:hAnsi="Times New Roman"/>
-        <w:b/>
-        <w:sz w:val="23"/>
-      </w:rPr>
-      <w:t>TEL NO</w:t>
-    </w:r>
-    <w:proofErr w:type="gramStart"/>
-    <w:r>
-      <w:rPr>
-        <w:rFonts w:ascii="Times New Roman" w:hAnsi="Times New Roman"/>
-        <w:b/>
-        <w:sz w:val="23"/>
-      </w:rPr>
-      <w:t>.: {{company.phone</w:t>
-    </w:r>
-    <w:proofErr w:type="gramEnd"/>
-    <w:r>
-      <w:rPr>
-        <w:rFonts w:ascii="Times New Roman" w:hAnsi="Times New Roman"/>
-        <w:b/>
-        <w:sz w:val="23"/>
-      </w:rPr>
-      <w:t>}}</w:t>
-    </w:r>
-    <w:bookmarkEnd w:id="29"/>
-    <w:bookmarkEnd w:id="30"/>
-  </w:p>
-  <w:p>
-    <w:pPr>
+      <w:widowControl w:val="0"/>
       <w:pBdr>
         <w:bottom w:val="single" w:sz="4" w:space="1" w:color="000000"/>
       </w:pBdr>
+      <w:autoSpaceDE w:val="0"/>
+      <w:autoSpaceDN w:val="0"/>
       <w:spacing w:after="240" w:line="20" w:lineRule="exact"/>
+      <w:rPr>
+        <w:rFonts w:ascii="SimSun" w:eastAsia="SimSun" w:hAnsi="SimSun" w:cs="SimSun"/>
+        <w:kern w:val="0"/>
+        <w:sz w:val="22"/>
+        <w:szCs w:val="22"/>
+        <w:lang w:eastAsia="en-US"/>
+        <w14:ligatures w14:val="none"/>
+      </w:rPr>
+    </w:pPr>
+  </w:p>
+</w:hdr>
+</file>
+
+<file path=word/header2.xml><?xml version="1.0" encoding="utf-8"?>
+<w:hdr xmlns:wpc="http://schemas.microsoft.com/office/word/2010/wordprocessingCanvas" xmlns:cx="http://schemas.microsoft.com/office/drawing/2014/chartex" xmlns:cx1="http://schemas.microsoft.com/office/drawing/2015/9/8/chartex" xmlns:cx2="http://schemas.microsoft.com/office/drawing/2015/10/21/chartex" xmlns:cx3="http://schemas.microsoft.com/office/drawing/2016/5/9/chartex" xmlns:cx4="http://schemas.microsoft.com/office/drawing/2016/5/10/chartex" xmlns:cx5="http://schemas.microsoft.com/office/drawing/2016/5/11/chartex" xmlns:cx6="http://schemas.microsoft.com/office/drawing/2016/5/12/chartex" xmlns:cx7="http://schemas.microsoft.com/office/drawing/2016/5/13/chartex" xmlns:cx8="http://schemas.microsoft.com/office/drawing/2016/5/14/chartex" xmlns:mc="http://schemas.openxmlformats.org/markup-compatibility/2006" xmlns:aink="http://schemas.microsoft.com/office/drawing/2016/ink" xmlns:am3d="http://schemas.microsoft.com/office/drawing/2017/model3d" xmlns:o="urn:schemas-microsoft-com:office:office" xmlns:oel="http://schemas.microsoft.com/office/2019/extlst" xmlns:r="http://schemas.openxmlformats.org/officeDocument/2006/relationships" xmlns:m="http://schemas.openxmlformats.org/officeDocument/2006/math" xmlns:v="urn:schemas-microsoft-com:vml" xmlns:wp14="http://schemas.microsoft.com/office/word/2010/wordprocessingDrawing" xmlns:wp="http://schemas.openxmlformats.org/drawingml/2006/wordprocessingDrawing" xmlns:w10="urn:schemas-microsoft-com:office:word" xmlns:w="http://schemas.openxmlformats.org/wordprocessingml/2006/main" xmlns:w14="http://schemas.microsoft.com/office/word/2010/wordml" xmlns:w15="http://schemas.microsoft.com/office/word/2012/wordml" xmlns:w16cex="http://schemas.microsoft.com/office/word/2018/wordml/cex" xmlns:w16cid="http://schemas.microsoft.com/office/word/2016/wordml/cid" xmlns:w16="http://schemas.microsoft.com/office/word/2018/wordml" xmlns:w16du="http://schemas.microsoft.com/office/word/2023/wordml/word16du" xmlns:w16sdtdh="http://schemas.microsoft.com/office/word/2020/wordml/sdtdatahash" xmlns:w16sdtfl="http://schemas.microsoft.com/office/word/2024/wordml/sdtformatlock" xmlns:w16se="http://schemas.microsoft.com/office/word/2015/wordml/symex" xmlns:wpg="http://schemas.microsoft.com/office/word/2010/wordprocessingGroup" xmlns:wpi="http://schemas.microsoft.com/office/word/2010/wordprocessingInk" xmlns:wne="http://schemas.microsoft.com/office/word/2006/wordml" xmlns:wps="http://schemas.microsoft.com/office/word/2010/wordprocessingShape" mc:Ignorable="w14 w15 w16se w16cid w16 w16cex w16sdtdh w16sdtfl w16du wp14">
+  <w:p>
+    <w:pPr>
+      <w:pStyle w:val="Header"/>
     </w:pPr>
   </w:p>
 </w:hdr>
@@ -8624,6 +8998,81 @@
       </w:tblBorders>
     </w:tblPr>
   </w:style>
+  <w:style w:type="paragraph" w:styleId="Header">
+    <w:name w:val="header"/>
+    <w:basedOn w:val="Normal"/>
+    <w:link w:val="HeaderChar"/>
+    <w:uiPriority w:val="99"/>
+    <w:unhideWhenUsed/>
+    <w:rsid w:val="008D2BCE"/>
+    <w:pPr>
+      <w:tabs>
+        <w:tab w:val="center" w:pos="4153"/>
+        <w:tab w:val="right" w:pos="8306"/>
+      </w:tabs>
+      <w:spacing w:after="0" w:line="240" w:lineRule="auto"/>
+    </w:pPr>
+  </w:style>
+  <w:style w:type="character" w:customStyle="1" w:styleId="HeaderChar">
+    <w:name w:val="Header Char"/>
+    <w:basedOn w:val="DefaultParagraphFont"/>
+    <w:link w:val="Header"/>
+    <w:uiPriority w:val="99"/>
+    <w:rsid w:val="008D2BCE"/>
+  </w:style>
+  <w:style w:type="paragraph" w:styleId="Footer">
+    <w:name w:val="footer"/>
+    <w:basedOn w:val="Normal"/>
+    <w:link w:val="FooterChar"/>
+    <w:uiPriority w:val="99"/>
+    <w:unhideWhenUsed/>
+    <w:rsid w:val="008D2BCE"/>
+    <w:pPr>
+      <w:tabs>
+        <w:tab w:val="center" w:pos="4153"/>
+        <w:tab w:val="right" w:pos="8306"/>
+      </w:tabs>
+      <w:spacing w:after="0" w:line="240" w:lineRule="auto"/>
+    </w:pPr>
+  </w:style>
+  <w:style w:type="character" w:customStyle="1" w:styleId="FooterChar">
+    <w:name w:val="Footer Char"/>
+    <w:basedOn w:val="DefaultParagraphFont"/>
+    <w:link w:val="Footer"/>
+    <w:uiPriority w:val="99"/>
+    <w:rsid w:val="008D2BCE"/>
+  </w:style>
+  <w:style w:type="table" w:customStyle="1" w:styleId="TableGrid1">
+    <w:name w:val="Table Grid1"/>
+    <w:basedOn w:val="TableNormal"/>
+    <w:next w:val="TableGrid"/>
+    <w:uiPriority w:val="39"/>
+    <w:rsid w:val="00930865"/>
+    <w:pPr>
+      <w:widowControl w:val="0"/>
+      <w:autoSpaceDE w:val="0"/>
+      <w:autoSpaceDN w:val="0"/>
+      <w:spacing w:after="0" w:line="240" w:lineRule="auto"/>
+    </w:pPr>
+    <w:rPr>
+      <w:rFonts w:ascii="Calibri" w:eastAsia="SimSun" w:hAnsi="Calibri" w:cs="Times New Roman"/>
+      <w:kern w:val="0"/>
+      <w:sz w:val="22"/>
+      <w:szCs w:val="22"/>
+      <w:lang w:eastAsia="en-US"/>
+    </w:rPr>
+    <w:tblPr>
+      <w:tblInd w:w="0" w:type="nil"/>
+      <w:tblBorders>
+        <w:top w:val="single" w:sz="4" w:space="0" w:color="auto"/>
+        <w:left w:val="single" w:sz="4" w:space="0" w:color="auto"/>
+        <w:bottom w:val="single" w:sz="4" w:space="0" w:color="auto"/>
+        <w:right w:val="single" w:sz="4" w:space="0" w:color="auto"/>
+        <w:insideH w:val="single" w:sz="4" w:space="0" w:color="auto"/>
+        <w:insideV w:val="single" w:sz="4" w:space="0" w:color="auto"/>
+      </w:tblBorders>
+    </w:tblPr>
+  </w:style>
 </w:styles>
 </file>
 

--- a/agreements/3. Room TA_NOAC.docx
+++ b/agreements/3. Room TA_NOAC.docx
@@ -562,6 +562,7 @@
                 <w:lang w:eastAsia="zh-CN"/>
               </w:rPr>
             </w:pPr>
+            <w:bookmarkStart w:id="46" w:name="NNF_46_4600_360_20_0_D"/>
             <w:r>
               <w:rPr>
                 <w:rFonts w:ascii="Cambria" w:eastAsia="DengXian" w:hAnsi="Cambria" w:cs="Cambria"/>
@@ -571,8 +572,9 @@
                 <w:szCs w:val="20"/>
                 <w:lang w:eastAsia="zh-CN"/>
               </w:rPr>
-              <w:t>Rental</w:t>
+              <w:t>{{rental_label}}</w:t>
             </w:r>
+            <w:bookmarkEnd w:id="46"/>
           </w:p>
         </w:tc>
         <w:tc>

--- a/agreements/3. Room TA_NOAC.docx
+++ b/agreements/3. Room TA_NOAC.docx
@@ -562,7 +562,7 @@
                 <w:lang w:eastAsia="zh-CN"/>
               </w:rPr>
             </w:pPr>
-            <w:bookmarkStart w:id="46" w:name="NNF_46_4600_360_20_0_D"/>
+            <w:bookmarkStart w:id="6" w:name="NNF_46_4600_360_20_0_D"/>
             <w:r>
               <w:rPr>
                 <w:rFonts w:ascii="Cambria" w:eastAsia="DengXian" w:hAnsi="Cambria" w:cs="Cambria"/>
@@ -574,7 +574,7 @@
               </w:rPr>
               <w:t>{{rental_label}}</w:t>
             </w:r>
-            <w:bookmarkEnd w:id="46"/>
+            <w:bookmarkEnd w:id="6"/>
           </w:p>
         </w:tc>
         <w:tc>
@@ -600,7 +600,7 @@
                 <w:lang w:eastAsia="zh-CN"/>
               </w:rPr>
             </w:pPr>
-            <w:bookmarkStart w:id="6" w:name="NNF_7_4653_352_19_0_B"/>
+            <w:bookmarkStart w:id="7" w:name="NNF_7_4653_352_19_0_B"/>
             <w:r>
               <w:rPr>
                 <w:rFonts w:ascii="Cambria" w:eastAsia="DengXian" w:hAnsi="Cambria" w:cs="Cambria"/>
@@ -612,7 +612,7 @@
               </w:rPr>
               <w:t>{{rent}}</w:t>
             </w:r>
-            <w:bookmarkEnd w:id="6"/>
+            <w:bookmarkEnd w:id="7"/>
           </w:p>
         </w:tc>
       </w:tr>
@@ -680,7 +680,7 @@
                 <w:lang w:eastAsia="zh-CN"/>
               </w:rPr>
             </w:pPr>
-            <w:bookmarkStart w:id="7" w:name="NNF_8_4653_350_19_0_B"/>
+            <w:bookmarkStart w:id="8" w:name="NNF_8_4653_350_19_0_B"/>
             <w:r>
               <w:rPr>
                 <w:rFonts w:ascii="Cambria" w:eastAsia="DengXian" w:hAnsi="Cambria" w:cs="Cambria"/>
@@ -692,7 +692,7 @@
               </w:rPr>
               <w:t>{{parking}}</w:t>
             </w:r>
-            <w:bookmarkEnd w:id="7"/>
+            <w:bookmarkEnd w:id="8"/>
           </w:p>
         </w:tc>
       </w:tr>
@@ -760,7 +760,7 @@
                 <w:lang w:eastAsia="zh-CN"/>
               </w:rPr>
             </w:pPr>
-            <w:bookmarkStart w:id="8" w:name="NNF_9_4653_352_19_0_B"/>
+            <w:bookmarkStart w:id="9" w:name="NNF_9_4653_352_19_0_B"/>
             <w:r>
               <w:rPr>
                 <w:rFonts w:ascii="Cambria" w:eastAsia="DengXian" w:hAnsi="Cambria" w:cs="Cambria"/>
@@ -772,7 +772,7 @@
               </w:rPr>
               <w:t>{{security_deposit}}</w:t>
             </w:r>
-            <w:bookmarkEnd w:id="8"/>
+            <w:bookmarkEnd w:id="9"/>
           </w:p>
         </w:tc>
       </w:tr>
@@ -880,7 +880,7 @@
                 <w:lang w:eastAsia="zh-CN"/>
               </w:rPr>
             </w:pPr>
-            <w:bookmarkStart w:id="9" w:name="NNF_10_4653_710_19_0_B"/>
+            <w:bookmarkStart w:id="10" w:name="NNF_10_4653_710_19_0_B"/>
             <w:r>
               <w:rPr>
                 <w:rFonts w:ascii="Cambria" w:eastAsia="DengXian" w:hAnsi="Cambria" w:cs="Cambria"/>
@@ -892,7 +892,7 @@
               </w:rPr>
               <w:t>{{advance_rent}}</w:t>
             </w:r>
-            <w:bookmarkEnd w:id="9"/>
+            <w:bookmarkEnd w:id="10"/>
           </w:p>
         </w:tc>
       </w:tr>
@@ -963,7 +963,7 @@
           <w:szCs w:val="20"/>
         </w:rPr>
       </w:pPr>
-      <w:bookmarkStart w:id="10" w:name="NNF_23_9096_720_20_0_B"/>
+      <w:bookmarkStart w:id="11" w:name="NNF_23_9096_720_20_0_B"/>
       <w:r>
         <w:rPr>
           <w:rFonts w:ascii="Cambria" w:eastAsia="Cambria" w:hAnsi="Cambria" w:cs="Cambria"/>
@@ -1355,7 +1355,7 @@
         </w:rPr>
         <w:t xml:space="preserve">in writing. </w:t>
       </w:r>
-      <w:bookmarkEnd w:id="10"/>
+      <w:bookmarkEnd w:id="11"/>
     </w:p>
     <w:p>
       <w:pPr>
@@ -1524,7 +1524,7 @@
           <w:szCs w:val="20"/>
         </w:rPr>
       </w:pPr>
-      <w:bookmarkStart w:id="11" w:name="NNF_24_9093_960_20_0_B"/>
+      <w:bookmarkStart w:id="12" w:name="NNF_24_9093_960_20_0_B"/>
       <w:r>
         <w:rPr>
           <w:rFonts w:ascii="Cambria" w:eastAsia="Cambria" w:hAnsi="Cambria" w:cs="Cambria"/>
@@ -1781,9 +1781,8 @@
           <w:sz w:val="20"/>
           <w:szCs w:val="20"/>
         </w:rPr>
-        <w:t xml:space="preserve">month Rental and if the Tenant cancels the tenancy before </w:t>
-      </w:r>
-      <w:proofErr w:type="gramStart"/>
+        <w:t xml:space="preserve">month Rental and if the Tenant cancels the tenancy before moving in into the room, the </w:t>
+      </w:r>
       <w:r>
         <w:rPr>
           <w:rFonts w:ascii="Cambria" w:eastAsia="Cambria" w:hAnsi="Cambria" w:cs="Cambria"/>
@@ -1791,9 +1790,8 @@
           <w:sz w:val="20"/>
           <w:szCs w:val="20"/>
         </w:rPr>
-        <w:t>moving in</w:t>
-      </w:r>
-      <w:proofErr w:type="gramEnd"/>
+        <w:t>Booking Fee</w:t>
+      </w:r>
       <w:r>
         <w:rPr>
           <w:rFonts w:ascii="Cambria" w:eastAsia="Cambria" w:hAnsi="Cambria" w:cs="Cambria"/>
@@ -1801,7 +1799,7 @@
           <w:sz w:val="20"/>
           <w:szCs w:val="20"/>
         </w:rPr>
-        <w:t xml:space="preserve"> into the room, the </w:t>
+        <w:t xml:space="preserve"> shall be forfeited by </w:t>
       </w:r>
       <w:r>
         <w:rPr>
@@ -1810,7 +1808,7 @@
           <w:sz w:val="20"/>
           <w:szCs w:val="20"/>
         </w:rPr>
-        <w:t>Booking Fee</w:t>
+        <w:t>{{company.name}}</w:t>
       </w:r>
       <w:r>
         <w:rPr>
@@ -1819,27 +1817,9 @@
           <w:sz w:val="20"/>
           <w:szCs w:val="20"/>
         </w:rPr>
-        <w:t xml:space="preserve"> shall be forfeited by </w:t>
-      </w:r>
-      <w:r>
-        <w:rPr>
-          <w:rFonts w:ascii="Cambria" w:eastAsia="Cambria" w:hAnsi="Cambria" w:cs="Cambria"/>
-          <w:color w:val="1A1A1A"/>
-          <w:sz w:val="20"/>
-          <w:szCs w:val="20"/>
-        </w:rPr>
-        <w:t>{{company.name}}</w:t>
-      </w:r>
-      <w:r>
-        <w:rPr>
-          <w:rFonts w:ascii="Cambria" w:eastAsia="Cambria" w:hAnsi="Cambria" w:cs="Cambria"/>
-          <w:color w:val="1A1A1A"/>
-          <w:sz w:val="20"/>
-          <w:szCs w:val="20"/>
-        </w:rPr>
         <w:t>.</w:t>
       </w:r>
-      <w:bookmarkEnd w:id="11"/>
+      <w:bookmarkEnd w:id="12"/>
     </w:p>
     <w:p>
       <w:pPr>
@@ -1861,7 +1841,7 @@
           <w:szCs w:val="20"/>
         </w:rPr>
       </w:pPr>
-      <w:bookmarkStart w:id="12" w:name="NNF_25_9093_720_20_0_B"/>
+      <w:bookmarkStart w:id="13" w:name="NNF_25_9093_720_20_0_B"/>
       <w:r>
         <w:rPr>
           <w:rFonts w:ascii="Cambria" w:eastAsia="Cambria" w:hAnsi="Cambria" w:cs="Cambria"/>
@@ -2209,7 +2189,7 @@
         </w:rPr>
         <w:t>month.</w:t>
       </w:r>
-      <w:bookmarkEnd w:id="12"/>
+      <w:bookmarkEnd w:id="13"/>
     </w:p>
     <w:p>
       <w:pPr>
@@ -2322,7 +2302,7 @@
           <w:szCs w:val="20"/>
         </w:rPr>
       </w:pPr>
-      <w:bookmarkStart w:id="13" w:name="NNF_26_9093_720_20_0_B"/>
+      <w:bookmarkStart w:id="14" w:name="NNF_26_9093_720_20_0_B"/>
       <w:r>
         <w:rPr>
           <w:rFonts w:ascii="Cambria" w:eastAsia="Cambria" w:hAnsi="Cambria" w:cs="Cambria"/>
@@ -2752,7 +2732,7 @@
         </w:rPr>
         <w:t xml:space="preserve"> </w:t>
       </w:r>
-      <w:bookmarkEnd w:id="13"/>
+      <w:bookmarkEnd w:id="14"/>
     </w:p>
     <w:p>
       <w:pPr>
@@ -2773,7 +2753,7 @@
           <w:szCs w:val="20"/>
         </w:rPr>
       </w:pPr>
-      <w:bookmarkStart w:id="14" w:name="NNF_27_9096_720_20_0_B"/>
+      <w:bookmarkStart w:id="15" w:name="NNF_27_9096_720_20_0_B"/>
       <w:r>
         <w:rPr>
           <w:rFonts w:ascii="Cambria" w:eastAsia="Cambria" w:hAnsi="Cambria" w:cs="Cambria"/>
@@ -2807,7 +2787,7 @@
         </w:rPr>
         <w:t>reserves the right to vary the Rental payment and the terms and conditions for the renewed and/or the transferred tenancy.</w:t>
       </w:r>
-      <w:bookmarkEnd w:id="14"/>
+      <w:bookmarkEnd w:id="15"/>
     </w:p>
     <w:p>
       <w:pPr>
@@ -2854,7 +2834,7 @@
           <w:szCs w:val="20"/>
         </w:rPr>
       </w:pPr>
-      <w:bookmarkStart w:id="15" w:name="NNF_28_9096_1200_20_0_B"/>
+      <w:bookmarkStart w:id="16" w:name="NNF_28_9096_1200_20_0_B"/>
       <w:r>
         <w:rPr>
           <w:rFonts w:ascii="Cambria" w:eastAsia="Cambria" w:hAnsi="Cambria" w:cs="Cambria"/>
@@ -2932,179 +2912,6 @@
           <w:szCs w:val="20"/>
         </w:rPr>
         <w:t xml:space="preserve"> and wear-and-tear items, such as replacement of light bulbs, batteries, air conditioning cleaning, small fittings, and other small consumables necessary for the daily upkeep of the room only. </w:t>
-      </w:r>
-      <w:bookmarkEnd w:id="15"/>
-    </w:p>
-    <w:p>
-      <w:pPr>
-        <w:keepLines/>
-        <w:numPr>
-          <w:ilvl w:val="0"/>
-          <w:numId w:val="1"/>
-        </w:numPr>
-        <w:spacing w:after="120" w:line="240" w:lineRule="auto"/>
-        <w:ind w:left="651" w:right="281" w:hanging="360"/>
-        <w:jc w:val="both"/>
-        <w:rPr>
-          <w:rFonts w:ascii="Cambria" w:eastAsia="Cambria" w:hAnsi="Cambria" w:cs="Cambria"/>
-          <w:sz w:val="20"/>
-          <w:szCs w:val="20"/>
-        </w:rPr>
-      </w:pPr>
-      <w:bookmarkStart w:id="16" w:name="NNF_29_9096_720_20_0_B"/>
-      <w:r>
-        <w:rPr>
-          <w:rFonts w:ascii="Cambria" w:eastAsia="Cambria" w:hAnsi="Cambria" w:cs="Cambria"/>
-          <w:sz w:val="20"/>
-          <w:szCs w:val="20"/>
-        </w:rPr>
-        <w:t>{{company.name}}</w:t>
-      </w:r>
-      <w:r>
-        <w:rPr>
-          <w:rFonts w:ascii="Cambria" w:eastAsia="Cambria" w:hAnsi="Cambria" w:cs="Cambria"/>
-          <w:sz w:val="20"/>
-          <w:szCs w:val="20"/>
-        </w:rPr>
-        <w:t xml:space="preserve"> agrees to provide a </w:t>
-      </w:r>
-      <w:r>
-        <w:rPr>
-          <w:rFonts w:ascii="Cambria" w:eastAsia="Cambria" w:hAnsi="Cambria" w:cs="Cambria"/>
-          <w:b/>
-          <w:bCs/>
-          <w:sz w:val="20"/>
-          <w:szCs w:val="20"/>
-        </w:rPr>
-        <w:t>one</w:t>
-      </w:r>
-      <w:r>
-        <w:rPr>
-          <w:rFonts w:ascii="Cambria" w:eastAsia="Cambria" w:hAnsi="Cambria" w:cs="Cambria"/>
-          <w:b/>
-          <w:bCs/>
-          <w:sz w:val="20"/>
-          <w:szCs w:val="20"/>
-        </w:rPr>
-        <w:t xml:space="preserve"> (</w:t>
-      </w:r>
-      <w:r>
-        <w:rPr>
-          <w:rFonts w:ascii="Cambria" w:eastAsia="Cambria" w:hAnsi="Cambria" w:cs="Cambria"/>
-          <w:b/>
-          <w:bCs/>
-          <w:sz w:val="20"/>
-          <w:szCs w:val="20"/>
-        </w:rPr>
-        <w:t>1</w:t>
-      </w:r>
-      <w:r>
-        <w:rPr>
-          <w:rFonts w:ascii="Cambria" w:eastAsia="Cambria" w:hAnsi="Cambria" w:cs="Cambria"/>
-          <w:b/>
-          <w:bCs/>
-          <w:sz w:val="20"/>
-          <w:szCs w:val="20"/>
-        </w:rPr>
-        <w:t>) month warranty</w:t>
-      </w:r>
-      <w:r>
-        <w:rPr>
-          <w:rFonts w:ascii="Cambria" w:eastAsia="Cambria" w:hAnsi="Cambria" w:cs="Cambria"/>
-          <w:sz w:val="20"/>
-          <w:szCs w:val="20"/>
-        </w:rPr>
-        <w:t xml:space="preserve"> period commencing from the date of handover of the </w:t>
-      </w:r>
-      <w:r>
-        <w:rPr>
-          <w:rFonts w:ascii="Cambria" w:eastAsia="Cambria" w:hAnsi="Cambria" w:cs="Cambria"/>
-          <w:sz w:val="20"/>
-          <w:szCs w:val="20"/>
-        </w:rPr>
-        <w:t>premise</w:t>
-      </w:r>
-      <w:r>
-        <w:rPr>
-          <w:rFonts w:ascii="Cambria" w:eastAsia="Cambria" w:hAnsi="Cambria" w:cs="Cambria"/>
-          <w:sz w:val="20"/>
-          <w:szCs w:val="20"/>
-        </w:rPr>
-        <w:t xml:space="preserve"> to the Tenant.</w:t>
-      </w:r>
-      <w:r>
-        <w:rPr>
-          <w:rFonts w:ascii="Cambria" w:eastAsia="Cambria" w:hAnsi="Cambria" w:cs="Cambria"/>
-          <w:sz w:val="20"/>
-          <w:szCs w:val="20"/>
-        </w:rPr>
-        <w:t xml:space="preserve"> </w:t>
-      </w:r>
-      <w:r>
-        <w:rPr>
-          <w:rFonts w:ascii="Cambria" w:eastAsia="Cambria" w:hAnsi="Cambria" w:cs="Cambria"/>
-          <w:sz w:val="20"/>
-          <w:szCs w:val="20"/>
-        </w:rPr>
-        <w:t xml:space="preserve">During this </w:t>
-      </w:r>
-      <w:proofErr w:type="gramStart"/>
-      <w:r>
-        <w:rPr>
-          <w:rFonts w:ascii="Cambria" w:eastAsia="Cambria" w:hAnsi="Cambria" w:cs="Cambria"/>
-          <w:sz w:val="20"/>
-          <w:szCs w:val="20"/>
-        </w:rPr>
-        <w:t xml:space="preserve">period, </w:t>
-      </w:r>
-      <w:r>
-        <w:rPr>
-          <w:rFonts w:ascii="Cambria" w:eastAsia="Cambria" w:hAnsi="Cambria" w:cs="Cambria"/>
-          <w:sz w:val="20"/>
-          <w:szCs w:val="20"/>
-        </w:rPr>
-        <w:t>{{</w:t>
-      </w:r>
-      <w:proofErr w:type="gramEnd"/>
-      <w:r>
-        <w:rPr>
-          <w:rFonts w:ascii="Cambria" w:eastAsia="Cambria" w:hAnsi="Cambria" w:cs="Cambria"/>
-          <w:sz w:val="20"/>
-          <w:szCs w:val="20"/>
-        </w:rPr>
-        <w:t>company.name}}</w:t>
-      </w:r>
-      <w:r>
-        <w:rPr>
-          <w:rFonts w:ascii="Cambria" w:eastAsia="Cambria" w:hAnsi="Cambria" w:cs="Cambria"/>
-          <w:sz w:val="20"/>
-          <w:szCs w:val="20"/>
-        </w:rPr>
-        <w:t xml:space="preserve"> shall be responsible for all reasonable minor </w:t>
-      </w:r>
-      <w:r>
-        <w:rPr>
-          <w:rFonts w:ascii="Cambria" w:eastAsia="Cambria" w:hAnsi="Cambria" w:cs="Cambria"/>
-          <w:sz w:val="20"/>
-          <w:szCs w:val="20"/>
-        </w:rPr>
-        <w:t>maintenance</w:t>
-      </w:r>
-      <w:r>
-        <w:rPr>
-          <w:rFonts w:ascii="Cambria" w:eastAsia="Cambria" w:hAnsi="Cambria" w:cs="Cambria"/>
-          <w:sz w:val="20"/>
-          <w:szCs w:val="20"/>
-        </w:rPr>
-        <w:t xml:space="preserve"> and wear-and-tear issues</w:t>
-      </w:r>
-      <w:r>
-        <w:rPr>
-          <w:rFonts w:ascii="Cambria" w:eastAsia="Cambria" w:hAnsi="Cambria" w:cs="Cambria"/>
-          <w:sz w:val="20"/>
-          <w:szCs w:val="20"/>
-        </w:rPr>
-        <w:t xml:space="preserve">. </w:t>
       </w:r>
       <w:bookmarkEnd w:id="16"/>
     </w:p>
@@ -3124,34 +2931,71 @@
           <w:szCs w:val="20"/>
         </w:rPr>
       </w:pPr>
-      <w:bookmarkStart w:id="17" w:name="NNF_30_9096_960_20_0_B"/>
-      <w:r>
-        <w:rPr>
-          <w:rFonts w:ascii="Cambria" w:eastAsia="Cambria" w:hAnsi="Cambria" w:cs="Cambria"/>
-          <w:sz w:val="20"/>
-          <w:szCs w:val="20"/>
-        </w:rPr>
-        <w:t xml:space="preserve">However, if any damage is caused by the Tenant, inclusive of damage to the furniture and equipment </w:t>
-      </w:r>
-      <w:proofErr w:type="gramStart"/>
-      <w:r>
-        <w:rPr>
-          <w:rFonts w:ascii="Cambria" w:eastAsia="Cambria" w:hAnsi="Cambria" w:cs="Cambria"/>
-          <w:sz w:val="20"/>
-          <w:szCs w:val="20"/>
-        </w:rPr>
-        <w:t>in</w:t>
-      </w:r>
-      <w:proofErr w:type="gramEnd"/>
-      <w:r>
-        <w:rPr>
-          <w:rFonts w:ascii="Cambria" w:eastAsia="Cambria" w:hAnsi="Cambria" w:cs="Cambria"/>
-          <w:sz w:val="20"/>
-          <w:szCs w:val="20"/>
-        </w:rPr>
-        <w:t xml:space="preserve"> the </w:t>
-      </w:r>
-      <w:proofErr w:type="gramStart"/>
+      <w:bookmarkStart w:id="17" w:name="NNF_29_9096_720_20_0_B"/>
+      <w:r>
+        <w:rPr>
+          <w:rFonts w:ascii="Cambria" w:eastAsia="Cambria" w:hAnsi="Cambria" w:cs="Cambria"/>
+          <w:sz w:val="20"/>
+          <w:szCs w:val="20"/>
+        </w:rPr>
+        <w:t>{{company.name}}</w:t>
+      </w:r>
+      <w:r>
+        <w:rPr>
+          <w:rFonts w:ascii="Cambria" w:eastAsia="Cambria" w:hAnsi="Cambria" w:cs="Cambria"/>
+          <w:sz w:val="20"/>
+          <w:szCs w:val="20"/>
+        </w:rPr>
+        <w:t xml:space="preserve"> agrees to provide a </w:t>
+      </w:r>
+      <w:r>
+        <w:rPr>
+          <w:rFonts w:ascii="Cambria" w:eastAsia="Cambria" w:hAnsi="Cambria" w:cs="Cambria"/>
+          <w:b/>
+          <w:bCs/>
+          <w:sz w:val="20"/>
+          <w:szCs w:val="20"/>
+        </w:rPr>
+        <w:t>one</w:t>
+      </w:r>
+      <w:r>
+        <w:rPr>
+          <w:rFonts w:ascii="Cambria" w:eastAsia="Cambria" w:hAnsi="Cambria" w:cs="Cambria"/>
+          <w:b/>
+          <w:bCs/>
+          <w:sz w:val="20"/>
+          <w:szCs w:val="20"/>
+        </w:rPr>
+        <w:t xml:space="preserve"> (</w:t>
+      </w:r>
+      <w:r>
+        <w:rPr>
+          <w:rFonts w:ascii="Cambria" w:eastAsia="Cambria" w:hAnsi="Cambria" w:cs="Cambria"/>
+          <w:b/>
+          <w:bCs/>
+          <w:sz w:val="20"/>
+          <w:szCs w:val="20"/>
+        </w:rPr>
+        <w:t>1</w:t>
+      </w:r>
+      <w:r>
+        <w:rPr>
+          <w:rFonts w:ascii="Cambria" w:eastAsia="Cambria" w:hAnsi="Cambria" w:cs="Cambria"/>
+          <w:b/>
+          <w:bCs/>
+          <w:sz w:val="20"/>
+          <w:szCs w:val="20"/>
+        </w:rPr>
+        <w:t>) month warranty</w:t>
+      </w:r>
+      <w:r>
+        <w:rPr>
+          <w:rFonts w:ascii="Cambria" w:eastAsia="Cambria" w:hAnsi="Cambria" w:cs="Cambria"/>
+          <w:sz w:val="20"/>
+          <w:szCs w:val="20"/>
+        </w:rPr>
+        <w:t xml:space="preserve"> period commencing from the date of handover of the </w:t>
+      </w:r>
       <w:r>
         <w:rPr>
           <w:rFonts w:ascii="Cambria" w:eastAsia="Cambria" w:hAnsi="Cambria" w:cs="Cambria"/>
@@ -3160,14 +3004,104 @@
         </w:rPr>
         <w:t>premise</w:t>
       </w:r>
-      <w:proofErr w:type="gramEnd"/>
-      <w:r>
-        <w:rPr>
-          <w:rFonts w:ascii="Cambria" w:eastAsia="Cambria" w:hAnsi="Cambria" w:cs="Cambria"/>
-          <w:sz w:val="20"/>
-          <w:szCs w:val="20"/>
-        </w:rPr>
-        <w:t xml:space="preserve">, </w:t>
+      <w:r>
+        <w:rPr>
+          <w:rFonts w:ascii="Cambria" w:eastAsia="Cambria" w:hAnsi="Cambria" w:cs="Cambria"/>
+          <w:sz w:val="20"/>
+          <w:szCs w:val="20"/>
+        </w:rPr>
+        <w:t xml:space="preserve"> to the Tenant.</w:t>
+      </w:r>
+      <w:r>
+        <w:rPr>
+          <w:rFonts w:ascii="Cambria" w:eastAsia="Cambria" w:hAnsi="Cambria" w:cs="Cambria"/>
+          <w:sz w:val="20"/>
+          <w:szCs w:val="20"/>
+        </w:rPr>
+        <w:t xml:space="preserve"> </w:t>
+      </w:r>
+      <w:r>
+        <w:rPr>
+          <w:rFonts w:ascii="Cambria" w:eastAsia="Cambria" w:hAnsi="Cambria" w:cs="Cambria"/>
+          <w:sz w:val="20"/>
+          <w:szCs w:val="20"/>
+        </w:rPr>
+        <w:t xml:space="preserve">During this period, </w:t>
+      </w:r>
+      <w:r>
+        <w:rPr>
+          <w:rFonts w:ascii="Cambria" w:eastAsia="Cambria" w:hAnsi="Cambria" w:cs="Cambria"/>
+          <w:sz w:val="20"/>
+          <w:szCs w:val="20"/>
+        </w:rPr>
+        <w:t>{{company.name}}</w:t>
+      </w:r>
+      <w:r>
+        <w:rPr>
+          <w:rFonts w:ascii="Cambria" w:eastAsia="Cambria" w:hAnsi="Cambria" w:cs="Cambria"/>
+          <w:sz w:val="20"/>
+          <w:szCs w:val="20"/>
+        </w:rPr>
+        <w:t xml:space="preserve"> shall be responsible for all reasonable minor </w:t>
+      </w:r>
+      <w:r>
+        <w:rPr>
+          <w:rFonts w:ascii="Cambria" w:eastAsia="Cambria" w:hAnsi="Cambria" w:cs="Cambria"/>
+          <w:sz w:val="20"/>
+          <w:szCs w:val="20"/>
+        </w:rPr>
+        <w:t>maintenance</w:t>
+      </w:r>
+      <w:r>
+        <w:rPr>
+          <w:rFonts w:ascii="Cambria" w:eastAsia="Cambria" w:hAnsi="Cambria" w:cs="Cambria"/>
+          <w:sz w:val="20"/>
+          <w:szCs w:val="20"/>
+        </w:rPr>
+        <w:t xml:space="preserve"> and wear-and-tear issues</w:t>
+      </w:r>
+      <w:r>
+        <w:rPr>
+          <w:rFonts w:ascii="Cambria" w:eastAsia="Cambria" w:hAnsi="Cambria" w:cs="Cambria"/>
+          <w:sz w:val="20"/>
+          <w:szCs w:val="20"/>
+        </w:rPr>
+        <w:t xml:space="preserve">. </w:t>
+      </w:r>
+      <w:bookmarkEnd w:id="17"/>
+      <w:r>
+        <w:rPr>
+          <w:rFonts w:ascii="Cambria" w:eastAsia="Cambria" w:hAnsi="Cambria" w:cs="Cambria"/>
+          <w:sz w:val="20"/>
+          <w:szCs w:val="20"/>
+        </w:rPr>
+        <w:t>Not applicable for tenancy renewal.</w:t>
+      </w:r>
+    </w:p>
+    <w:p>
+      <w:pPr>
+        <w:keepLines/>
+        <w:numPr>
+          <w:ilvl w:val="0"/>
+          <w:numId w:val="1"/>
+        </w:numPr>
+        <w:spacing w:after="120" w:line="240" w:lineRule="auto"/>
+        <w:ind w:left="651" w:right="281" w:hanging="360"/>
+        <w:jc w:val="both"/>
+        <w:rPr>
+          <w:rFonts w:ascii="Cambria" w:eastAsia="Cambria" w:hAnsi="Cambria" w:cs="Cambria"/>
+          <w:sz w:val="20"/>
+          <w:szCs w:val="20"/>
+        </w:rPr>
+      </w:pPr>
+      <w:bookmarkStart w:id="18" w:name="NNF_30_9096_960_20_0_B"/>
+      <w:r>
+        <w:rPr>
+          <w:rFonts w:ascii="Cambria" w:eastAsia="Cambria" w:hAnsi="Cambria" w:cs="Cambria"/>
+          <w:sz w:val="20"/>
+          <w:szCs w:val="20"/>
+        </w:rPr>
+        <w:t xml:space="preserve">However, if any damage is caused by the Tenant, inclusive of damage to the furniture and equipment in the premise, </w:t>
       </w:r>
       <w:r>
         <w:rPr>
@@ -3220,7 +3154,7 @@
         </w:rPr>
         <w:t>.</w:t>
       </w:r>
-      <w:bookmarkEnd w:id="17"/>
+      <w:bookmarkEnd w:id="18"/>
     </w:p>
     <w:p>
       <w:pPr>
@@ -3242,7 +3176,7 @@
           <w:szCs w:val="20"/>
         </w:rPr>
       </w:pPr>
-      <w:bookmarkStart w:id="18" w:name="NNF_31_9098_480_20_0_B"/>
+      <w:bookmarkStart w:id="19" w:name="NNF_31_9098_480_20_0_B"/>
       <w:r>
         <w:rPr>
           <w:rFonts w:ascii="Cambria" w:eastAsia="Cambria" w:hAnsi="Cambria" w:cs="Cambria"/>
@@ -3541,7 +3475,7 @@
         </w:rPr>
         <w:t>or to initiate repairs only after giving Tenant 24-hour advance notice.</w:t>
       </w:r>
-      <w:bookmarkEnd w:id="18"/>
+      <w:bookmarkEnd w:id="19"/>
     </w:p>
     <w:p>
       <w:pPr>
@@ -3561,7 +3495,6 @@
           <w:szCs w:val="20"/>
         </w:rPr>
       </w:pPr>
-      <w:proofErr w:type="gramStart"/>
       <w:r>
         <w:rPr>
           <w:rFonts w:ascii="Cambria" w:eastAsia="Cambria" w:hAnsi="Cambria" w:cs="Cambria"/>
@@ -3587,7 +3520,6 @@
         </w:rPr>
         <w:t>has</w:t>
       </w:r>
-      <w:proofErr w:type="gramEnd"/>
       <w:r>
         <w:rPr>
           <w:rFonts w:ascii="Cambria" w:eastAsia="Cambria" w:hAnsi="Cambria" w:cs="Cambria"/>
@@ -4175,7 +4107,7 @@
           <w:szCs w:val="20"/>
         </w:rPr>
       </w:pPr>
-      <w:bookmarkStart w:id="19" w:name="NNF_32_9093_720_20_0_B"/>
+      <w:bookmarkStart w:id="20" w:name="NNF_32_9093_720_20_0_B"/>
       <w:r>
         <w:rPr>
           <w:rFonts w:ascii="Cambria" w:eastAsia="Cambria" w:hAnsi="Cambria" w:cs="Cambria"/>
@@ -4489,7 +4421,7 @@
         </w:rPr>
         <w:t>.</w:t>
       </w:r>
-      <w:bookmarkEnd w:id="19"/>
+      <w:bookmarkEnd w:id="20"/>
     </w:p>
     <w:p>
       <w:pPr>
@@ -4510,7 +4442,7 @@
           <w:szCs w:val="20"/>
         </w:rPr>
       </w:pPr>
-      <w:bookmarkStart w:id="20" w:name="NNF_33_9093_960_20_0_B"/>
+      <w:bookmarkStart w:id="21" w:name="NNF_33_9093_960_20_0_B"/>
       <w:r>
         <w:rPr>
           <w:rFonts w:ascii="Cambria" w:eastAsia="Cambria" w:hAnsi="Cambria" w:cs="Cambria"/>
@@ -4569,7 +4501,7 @@
         </w:rPr>
         <w:t>reserves the rights to take appropriate legal action against the Tenant and all loses, damages, costs, fees (including legal fees) and expenses shall be borne by the Tenant.</w:t>
       </w:r>
-      <w:bookmarkEnd w:id="20"/>
+      <w:bookmarkEnd w:id="21"/>
     </w:p>
     <w:p>
       <w:pPr>
@@ -5484,7 +5416,7 @@
           <w:szCs w:val="20"/>
         </w:rPr>
       </w:pPr>
-      <w:bookmarkStart w:id="21" w:name="NNF_34_9093_960_20_0_B"/>
+      <w:bookmarkStart w:id="22" w:name="NNF_34_9093_960_20_0_B"/>
       <w:r>
         <w:rPr>
           <w:rFonts w:ascii="Cambria" w:eastAsia="Cambria" w:hAnsi="Cambria" w:cs="Cambria"/>
@@ -5815,7 +5747,7 @@
         </w:rPr>
         <w:t xml:space="preserve"> </w:t>
       </w:r>
-      <w:bookmarkEnd w:id="21"/>
+      <w:bookmarkEnd w:id="22"/>
     </w:p>
     <w:p>
       <w:pPr>
@@ -5837,7 +5769,7 @@
           <w:szCs w:val="20"/>
         </w:rPr>
       </w:pPr>
-      <w:bookmarkStart w:id="22" w:name="NNF_35_9096_1440_20_0_B"/>
+      <w:bookmarkStart w:id="23" w:name="NNF_35_9096_1440_20_0_B"/>
       <w:r>
         <w:rPr>
           <w:rFonts w:ascii="Cambria" w:eastAsia="Cambria" w:hAnsi="Cambria" w:cs="Cambria"/>
@@ -5910,7 +5842,7 @@
         </w:rPr>
         <w:t xml:space="preserve"> and any applicable third party(ies) including utilities bodies; and (ii)any damages caused by the Tenant to the premise, the room and the fixtures, fittings and furniture therein.</w:t>
       </w:r>
-      <w:bookmarkEnd w:id="22"/>
+      <w:bookmarkEnd w:id="23"/>
     </w:p>
     <w:p>
       <w:pPr>
@@ -5956,9 +5888,12 @@
           <w:szCs w:val="20"/>
         </w:rPr>
         <w:sectPr>
-          <w:footerReference w:type="default" r:id="rId7"/>
-          <w:headerReference w:type="first" r:id="rId8"/>
-          <w:footerReference w:type="first" r:id="rId9"/>
+          <w:headerReference w:type="even" r:id="rId7"/>
+          <w:headerReference w:type="default" r:id="rId8"/>
+          <w:footerReference w:type="even" r:id="rId9"/>
+          <w:footerReference w:type="default" r:id="rId10"/>
+          <w:headerReference w:type="first" r:id="rId11"/>
+          <w:footerReference w:type="first" r:id="rId12"/>
           <w:pgSz w:w="11906" w:h="16838" w:code="9"/>
           <w:pgMar w:top="1152" w:right="1080" w:bottom="1440" w:left="1080" w:header="1300" w:footer="720" w:gutter="0"/>
           <w:cols w:space="720"/>
@@ -6065,7 +6000,7 @@
                 <w:szCs w:val="20"/>
               </w:rPr>
             </w:pPr>
-            <w:bookmarkStart w:id="31" w:name="NNF_11_4544_355_19_0_B"/>
+            <w:bookmarkStart w:id="32" w:name="NNF_11_4544_355_19_0_B"/>
             <w:r>
               <w:rPr>
                 <w:rFonts w:ascii="Cambria" w:eastAsia="Cambria" w:hAnsi="Cambria" w:cs="Cambria"/>
@@ -6073,29 +6008,9 @@
                 <w:sz w:val="20"/>
                 <w:szCs w:val="20"/>
               </w:rPr>
-              <w:t>{{</w:t>
+              <w:t>{{company.account_name}}</w:t>
             </w:r>
-            <w:proofErr w:type="gramStart"/>
-            <w:r>
-              <w:rPr>
-                <w:rFonts w:ascii="Cambria" w:eastAsia="Cambria" w:hAnsi="Cambria" w:cs="Cambria"/>
-                <w:spacing w:val="-5"/>
-                <w:sz w:val="20"/>
-                <w:szCs w:val="20"/>
-              </w:rPr>
-              <w:t>company.account</w:t>
-            </w:r>
-            <w:proofErr w:type="gramEnd"/>
-            <w:r>
-              <w:rPr>
-                <w:rFonts w:ascii="Cambria" w:eastAsia="Cambria" w:hAnsi="Cambria" w:cs="Cambria"/>
-                <w:spacing w:val="-5"/>
-                <w:sz w:val="20"/>
-                <w:szCs w:val="20"/>
-              </w:rPr>
-              <w:t>_name}}</w:t>
-            </w:r>
-            <w:bookmarkEnd w:id="31"/>
+            <w:bookmarkEnd w:id="32"/>
           </w:p>
         </w:tc>
       </w:tr>
@@ -6154,7 +6069,7 @@
                 <w:szCs w:val="20"/>
               </w:rPr>
             </w:pPr>
-            <w:bookmarkStart w:id="32" w:name="NNF_12_4544_355_19_0_B"/>
+            <w:bookmarkStart w:id="33" w:name="NNF_12_4544_355_19_0_B"/>
             <w:r>
               <w:rPr>
                 <w:rFonts w:ascii="Cambria" w:eastAsia="Cambria" w:hAnsi="Cambria" w:cs="Cambria"/>
@@ -6162,29 +6077,9 @@
                 <w:sz w:val="20"/>
                 <w:szCs w:val="20"/>
               </w:rPr>
-              <w:t>{{</w:t>
+              <w:t>{{company.bank}}</w:t>
             </w:r>
-            <w:proofErr w:type="gramStart"/>
-            <w:r>
-              <w:rPr>
-                <w:rFonts w:ascii="Cambria" w:eastAsia="Cambria" w:hAnsi="Cambria" w:cs="Cambria"/>
-                <w:spacing w:val="-5"/>
-                <w:sz w:val="20"/>
-                <w:szCs w:val="20"/>
-              </w:rPr>
-              <w:t>company.bank</w:t>
-            </w:r>
-            <w:proofErr w:type="gramEnd"/>
-            <w:r>
-              <w:rPr>
-                <w:rFonts w:ascii="Cambria" w:eastAsia="Cambria" w:hAnsi="Cambria" w:cs="Cambria"/>
-                <w:spacing w:val="-5"/>
-                <w:sz w:val="20"/>
-                <w:szCs w:val="20"/>
-              </w:rPr>
-              <w:t>}}</w:t>
-            </w:r>
-            <w:bookmarkEnd w:id="32"/>
+            <w:bookmarkEnd w:id="33"/>
           </w:p>
         </w:tc>
       </w:tr>
@@ -6241,7 +6136,7 @@
                 <w:szCs w:val="20"/>
               </w:rPr>
             </w:pPr>
-            <w:bookmarkStart w:id="33" w:name="NNF_13_4544_355_19_0_B"/>
+            <w:bookmarkStart w:id="34" w:name="NNF_13_4544_355_19_0_B"/>
             <w:r>
               <w:rPr>
                 <w:rFonts w:ascii="Cambria" w:eastAsia="Cambria" w:hAnsi="Cambria" w:cs="Cambria"/>
@@ -6249,29 +6144,9 @@
                 <w:sz w:val="20"/>
                 <w:szCs w:val="20"/>
               </w:rPr>
-              <w:t>{{</w:t>
+              <w:t>{{company.account_number}}</w:t>
             </w:r>
-            <w:proofErr w:type="gramStart"/>
-            <w:r>
-              <w:rPr>
-                <w:rFonts w:ascii="Cambria" w:eastAsia="Cambria" w:hAnsi="Cambria" w:cs="Cambria"/>
-                <w:spacing w:val="-5"/>
-                <w:sz w:val="20"/>
-                <w:szCs w:val="20"/>
-              </w:rPr>
-              <w:t>company.account</w:t>
-            </w:r>
-            <w:proofErr w:type="gramEnd"/>
-            <w:r>
-              <w:rPr>
-                <w:rFonts w:ascii="Cambria" w:eastAsia="Cambria" w:hAnsi="Cambria" w:cs="Cambria"/>
-                <w:spacing w:val="-5"/>
-                <w:sz w:val="20"/>
-                <w:szCs w:val="20"/>
-              </w:rPr>
-              <w:t>_number}}</w:t>
-            </w:r>
-            <w:bookmarkEnd w:id="33"/>
+            <w:bookmarkEnd w:id="34"/>
           </w:p>
         </w:tc>
       </w:tr>
@@ -6467,7 +6342,7 @@
                           </pic:cNvPicPr>
                         </pic:nvPicPr>
                         <pic:blipFill>
-                          <a:blip r:embed="rId10" cstate="print">
+                          <a:blip r:embed="rId13" cstate="print">
                             <a:extLst>
                               <a:ext uri="{28A0092B-C50C-407E-A947-70E740481C1C}">
                                 <a14:useLocalDpi xmlns:a14="http://schemas.microsoft.com/office/drawing/2010/main" val="0"/>
@@ -6525,7 +6400,7 @@
                           </pic:cNvPicPr>
                         </pic:nvPicPr>
                         <pic:blipFill>
-                          <a:blip r:embed="rId11" cstate="print">
+                          <a:blip r:embed="rId14" cstate="print">
                             <a:extLst>
                               <a:ext uri="{28A0092B-C50C-407E-A947-70E740481C1C}">
                                 <a14:useLocalDpi xmlns:a14="http://schemas.microsoft.com/office/drawing/2010/main" val="0"/>
@@ -6670,7 +6545,7 @@
                 <w:szCs w:val="20"/>
               </w:rPr>
             </w:pPr>
-            <w:bookmarkStart w:id="34" w:name="NNF_36_4535_4320_20_1_D"/>
+            <w:bookmarkStart w:id="35" w:name="NNF_36_4535_4320_20_1_D"/>
             <w:r>
               <w:rPr>
                 <w:rFonts w:ascii="Cambria" w:eastAsia="Cambria" w:hAnsi="Cambria" w:cs="Cambria"/>
@@ -6736,7 +6611,7 @@
               </w:rPr>
               <w:t>)</w:t>
             </w:r>
-            <w:bookmarkEnd w:id="34"/>
+            <w:bookmarkEnd w:id="35"/>
           </w:p>
         </w:tc>
       </w:tr>
@@ -6764,7 +6639,7 @@
                 <w:lang w:eastAsia="zh-CN"/>
               </w:rPr>
             </w:pPr>
-            <w:bookmarkStart w:id="35" w:name="NNF_14_4698_235_19_0_B"/>
+            <w:bookmarkStart w:id="36" w:name="NNF_14_4698_235_19_0_B"/>
             <w:r>
               <w:rPr>
                 <w:rFonts w:ascii="Cambria" w:eastAsia="Cambria" w:hAnsi="Cambria" w:cs="Cambria"/>
@@ -6774,7 +6649,7 @@
               </w:rPr>
               <w:t>Name: {{tenant_name}}</w:t>
             </w:r>
-            <w:bookmarkEnd w:id="35"/>
+            <w:bookmarkEnd w:id="36"/>
           </w:p>
         </w:tc>
         <w:tc>
@@ -6797,7 +6672,7 @@
                 <w:szCs w:val="20"/>
               </w:rPr>
             </w:pPr>
-            <w:bookmarkStart w:id="36" w:name="NNF_15_4737_235_19_0_B"/>
+            <w:bookmarkStart w:id="37" w:name="NNF_15_4737_235_19_0_B"/>
             <w:r>
               <w:rPr>
                 <w:rFonts w:ascii="Cambria" w:eastAsia="Cambria" w:hAnsi="Cambria" w:cs="Cambria"/>
@@ -6807,7 +6682,7 @@
               </w:rPr>
               <w:t>Name: {{company.name}}</w:t>
             </w:r>
-            <w:bookmarkEnd w:id="36"/>
+            <w:bookmarkEnd w:id="37"/>
           </w:p>
         </w:tc>
       </w:tr>
@@ -6835,7 +6710,7 @@
                 <w:lang w:eastAsia="zh-CN"/>
               </w:rPr>
             </w:pPr>
-            <w:bookmarkStart w:id="37" w:name="NNF_16_4698_235_19_0_B"/>
+            <w:bookmarkStart w:id="38" w:name="NNF_16_4698_235_19_0_B"/>
             <w:r>
               <w:rPr>
                 <w:rFonts w:ascii="Cambria" w:eastAsia="Cambria" w:hAnsi="Cambria" w:cs="Cambria"/>
@@ -6846,7 +6721,7 @@
               </w:rPr>
               <w:t>Passport No.: {{tenant_id}}</w:t>
             </w:r>
-            <w:bookmarkEnd w:id="37"/>
+            <w:bookmarkEnd w:id="38"/>
           </w:p>
         </w:tc>
         <w:tc>
@@ -6868,7 +6743,7 @@
                 <w:szCs w:val="20"/>
               </w:rPr>
             </w:pPr>
-            <w:bookmarkStart w:id="38" w:name="NNF_17_4737_235_19_0_B"/>
+            <w:bookmarkStart w:id="39" w:name="NNF_17_4737_235_19_0_B"/>
             <w:r>
               <w:rPr>
                 <w:rFonts w:ascii="Cambria" w:eastAsia="Cambria" w:hAnsi="Cambria" w:cs="Cambria"/>
@@ -6876,29 +6751,9 @@
                 <w:sz w:val="20"/>
                 <w:szCs w:val="20"/>
               </w:rPr>
-              <w:t>SSM No.: {{</w:t>
+              <w:t>SSM No.: {{company.registration}}</w:t>
             </w:r>
-            <w:proofErr w:type="gramStart"/>
-            <w:r>
-              <w:rPr>
-                <w:rFonts w:ascii="Cambria" w:eastAsia="Cambria" w:hAnsi="Cambria" w:cs="Cambria"/>
-                <w:b/>
-                <w:sz w:val="20"/>
-                <w:szCs w:val="20"/>
-              </w:rPr>
-              <w:t>company.registration</w:t>
-            </w:r>
-            <w:proofErr w:type="gramEnd"/>
-            <w:r>
-              <w:rPr>
-                <w:rFonts w:ascii="Cambria" w:eastAsia="Cambria" w:hAnsi="Cambria" w:cs="Cambria"/>
-                <w:b/>
-                <w:sz w:val="20"/>
-                <w:szCs w:val="20"/>
-              </w:rPr>
-              <w:t>}}</w:t>
-            </w:r>
-            <w:bookmarkEnd w:id="38"/>
+            <w:bookmarkEnd w:id="39"/>
           </w:p>
         </w:tc>
       </w:tr>
@@ -6925,7 +6780,7 @@
                 <w:szCs w:val="20"/>
               </w:rPr>
             </w:pPr>
-            <w:bookmarkStart w:id="39" w:name="NNF_18_4698_239_19_0_B"/>
+            <w:bookmarkStart w:id="40" w:name="NNF_18_4698_239_19_0_B"/>
             <w:r>
               <w:rPr>
                 <w:rFonts w:ascii="Cambria" w:eastAsia="Cambria" w:hAnsi="Cambria" w:cs="Cambria"/>
@@ -6936,7 +6791,7 @@
               </w:rPr>
               <w:t>Date: {{agreement_date}}</w:t>
             </w:r>
-            <w:bookmarkEnd w:id="39"/>
+            <w:bookmarkEnd w:id="40"/>
           </w:p>
         </w:tc>
         <w:tc>
@@ -6958,7 +6813,7 @@
                 <w:szCs w:val="20"/>
               </w:rPr>
             </w:pPr>
-            <w:bookmarkStart w:id="40" w:name="NNF_19_4737_239_19_0_B"/>
+            <w:bookmarkStart w:id="41" w:name="NNF_19_4737_239_19_0_B"/>
             <w:r>
               <w:rPr>
                 <w:rFonts w:ascii="Cambria" w:eastAsia="Cambria" w:hAnsi="Cambria" w:cs="Cambria"/>
@@ -6969,7 +6824,7 @@
               </w:rPr>
               <w:t>Date: {{agreement_date}}</w:t>
             </w:r>
-            <w:bookmarkEnd w:id="40"/>
+            <w:bookmarkEnd w:id="41"/>
           </w:p>
         </w:tc>
       </w:tr>
@@ -7549,7 +7404,6 @@
               </w:rPr>
               <w:t xml:space="preserve"> </w:t>
             </w:r>
-            <w:proofErr w:type="gramStart"/>
             <w:r>
               <w:rPr>
                 <w:rFonts w:ascii="Cambria" w:eastAsia="Cambria" w:hAnsi="Cambria" w:cs="Cambria"/>
@@ -7560,7 +7414,6 @@
               </w:rPr>
               <w:t>Tenant’s )</w:t>
             </w:r>
-            <w:proofErr w:type="gramEnd"/>
           </w:p>
         </w:tc>
         <w:tc>
@@ -7585,7 +7438,7 @@
                 <w:szCs w:val="20"/>
               </w:rPr>
             </w:pPr>
-            <w:bookmarkStart w:id="41" w:name="NNF_37_4535_4320_20_1_D"/>
+            <w:bookmarkStart w:id="42" w:name="NNF_37_4535_4320_20_1_D"/>
             <w:r>
               <w:rPr>
                 <w:rFonts w:ascii="Cambria" w:eastAsia="Cambria" w:hAnsi="Cambria" w:cs="Cambria"/>
@@ -7651,7 +7504,7 @@
               </w:rPr>
               <w:t>)</w:t>
             </w:r>
-            <w:bookmarkEnd w:id="41"/>
+            <w:bookmarkEnd w:id="42"/>
           </w:p>
         </w:tc>
       </w:tr>
@@ -7679,7 +7532,7 @@
                 <w:szCs w:val="20"/>
               </w:rPr>
             </w:pPr>
-            <w:bookmarkStart w:id="42" w:name="NNF_20_4698_235_19_0_B"/>
+            <w:bookmarkStart w:id="43" w:name="NNF_20_4698_235_19_0_B"/>
             <w:r>
               <w:rPr>
                 <w:rFonts w:ascii="Cambria" w:eastAsia="Cambria" w:hAnsi="Cambria" w:cs="Cambria"/>
@@ -7689,7 +7542,7 @@
               </w:rPr>
               <w:t>Name: {{guardian_name}}</w:t>
             </w:r>
-            <w:bookmarkEnd w:id="42"/>
+            <w:bookmarkEnd w:id="43"/>
           </w:p>
         </w:tc>
         <w:tc>
@@ -7758,7 +7611,7 @@
                 <w:szCs w:val="20"/>
               </w:rPr>
             </w:pPr>
-            <w:bookmarkStart w:id="43" w:name="NNF_21_4698_235_19_0_B"/>
+            <w:bookmarkStart w:id="44" w:name="NNF_21_4698_235_19_0_B"/>
             <w:r>
               <w:rPr>
                 <w:rFonts w:ascii="Cambria" w:eastAsia="Cambria" w:hAnsi="Cambria" w:cs="Cambria"/>
@@ -7769,7 +7622,7 @@
               </w:rPr>
               <w:t>IC: {{guardian_id}}</w:t>
             </w:r>
-            <w:bookmarkEnd w:id="43"/>
+            <w:bookmarkEnd w:id="44"/>
           </w:p>
         </w:tc>
         <w:tc>
@@ -7828,7 +7681,7 @@
                 <w:szCs w:val="20"/>
               </w:rPr>
             </w:pPr>
-            <w:bookmarkStart w:id="44" w:name="NNF_22_4698_239_19_0_B"/>
+            <w:bookmarkStart w:id="45" w:name="NNF_22_4698_239_19_0_B"/>
             <w:r>
               <w:rPr>
                 <w:rFonts w:ascii="Cambria" w:eastAsia="Cambria" w:hAnsi="Cambria" w:cs="Cambria"/>
@@ -7839,7 +7692,7 @@
               </w:rPr>
               <w:t>Date: {{guardian_date}}</w:t>
             </w:r>
-            <w:bookmarkEnd w:id="44"/>
+            <w:bookmarkEnd w:id="45"/>
           </w:p>
         </w:tc>
         <w:tc>
@@ -7909,7 +7762,7 @@
           <w:szCs w:val="20"/>
         </w:rPr>
       </w:pPr>
-      <w:bookmarkStart w:id="45" w:name="NNF_23_9270_1370_19_0_B"/>
+      <w:bookmarkStart w:id="46" w:name="NNF_23_9270_1370_19_0_B"/>
       <w:r>
         <w:rPr>
           <w:rFonts w:ascii="Cambria" w:eastAsia="Cambria" w:hAnsi="Cambria" w:cs="Cambria"/>
@@ -7970,11 +7823,11 @@
         </w:rPr>
         <w:t>required under the PERSONAL DATA PROTECTION ACT 2010 to {{company.name}}.</w:t>
       </w:r>
-      <w:bookmarkEnd w:id="45"/>
+      <w:bookmarkEnd w:id="46"/>
     </w:p>
     <w:sectPr>
-      <w:headerReference w:type="first" r:id="rId12"/>
-      <w:footerReference w:type="first" r:id="rId13"/>
+      <w:headerReference w:type="first" r:id="rId15"/>
+      <w:footerReference w:type="first" r:id="rId16"/>
       <w:pgSz w:w="11906" w:h="16838" w:code="9"/>
       <w:pgMar w:top="1152" w:right="1080" w:bottom="1440" w:left="1080" w:header="864" w:footer="720" w:gutter="0"/>
       <w:cols w:space="720"/>
@@ -8011,6 +7864,16 @@
 </file>
 
 <file path=word/footer1.xml><?xml version="1.0" encoding="utf-8"?>
+<w:ftr xmlns:wpc="http://schemas.microsoft.com/office/word/2010/wordprocessingCanvas" xmlns:cx="http://schemas.microsoft.com/office/drawing/2014/chartex" xmlns:cx1="http://schemas.microsoft.com/office/drawing/2015/9/8/chartex" xmlns:cx2="http://schemas.microsoft.com/office/drawing/2015/10/21/chartex" xmlns:cx3="http://schemas.microsoft.com/office/drawing/2016/5/9/chartex" xmlns:cx4="http://schemas.microsoft.com/office/drawing/2016/5/10/chartex" xmlns:cx5="http://schemas.microsoft.com/office/drawing/2016/5/11/chartex" xmlns:cx6="http://schemas.microsoft.com/office/drawing/2016/5/12/chartex" xmlns:cx7="http://schemas.microsoft.com/office/drawing/2016/5/13/chartex" xmlns:cx8="http://schemas.microsoft.com/office/drawing/2016/5/14/chartex" xmlns:mc="http://schemas.openxmlformats.org/markup-compatibility/2006" xmlns:aink="http://schemas.microsoft.com/office/drawing/2016/ink" xmlns:am3d="http://schemas.microsoft.com/office/drawing/2017/model3d" xmlns:o="urn:schemas-microsoft-com:office:office" xmlns:oel="http://schemas.microsoft.com/office/2019/extlst" xmlns:r="http://schemas.openxmlformats.org/officeDocument/2006/relationships" xmlns:m="http://schemas.openxmlformats.org/officeDocument/2006/math" xmlns:v="urn:schemas-microsoft-com:vml" xmlns:wp14="http://schemas.microsoft.com/office/word/2010/wordprocessingDrawing" xmlns:wp="http://schemas.openxmlformats.org/drawingml/2006/wordprocessingDrawing" xmlns:w10="urn:schemas-microsoft-com:office:word" xmlns:w="http://schemas.openxmlformats.org/wordprocessingml/2006/main" xmlns:w14="http://schemas.microsoft.com/office/word/2010/wordml" xmlns:w15="http://schemas.microsoft.com/office/word/2012/wordml" xmlns:w16cex="http://schemas.microsoft.com/office/word/2018/wordml/cex" xmlns:w16cid="http://schemas.microsoft.com/office/word/2016/wordml/cid" xmlns:w16="http://schemas.microsoft.com/office/word/2018/wordml" xmlns:w16du="http://schemas.microsoft.com/office/word/2023/wordml/word16du" xmlns:w16sdtdh="http://schemas.microsoft.com/office/word/2020/wordml/sdtdatahash" xmlns:w16sdtfl="http://schemas.microsoft.com/office/word/2024/wordml/sdtformatlock" xmlns:w16se="http://schemas.microsoft.com/office/word/2015/wordml/symex" xmlns:wpg="http://schemas.microsoft.com/office/word/2010/wordprocessingGroup" xmlns:wpi="http://schemas.microsoft.com/office/word/2010/wordprocessingInk" xmlns:wne="http://schemas.microsoft.com/office/word/2006/wordml" xmlns:wps="http://schemas.microsoft.com/office/word/2010/wordprocessingShape" mc:Ignorable="w14 w15 w16se w16cid w16 w16cex w16sdtdh w16sdtfl w16du wp14">
+  <w:p>
+    <w:pPr>
+      <w:pStyle w:val="Footer"/>
+    </w:pPr>
+  </w:p>
+</w:ftr>
+</file>
+
+<file path=word/footer2.xml><?xml version="1.0" encoding="utf-8"?>
 <w:ftr xmlns:wpc="http://schemas.microsoft.com/office/word/2010/wordprocessingCanvas" xmlns:cx="http://schemas.microsoft.com/office/drawing/2014/chartex" xmlns:cx1="http://schemas.microsoft.com/office/drawing/2015/9/8/chartex" xmlns:cx2="http://schemas.microsoft.com/office/drawing/2015/10/21/chartex" xmlns:cx3="http://schemas.microsoft.com/office/drawing/2016/5/9/chartex" xmlns:cx4="http://schemas.microsoft.com/office/drawing/2016/5/10/chartex" xmlns:cx5="http://schemas.microsoft.com/office/drawing/2016/5/11/chartex" xmlns:cx6="http://schemas.microsoft.com/office/drawing/2016/5/12/chartex" xmlns:cx7="http://schemas.microsoft.com/office/drawing/2016/5/13/chartex" xmlns:cx8="http://schemas.microsoft.com/office/drawing/2016/5/14/chartex" xmlns:mc="http://schemas.openxmlformats.org/markup-compatibility/2006" xmlns:aink="http://schemas.microsoft.com/office/drawing/2016/ink" xmlns:am3d="http://schemas.microsoft.com/office/drawing/2017/model3d" xmlns:o="urn:schemas-microsoft-com:office:office" xmlns:oel="http://schemas.microsoft.com/office/2019/extlst" xmlns:r="http://schemas.openxmlformats.org/officeDocument/2006/relationships" xmlns:m="http://schemas.openxmlformats.org/officeDocument/2006/math" xmlns:v="urn:schemas-microsoft-com:vml" xmlns:wp14="http://schemas.microsoft.com/office/word/2010/wordprocessingDrawing" xmlns:wp="http://schemas.openxmlformats.org/drawingml/2006/wordprocessingDrawing" xmlns:w10="urn:schemas-microsoft-com:office:word" xmlns:w="http://schemas.openxmlformats.org/wordprocessingml/2006/main" xmlns:w14="http://schemas.microsoft.com/office/word/2010/wordml" xmlns:w15="http://schemas.microsoft.com/office/word/2012/wordml" xmlns:w16cex="http://schemas.microsoft.com/office/word/2018/wordml/cex" xmlns:w16cid="http://schemas.microsoft.com/office/word/2016/wordml/cid" xmlns:w16="http://schemas.microsoft.com/office/word/2018/wordml" xmlns:w16du="http://schemas.microsoft.com/office/word/2023/wordml/word16du" xmlns:w16sdtdh="http://schemas.microsoft.com/office/word/2020/wordml/sdtdatahash" xmlns:w16sdtfl="http://schemas.microsoft.com/office/word/2024/wordml/sdtformatlock" xmlns:w16se="http://schemas.microsoft.com/office/word/2015/wordml/symex" xmlns:wpg="http://schemas.microsoft.com/office/word/2010/wordprocessingGroup" xmlns:wpi="http://schemas.microsoft.com/office/word/2010/wordprocessingInk" xmlns:wne="http://schemas.microsoft.com/office/word/2006/wordml" xmlns:wps="http://schemas.microsoft.com/office/word/2010/wordprocessingShape" mc:Ignorable="w14 w15 w16se w16cid w16 w16cex w16sdtdh w16sdtfl w16du wp14">
   <w:p>
     <w:pPr>
@@ -8081,7 +7944,7 @@
 </w:ftr>
 </file>
 
-<file path=word/footer2.xml><?xml version="1.0" encoding="utf-8"?>
+<file path=word/footer3.xml><?xml version="1.0" encoding="utf-8"?>
 <w:ftr xmlns:wpc="http://schemas.microsoft.com/office/word/2010/wordprocessingCanvas" xmlns:cx="http://schemas.microsoft.com/office/drawing/2014/chartex" xmlns:cx1="http://schemas.microsoft.com/office/drawing/2015/9/8/chartex" xmlns:cx2="http://schemas.microsoft.com/office/drawing/2015/10/21/chartex" xmlns:cx3="http://schemas.microsoft.com/office/drawing/2016/5/9/chartex" xmlns:cx4="http://schemas.microsoft.com/office/drawing/2016/5/10/chartex" xmlns:cx5="http://schemas.microsoft.com/office/drawing/2016/5/11/chartex" xmlns:cx6="http://schemas.microsoft.com/office/drawing/2016/5/12/chartex" xmlns:cx7="http://schemas.microsoft.com/office/drawing/2016/5/13/chartex" xmlns:cx8="http://schemas.microsoft.com/office/drawing/2016/5/14/chartex" xmlns:mc="http://schemas.openxmlformats.org/markup-compatibility/2006" xmlns:aink="http://schemas.microsoft.com/office/drawing/2016/ink" xmlns:am3d="http://schemas.microsoft.com/office/drawing/2017/model3d" xmlns:o="urn:schemas-microsoft-com:office:office" xmlns:oel="http://schemas.microsoft.com/office/2019/extlst" xmlns:r="http://schemas.openxmlformats.org/officeDocument/2006/relationships" xmlns:m="http://schemas.openxmlformats.org/officeDocument/2006/math" xmlns:v="urn:schemas-microsoft-com:vml" xmlns:wp14="http://schemas.microsoft.com/office/word/2010/wordprocessingDrawing" xmlns:wp="http://schemas.openxmlformats.org/drawingml/2006/wordprocessingDrawing" xmlns:w10="urn:schemas-microsoft-com:office:word" xmlns:w="http://schemas.openxmlformats.org/wordprocessingml/2006/main" xmlns:w14="http://schemas.microsoft.com/office/word/2010/wordml" xmlns:w15="http://schemas.microsoft.com/office/word/2012/wordml" xmlns:w16cex="http://schemas.microsoft.com/office/word/2018/wordml/cex" xmlns:w16cid="http://schemas.microsoft.com/office/word/2016/wordml/cid" xmlns:w16="http://schemas.microsoft.com/office/word/2018/wordml" xmlns:w16du="http://schemas.microsoft.com/office/word/2023/wordml/word16du" xmlns:w16sdtdh="http://schemas.microsoft.com/office/word/2020/wordml/sdtdatahash" xmlns:w16sdtfl="http://schemas.microsoft.com/office/word/2024/wordml/sdtformatlock" xmlns:w16se="http://schemas.microsoft.com/office/word/2015/wordml/symex" xmlns:wpg="http://schemas.microsoft.com/office/word/2010/wordprocessingGroup" xmlns:wpi="http://schemas.microsoft.com/office/word/2010/wordprocessingInk" xmlns:wne="http://schemas.microsoft.com/office/word/2006/wordml" xmlns:wps="http://schemas.microsoft.com/office/word/2010/wordprocessingShape" mc:Ignorable="w14 w15 w16se w16cid w16 w16cex w16sdtdh w16sdtfl w16du wp14">
   <w:p>
     <w:pPr>
@@ -8152,7 +8015,7 @@
 </w:ftr>
 </file>
 
-<file path=word/footer3.xml><?xml version="1.0" encoding="utf-8"?>
+<file path=word/footer4.xml><?xml version="1.0" encoding="utf-8"?>
 <w:ftr xmlns:wpc="http://schemas.microsoft.com/office/word/2010/wordprocessingCanvas" xmlns:cx="http://schemas.microsoft.com/office/drawing/2014/chartex" xmlns:cx1="http://schemas.microsoft.com/office/drawing/2015/9/8/chartex" xmlns:cx2="http://schemas.microsoft.com/office/drawing/2015/10/21/chartex" xmlns:cx3="http://schemas.microsoft.com/office/drawing/2016/5/9/chartex" xmlns:cx4="http://schemas.microsoft.com/office/drawing/2016/5/10/chartex" xmlns:cx5="http://schemas.microsoft.com/office/drawing/2016/5/11/chartex" xmlns:cx6="http://schemas.microsoft.com/office/drawing/2016/5/12/chartex" xmlns:cx7="http://schemas.microsoft.com/office/drawing/2016/5/13/chartex" xmlns:cx8="http://schemas.microsoft.com/office/drawing/2016/5/14/chartex" xmlns:mc="http://schemas.openxmlformats.org/markup-compatibility/2006" xmlns:aink="http://schemas.microsoft.com/office/drawing/2016/ink" xmlns:am3d="http://schemas.microsoft.com/office/drawing/2017/model3d" xmlns:o="urn:schemas-microsoft-com:office:office" xmlns:oel="http://schemas.microsoft.com/office/2019/extlst" xmlns:r="http://schemas.openxmlformats.org/officeDocument/2006/relationships" xmlns:m="http://schemas.openxmlformats.org/officeDocument/2006/math" xmlns:v="urn:schemas-microsoft-com:vml" xmlns:wp14="http://schemas.microsoft.com/office/word/2010/wordprocessingDrawing" xmlns:wp="http://schemas.openxmlformats.org/drawingml/2006/wordprocessingDrawing" xmlns:w10="urn:schemas-microsoft-com:office:word" xmlns:w="http://schemas.openxmlformats.org/wordprocessingml/2006/main" xmlns:w14="http://schemas.microsoft.com/office/word/2010/wordml" xmlns:w15="http://schemas.microsoft.com/office/word/2012/wordml" xmlns:w16cex="http://schemas.microsoft.com/office/word/2018/wordml/cex" xmlns:w16cid="http://schemas.microsoft.com/office/word/2016/wordml/cid" xmlns:w16="http://schemas.microsoft.com/office/word/2018/wordml" xmlns:w16du="http://schemas.microsoft.com/office/word/2023/wordml/word16du" xmlns:w16sdtdh="http://schemas.microsoft.com/office/word/2020/wordml/sdtdatahash" xmlns:w16sdtfl="http://schemas.microsoft.com/office/word/2024/wordml/sdtformatlock" xmlns:w16se="http://schemas.microsoft.com/office/word/2015/wordml/symex" xmlns:wpg="http://schemas.microsoft.com/office/word/2010/wordprocessingGroup" xmlns:wpi="http://schemas.microsoft.com/office/word/2010/wordprocessingInk" xmlns:wne="http://schemas.microsoft.com/office/word/2006/wordml" xmlns:wps="http://schemas.microsoft.com/office/word/2010/wordprocessingShape" mc:Ignorable="w14 w15 w16se w16cid w16 w16cex w16sdtdh w16sdtfl w16du wp14">
   <w:p>
     <w:pPr>
@@ -8189,6 +8052,26 @@
 
 <file path=word/header1.xml><?xml version="1.0" encoding="utf-8"?>
 <w:hdr xmlns:wpc="http://schemas.microsoft.com/office/word/2010/wordprocessingCanvas" xmlns:cx="http://schemas.microsoft.com/office/drawing/2014/chartex" xmlns:cx1="http://schemas.microsoft.com/office/drawing/2015/9/8/chartex" xmlns:cx2="http://schemas.microsoft.com/office/drawing/2015/10/21/chartex" xmlns:cx3="http://schemas.microsoft.com/office/drawing/2016/5/9/chartex" xmlns:cx4="http://schemas.microsoft.com/office/drawing/2016/5/10/chartex" xmlns:cx5="http://schemas.microsoft.com/office/drawing/2016/5/11/chartex" xmlns:cx6="http://schemas.microsoft.com/office/drawing/2016/5/12/chartex" xmlns:cx7="http://schemas.microsoft.com/office/drawing/2016/5/13/chartex" xmlns:cx8="http://schemas.microsoft.com/office/drawing/2016/5/14/chartex" xmlns:mc="http://schemas.openxmlformats.org/markup-compatibility/2006" xmlns:aink="http://schemas.microsoft.com/office/drawing/2016/ink" xmlns:am3d="http://schemas.microsoft.com/office/drawing/2017/model3d" xmlns:o="urn:schemas-microsoft-com:office:office" xmlns:oel="http://schemas.microsoft.com/office/2019/extlst" xmlns:r="http://schemas.openxmlformats.org/officeDocument/2006/relationships" xmlns:m="http://schemas.openxmlformats.org/officeDocument/2006/math" xmlns:v="urn:schemas-microsoft-com:vml" xmlns:wp14="http://schemas.microsoft.com/office/word/2010/wordprocessingDrawing" xmlns:wp="http://schemas.openxmlformats.org/drawingml/2006/wordprocessingDrawing" xmlns:w10="urn:schemas-microsoft-com:office:word" xmlns:w="http://schemas.openxmlformats.org/wordprocessingml/2006/main" xmlns:w14="http://schemas.microsoft.com/office/word/2010/wordml" xmlns:w15="http://schemas.microsoft.com/office/word/2012/wordml" xmlns:w16cex="http://schemas.microsoft.com/office/word/2018/wordml/cex" xmlns:w16cid="http://schemas.microsoft.com/office/word/2016/wordml/cid" xmlns:w16="http://schemas.microsoft.com/office/word/2018/wordml" xmlns:w16du="http://schemas.microsoft.com/office/word/2023/wordml/word16du" xmlns:w16sdtdh="http://schemas.microsoft.com/office/word/2020/wordml/sdtdatahash" xmlns:w16sdtfl="http://schemas.microsoft.com/office/word/2024/wordml/sdtformatlock" xmlns:w16se="http://schemas.microsoft.com/office/word/2015/wordml/symex" xmlns:wpg="http://schemas.microsoft.com/office/word/2010/wordprocessingGroup" xmlns:wpi="http://schemas.microsoft.com/office/word/2010/wordprocessingInk" xmlns:wne="http://schemas.microsoft.com/office/word/2006/wordml" xmlns:wps="http://schemas.microsoft.com/office/word/2010/wordprocessingShape" mc:Ignorable="w14 w15 w16se w16cid w16 w16cex w16sdtdh w16sdtfl w16du wp14">
+  <w:p>
+    <w:pPr>
+      <w:pStyle w:val="Header"/>
+    </w:pPr>
+  </w:p>
+</w:hdr>
+</file>
+
+<file path=word/header2.xml><?xml version="1.0" encoding="utf-8"?>
+<w:hdr xmlns:wpc="http://schemas.microsoft.com/office/word/2010/wordprocessingCanvas" xmlns:cx="http://schemas.microsoft.com/office/drawing/2014/chartex" xmlns:cx1="http://schemas.microsoft.com/office/drawing/2015/9/8/chartex" xmlns:cx2="http://schemas.microsoft.com/office/drawing/2015/10/21/chartex" xmlns:cx3="http://schemas.microsoft.com/office/drawing/2016/5/9/chartex" xmlns:cx4="http://schemas.microsoft.com/office/drawing/2016/5/10/chartex" xmlns:cx5="http://schemas.microsoft.com/office/drawing/2016/5/11/chartex" xmlns:cx6="http://schemas.microsoft.com/office/drawing/2016/5/12/chartex" xmlns:cx7="http://schemas.microsoft.com/office/drawing/2016/5/13/chartex" xmlns:cx8="http://schemas.microsoft.com/office/drawing/2016/5/14/chartex" xmlns:mc="http://schemas.openxmlformats.org/markup-compatibility/2006" xmlns:aink="http://schemas.microsoft.com/office/drawing/2016/ink" xmlns:am3d="http://schemas.microsoft.com/office/drawing/2017/model3d" xmlns:o="urn:schemas-microsoft-com:office:office" xmlns:oel="http://schemas.microsoft.com/office/2019/extlst" xmlns:r="http://schemas.openxmlformats.org/officeDocument/2006/relationships" xmlns:m="http://schemas.openxmlformats.org/officeDocument/2006/math" xmlns:v="urn:schemas-microsoft-com:vml" xmlns:wp14="http://schemas.microsoft.com/office/word/2010/wordprocessingDrawing" xmlns:wp="http://schemas.openxmlformats.org/drawingml/2006/wordprocessingDrawing" xmlns:w10="urn:schemas-microsoft-com:office:word" xmlns:w="http://schemas.openxmlformats.org/wordprocessingml/2006/main" xmlns:w14="http://schemas.microsoft.com/office/word/2010/wordml" xmlns:w15="http://schemas.microsoft.com/office/word/2012/wordml" xmlns:w16cex="http://schemas.microsoft.com/office/word/2018/wordml/cex" xmlns:w16cid="http://schemas.microsoft.com/office/word/2016/wordml/cid" xmlns:w16="http://schemas.microsoft.com/office/word/2018/wordml" xmlns:w16du="http://schemas.microsoft.com/office/word/2023/wordml/word16du" xmlns:w16sdtdh="http://schemas.microsoft.com/office/word/2020/wordml/sdtdatahash" xmlns:w16sdtfl="http://schemas.microsoft.com/office/word/2024/wordml/sdtformatlock" xmlns:w16se="http://schemas.microsoft.com/office/word/2015/wordml/symex" xmlns:wpg="http://schemas.microsoft.com/office/word/2010/wordprocessingGroup" xmlns:wpi="http://schemas.microsoft.com/office/word/2010/wordprocessingInk" xmlns:wne="http://schemas.microsoft.com/office/word/2006/wordml" xmlns:wps="http://schemas.microsoft.com/office/word/2010/wordprocessingShape" mc:Ignorable="w14 w15 w16se w16cid w16 w16cex w16sdtdh w16sdtfl w16du wp14">
+  <w:p>
+    <w:pPr>
+      <w:pStyle w:val="Header"/>
+    </w:pPr>
+  </w:p>
+</w:hdr>
+</file>
+
+<file path=word/header3.xml><?xml version="1.0" encoding="utf-8"?>
+<w:hdr xmlns:wpc="http://schemas.microsoft.com/office/word/2010/wordprocessingCanvas" xmlns:cx="http://schemas.microsoft.com/office/drawing/2014/chartex" xmlns:cx1="http://schemas.microsoft.com/office/drawing/2015/9/8/chartex" xmlns:cx2="http://schemas.microsoft.com/office/drawing/2015/10/21/chartex" xmlns:cx3="http://schemas.microsoft.com/office/drawing/2016/5/9/chartex" xmlns:cx4="http://schemas.microsoft.com/office/drawing/2016/5/10/chartex" xmlns:cx5="http://schemas.microsoft.com/office/drawing/2016/5/11/chartex" xmlns:cx6="http://schemas.microsoft.com/office/drawing/2016/5/12/chartex" xmlns:cx7="http://schemas.microsoft.com/office/drawing/2016/5/13/chartex" xmlns:cx8="http://schemas.microsoft.com/office/drawing/2016/5/14/chartex" xmlns:mc="http://schemas.openxmlformats.org/markup-compatibility/2006" xmlns:aink="http://schemas.microsoft.com/office/drawing/2016/ink" xmlns:am3d="http://schemas.microsoft.com/office/drawing/2017/model3d" xmlns:o="urn:schemas-microsoft-com:office:office" xmlns:oel="http://schemas.microsoft.com/office/2019/extlst" xmlns:r="http://schemas.openxmlformats.org/officeDocument/2006/relationships" xmlns:m="http://schemas.openxmlformats.org/officeDocument/2006/math" xmlns:v="urn:schemas-microsoft-com:vml" xmlns:wp14="http://schemas.microsoft.com/office/word/2010/wordprocessingDrawing" xmlns:wp="http://schemas.openxmlformats.org/drawingml/2006/wordprocessingDrawing" xmlns:w10="urn:schemas-microsoft-com:office:word" xmlns:w="http://schemas.openxmlformats.org/wordprocessingml/2006/main" xmlns:w14="http://schemas.microsoft.com/office/word/2010/wordml" xmlns:w15="http://schemas.microsoft.com/office/word/2012/wordml" xmlns:w16cex="http://schemas.microsoft.com/office/word/2018/wordml/cex" xmlns:w16cid="http://schemas.microsoft.com/office/word/2016/wordml/cid" xmlns:w16="http://schemas.microsoft.com/office/word/2018/wordml" xmlns:w16du="http://schemas.microsoft.com/office/word/2023/wordml/word16du" xmlns:w16sdtdh="http://schemas.microsoft.com/office/word/2020/wordml/sdtdatahash" xmlns:w16sdtfl="http://schemas.microsoft.com/office/word/2024/wordml/sdtformatlock" xmlns:w16se="http://schemas.microsoft.com/office/word/2015/wordml/symex" xmlns:wpg="http://schemas.microsoft.com/office/word/2010/wordprocessingGroup" xmlns:wpi="http://schemas.microsoft.com/office/word/2010/wordprocessingInk" xmlns:wne="http://schemas.microsoft.com/office/word/2006/wordml" xmlns:wps="http://schemas.microsoft.com/office/word/2010/wordprocessingShape" mc:Ignorable="w14 w15 w16se w16cid w16 w16cex w16sdtdh w16sdtfl w16du wp14">
   <w:tbl>
     <w:tblPr>
       <w:tblStyle w:val="TableGrid1"/>
@@ -8197,8 +8080,8 @@
       <w:tblLook w:val="04A0" w:firstRow="1" w:lastRow="0" w:firstColumn="1" w:lastColumn="0" w:noHBand="0" w:noVBand="1"/>
     </w:tblPr>
     <w:tblGrid>
-      <w:gridCol w:w="4968"/>
-      <w:gridCol w:w="4968"/>
+      <w:gridCol w:w="4338"/>
+      <w:gridCol w:w="5598"/>
     </w:tblGrid>
     <w:tr>
       <w:trPr>
@@ -8206,7 +8089,7 @@
       </w:trPr>
       <w:tc>
         <w:tcPr>
-          <w:tcW w:w="4968" w:type="dxa"/>
+          <w:tcW w:w="4338" w:type="dxa"/>
           <w:tcBorders>
             <w:top w:val="nil"/>
             <w:left w:val="nil"/>
@@ -8283,7 +8166,7 @@
       </w:tc>
       <w:tc>
         <w:tcPr>
-          <w:tcW w:w="4968" w:type="dxa"/>
+          <w:tcW w:w="5598" w:type="dxa"/>
           <w:tcBorders>
             <w:top w:val="nil"/>
             <w:left w:val="nil"/>
@@ -8302,8 +8185,8 @@
               <w14:ligatures w14:val="none"/>
             </w:rPr>
           </w:pPr>
-          <w:bookmarkStart w:id="23" w:name="NNF_188_9720_272_22_1_S"/>
-          <w:bookmarkStart w:id="24" w:name="NestHeader_name"/>
+          <w:bookmarkStart w:id="24" w:name="NNF_188_9720_272_22_1_S"/>
+          <w:bookmarkStart w:id="25" w:name="NestHeader_name"/>
           <w:r>
             <w:rPr>
               <w:rFonts w:ascii="Arial" w:hAnsi="Arial" w:cs="SimSun"/>
@@ -8314,8 +8197,8 @@
             </w:rPr>
             <w:t>{{company.name}}</w:t>
           </w:r>
-          <w:bookmarkEnd w:id="23"/>
           <w:bookmarkEnd w:id="24"/>
+          <w:bookmarkEnd w:id="25"/>
         </w:p>
         <w:p>
           <w:pPr>
@@ -8327,8 +8210,8 @@
               <w14:ligatures w14:val="none"/>
             </w:rPr>
           </w:pPr>
-          <w:bookmarkStart w:id="25" w:name="NNF_189_9720_294_24_1_S"/>
-          <w:bookmarkStart w:id="26" w:name="NestHeader_registration"/>
+          <w:bookmarkStart w:id="26" w:name="NNF_189_9720_294_24_1_S"/>
+          <w:bookmarkStart w:id="27" w:name="NestHeader_registration"/>
           <w:r>
             <w:rPr>
               <w:rFonts w:ascii="Arial" w:hAnsi="Arial" w:cs="SimSun"/>
@@ -8337,32 +8220,10 @@
               <w:szCs w:val="14"/>
               <w14:ligatures w14:val="none"/>
             </w:rPr>
-            <w:t>{{</w:t>
+            <w:t>{{company.registration}}</w:t>
           </w:r>
-          <w:proofErr w:type="gramStart"/>
-          <w:r>
-            <w:rPr>
-              <w:rFonts w:ascii="Arial" w:hAnsi="Arial" w:cs="SimSun"/>
-              <w:b/>
-              <w:sz w:val="16"/>
-              <w:szCs w:val="14"/>
-              <w14:ligatures w14:val="none"/>
-            </w:rPr>
-            <w:t>company.registration</w:t>
-          </w:r>
-          <w:proofErr w:type="gramEnd"/>
-          <w:r>
-            <w:rPr>
-              <w:rFonts w:ascii="Arial" w:hAnsi="Arial" w:cs="SimSun"/>
-              <w:b/>
-              <w:sz w:val="16"/>
-              <w:szCs w:val="14"/>
-              <w14:ligatures w14:val="none"/>
-            </w:rPr>
-            <w:t>}}</w:t>
-          </w:r>
-          <w:bookmarkEnd w:id="25"/>
           <w:bookmarkEnd w:id="26"/>
+          <w:bookmarkEnd w:id="27"/>
         </w:p>
         <w:p>
           <w:pPr>
@@ -8374,8 +8235,8 @@
               <w14:ligatures w14:val="none"/>
             </w:rPr>
           </w:pPr>
-          <w:bookmarkStart w:id="27" w:name="NNF_190_9720_260_21_1_T"/>
-          <w:bookmarkStart w:id="28" w:name="NestHeader_address"/>
+          <w:bookmarkStart w:id="28" w:name="NNF_190_9720_260_21_1_T"/>
+          <w:bookmarkStart w:id="29" w:name="NestHeader_address"/>
           <w:r>
             <w:rPr>
               <w:rFonts w:ascii="Times New Roman" w:hAnsi="Times New Roman" w:cs="SimSun"/>
@@ -8384,32 +8245,10 @@
               <w:szCs w:val="16"/>
               <w14:ligatures w14:val="none"/>
             </w:rPr>
-            <w:t>{{</w:t>
+            <w:t>{{company.address}}</w:t>
           </w:r>
-          <w:proofErr w:type="gramStart"/>
-          <w:r>
-            <w:rPr>
-              <w:rFonts w:ascii="Times New Roman" w:hAnsi="Times New Roman" w:cs="SimSun"/>
-              <w:b/>
-              <w:sz w:val="16"/>
-              <w:szCs w:val="16"/>
-              <w14:ligatures w14:val="none"/>
-            </w:rPr>
-            <w:t>company.address</w:t>
-          </w:r>
-          <w:proofErr w:type="gramEnd"/>
-          <w:r>
-            <w:rPr>
-              <w:rFonts w:ascii="Times New Roman" w:hAnsi="Times New Roman" w:cs="SimSun"/>
-              <w:b/>
-              <w:sz w:val="16"/>
-              <w:szCs w:val="16"/>
-              <w14:ligatures w14:val="none"/>
-            </w:rPr>
-            <w:t>}}</w:t>
-          </w:r>
-          <w:bookmarkEnd w:id="27"/>
           <w:bookmarkEnd w:id="28"/>
+          <w:bookmarkEnd w:id="29"/>
         </w:p>
         <w:p>
           <w:pPr>
@@ -8421,8 +8260,8 @@
               <w14:ligatures w14:val="none"/>
             </w:rPr>
           </w:pPr>
-          <w:bookmarkStart w:id="29" w:name="NNF_191_9720_281_23_1_T"/>
-          <w:bookmarkStart w:id="30" w:name="NestHeader_phone"/>
+          <w:bookmarkStart w:id="30" w:name="NNF_191_9720_281_23_1_T"/>
+          <w:bookmarkStart w:id="31" w:name="NestHeader_phone"/>
           <w:r>
             <w:rPr>
               <w:rFonts w:ascii="Times New Roman" w:hAnsi="Times New Roman" w:cs="SimSun"/>
@@ -8431,32 +8270,10 @@
               <w:szCs w:val="14"/>
               <w14:ligatures w14:val="none"/>
             </w:rPr>
-            <w:t>TEL NO</w:t>
+            <w:t>TEL NO.: {{company.phone}}</w:t>
           </w:r>
-          <w:proofErr w:type="gramStart"/>
-          <w:r>
-            <w:rPr>
-              <w:rFonts w:ascii="Times New Roman" w:hAnsi="Times New Roman" w:cs="SimSun"/>
-              <w:b/>
-              <w:sz w:val="16"/>
-              <w:szCs w:val="14"/>
-              <w14:ligatures w14:val="none"/>
-            </w:rPr>
-            <w:t>.: {{company.phone</w:t>
-          </w:r>
-          <w:proofErr w:type="gramEnd"/>
-          <w:r>
-            <w:rPr>
-              <w:rFonts w:ascii="Times New Roman" w:hAnsi="Times New Roman" w:cs="SimSun"/>
-              <w:b/>
-              <w:sz w:val="16"/>
-              <w:szCs w:val="14"/>
-              <w14:ligatures w14:val="none"/>
-            </w:rPr>
-            <w:t>}}</w:t>
-          </w:r>
-          <w:bookmarkEnd w:id="29"/>
           <w:bookmarkEnd w:id="30"/>
+          <w:bookmarkEnd w:id="31"/>
         </w:p>
       </w:tc>
     </w:tr>
@@ -8483,7 +8300,7 @@
 </w:hdr>
 </file>
 
-<file path=word/header2.xml><?xml version="1.0" encoding="utf-8"?>
+<file path=word/header4.xml><?xml version="1.0" encoding="utf-8"?>
 <w:hdr xmlns:wpc="http://schemas.microsoft.com/office/word/2010/wordprocessingCanvas" xmlns:cx="http://schemas.microsoft.com/office/drawing/2014/chartex" xmlns:cx1="http://schemas.microsoft.com/office/drawing/2015/9/8/chartex" xmlns:cx2="http://schemas.microsoft.com/office/drawing/2015/10/21/chartex" xmlns:cx3="http://schemas.microsoft.com/office/drawing/2016/5/9/chartex" xmlns:cx4="http://schemas.microsoft.com/office/drawing/2016/5/10/chartex" xmlns:cx5="http://schemas.microsoft.com/office/drawing/2016/5/11/chartex" xmlns:cx6="http://schemas.microsoft.com/office/drawing/2016/5/12/chartex" xmlns:cx7="http://schemas.microsoft.com/office/drawing/2016/5/13/chartex" xmlns:cx8="http://schemas.microsoft.com/office/drawing/2016/5/14/chartex" xmlns:mc="http://schemas.openxmlformats.org/markup-compatibility/2006" xmlns:aink="http://schemas.microsoft.com/office/drawing/2016/ink" xmlns:am3d="http://schemas.microsoft.com/office/drawing/2017/model3d" xmlns:o="urn:schemas-microsoft-com:office:office" xmlns:oel="http://schemas.microsoft.com/office/2019/extlst" xmlns:r="http://schemas.openxmlformats.org/officeDocument/2006/relationships" xmlns:m="http://schemas.openxmlformats.org/officeDocument/2006/math" xmlns:v="urn:schemas-microsoft-com:vml" xmlns:wp14="http://schemas.microsoft.com/office/word/2010/wordprocessingDrawing" xmlns:wp="http://schemas.openxmlformats.org/drawingml/2006/wordprocessingDrawing" xmlns:w10="urn:schemas-microsoft-com:office:word" xmlns:w="http://schemas.openxmlformats.org/wordprocessingml/2006/main" xmlns:w14="http://schemas.microsoft.com/office/word/2010/wordml" xmlns:w15="http://schemas.microsoft.com/office/word/2012/wordml" xmlns:w16cex="http://schemas.microsoft.com/office/word/2018/wordml/cex" xmlns:w16cid="http://schemas.microsoft.com/office/word/2016/wordml/cid" xmlns:w16="http://schemas.microsoft.com/office/word/2018/wordml" xmlns:w16du="http://schemas.microsoft.com/office/word/2023/wordml/word16du" xmlns:w16sdtdh="http://schemas.microsoft.com/office/word/2020/wordml/sdtdatahash" xmlns:w16sdtfl="http://schemas.microsoft.com/office/word/2024/wordml/sdtformatlock" xmlns:w16se="http://schemas.microsoft.com/office/word/2015/wordml/symex" xmlns:wpg="http://schemas.microsoft.com/office/word/2010/wordprocessingGroup" xmlns:wpi="http://schemas.microsoft.com/office/word/2010/wordprocessingInk" xmlns:wne="http://schemas.microsoft.com/office/word/2006/wordml" xmlns:wps="http://schemas.microsoft.com/office/word/2010/wordprocessingShape" mc:Ignorable="w14 w15 w16se w16cid w16 w16cex w16sdtdh w16sdtfl w16du wp14">
   <w:p>
     <w:pPr>
